--- a/Planificacion/Words/G1_PLANIFICACIÓN_ SEGUIMIENTO_CALIDAD.docx
+++ b/Planificacion/Words/G1_PLANIFICACIÓN_ SEGUIMIENTO_CALIDAD.docx
@@ -985,7 +985,6 @@
               <w:pStyle w:val="TableParagraph"/>
               <w:ind w:right="1337"/>
             </w:pPr>
-            <w:proofErr w:type="gramStart"/>
             <w:r>
               <w:t>Documentación</w:t>
             </w:r>
@@ -996,11 +995,7 @@
               <w:t xml:space="preserve"> </w:t>
             </w:r>
             <w:r>
-              <w:t>esquemático</w:t>
-            </w:r>
-            <w:proofErr w:type="gramEnd"/>
-            <w:r>
-              <w:t>.</w:t>
+              <w:t>esquemático.</w:t>
             </w:r>
             <w:r>
               <w:rPr>
@@ -1295,7 +1290,6 @@
               <w:pStyle w:val="TableParagraph"/>
               <w:ind w:right="1337"/>
             </w:pPr>
-            <w:proofErr w:type="gramStart"/>
             <w:r>
               <w:t>Documentación</w:t>
             </w:r>
@@ -1306,11 +1300,7 @@
               <w:t xml:space="preserve"> </w:t>
             </w:r>
             <w:r>
-              <w:t>esquemático</w:t>
-            </w:r>
-            <w:proofErr w:type="gramEnd"/>
-            <w:r>
-              <w:t>.</w:t>
+              <w:t>esquemático.</w:t>
             </w:r>
             <w:r>
               <w:rPr>
@@ -5089,72 +5079,7 @@
     </w:p>
     <w:p>
       <w:pPr>
-        <w:ind w:left="47" w:right="135"/>
-        <w:jc w:val="center"/>
-        <w:rPr>
-          <w:spacing w:val="-10"/>
-          <w:sz w:val="18"/>
-        </w:rPr>
-      </w:pPr>
-    </w:p>
-    <w:p>
-      <w:pPr>
-        <w:ind w:left="47" w:right="135"/>
-        <w:jc w:val="both"/>
-      </w:pPr>
-      <w:r>
-        <w:t xml:space="preserve">A lo largo del fin de semana </w:t>
-      </w:r>
-      <w:r>
-        <w:rPr>
-          <w:highlight w:val="yellow"/>
-        </w:rPr>
-        <w:t>Clara</w:t>
-      </w:r>
-      <w:r>
-        <w:t xml:space="preserve"> terminó la PCB 0, además corrigió algunos </w:t>
-      </w:r>
-      <w:r>
-        <w:t xml:space="preserve">errores (), </w:t>
-      </w:r>
-      <w:r>
-        <w:rPr>
-          <w:highlight w:val="yellow"/>
-        </w:rPr>
-        <w:t xml:space="preserve">Mario </w:t>
-      </w:r>
-      <w:r>
-        <w:t xml:space="preserve">por su parte corrigió los errores con los </w:t>
-      </w:r>
-      <w:proofErr w:type="spellStart"/>
-      <w:r>
-        <w:t>Netlist</w:t>
-      </w:r>
-      <w:proofErr w:type="spellEnd"/>
-      <w:r>
-        <w:t xml:space="preserve"> de las </w:t>
-      </w:r>
-      <w:proofErr w:type="spellStart"/>
-      <w:r>
-        <w:t>PCBs</w:t>
-      </w:r>
-      <w:proofErr w:type="spellEnd"/>
-      <w:r>
-        <w:t xml:space="preserve"> () y </w:t>
-      </w:r>
-      <w:r>
-        <w:rPr>
-          <w:highlight w:val="yellow"/>
-        </w:rPr>
-        <w:t xml:space="preserve">Víctor </w:t>
-      </w:r>
-      <w:r>
-        <w:t xml:space="preserve">actualizó la planificación del diagrama de Gantt (). </w:t>
-      </w:r>
-    </w:p>
-    <w:p>
-      <w:pPr>
-        <w:ind w:left="47" w:right="135"/>
+        <w:ind w:right="135"/>
         <w:jc w:val="both"/>
       </w:pPr>
     </w:p>

--- a/Planificacion/Words/G1_PLANIFICACIÓN_ SEGUIMIENTO_CALIDAD.docx
+++ b/Planificacion/Words/G1_PLANIFICACIÓN_ SEGUIMIENTO_CALIDAD.docx
@@ -1139,7 +1139,7 @@
                 <w:spacing w:val="-5"/>
                 <w:sz w:val="18"/>
               </w:rPr>
-              <w:t>5.5</w:t>
+              <w:t>7</w:t>
             </w:r>
           </w:p>
         </w:tc>
@@ -1688,15 +1688,7 @@
               <w:t xml:space="preserve"> </w:t>
             </w:r>
             <w:r>
-              <w:t>(</w:t>
-            </w:r>
-            <w:proofErr w:type="spellStart"/>
-            <w:r>
-              <w:t>gerber</w:t>
-            </w:r>
-            <w:proofErr w:type="spellEnd"/>
-            <w:r>
-              <w:t>)</w:t>
+              <w:t>(gerber)</w:t>
             </w:r>
           </w:p>
         </w:tc>
@@ -1962,15 +1954,7 @@
               <w:t xml:space="preserve"> </w:t>
             </w:r>
             <w:r>
-              <w:t>(</w:t>
-            </w:r>
-            <w:proofErr w:type="spellStart"/>
-            <w:r>
-              <w:t>gerber</w:t>
-            </w:r>
-            <w:proofErr w:type="spellEnd"/>
-            <w:r>
-              <w:t>)</w:t>
+              <w:t>(gerber)</w:t>
             </w:r>
           </w:p>
         </w:tc>
@@ -2462,23 +2446,7 @@
                 <w:rFonts w:ascii="Arial" w:hAnsi="Arial"/>
                 <w:b/>
               </w:rPr>
-              <w:t>(</w:t>
-            </w:r>
-            <w:proofErr w:type="spellStart"/>
-            <w:r>
-              <w:rPr>
-                <w:rFonts w:ascii="Arial" w:hAnsi="Arial"/>
-                <w:b/>
-              </w:rPr>
-              <w:t>uC</w:t>
-            </w:r>
-            <w:proofErr w:type="spellEnd"/>
-            <w:r>
-              <w:rPr>
-                <w:rFonts w:ascii="Arial" w:hAnsi="Arial"/>
-                <w:b/>
-              </w:rPr>
-              <w:t>/FPGA).</w:t>
+              <w:t>(uC/FPGA).</w:t>
             </w:r>
             <w:r>
               <w:rPr>
@@ -2711,23 +2679,7 @@
                 <w:rFonts w:ascii="Arial" w:hAnsi="Arial"/>
                 <w:b/>
               </w:rPr>
-              <w:t>(</w:t>
-            </w:r>
-            <w:proofErr w:type="spellStart"/>
-            <w:r>
-              <w:rPr>
-                <w:rFonts w:ascii="Arial" w:hAnsi="Arial"/>
-                <w:b/>
-              </w:rPr>
-              <w:t>uC</w:t>
-            </w:r>
-            <w:proofErr w:type="spellEnd"/>
-            <w:r>
-              <w:rPr>
-                <w:rFonts w:ascii="Arial" w:hAnsi="Arial"/>
-                <w:b/>
-              </w:rPr>
-              <w:t>/FPGA).</w:t>
+              <w:t>(uC/FPGA).</w:t>
             </w:r>
             <w:r>
               <w:rPr>
@@ -3946,13 +3898,8 @@
         </w:rPr>
         <w:t xml:space="preserve"> </w:t>
       </w:r>
-      <w:proofErr w:type="spellStart"/>
-      <w:r>
-        <w:t>proteus</w:t>
-      </w:r>
-      <w:proofErr w:type="spellEnd"/>
-      <w:r>
-        <w:t>,</w:t>
+      <w:r>
+        <w:t>proteus,</w:t>
       </w:r>
       <w:r>
         <w:rPr>
@@ -4069,23 +4016,7 @@
         <w:t xml:space="preserve"> </w:t>
       </w:r>
       <w:r>
-        <w:t xml:space="preserve">de las </w:t>
-      </w:r>
-      <w:proofErr w:type="spellStart"/>
-      <w:r>
-        <w:t>PBC’s</w:t>
-      </w:r>
-      <w:proofErr w:type="spellEnd"/>
-      <w:r>
-        <w:t xml:space="preserve"> y </w:t>
-      </w:r>
-      <w:proofErr w:type="spellStart"/>
-      <w:r>
-        <w:t>Victor</w:t>
-      </w:r>
-      <w:proofErr w:type="spellEnd"/>
-      <w:r>
-        <w:t xml:space="preserve"> y Clara terminaron el diagrama Gantt (1h). El miércoles por la tarde Miguel dedicó tiempo extra en la realización de los esquemáticos del PCB2 (2h). En la clase del viernes continuamos con el</w:t>
+        <w:t>de las PBC’s y Victor y Clara terminaron el diagrama Gantt (1h). El miércoles por la tarde Miguel dedicó tiempo extra en la realización de los esquemáticos del PCB2 (2h). En la clase del viernes continuamos con el</w:t>
       </w:r>
       <w:r>
         <w:rPr>
@@ -4094,23 +4025,7 @@
         <w:t xml:space="preserve"> </w:t>
       </w:r>
       <w:r>
-        <w:t xml:space="preserve">desarrollo de los diseños de los esquemáticos de las </w:t>
-      </w:r>
-      <w:proofErr w:type="spellStart"/>
-      <w:r>
-        <w:t>PBC’s</w:t>
-      </w:r>
-      <w:proofErr w:type="spellEnd"/>
-      <w:r>
-        <w:t xml:space="preserve"> (2.5h). En esta sesión se finalizaron los esquemáticos de las PCB1, PCB2 y PCB3, desarrollados por Mario, Miguel y </w:t>
-      </w:r>
-      <w:proofErr w:type="spellStart"/>
-      <w:r>
-        <w:t>Victor</w:t>
-      </w:r>
-      <w:proofErr w:type="spellEnd"/>
-      <w:r>
-        <w:t xml:space="preserve"> respectivamente. Clara comenzó el desarrollo de los esquemáticos correspondientes al PBC0.</w:t>
+        <w:t>desarrollo de los diseños de los esquemáticos de las PBC’s (2.5h). En esta sesión se finalizaron los esquemáticos de las PCB1, PCB2 y PCB3, desarrollados por Mario, Miguel y Victor respectivamente. Clara comenzó el desarrollo de los esquemáticos correspondientes al PBC0.</w:t>
       </w:r>
     </w:p>
     <w:p>
@@ -5146,18 +5061,8 @@
           <w:spacing w:val="13"/>
           <w:sz w:val="28"/>
         </w:rPr>
-        <w:t xml:space="preserve"> Cálculo de costes y diseño de las </w:t>
-      </w:r>
-      <w:proofErr w:type="spellStart"/>
-      <w:r>
-        <w:rPr>
-          <w:color w:val="585858"/>
-          <w:spacing w:val="13"/>
-          <w:sz w:val="28"/>
-        </w:rPr>
-        <w:t>PCBs</w:t>
-      </w:r>
-      <w:proofErr w:type="spellEnd"/>
+        <w:t xml:space="preserve"> Cálculo de costes y diseño de las PCBs</w:t>
+      </w:r>
       <w:r>
         <w:rPr>
           <w:color w:val="585858"/>
@@ -5173,29 +5078,13 @@
         <w:jc w:val="both"/>
       </w:pPr>
       <w:r>
-        <w:t xml:space="preserve">En la sesión del martes se han realizado labores de actualización y refinado de los esquemáticos. Mario y Miguel comenzaron con la especificación de las </w:t>
-      </w:r>
-      <w:proofErr w:type="spellStart"/>
-      <w:r>
-        <w:t>PCBs</w:t>
-      </w:r>
-      <w:proofErr w:type="spellEnd"/>
-      <w:r>
-        <w:t xml:space="preserve"> mientras que Víctor y Clara se encargaban de comenzar con las hojas de coste y actualización </w:t>
+        <w:t xml:space="preserve">En la sesión del martes se han realizado labores de actualización y refinado de los esquemáticos. Mario y Miguel comenzaron con la especificación de las PCBs mientras que Víctor y Clara se encargaban de comenzar con las hojas de coste y actualización </w:t>
       </w:r>
       <w:r>
         <w:t>de los diagramas</w:t>
       </w:r>
       <w:r>
-        <w:t xml:space="preserve"> </w:t>
-      </w:r>
-      <w:proofErr w:type="spellStart"/>
-      <w:r>
-        <w:t>Gant</w:t>
-      </w:r>
-      <w:proofErr w:type="spellEnd"/>
-      <w:r>
-        <w:t xml:space="preserve">(1h). Clara dedico tiempo el jueves por la tarde para crear el logo y pensar en un nombre para nuestro </w:t>
+        <w:t xml:space="preserve"> Gant(1h). Clara dedico tiempo el jueves por la tarde para crear el logo y pensar en un nombre para nuestro </w:t>
       </w:r>
       <w:r>
         <w:t>grupo (</w:t>
@@ -5211,20 +5100,7 @@
       </w:pPr>
       <w:r>
         <w:br/>
-        <w:t xml:space="preserve">En la sesión del viernes se continuo con las labores empezadas el martes dejando prácticamente acabadas las </w:t>
-      </w:r>
-      <w:proofErr w:type="spellStart"/>
-      <w:proofErr w:type="gramStart"/>
-      <w:r>
-        <w:t>PCBs</w:t>
-      </w:r>
-      <w:proofErr w:type="spellEnd"/>
-      <w:r>
-        <w:t>(</w:t>
-      </w:r>
-      <w:proofErr w:type="gramEnd"/>
-      <w:r>
-        <w:t xml:space="preserve">dos de ellas no se van a poder mostrar por problemas para poder acceder a ellas al no haberse guardado </w:t>
+        <w:t xml:space="preserve">En la sesión del viernes se continuo con las labores empezadas el martes dejando prácticamente acabadas las PCBs(dos de ellas no se van a poder mostrar por problemas para poder acceder a ellas al no haberse guardado </w:t>
       </w:r>
       <w:r>
         <w:t>correctamente) (</w:t>
@@ -5245,13 +5121,8 @@
         <w:jc w:val="both"/>
       </w:pPr>
       <w:r>
-        <w:t xml:space="preserve">Los esquemáticos se van a guardar en el Anexo 1 para así aligerar el peso de este archivo, y lo mismo se va a hacer con las </w:t>
-      </w:r>
-      <w:proofErr w:type="spellStart"/>
-      <w:r>
-        <w:t>PCBs</w:t>
-      </w:r>
-      <w:proofErr w:type="spellEnd"/>
+        <w:t>Los esquemáticos se van a guardar en el Anexo 1 para así aligerar el peso de este archivo, y lo mismo se va a hacer con las PCBs</w:t>
+      </w:r>
       <w:r>
         <w:t xml:space="preserve"> en el Anexo 2</w:t>
       </w:r>
@@ -5260,6 +5131,42 @@
       </w:r>
       <w:r>
         <w:t xml:space="preserve"> Se han introducido las imágenes actuales, cuando se realicen cambios las imágenes serán actualizadas.</w:t>
+      </w:r>
+    </w:p>
+    <w:p>
+      <w:pPr>
+        <w:ind w:left="47" w:right="135"/>
+        <w:jc w:val="both"/>
+      </w:pPr>
+    </w:p>
+    <w:p>
+      <w:pPr>
+        <w:ind w:left="47" w:right="135"/>
+        <w:jc w:val="both"/>
+      </w:pPr>
+      <w:r>
+        <w:t xml:space="preserve">Durante el fin de semana Victor estuvo </w:t>
+      </w:r>
+      <w:r>
+        <w:t>corrigiendo algunos de los comentarios del profesor durante la sesión. En concreto lo relativo a los ficheros BOM</w:t>
+      </w:r>
+      <w:r>
+        <w:t xml:space="preserve"> ( que se encuentra en la carpeta BOM)</w:t>
+      </w:r>
+      <w:r>
+        <w:t>,</w:t>
+      </w:r>
+      <w:r>
+        <w:t xml:space="preserve"> además añadió el fichero final donde se detallará el </w:t>
+      </w:r>
+      <w:r>
+        <w:t>proyecto en su conjunto, (1</w:t>
+      </w:r>
+      <w:r>
+        <w:t>,5</w:t>
+      </w:r>
+      <w:r>
+        <w:t>h).</w:t>
       </w:r>
     </w:p>
     <w:sectPr>

--- a/Planificacion/Words/G1_PLANIFICACIÓN_ SEGUIMIENTO_CALIDAD.docx
+++ b/Planificacion/Words/G1_PLANIFICACIÓN_ SEGUIMIENTO_CALIDAD.docx
@@ -1432,10 +1432,17 @@
             <w:pPr>
               <w:pStyle w:val="TableParagraph"/>
               <w:ind w:left="0"/>
+              <w:jc w:val="center"/>
               <w:rPr>
                 <w:rFonts w:ascii="Times New Roman"/>
               </w:rPr>
             </w:pPr>
+            <w:r>
+              <w:rPr>
+                <w:rFonts w:ascii="Times New Roman"/>
+              </w:rPr>
+              <w:t>2,5</w:t>
+            </w:r>
           </w:p>
         </w:tc>
       </w:tr>
@@ -1688,7 +1695,15 @@
               <w:t xml:space="preserve"> </w:t>
             </w:r>
             <w:r>
-              <w:t>(gerber)</w:t>
+              <w:t>(</w:t>
+            </w:r>
+            <w:proofErr w:type="spellStart"/>
+            <w:r>
+              <w:t>gerber</w:t>
+            </w:r>
+            <w:proofErr w:type="spellEnd"/>
+            <w:r>
+              <w:t>)</w:t>
             </w:r>
           </w:p>
         </w:tc>
@@ -1954,7 +1969,15 @@
               <w:t xml:space="preserve"> </w:t>
             </w:r>
             <w:r>
-              <w:t>(gerber)</w:t>
+              <w:t>(</w:t>
+            </w:r>
+            <w:proofErr w:type="spellStart"/>
+            <w:r>
+              <w:t>gerber</w:t>
+            </w:r>
+            <w:proofErr w:type="spellEnd"/>
+            <w:r>
+              <w:t>)</w:t>
             </w:r>
           </w:p>
         </w:tc>
@@ -2446,7 +2469,23 @@
                 <w:rFonts w:ascii="Arial" w:hAnsi="Arial"/>
                 <w:b/>
               </w:rPr>
-              <w:t>(uC/FPGA).</w:t>
+              <w:t>(</w:t>
+            </w:r>
+            <w:proofErr w:type="spellStart"/>
+            <w:r>
+              <w:rPr>
+                <w:rFonts w:ascii="Arial" w:hAnsi="Arial"/>
+                <w:b/>
+              </w:rPr>
+              <w:t>uC</w:t>
+            </w:r>
+            <w:proofErr w:type="spellEnd"/>
+            <w:r>
+              <w:rPr>
+                <w:rFonts w:ascii="Arial" w:hAnsi="Arial"/>
+                <w:b/>
+              </w:rPr>
+              <w:t>/FPGA).</w:t>
             </w:r>
             <w:r>
               <w:rPr>
@@ -2679,7 +2718,23 @@
                 <w:rFonts w:ascii="Arial" w:hAnsi="Arial"/>
                 <w:b/>
               </w:rPr>
-              <w:t>(uC/FPGA).</w:t>
+              <w:t>(</w:t>
+            </w:r>
+            <w:proofErr w:type="spellStart"/>
+            <w:r>
+              <w:rPr>
+                <w:rFonts w:ascii="Arial" w:hAnsi="Arial"/>
+                <w:b/>
+              </w:rPr>
+              <w:t>uC</w:t>
+            </w:r>
+            <w:proofErr w:type="spellEnd"/>
+            <w:r>
+              <w:rPr>
+                <w:rFonts w:ascii="Arial" w:hAnsi="Arial"/>
+                <w:b/>
+              </w:rPr>
+              <w:t>/FPGA).</w:t>
             </w:r>
             <w:r>
               <w:rPr>
@@ -3898,8 +3953,13 @@
         </w:rPr>
         <w:t xml:space="preserve"> </w:t>
       </w:r>
-      <w:r>
-        <w:t>proteus,</w:t>
+      <w:proofErr w:type="spellStart"/>
+      <w:r>
+        <w:t>proteus</w:t>
+      </w:r>
+      <w:proofErr w:type="spellEnd"/>
+      <w:r>
+        <w:t>,</w:t>
       </w:r>
       <w:r>
         <w:rPr>
@@ -4016,7 +4076,23 @@
         <w:t xml:space="preserve"> </w:t>
       </w:r>
       <w:r>
-        <w:t>de las PBC’s y Victor y Clara terminaron el diagrama Gantt (1h). El miércoles por la tarde Miguel dedicó tiempo extra en la realización de los esquemáticos del PCB2 (2h). En la clase del viernes continuamos con el</w:t>
+        <w:t xml:space="preserve">de las </w:t>
+      </w:r>
+      <w:proofErr w:type="spellStart"/>
+      <w:r>
+        <w:t>PBC’s</w:t>
+      </w:r>
+      <w:proofErr w:type="spellEnd"/>
+      <w:r>
+        <w:t xml:space="preserve"> y </w:t>
+      </w:r>
+      <w:proofErr w:type="spellStart"/>
+      <w:r>
+        <w:t>Victor</w:t>
+      </w:r>
+      <w:proofErr w:type="spellEnd"/>
+      <w:r>
+        <w:t xml:space="preserve"> y Clara terminaron el diagrama Gantt (1h). El miércoles por la tarde Miguel dedicó tiempo extra en la realización de los esquemáticos del PCB2 (2h). En la clase del viernes continuamos con el</w:t>
       </w:r>
       <w:r>
         <w:rPr>
@@ -4025,7 +4101,23 @@
         <w:t xml:space="preserve"> </w:t>
       </w:r>
       <w:r>
-        <w:t>desarrollo de los diseños de los esquemáticos de las PBC’s (2.5h). En esta sesión se finalizaron los esquemáticos de las PCB1, PCB2 y PCB3, desarrollados por Mario, Miguel y Victor respectivamente. Clara comenzó el desarrollo de los esquemáticos correspondientes al PBC0.</w:t>
+        <w:t xml:space="preserve">desarrollo de los diseños de los esquemáticos de las </w:t>
+      </w:r>
+      <w:proofErr w:type="spellStart"/>
+      <w:r>
+        <w:t>PBC’s</w:t>
+      </w:r>
+      <w:proofErr w:type="spellEnd"/>
+      <w:r>
+        <w:t xml:space="preserve"> (2.5h). En esta sesión se finalizaron los esquemáticos de las PCB1, PCB2 y PCB3, desarrollados por Mario, Miguel y </w:t>
+      </w:r>
+      <w:proofErr w:type="spellStart"/>
+      <w:r>
+        <w:t>Victor</w:t>
+      </w:r>
+      <w:proofErr w:type="spellEnd"/>
+      <w:r>
+        <w:t xml:space="preserve"> respectivamente. Clara comenzó el desarrollo de los esquemáticos correspondientes al PBC0.</w:t>
       </w:r>
     </w:p>
     <w:p>
@@ -5061,8 +5153,18 @@
           <w:spacing w:val="13"/>
           <w:sz w:val="28"/>
         </w:rPr>
-        <w:t xml:space="preserve"> Cálculo de costes y diseño de las PCBs</w:t>
-      </w:r>
+        <w:t xml:space="preserve"> Cálculo de costes y diseño de las </w:t>
+      </w:r>
+      <w:proofErr w:type="spellStart"/>
+      <w:r>
+        <w:rPr>
+          <w:color w:val="585858"/>
+          <w:spacing w:val="13"/>
+          <w:sz w:val="28"/>
+        </w:rPr>
+        <w:t>PCBs</w:t>
+      </w:r>
+      <w:proofErr w:type="spellEnd"/>
       <w:r>
         <w:rPr>
           <w:color w:val="585858"/>
@@ -5078,13 +5180,29 @@
         <w:jc w:val="both"/>
       </w:pPr>
       <w:r>
-        <w:t xml:space="preserve">En la sesión del martes se han realizado labores de actualización y refinado de los esquemáticos. Mario y Miguel comenzaron con la especificación de las PCBs mientras que Víctor y Clara se encargaban de comenzar con las hojas de coste y actualización </w:t>
+        <w:t xml:space="preserve">En la sesión del martes se han realizado labores de actualización y refinado de los esquemáticos. Mario y Miguel comenzaron con la especificación de las </w:t>
+      </w:r>
+      <w:proofErr w:type="spellStart"/>
+      <w:r>
+        <w:t>PCBs</w:t>
+      </w:r>
+      <w:proofErr w:type="spellEnd"/>
+      <w:r>
+        <w:t xml:space="preserve"> mientras que Víctor y Clara se encargaban de comenzar con las hojas de coste y actualización </w:t>
       </w:r>
       <w:r>
         <w:t>de los diagramas</w:t>
       </w:r>
       <w:r>
-        <w:t xml:space="preserve"> Gant(1h). Clara dedico tiempo el jueves por la tarde para crear el logo y pensar en un nombre para nuestro </w:t>
+        <w:t xml:space="preserve"> </w:t>
+      </w:r>
+      <w:proofErr w:type="spellStart"/>
+      <w:r>
+        <w:t>Gant</w:t>
+      </w:r>
+      <w:proofErr w:type="spellEnd"/>
+      <w:r>
+        <w:t xml:space="preserve">(1h). Clara dedico tiempo el jueves por la tarde para crear el logo y pensar en un nombre para nuestro </w:t>
       </w:r>
       <w:r>
         <w:t>grupo (</w:t>
@@ -5100,7 +5218,15 @@
       </w:pPr>
       <w:r>
         <w:br/>
-        <w:t xml:space="preserve">En la sesión del viernes se continuo con las labores empezadas el martes dejando prácticamente acabadas las PCBs(dos de ellas no se van a poder mostrar por problemas para poder acceder a ellas al no haberse guardado </w:t>
+        <w:t xml:space="preserve">En la sesión del viernes se continuo con las labores empezadas el martes dejando prácticamente acabadas las </w:t>
+      </w:r>
+      <w:proofErr w:type="spellStart"/>
+      <w:r>
+        <w:t>PCBs</w:t>
+      </w:r>
+      <w:proofErr w:type="spellEnd"/>
+      <w:r>
+        <w:t xml:space="preserve">(dos de ellas no se van a poder mostrar por problemas para poder acceder a ellas al no haberse guardado </w:t>
       </w:r>
       <w:r>
         <w:t>correctamente) (</w:t>
@@ -5121,8 +5247,13 @@
         <w:jc w:val="both"/>
       </w:pPr>
       <w:r>
-        <w:t>Los esquemáticos se van a guardar en el Anexo 1 para así aligerar el peso de este archivo, y lo mismo se va a hacer con las PCBs</w:t>
-      </w:r>
+        <w:t xml:space="preserve">Los esquemáticos se van a guardar en el Anexo 1 para así aligerar el peso de este archivo, y lo mismo se va a hacer con las </w:t>
+      </w:r>
+      <w:proofErr w:type="spellStart"/>
+      <w:r>
+        <w:t>PCBs</w:t>
+      </w:r>
+      <w:proofErr w:type="spellEnd"/>
       <w:r>
         <w:t xml:space="preserve"> en el Anexo 2</w:t>
       </w:r>
@@ -5145,13 +5276,19 @@
         <w:jc w:val="both"/>
       </w:pPr>
       <w:r>
-        <w:t xml:space="preserve">Durante el fin de semana Victor estuvo </w:t>
+        <w:t xml:space="preserve">Durante el fin de semana </w:t>
+      </w:r>
+      <w:r>
+        <w:t>Víctor</w:t>
+      </w:r>
+      <w:r>
+        <w:t xml:space="preserve"> estuvo </w:t>
       </w:r>
       <w:r>
         <w:t>corrigiendo algunos de los comentarios del profesor durante la sesión. En concreto lo relativo a los ficheros BOM</w:t>
       </w:r>
       <w:r>
-        <w:t xml:space="preserve"> ( que se encuentra en la carpeta BOM)</w:t>
+        <w:t xml:space="preserve"> (que se encuentra en la carpeta BOM)</w:t>
       </w:r>
       <w:r>
         <w:t>,</w:t>
@@ -5167,6 +5304,213 @@
       </w:r>
       <w:r>
         <w:t>h).</w:t>
+      </w:r>
+    </w:p>
+    <w:p>
+      <w:pPr>
+        <w:ind w:left="47" w:right="135"/>
+        <w:jc w:val="both"/>
+        <w:rPr>
+          <w:noProof/>
+        </w:rPr>
+      </w:pPr>
+    </w:p>
+    <w:p>
+      <w:pPr>
+        <w:ind w:left="47" w:right="135"/>
+        <w:jc w:val="both"/>
+        <w:rPr>
+          <w:noProof/>
+        </w:rPr>
+      </w:pPr>
+    </w:p>
+    <w:p>
+      <w:pPr>
+        <w:ind w:left="47" w:right="135"/>
+        <w:jc w:val="both"/>
+      </w:pPr>
+      <w:r>
+        <w:rPr>
+          <w:noProof/>
+        </w:rPr>
+        <w:lastRenderedPageBreak/>
+        <w:drawing>
+          <wp:inline distT="0" distB="0" distL="0" distR="0" wp14:anchorId="3FF300C1" wp14:editId="12157AE3">
+            <wp:extent cx="5493385" cy="6887688"/>
+            <wp:effectExtent l="0" t="0" r="0" b="8890"/>
+            <wp:docPr id="1368986028" name="Imagen 3"/>
+            <wp:cNvGraphicFramePr>
+              <a:graphicFrameLocks xmlns:a="http://schemas.openxmlformats.org/drawingml/2006/main" noChangeAspect="1"/>
+            </wp:cNvGraphicFramePr>
+            <a:graphic xmlns:a="http://schemas.openxmlformats.org/drawingml/2006/main">
+              <a:graphicData uri="http://schemas.openxmlformats.org/drawingml/2006/picture">
+                <pic:pic xmlns:pic="http://schemas.openxmlformats.org/drawingml/2006/picture">
+                  <pic:nvPicPr>
+                    <pic:cNvPr id="1368986028" name="Imagen 1368986028"/>
+                    <pic:cNvPicPr/>
+                  </pic:nvPicPr>
+                  <pic:blipFill rotWithShape="1">
+                    <a:blip r:embed="rId15"/>
+                    <a:srcRect b="11340"/>
+                    <a:stretch>
+                      <a:fillRect/>
+                    </a:stretch>
+                  </pic:blipFill>
+                  <pic:spPr bwMode="auto">
+                    <a:xfrm>
+                      <a:off x="0" y="0"/>
+                      <a:ext cx="5493385" cy="6887688"/>
+                    </a:xfrm>
+                    <a:prstGeom prst="rect">
+                      <a:avLst/>
+                    </a:prstGeom>
+                    <a:ln>
+                      <a:noFill/>
+                    </a:ln>
+                    <a:extLst>
+                      <a:ext uri="{53640926-AAD7-44D8-BBD7-CCE9431645EC}">
+                        <a14:shadowObscured xmlns:a14="http://schemas.microsoft.com/office/drawing/2010/main"/>
+                      </a:ext>
+                    </a:extLst>
+                  </pic:spPr>
+                </pic:pic>
+              </a:graphicData>
+            </a:graphic>
+          </wp:inline>
+        </w:drawing>
+      </w:r>
+    </w:p>
+    <w:p>
+      <w:pPr>
+        <w:spacing w:before="156"/>
+        <w:ind w:left="2"/>
+        <w:rPr>
+          <w:sz w:val="28"/>
+        </w:rPr>
+      </w:pPr>
+      <w:r>
+        <w:rPr>
+          <w:color w:val="585858"/>
+          <w:spacing w:val="11"/>
+          <w:sz w:val="28"/>
+        </w:rPr>
+        <w:t>Semana</w:t>
+      </w:r>
+      <w:r>
+        <w:rPr>
+          <w:color w:val="585858"/>
+          <w:spacing w:val="35"/>
+          <w:sz w:val="28"/>
+        </w:rPr>
+        <w:t xml:space="preserve"> </w:t>
+      </w:r>
+      <w:r>
+        <w:rPr>
+          <w:color w:val="585858"/>
+          <w:spacing w:val="14"/>
+          <w:sz w:val="28"/>
+        </w:rPr>
+        <w:t>06</w:t>
+      </w:r>
+      <w:r>
+        <w:rPr>
+          <w:color w:val="585858"/>
+          <w:spacing w:val="14"/>
+          <w:sz w:val="28"/>
+        </w:rPr>
+        <w:t>/9-</w:t>
+      </w:r>
+      <w:r>
+        <w:rPr>
+          <w:color w:val="585858"/>
+          <w:spacing w:val="7"/>
+          <w:sz w:val="28"/>
+        </w:rPr>
+        <w:t>12</w:t>
+      </w:r>
+      <w:r>
+        <w:rPr>
+          <w:color w:val="585858"/>
+          <w:spacing w:val="7"/>
+          <w:sz w:val="28"/>
+        </w:rPr>
+        <w:t>/10</w:t>
+      </w:r>
+    </w:p>
+    <w:p>
+      <w:pPr>
+        <w:ind w:left="47" w:right="135"/>
+        <w:jc w:val="both"/>
+        <w:rPr>
+          <w:color w:val="585858"/>
+          <w:spacing w:val="13"/>
+          <w:sz w:val="28"/>
+        </w:rPr>
+      </w:pPr>
+      <w:r>
+        <w:rPr>
+          <w:color w:val="585858"/>
+          <w:spacing w:val="13"/>
+          <w:sz w:val="28"/>
+        </w:rPr>
+        <w:t>(Planificación:</w:t>
+      </w:r>
+      <w:r>
+        <w:rPr>
+          <w:color w:val="585858"/>
+          <w:spacing w:val="13"/>
+          <w:sz w:val="28"/>
+        </w:rPr>
+        <w:t xml:space="preserve"> análisis del consumo eléctrico)</w:t>
+      </w:r>
+    </w:p>
+    <w:p>
+      <w:pPr>
+        <w:ind w:left="47" w:right="135"/>
+        <w:jc w:val="both"/>
+        <w:rPr>
+          <w:color w:val="585858"/>
+          <w:spacing w:val="13"/>
+          <w:sz w:val="28"/>
+        </w:rPr>
+      </w:pPr>
+    </w:p>
+    <w:p>
+      <w:r>
+        <w:t xml:space="preserve">El lunes tuvimos de nuevo una sesión de laboratorio, donde se enseño como crear las huellas de los componentes y analizar el consumo eléctrico (1H). </w:t>
+      </w:r>
+      <w:r>
+        <w:t>Además</w:t>
+      </w:r>
+      <w:r>
+        <w:t xml:space="preserve"> continuamos </w:t>
+      </w:r>
+      <w:r>
+        <w:t>realizando</w:t>
+      </w:r>
+      <w:r>
+        <w:t xml:space="preserve"> las huellas que se nos habían extraviado, actualizando el diagrama de Gantt y terminando con las Bill of Material (1H). </w:t>
+      </w:r>
+    </w:p>
+    <w:p/>
+    <w:p>
+      <w:r>
+        <w:t>Víctor</w:t>
+      </w:r>
+      <w:r>
+        <w:t xml:space="preserve"> actualizó el </w:t>
+      </w:r>
+      <w:r>
+        <w:t>esquemático</w:t>
+      </w:r>
+      <w:r>
+        <w:t xml:space="preserve"> de la PCB3 debido a que íbamos a implementar una nueva antena con posibilidad de adaptación de impedancias con una red en forma de PI. </w:t>
+      </w:r>
+      <w:r>
+        <w:t>Además,</w:t>
+      </w:r>
+      <w:r>
+        <w:t xml:space="preserve"> actualizó el BOM de la PCB3 con los nuevos componentes (0,5H)</w:t>
       </w:r>
     </w:p>
     <w:sectPr>
@@ -6024,7 +6368,7 @@
   <w:style w:type="paragraph" w:default="1" w:styleId="Normal">
     <w:name w:val="Normal"/>
     <w:qFormat/>
-    <w:rsid w:val="007E21C4"/>
+    <w:rsid w:val="00A90DF6"/>
     <w:rPr>
       <w:rFonts w:ascii="Arial MT" w:eastAsia="Arial MT" w:hAnsi="Arial MT" w:cs="Arial MT"/>
       <w:lang w:val="es-ES"/>

--- a/Planificacion/Words/G1_PLANIFICACIÓN_ SEGUIMIENTO_CALIDAD.docx
+++ b/Planificacion/Words/G1_PLANIFICACIÓN_ SEGUIMIENTO_CALIDAD.docx
@@ -1695,15 +1695,7 @@
               <w:t xml:space="preserve"> </w:t>
             </w:r>
             <w:r>
-              <w:t>(</w:t>
-            </w:r>
-            <w:proofErr w:type="spellStart"/>
-            <w:r>
-              <w:t>gerber</w:t>
-            </w:r>
-            <w:proofErr w:type="spellEnd"/>
-            <w:r>
-              <w:t>)</w:t>
+              <w:t>(gerber)</w:t>
             </w:r>
           </w:p>
         </w:tc>
@@ -1969,15 +1961,7 @@
               <w:t xml:space="preserve"> </w:t>
             </w:r>
             <w:r>
-              <w:t>(</w:t>
-            </w:r>
-            <w:proofErr w:type="spellStart"/>
-            <w:r>
-              <w:t>gerber</w:t>
-            </w:r>
-            <w:proofErr w:type="spellEnd"/>
-            <w:r>
-              <w:t>)</w:t>
+              <w:t>(gerber)</w:t>
             </w:r>
           </w:p>
         </w:tc>
@@ -2469,23 +2453,7 @@
                 <w:rFonts w:ascii="Arial" w:hAnsi="Arial"/>
                 <w:b/>
               </w:rPr>
-              <w:t>(</w:t>
-            </w:r>
-            <w:proofErr w:type="spellStart"/>
-            <w:r>
-              <w:rPr>
-                <w:rFonts w:ascii="Arial" w:hAnsi="Arial"/>
-                <w:b/>
-              </w:rPr>
-              <w:t>uC</w:t>
-            </w:r>
-            <w:proofErr w:type="spellEnd"/>
-            <w:r>
-              <w:rPr>
-                <w:rFonts w:ascii="Arial" w:hAnsi="Arial"/>
-                <w:b/>
-              </w:rPr>
-              <w:t>/FPGA).</w:t>
+              <w:t>(uC/FPGA).</w:t>
             </w:r>
             <w:r>
               <w:rPr>
@@ -2718,23 +2686,7 @@
                 <w:rFonts w:ascii="Arial" w:hAnsi="Arial"/>
                 <w:b/>
               </w:rPr>
-              <w:t>(</w:t>
-            </w:r>
-            <w:proofErr w:type="spellStart"/>
-            <w:r>
-              <w:rPr>
-                <w:rFonts w:ascii="Arial" w:hAnsi="Arial"/>
-                <w:b/>
-              </w:rPr>
-              <w:t>uC</w:t>
-            </w:r>
-            <w:proofErr w:type="spellEnd"/>
-            <w:r>
-              <w:rPr>
-                <w:rFonts w:ascii="Arial" w:hAnsi="Arial"/>
-                <w:b/>
-              </w:rPr>
-              <w:t>/FPGA).</w:t>
+              <w:t>(uC/FPGA).</w:t>
             </w:r>
             <w:r>
               <w:rPr>
@@ -3953,13 +3905,8 @@
         </w:rPr>
         <w:t xml:space="preserve"> </w:t>
       </w:r>
-      <w:proofErr w:type="spellStart"/>
-      <w:r>
-        <w:t>proteus</w:t>
-      </w:r>
-      <w:proofErr w:type="spellEnd"/>
-      <w:r>
-        <w:t>,</w:t>
+      <w:r>
+        <w:t>proteus,</w:t>
       </w:r>
       <w:r>
         <w:rPr>
@@ -4076,23 +4023,7 @@
         <w:t xml:space="preserve"> </w:t>
       </w:r>
       <w:r>
-        <w:t xml:space="preserve">de las </w:t>
-      </w:r>
-      <w:proofErr w:type="spellStart"/>
-      <w:r>
-        <w:t>PBC’s</w:t>
-      </w:r>
-      <w:proofErr w:type="spellEnd"/>
-      <w:r>
-        <w:t xml:space="preserve"> y </w:t>
-      </w:r>
-      <w:proofErr w:type="spellStart"/>
-      <w:r>
-        <w:t>Victor</w:t>
-      </w:r>
-      <w:proofErr w:type="spellEnd"/>
-      <w:r>
-        <w:t xml:space="preserve"> y Clara terminaron el diagrama Gantt (1h). El miércoles por la tarde Miguel dedicó tiempo extra en la realización de los esquemáticos del PCB2 (2h). En la clase del viernes continuamos con el</w:t>
+        <w:t>de las PBC’s y Victor y Clara terminaron el diagrama Gantt (1h). El miércoles por la tarde Miguel dedicó tiempo extra en la realización de los esquemáticos del PCB2 (2h). En la clase del viernes continuamos con el</w:t>
       </w:r>
       <w:r>
         <w:rPr>
@@ -4101,23 +4032,7 @@
         <w:t xml:space="preserve"> </w:t>
       </w:r>
       <w:r>
-        <w:t xml:space="preserve">desarrollo de los diseños de los esquemáticos de las </w:t>
-      </w:r>
-      <w:proofErr w:type="spellStart"/>
-      <w:r>
-        <w:t>PBC’s</w:t>
-      </w:r>
-      <w:proofErr w:type="spellEnd"/>
-      <w:r>
-        <w:t xml:space="preserve"> (2.5h). En esta sesión se finalizaron los esquemáticos de las PCB1, PCB2 y PCB3, desarrollados por Mario, Miguel y </w:t>
-      </w:r>
-      <w:proofErr w:type="spellStart"/>
-      <w:r>
-        <w:t>Victor</w:t>
-      </w:r>
-      <w:proofErr w:type="spellEnd"/>
-      <w:r>
-        <w:t xml:space="preserve"> respectivamente. Clara comenzó el desarrollo de los esquemáticos correspondientes al PBC0.</w:t>
+        <w:t>desarrollo de los diseños de los esquemáticos de las PBC’s (2.5h). En esta sesión se finalizaron los esquemáticos de las PCB1, PCB2 y PCB3, desarrollados por Mario, Miguel y Victor respectivamente. Clara comenzó el desarrollo de los esquemáticos correspondientes al PBC0.</w:t>
       </w:r>
     </w:p>
     <w:p>
@@ -5153,18 +5068,8 @@
           <w:spacing w:val="13"/>
           <w:sz w:val="28"/>
         </w:rPr>
-        <w:t xml:space="preserve"> Cálculo de costes y diseño de las </w:t>
-      </w:r>
-      <w:proofErr w:type="spellStart"/>
-      <w:r>
-        <w:rPr>
-          <w:color w:val="585858"/>
-          <w:spacing w:val="13"/>
-          <w:sz w:val="28"/>
-        </w:rPr>
-        <w:t>PCBs</w:t>
-      </w:r>
-      <w:proofErr w:type="spellEnd"/>
+        <w:t xml:space="preserve"> Cálculo de costes y diseño de las PCBs</w:t>
+      </w:r>
       <w:r>
         <w:rPr>
           <w:color w:val="585858"/>
@@ -5180,29 +5085,13 @@
         <w:jc w:val="both"/>
       </w:pPr>
       <w:r>
-        <w:t xml:space="preserve">En la sesión del martes se han realizado labores de actualización y refinado de los esquemáticos. Mario y Miguel comenzaron con la especificación de las </w:t>
-      </w:r>
-      <w:proofErr w:type="spellStart"/>
-      <w:r>
-        <w:t>PCBs</w:t>
-      </w:r>
-      <w:proofErr w:type="spellEnd"/>
-      <w:r>
-        <w:t xml:space="preserve"> mientras que Víctor y Clara se encargaban de comenzar con las hojas de coste y actualización </w:t>
+        <w:t xml:space="preserve">En la sesión del martes se han realizado labores de actualización y refinado de los esquemáticos. Mario y Miguel comenzaron con la especificación de las PCBs mientras que Víctor y Clara se encargaban de comenzar con las hojas de coste y actualización </w:t>
       </w:r>
       <w:r>
         <w:t>de los diagramas</w:t>
       </w:r>
       <w:r>
-        <w:t xml:space="preserve"> </w:t>
-      </w:r>
-      <w:proofErr w:type="spellStart"/>
-      <w:r>
-        <w:t>Gant</w:t>
-      </w:r>
-      <w:proofErr w:type="spellEnd"/>
-      <w:r>
-        <w:t xml:space="preserve">(1h). Clara dedico tiempo el jueves por la tarde para crear el logo y pensar en un nombre para nuestro </w:t>
+        <w:t xml:space="preserve"> Gant(1h). Clara dedico tiempo el jueves por la tarde para crear el logo y pensar en un nombre para nuestro </w:t>
       </w:r>
       <w:r>
         <w:t>grupo (</w:t>
@@ -5218,15 +5107,7 @@
       </w:pPr>
       <w:r>
         <w:br/>
-        <w:t xml:space="preserve">En la sesión del viernes se continuo con las labores empezadas el martes dejando prácticamente acabadas las </w:t>
-      </w:r>
-      <w:proofErr w:type="spellStart"/>
-      <w:r>
-        <w:t>PCBs</w:t>
-      </w:r>
-      <w:proofErr w:type="spellEnd"/>
-      <w:r>
-        <w:t xml:space="preserve">(dos de ellas no se van a poder mostrar por problemas para poder acceder a ellas al no haberse guardado </w:t>
+        <w:t xml:space="preserve">En la sesión del viernes se continuo con las labores empezadas el martes dejando prácticamente acabadas las PCBs(dos de ellas no se van a poder mostrar por problemas para poder acceder a ellas al no haberse guardado </w:t>
       </w:r>
       <w:r>
         <w:t>correctamente) (</w:t>
@@ -5247,13 +5128,8 @@
         <w:jc w:val="both"/>
       </w:pPr>
       <w:r>
-        <w:t xml:space="preserve">Los esquemáticos se van a guardar en el Anexo 1 para así aligerar el peso de este archivo, y lo mismo se va a hacer con las </w:t>
-      </w:r>
-      <w:proofErr w:type="spellStart"/>
-      <w:r>
-        <w:t>PCBs</w:t>
-      </w:r>
-      <w:proofErr w:type="spellEnd"/>
+        <w:t>Los esquemáticos se van a guardar en el Anexo 1 para así aligerar el peso de este archivo, y lo mismo se va a hacer con las PCBs</w:t>
+      </w:r>
       <w:r>
         <w:t xml:space="preserve"> en el Anexo 2</w:t>
       </w:r>
@@ -5410,15 +5286,7 @@
           <w:spacing w:val="14"/>
           <w:sz w:val="28"/>
         </w:rPr>
-        <w:t>06</w:t>
-      </w:r>
-      <w:r>
-        <w:rPr>
-          <w:color w:val="585858"/>
-          <w:spacing w:val="14"/>
-          <w:sz w:val="28"/>
-        </w:rPr>
-        <w:t>/9-</w:t>
+        <w:t>06/9-</w:t>
       </w:r>
       <w:r>
         <w:rPr>
@@ -5426,15 +5294,7 @@
           <w:spacing w:val="7"/>
           <w:sz w:val="28"/>
         </w:rPr>
-        <w:t>12</w:t>
-      </w:r>
-      <w:r>
-        <w:rPr>
-          <w:color w:val="585858"/>
-          <w:spacing w:val="7"/>
-          <w:sz w:val="28"/>
-        </w:rPr>
-        <w:t>/10</w:t>
+        <w:t>12/10</w:t>
       </w:r>
     </w:p>
     <w:p>
@@ -5453,15 +5313,7 @@
           <w:spacing w:val="13"/>
           <w:sz w:val="28"/>
         </w:rPr>
-        <w:t>(Planificación:</w:t>
-      </w:r>
-      <w:r>
-        <w:rPr>
-          <w:color w:val="585858"/>
-          <w:spacing w:val="13"/>
-          <w:sz w:val="28"/>
-        </w:rPr>
-        <w:t xml:space="preserve"> análisis del consumo eléctrico)</w:t>
+        <w:t>(Planificación: análisis del consumo eléctrico)</w:t>
       </w:r>
     </w:p>
     <w:p>
@@ -5483,6 +5335,9 @@
         <w:t>Además</w:t>
       </w:r>
       <w:r>
+        <w:t>,</w:t>
+      </w:r>
+      <w:r>
         <w:t xml:space="preserve"> continuamos </w:t>
       </w:r>
       <w:r>
@@ -5511,6 +5366,16 @@
       </w:r>
       <w:r>
         <w:t xml:space="preserve"> actualizó el BOM de la PCB3 con los nuevos componentes (0,5H)</w:t>
+      </w:r>
+      <w:r>
+        <w:t>.</w:t>
+      </w:r>
+    </w:p>
+    <w:p/>
+    <w:p>
+      <w:r>
+        <w:lastRenderedPageBreak/>
+        <w:t>El martes, Miguel y Mario continuaron con las PCBs. Se diseñaron y crearon las huellas faltantes y se finalizó el posicionamiento de todas las huellas para las cuatro placas de circuito impreso. Se diseñó la antena y se realizaron los cambios correspondientes en su esquemático. Víctor y Clara continuaron con la planificación, la documentación, el BOM y comenzaron a elaborar el análisis térmico y eléctrico.</w:t>
       </w:r>
     </w:p>
     <w:sectPr>

--- a/Planificacion/Words/G1_PLANIFICACIÓN_ SEGUIMIENTO_CALIDAD.docx
+++ b/Planificacion/Words/G1_PLANIFICACIÓN_ SEGUIMIENTO_CALIDAD.docx
@@ -1,10 +1,10 @@
 
 <file path=word/document.xml><?xml version="1.0" encoding="utf-8"?>
-<w:document xmlns:wpc="http://schemas.microsoft.com/office/word/2010/wordprocessingCanvas" xmlns:cx="http://schemas.microsoft.com/office/drawing/2014/chartex" xmlns:cx1="http://schemas.microsoft.com/office/drawing/2015/9/8/chartex" xmlns:cx2="http://schemas.microsoft.com/office/drawing/2015/10/21/chartex" xmlns:cx3="http://schemas.microsoft.com/office/drawing/2016/5/9/chartex" xmlns:cx4="http://schemas.microsoft.com/office/drawing/2016/5/10/chartex" xmlns:cx5="http://schemas.microsoft.com/office/drawing/2016/5/11/chartex" xmlns:cx6="http://schemas.microsoft.com/office/drawing/2016/5/12/chartex" xmlns:cx7="http://schemas.microsoft.com/office/drawing/2016/5/13/chartex" xmlns:cx8="http://schemas.microsoft.com/office/drawing/2016/5/14/chartex" xmlns:mc="http://schemas.openxmlformats.org/markup-compatibility/2006" xmlns:aink="http://schemas.microsoft.com/office/drawing/2016/ink" xmlns:am3d="http://schemas.microsoft.com/office/drawing/2017/model3d" xmlns:o="urn:schemas-microsoft-com:office:office" xmlns:oel="http://schemas.microsoft.com/office/2019/extlst" xmlns:r="http://schemas.openxmlformats.org/officeDocument/2006/relationships" xmlns:m="http://schemas.openxmlformats.org/officeDocument/2006/math" xmlns:v="urn:schemas-microsoft-com:vml" xmlns:wp14="http://schemas.microsoft.com/office/word/2010/wordprocessingDrawing" xmlns:wp="http://schemas.openxmlformats.org/drawingml/2006/wordprocessingDrawing" xmlns:w10="urn:schemas-microsoft-com:office:word" xmlns:w="http://schemas.openxmlformats.org/wordprocessingml/2006/main" xmlns:w14="http://schemas.microsoft.com/office/word/2010/wordml" xmlns:w15="http://schemas.microsoft.com/office/word/2012/wordml" xmlns:w16cex="http://schemas.microsoft.com/office/word/2018/wordml/cex" xmlns:w16cid="http://schemas.microsoft.com/office/word/2016/wordml/cid" xmlns:w16="http://schemas.microsoft.com/office/word/2018/wordml" xmlns:w16du="http://schemas.microsoft.com/office/word/2023/wordml/word16du" xmlns:w16sdtdh="http://schemas.microsoft.com/office/word/2020/wordml/sdtdatahash" xmlns:w16sdtfl="http://schemas.microsoft.com/office/word/2024/wordml/sdtformatlock" xmlns:w16se="http://schemas.microsoft.com/office/word/2015/wordml/symex" xmlns:wpg="http://schemas.microsoft.com/office/word/2010/wordprocessingGroup" xmlns:wpi="http://schemas.microsoft.com/office/word/2010/wordprocessingInk" xmlns:wne="http://schemas.microsoft.com/office/word/2006/wordml" xmlns:wps="http://schemas.microsoft.com/office/word/2010/wordprocessingShape" mc:Ignorable="w14 w15 w16se w16cid w16 w16cex w16sdtdh w16sdtfl w16du wp14">
+<w:document xmlns:wpc="http://schemas.microsoft.com/office/word/2010/wordprocessingCanvas" xmlns:mc="http://schemas.openxmlformats.org/markup-compatibility/2006" xmlns:o="urn:schemas-microsoft-com:office:office" xmlns:r="http://schemas.openxmlformats.org/officeDocument/2006/relationships" xmlns:m="http://schemas.openxmlformats.org/officeDocument/2006/math" xmlns:v="urn:schemas-microsoft-com:vml" xmlns:wp14="http://schemas.microsoft.com/office/word/2010/wordprocessingDrawing" xmlns:wp="http://schemas.openxmlformats.org/drawingml/2006/wordprocessingDrawing" xmlns:w10="urn:schemas-microsoft-com:office:word" xmlns:w="http://schemas.openxmlformats.org/wordprocessingml/2006/main" xmlns:w14="http://schemas.microsoft.com/office/word/2010/wordml" xmlns:w15="http://schemas.microsoft.com/office/word/2012/wordml" xmlns:wpg="http://schemas.microsoft.com/office/word/2010/wordprocessingGroup" xmlns:wpi="http://schemas.microsoft.com/office/word/2010/wordprocessingInk" xmlns:wne="http://schemas.microsoft.com/office/word/2006/wordml" xmlns:wps="http://schemas.microsoft.com/office/word/2010/wordprocessingShape" mc:Ignorable="w14 w15 wp14">
   <w:body>
     <w:p>
       <w:pPr>
-        <w:pStyle w:val="Ttulo"/>
+        <w:pStyle w:val="Puesto"/>
       </w:pPr>
       <w:r>
         <w:t>Plan</w:t>
@@ -122,6 +122,7 @@
           <w:b/>
           <w:noProof/>
           <w:sz w:val="20"/>
+          <w:lang w:eastAsia="es-ES"/>
         </w:rPr>
         <w:drawing>
           <wp:anchor distT="0" distB="0" distL="0" distR="0" simplePos="0" relativeHeight="487587840" behindDoc="1" locked="0" layoutInCell="1" allowOverlap="1" wp14:anchorId="6363D3E0" wp14:editId="6363D3E1">
@@ -1441,7 +1442,13 @@
               <w:rPr>
                 <w:rFonts w:ascii="Times New Roman"/>
               </w:rPr>
-              <w:t>2,5</w:t>
+              <w:t>4</w:t>
+            </w:r>
+            <w:r>
+              <w:rPr>
+                <w:rFonts w:ascii="Times New Roman"/>
+              </w:rPr>
+              <w:t>,5</w:t>
             </w:r>
           </w:p>
         </w:tc>
@@ -4047,6 +4054,7 @@
         <w:rPr>
           <w:noProof/>
           <w:sz w:val="11"/>
+          <w:lang w:eastAsia="es-ES"/>
         </w:rPr>
         <w:drawing>
           <wp:anchor distT="0" distB="0" distL="0" distR="0" simplePos="0" relativeHeight="487588352" behindDoc="1" locked="0" layoutInCell="1" allowOverlap="1" wp14:anchorId="6363D3E2" wp14:editId="6363D3E3">
@@ -4220,6 +4228,7 @@
         <w:rPr>
           <w:noProof/>
           <w:sz w:val="20"/>
+          <w:lang w:eastAsia="es-ES"/>
         </w:rPr>
         <w:drawing>
           <wp:inline distT="0" distB="0" distL="0" distR="0" wp14:anchorId="6363D3E4" wp14:editId="6363D3E5">
@@ -4364,6 +4373,7 @@
         <w:rPr>
           <w:noProof/>
           <w:sz w:val="13"/>
+          <w:lang w:eastAsia="es-ES"/>
         </w:rPr>
         <w:drawing>
           <wp:anchor distT="0" distB="0" distL="0" distR="0" simplePos="0" relativeHeight="487588864" behindDoc="1" locked="0" layoutInCell="1" allowOverlap="1" wp14:anchorId="6363D3E6" wp14:editId="6363D3E7">
@@ -4545,6 +4555,7 @@
         <w:rPr>
           <w:noProof/>
           <w:sz w:val="20"/>
+          <w:lang w:eastAsia="es-ES"/>
         </w:rPr>
         <w:drawing>
           <wp:inline distT="0" distB="0" distL="0" distR="0" wp14:anchorId="6363D3E8" wp14:editId="6363D3E9">
@@ -4689,6 +4700,7 @@
         <w:rPr>
           <w:noProof/>
           <w:sz w:val="13"/>
+          <w:lang w:eastAsia="es-ES"/>
         </w:rPr>
         <w:drawing>
           <wp:anchor distT="0" distB="0" distL="0" distR="0" simplePos="0" relativeHeight="487589376" behindDoc="1" locked="0" layoutInCell="1" allowOverlap="1" wp14:anchorId="6363D3EA" wp14:editId="6363D3EB">
@@ -4862,6 +4874,7 @@
         <w:rPr>
           <w:noProof/>
           <w:sz w:val="20"/>
+          <w:lang w:eastAsia="es-ES"/>
         </w:rPr>
         <w:drawing>
           <wp:inline distT="0" distB="0" distL="0" distR="0" wp14:anchorId="6363D3EC" wp14:editId="6363D3ED">
@@ -5208,6 +5221,7 @@
       <w:r>
         <w:rPr>
           <w:noProof/>
+          <w:lang w:eastAsia="es-ES"/>
         </w:rPr>
         <w:lastRenderedPageBreak/>
         <w:drawing>
@@ -5328,8 +5342,17 @@
       </w:pPr>
     </w:p>
     <w:p>
-      <w:r>
-        <w:t xml:space="preserve">El lunes tuvimos de nuevo una sesión de laboratorio, donde se enseño como crear las huellas de los componentes y analizar el consumo eléctrico (1H). </w:t>
+      <w:pPr>
+        <w:jc w:val="both"/>
+      </w:pPr>
+      <w:r>
+        <w:t xml:space="preserve">El lunes tuvimos de nuevo una sesión de laboratorio, donde se </w:t>
+      </w:r>
+      <w:r>
+        <w:t>enseñó</w:t>
+      </w:r>
+      <w:r>
+        <w:t xml:space="preserve"> como crear las huellas de los componentes y analizar el consumo eléctrico (1H). </w:t>
       </w:r>
       <w:r>
         <w:t>Además</w:t>
@@ -5344,39 +5367,152 @@
         <w:t>realizando</w:t>
       </w:r>
       <w:r>
-        <w:t xml:space="preserve"> las huellas que se nos habían extraviado, actualizando el diagrama de Gantt y terminando con las Bill of Material (1H). </w:t>
+        <w:t xml:space="preserve"> las huellas que se nos habían extraviado, actualizando el diagrama de Gantt y terminando con </w:t>
+      </w:r>
+      <w:r>
+        <w:t>el Bill of Material (1 H</w:t>
+      </w:r>
+      <w:r>
+        <w:t xml:space="preserve">). </w:t>
+      </w:r>
+    </w:p>
+    <w:p>
+      <w:pPr>
+        <w:jc w:val="both"/>
+      </w:pPr>
+    </w:p>
+    <w:p>
+      <w:pPr>
+        <w:jc w:val="both"/>
+      </w:pPr>
+      <w:r>
+        <w:t>Víctor</w:t>
+      </w:r>
+      <w:r>
+        <w:t xml:space="preserve"> actualizó el </w:t>
+      </w:r>
+      <w:r>
+        <w:t>esquemático</w:t>
+      </w:r>
+      <w:r>
+        <w:t xml:space="preserve"> de la PCB3 debido a que íbamos a implementar una nueva antena con posibilidad de adaptación de impedancias con una red en forma de PI. </w:t>
+      </w:r>
+      <w:r>
+        <w:t>Además,</w:t>
+      </w:r>
+      <w:r>
+        <w:t xml:space="preserve"> actualizó el BOM de la PCB3 con los nuevos componentes (0,5H)</w:t>
+      </w:r>
+      <w:r>
+        <w:t>.</w:t>
       </w:r>
     </w:p>
     <w:p/>
     <w:p>
-      <w:r>
-        <w:t>Víctor</w:t>
-      </w:r>
-      <w:r>
-        <w:t xml:space="preserve"> actualizó el </w:t>
-      </w:r>
-      <w:r>
-        <w:t>esquemático</w:t>
-      </w:r>
-      <w:r>
-        <w:t xml:space="preserve"> de la PCB3 debido a que íbamos a implementar una nueva antena con posibilidad de adaptación de impedancias con una red en forma de PI. </w:t>
-      </w:r>
-      <w:r>
-        <w:t>Además,</w:t>
-      </w:r>
-      <w:r>
-        <w:t xml:space="preserve"> actualizó el BOM de la PCB3 con los nuevos componentes (0,5H)</w:t>
-      </w:r>
-      <w:r>
-        <w:t>.</w:t>
-      </w:r>
-    </w:p>
-    <w:p/>
-    <w:p>
+      <w:pPr>
+        <w:jc w:val="both"/>
+      </w:pPr>
       <w:r>
         <w:lastRenderedPageBreak/>
         <w:t>El martes, Miguel y Mario continuaron con las PCBs. Se diseñaron y crearon las huellas faltantes y se finalizó el posicionamiento de todas las huellas para las cuatro placas de circuito impreso. Se diseñó la antena y se realizaron los cambios correspondientes en su esquemático. Víctor y Clara continuaron con la planificación, la documentación, el BOM y comenzaron a elaborar el análisis térmico y eléctrico.</w:t>
       </w:r>
+    </w:p>
+    <w:p>
+      <w:pPr>
+        <w:jc w:val="both"/>
+      </w:pPr>
+    </w:p>
+    <w:p>
+      <w:pPr>
+        <w:spacing w:before="156"/>
+        <w:ind w:left="2"/>
+        <w:jc w:val="both"/>
+        <w:rPr>
+          <w:sz w:val="28"/>
+        </w:rPr>
+      </w:pPr>
+      <w:r>
+        <w:rPr>
+          <w:color w:val="585858"/>
+          <w:spacing w:val="11"/>
+          <w:sz w:val="28"/>
+        </w:rPr>
+        <w:t>Semana</w:t>
+      </w:r>
+      <w:r>
+        <w:rPr>
+          <w:color w:val="585858"/>
+          <w:spacing w:val="35"/>
+          <w:sz w:val="28"/>
+        </w:rPr>
+        <w:t xml:space="preserve"> </w:t>
+      </w:r>
+      <w:r>
+        <w:rPr>
+          <w:color w:val="585858"/>
+          <w:spacing w:val="14"/>
+          <w:sz w:val="28"/>
+        </w:rPr>
+        <w:t>13/10</w:t>
+      </w:r>
+      <w:r>
+        <w:rPr>
+          <w:color w:val="585858"/>
+          <w:spacing w:val="14"/>
+          <w:sz w:val="28"/>
+        </w:rPr>
+        <w:t>-</w:t>
+      </w:r>
+      <w:r>
+        <w:rPr>
+          <w:color w:val="585858"/>
+          <w:spacing w:val="7"/>
+          <w:sz w:val="28"/>
+        </w:rPr>
+        <w:t>19</w:t>
+      </w:r>
+      <w:r>
+        <w:rPr>
+          <w:color w:val="585858"/>
+          <w:spacing w:val="7"/>
+          <w:sz w:val="28"/>
+        </w:rPr>
+        <w:t>/10</w:t>
+      </w:r>
+    </w:p>
+    <w:p>
+      <w:pPr>
+        <w:ind w:left="47" w:right="135"/>
+        <w:jc w:val="both"/>
+        <w:rPr>
+          <w:color w:val="585858"/>
+          <w:spacing w:val="13"/>
+          <w:sz w:val="28"/>
+        </w:rPr>
+      </w:pPr>
+      <w:r>
+        <w:rPr>
+          <w:color w:val="585858"/>
+          <w:spacing w:val="13"/>
+          <w:sz w:val="28"/>
+        </w:rPr>
+        <w:t>(Planificación: análisis del consumo eléctrico)</w:t>
+      </w:r>
+    </w:p>
+    <w:p>
+      <w:pPr>
+        <w:jc w:val="both"/>
+      </w:pPr>
+    </w:p>
+    <w:p>
+      <w:pPr>
+        <w:jc w:val="both"/>
+      </w:pPr>
+      <w:r>
+        <w:t>El lunes tuvimos sesión de laboratorio, donde la primera sesión estuvimos aprendiendo sobre la PCB2 de sensores, su funcionamiento general, patillaje, consumos, o señales de calibración (1h). En la segunda parte de la sesión, Mario y Miguel finalizaron con las PCB que presentaron problemas anteriormente, mientras Víctor y Clara estuvieron con el análisis eléctrico de las PCB 0 y 1, además de con la actualización de la documentación, planificación y control de cambios (1H)</w:t>
+      </w:r>
+      <w:bookmarkStart w:id="0" w:name="_GoBack"/>
+      <w:bookmarkEnd w:id="0"/>
     </w:p>
     <w:sectPr>
       <w:pgSz w:w="11910" w:h="16840"/>
@@ -5388,7 +5524,7 @@
 </file>
 
 <file path=word/endnotes.xml><?xml version="1.0" encoding="utf-8"?>
-<w:endnotes xmlns:wpc="http://schemas.microsoft.com/office/word/2010/wordprocessingCanvas" xmlns:cx="http://schemas.microsoft.com/office/drawing/2014/chartex" xmlns:cx1="http://schemas.microsoft.com/office/drawing/2015/9/8/chartex" xmlns:cx2="http://schemas.microsoft.com/office/drawing/2015/10/21/chartex" xmlns:cx3="http://schemas.microsoft.com/office/drawing/2016/5/9/chartex" xmlns:cx4="http://schemas.microsoft.com/office/drawing/2016/5/10/chartex" xmlns:cx5="http://schemas.microsoft.com/office/drawing/2016/5/11/chartex" xmlns:cx6="http://schemas.microsoft.com/office/drawing/2016/5/12/chartex" xmlns:cx7="http://schemas.microsoft.com/office/drawing/2016/5/13/chartex" xmlns:cx8="http://schemas.microsoft.com/office/drawing/2016/5/14/chartex" xmlns:mc="http://schemas.openxmlformats.org/markup-compatibility/2006" xmlns:aink="http://schemas.microsoft.com/office/drawing/2016/ink" xmlns:am3d="http://schemas.microsoft.com/office/drawing/2017/model3d" xmlns:o="urn:schemas-microsoft-com:office:office" xmlns:oel="http://schemas.microsoft.com/office/2019/extlst" xmlns:r="http://schemas.openxmlformats.org/officeDocument/2006/relationships" xmlns:m="http://schemas.openxmlformats.org/officeDocument/2006/math" xmlns:v="urn:schemas-microsoft-com:vml" xmlns:wp14="http://schemas.microsoft.com/office/word/2010/wordprocessingDrawing" xmlns:wp="http://schemas.openxmlformats.org/drawingml/2006/wordprocessingDrawing" xmlns:w10="urn:schemas-microsoft-com:office:word" xmlns:w="http://schemas.openxmlformats.org/wordprocessingml/2006/main" xmlns:w14="http://schemas.microsoft.com/office/word/2010/wordml" xmlns:w15="http://schemas.microsoft.com/office/word/2012/wordml" xmlns:w16cex="http://schemas.microsoft.com/office/word/2018/wordml/cex" xmlns:w16cid="http://schemas.microsoft.com/office/word/2016/wordml/cid" xmlns:w16="http://schemas.microsoft.com/office/word/2018/wordml" xmlns:w16du="http://schemas.microsoft.com/office/word/2023/wordml/word16du" xmlns:w16sdtdh="http://schemas.microsoft.com/office/word/2020/wordml/sdtdatahash" xmlns:w16sdtfl="http://schemas.microsoft.com/office/word/2024/wordml/sdtformatlock" xmlns:w16se="http://schemas.microsoft.com/office/word/2015/wordml/symex" xmlns:wpg="http://schemas.microsoft.com/office/word/2010/wordprocessingGroup" xmlns:wpi="http://schemas.microsoft.com/office/word/2010/wordprocessingInk" xmlns:wne="http://schemas.microsoft.com/office/word/2006/wordml" xmlns:wps="http://schemas.microsoft.com/office/word/2010/wordprocessingShape" mc:Ignorable="w14 w15 w16se w16cid w16 w16cex w16sdtdh w16sdtfl w16du wp14">
+<w:endnotes xmlns:wpc="http://schemas.microsoft.com/office/word/2010/wordprocessingCanvas" xmlns:mc="http://schemas.openxmlformats.org/markup-compatibility/2006" xmlns:o="urn:schemas-microsoft-com:office:office" xmlns:r="http://schemas.openxmlformats.org/officeDocument/2006/relationships" xmlns:m="http://schemas.openxmlformats.org/officeDocument/2006/math" xmlns:v="urn:schemas-microsoft-com:vml" xmlns:wp14="http://schemas.microsoft.com/office/word/2010/wordprocessingDrawing" xmlns:wp="http://schemas.openxmlformats.org/drawingml/2006/wordprocessingDrawing" xmlns:w10="urn:schemas-microsoft-com:office:word" xmlns:w="http://schemas.openxmlformats.org/wordprocessingml/2006/main" xmlns:w14="http://schemas.microsoft.com/office/word/2010/wordml" xmlns:w15="http://schemas.microsoft.com/office/word/2012/wordml" xmlns:wpg="http://schemas.microsoft.com/office/word/2010/wordprocessingGroup" xmlns:wpi="http://schemas.microsoft.com/office/word/2010/wordprocessingInk" xmlns:wne="http://schemas.microsoft.com/office/word/2006/wordml" xmlns:wps="http://schemas.microsoft.com/office/word/2010/wordprocessingShape" mc:Ignorable="w14 w15 wp14">
   <w:endnote w:type="separator" w:id="-1">
     <w:p>
       <w:r>
@@ -5407,7 +5543,7 @@
 </file>
 
 <file path=word/footer1.xml><?xml version="1.0" encoding="utf-8"?>
-<w:ftr xmlns:wpc="http://schemas.microsoft.com/office/word/2010/wordprocessingCanvas" xmlns:cx="http://schemas.microsoft.com/office/drawing/2014/chartex" xmlns:cx1="http://schemas.microsoft.com/office/drawing/2015/9/8/chartex" xmlns:cx2="http://schemas.microsoft.com/office/drawing/2015/10/21/chartex" xmlns:cx3="http://schemas.microsoft.com/office/drawing/2016/5/9/chartex" xmlns:cx4="http://schemas.microsoft.com/office/drawing/2016/5/10/chartex" xmlns:cx5="http://schemas.microsoft.com/office/drawing/2016/5/11/chartex" xmlns:cx6="http://schemas.microsoft.com/office/drawing/2016/5/12/chartex" xmlns:cx7="http://schemas.microsoft.com/office/drawing/2016/5/13/chartex" xmlns:cx8="http://schemas.microsoft.com/office/drawing/2016/5/14/chartex" xmlns:mc="http://schemas.openxmlformats.org/markup-compatibility/2006" xmlns:aink="http://schemas.microsoft.com/office/drawing/2016/ink" xmlns:am3d="http://schemas.microsoft.com/office/drawing/2017/model3d" xmlns:o="urn:schemas-microsoft-com:office:office" xmlns:oel="http://schemas.microsoft.com/office/2019/extlst" xmlns:r="http://schemas.openxmlformats.org/officeDocument/2006/relationships" xmlns:m="http://schemas.openxmlformats.org/officeDocument/2006/math" xmlns:v="urn:schemas-microsoft-com:vml" xmlns:wp14="http://schemas.microsoft.com/office/word/2010/wordprocessingDrawing" xmlns:wp="http://schemas.openxmlformats.org/drawingml/2006/wordprocessingDrawing" xmlns:w10="urn:schemas-microsoft-com:office:word" xmlns:w="http://schemas.openxmlformats.org/wordprocessingml/2006/main" xmlns:w14="http://schemas.microsoft.com/office/word/2010/wordml" xmlns:w15="http://schemas.microsoft.com/office/word/2012/wordml" xmlns:w16cex="http://schemas.microsoft.com/office/word/2018/wordml/cex" xmlns:w16cid="http://schemas.microsoft.com/office/word/2016/wordml/cid" xmlns:w16="http://schemas.microsoft.com/office/word/2018/wordml" xmlns:w16du="http://schemas.microsoft.com/office/word/2023/wordml/word16du" xmlns:w16sdtdh="http://schemas.microsoft.com/office/word/2020/wordml/sdtdatahash" xmlns:w16sdtfl="http://schemas.microsoft.com/office/word/2024/wordml/sdtformatlock" xmlns:w16se="http://schemas.microsoft.com/office/word/2015/wordml/symex" xmlns:wpg="http://schemas.microsoft.com/office/word/2010/wordprocessingGroup" xmlns:wpi="http://schemas.microsoft.com/office/word/2010/wordprocessingInk" xmlns:wne="http://schemas.microsoft.com/office/word/2006/wordml" xmlns:wps="http://schemas.microsoft.com/office/word/2010/wordprocessingShape" mc:Ignorable="w14 w15 w16se w16cid w16 w16cex w16sdtdh w16sdtfl w16du wp14">
+<w:ftr xmlns:wpc="http://schemas.microsoft.com/office/word/2010/wordprocessingCanvas" xmlns:mc="http://schemas.openxmlformats.org/markup-compatibility/2006" xmlns:o="urn:schemas-microsoft-com:office:office" xmlns:r="http://schemas.openxmlformats.org/officeDocument/2006/relationships" xmlns:m="http://schemas.openxmlformats.org/officeDocument/2006/math" xmlns:v="urn:schemas-microsoft-com:vml" xmlns:wp14="http://schemas.microsoft.com/office/word/2010/wordprocessingDrawing" xmlns:wp="http://schemas.openxmlformats.org/drawingml/2006/wordprocessingDrawing" xmlns:w10="urn:schemas-microsoft-com:office:word" xmlns:w="http://schemas.openxmlformats.org/wordprocessingml/2006/main" xmlns:w14="http://schemas.microsoft.com/office/word/2010/wordml" xmlns:w15="http://schemas.microsoft.com/office/word/2012/wordml" xmlns:wpg="http://schemas.microsoft.com/office/word/2010/wordprocessingGroup" xmlns:wpi="http://schemas.microsoft.com/office/word/2010/wordprocessingInk" xmlns:wne="http://schemas.microsoft.com/office/word/2006/wordml" xmlns:wps="http://schemas.microsoft.com/office/word/2010/wordprocessingShape" mc:Ignorable="w14 w15 wp14">
   <w:p>
     <w:pPr>
       <w:pStyle w:val="Textoindependiente"/>
@@ -5420,6 +5556,7 @@
       <w:rPr>
         <w:noProof/>
         <w:sz w:val="20"/>
+        <w:lang w:eastAsia="es-ES"/>
       </w:rPr>
       <mc:AlternateContent>
         <mc:Choice Requires="wps">
@@ -5482,9 +5619,10 @@
                           </w:r>
                           <w:r>
                             <w:rPr>
+                              <w:noProof/>
                               <w:spacing w:val="-10"/>
                             </w:rPr>
-                            <w:t>2</w:t>
+                            <w:t>9</w:t>
                           </w:r>
                           <w:r>
                             <w:rPr>
@@ -5510,7 +5648,8 @@
               <v:stroke joinstyle="miter"/>
               <v:path gradientshapeok="t" o:connecttype="rect"/>
             </v:shapetype>
-            <v:shape id="Textbox 3" o:spid="_x0000_s1027" type="#_x0000_t202" style="position:absolute;margin-left:501.2pt;margin-top:780.5pt;width:13.15pt;height:14.35pt;z-index:-15872000;visibility:visible;mso-wrap-style:square;mso-wrap-distance-left:0;mso-wrap-distance-top:0;mso-wrap-distance-right:0;mso-wrap-distance-bottom:0;mso-position-horizontal:absolute;mso-position-horizontal-relative:page;mso-position-vertical:absolute;mso-position-vertical-relative:page;v-text-anchor:top" o:gfxdata="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" filled="f" stroked="f">
+            <v:shape id="Textbox 3" o:spid="_x0000_s1027" type="#_x0000_t202" style="position:absolute;margin-left:501.2pt;margin-top:780.5pt;width:13.15pt;height:14.35pt;z-index:-15872000;visibility:visible;mso-wrap-style:square;mso-wrap-distance-left:0;mso-wrap-distance-top:0;mso-wrap-distance-right:0;mso-wrap-distance-bottom:0;mso-position-horizontal:absolute;mso-position-horizontal-relative:page;mso-position-vertical:absolute;mso-position-vertical-relative:page;v-text-anchor:top" o:gfxdata="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" filled="f" stroked="f">
+              <v:path arrowok="t"/>
               <v:textbox inset="0,0,0,0">
                 <w:txbxContent>
                   <w:p>
@@ -5539,9 +5678,10 @@
                     </w:r>
                     <w:r>
                       <w:rPr>
+                        <w:noProof/>
                         <w:spacing w:val="-10"/>
                       </w:rPr>
-                      <w:t>2</w:t>
+                      <w:t>9</w:t>
                     </w:r>
                     <w:r>
                       <w:rPr>
@@ -5563,7 +5703,7 @@
 </file>
 
 <file path=word/footnotes.xml><?xml version="1.0" encoding="utf-8"?>
-<w:footnotes xmlns:wpc="http://schemas.microsoft.com/office/word/2010/wordprocessingCanvas" xmlns:cx="http://schemas.microsoft.com/office/drawing/2014/chartex" xmlns:cx1="http://schemas.microsoft.com/office/drawing/2015/9/8/chartex" xmlns:cx2="http://schemas.microsoft.com/office/drawing/2015/10/21/chartex" xmlns:cx3="http://schemas.microsoft.com/office/drawing/2016/5/9/chartex" xmlns:cx4="http://schemas.microsoft.com/office/drawing/2016/5/10/chartex" xmlns:cx5="http://schemas.microsoft.com/office/drawing/2016/5/11/chartex" xmlns:cx6="http://schemas.microsoft.com/office/drawing/2016/5/12/chartex" xmlns:cx7="http://schemas.microsoft.com/office/drawing/2016/5/13/chartex" xmlns:cx8="http://schemas.microsoft.com/office/drawing/2016/5/14/chartex" xmlns:mc="http://schemas.openxmlformats.org/markup-compatibility/2006" xmlns:aink="http://schemas.microsoft.com/office/drawing/2016/ink" xmlns:am3d="http://schemas.microsoft.com/office/drawing/2017/model3d" xmlns:o="urn:schemas-microsoft-com:office:office" xmlns:oel="http://schemas.microsoft.com/office/2019/extlst" xmlns:r="http://schemas.openxmlformats.org/officeDocument/2006/relationships" xmlns:m="http://schemas.openxmlformats.org/officeDocument/2006/math" xmlns:v="urn:schemas-microsoft-com:vml" xmlns:wp14="http://schemas.microsoft.com/office/word/2010/wordprocessingDrawing" xmlns:wp="http://schemas.openxmlformats.org/drawingml/2006/wordprocessingDrawing" xmlns:w10="urn:schemas-microsoft-com:office:word" xmlns:w="http://schemas.openxmlformats.org/wordprocessingml/2006/main" xmlns:w14="http://schemas.microsoft.com/office/word/2010/wordml" xmlns:w15="http://schemas.microsoft.com/office/word/2012/wordml" xmlns:w16cex="http://schemas.microsoft.com/office/word/2018/wordml/cex" xmlns:w16cid="http://schemas.microsoft.com/office/word/2016/wordml/cid" xmlns:w16="http://schemas.microsoft.com/office/word/2018/wordml" xmlns:w16du="http://schemas.microsoft.com/office/word/2023/wordml/word16du" xmlns:w16sdtdh="http://schemas.microsoft.com/office/word/2020/wordml/sdtdatahash" xmlns:w16sdtfl="http://schemas.microsoft.com/office/word/2024/wordml/sdtformatlock" xmlns:w16se="http://schemas.microsoft.com/office/word/2015/wordml/symex" xmlns:wpg="http://schemas.microsoft.com/office/word/2010/wordprocessingGroup" xmlns:wpi="http://schemas.microsoft.com/office/word/2010/wordprocessingInk" xmlns:wne="http://schemas.microsoft.com/office/word/2006/wordml" xmlns:wps="http://schemas.microsoft.com/office/word/2010/wordprocessingShape" mc:Ignorable="w14 w15 w16se w16cid w16 w16cex w16sdtdh w16sdtfl w16du wp14">
+<w:footnotes xmlns:wpc="http://schemas.microsoft.com/office/word/2010/wordprocessingCanvas" xmlns:mc="http://schemas.openxmlformats.org/markup-compatibility/2006" xmlns:o="urn:schemas-microsoft-com:office:office" xmlns:r="http://schemas.openxmlformats.org/officeDocument/2006/relationships" xmlns:m="http://schemas.openxmlformats.org/officeDocument/2006/math" xmlns:v="urn:schemas-microsoft-com:vml" xmlns:wp14="http://schemas.microsoft.com/office/word/2010/wordprocessingDrawing" xmlns:wp="http://schemas.openxmlformats.org/drawingml/2006/wordprocessingDrawing" xmlns:w10="urn:schemas-microsoft-com:office:word" xmlns:w="http://schemas.openxmlformats.org/wordprocessingml/2006/main" xmlns:w14="http://schemas.microsoft.com/office/word/2010/wordml" xmlns:w15="http://schemas.microsoft.com/office/word/2012/wordml" xmlns:wpg="http://schemas.microsoft.com/office/word/2010/wordprocessingGroup" xmlns:wpi="http://schemas.microsoft.com/office/word/2010/wordprocessingInk" xmlns:wne="http://schemas.microsoft.com/office/word/2006/wordml" xmlns:wps="http://schemas.microsoft.com/office/word/2010/wordprocessingShape" mc:Ignorable="w14 w15 wp14">
   <w:footnote w:type="separator" w:id="-1">
     <w:p>
       <w:r>
@@ -5582,7 +5722,7 @@
 </file>
 
 <file path=word/header1.xml><?xml version="1.0" encoding="utf-8"?>
-<w:hdr xmlns:wpc="http://schemas.microsoft.com/office/word/2010/wordprocessingCanvas" xmlns:cx="http://schemas.microsoft.com/office/drawing/2014/chartex" xmlns:cx1="http://schemas.microsoft.com/office/drawing/2015/9/8/chartex" xmlns:cx2="http://schemas.microsoft.com/office/drawing/2015/10/21/chartex" xmlns:cx3="http://schemas.microsoft.com/office/drawing/2016/5/9/chartex" xmlns:cx4="http://schemas.microsoft.com/office/drawing/2016/5/10/chartex" xmlns:cx5="http://schemas.microsoft.com/office/drawing/2016/5/11/chartex" xmlns:cx6="http://schemas.microsoft.com/office/drawing/2016/5/12/chartex" xmlns:cx7="http://schemas.microsoft.com/office/drawing/2016/5/13/chartex" xmlns:cx8="http://schemas.microsoft.com/office/drawing/2016/5/14/chartex" xmlns:mc="http://schemas.openxmlformats.org/markup-compatibility/2006" xmlns:aink="http://schemas.microsoft.com/office/drawing/2016/ink" xmlns:am3d="http://schemas.microsoft.com/office/drawing/2017/model3d" xmlns:o="urn:schemas-microsoft-com:office:office" xmlns:oel="http://schemas.microsoft.com/office/2019/extlst" xmlns:r="http://schemas.openxmlformats.org/officeDocument/2006/relationships" xmlns:m="http://schemas.openxmlformats.org/officeDocument/2006/math" xmlns:v="urn:schemas-microsoft-com:vml" xmlns:wp14="http://schemas.microsoft.com/office/word/2010/wordprocessingDrawing" xmlns:wp="http://schemas.openxmlformats.org/drawingml/2006/wordprocessingDrawing" xmlns:w10="urn:schemas-microsoft-com:office:word" xmlns:w="http://schemas.openxmlformats.org/wordprocessingml/2006/main" xmlns:w14="http://schemas.microsoft.com/office/word/2010/wordml" xmlns:w15="http://schemas.microsoft.com/office/word/2012/wordml" xmlns:w16cex="http://schemas.microsoft.com/office/word/2018/wordml/cex" xmlns:w16cid="http://schemas.microsoft.com/office/word/2016/wordml/cid" xmlns:w16="http://schemas.microsoft.com/office/word/2018/wordml" xmlns:w16du="http://schemas.microsoft.com/office/word/2023/wordml/word16du" xmlns:w16sdtdh="http://schemas.microsoft.com/office/word/2020/wordml/sdtdatahash" xmlns:w16sdtfl="http://schemas.microsoft.com/office/word/2024/wordml/sdtformatlock" xmlns:w16se="http://schemas.microsoft.com/office/word/2015/wordml/symex" xmlns:wpg="http://schemas.microsoft.com/office/word/2010/wordprocessingGroup" xmlns:wpi="http://schemas.microsoft.com/office/word/2010/wordprocessingInk" xmlns:wne="http://schemas.microsoft.com/office/word/2006/wordml" xmlns:wps="http://schemas.microsoft.com/office/word/2010/wordprocessingShape" mc:Ignorable="w14 w15 w16se w16cid w16 w16cex w16sdtdh w16sdtfl w16du wp14">
+<w:hdr xmlns:wpc="http://schemas.microsoft.com/office/word/2010/wordprocessingCanvas" xmlns:mc="http://schemas.openxmlformats.org/markup-compatibility/2006" xmlns:o="urn:schemas-microsoft-com:office:office" xmlns:r="http://schemas.openxmlformats.org/officeDocument/2006/relationships" xmlns:m="http://schemas.openxmlformats.org/officeDocument/2006/math" xmlns:v="urn:schemas-microsoft-com:vml" xmlns:wp14="http://schemas.microsoft.com/office/word/2010/wordprocessingDrawing" xmlns:wp="http://schemas.openxmlformats.org/drawingml/2006/wordprocessingDrawing" xmlns:w10="urn:schemas-microsoft-com:office:word" xmlns:w="http://schemas.openxmlformats.org/wordprocessingml/2006/main" xmlns:w14="http://schemas.microsoft.com/office/word/2010/wordml" xmlns:w15="http://schemas.microsoft.com/office/word/2012/wordml" xmlns:wpg="http://schemas.microsoft.com/office/word/2010/wordprocessingGroup" xmlns:wpi="http://schemas.microsoft.com/office/word/2010/wordprocessingInk" xmlns:wne="http://schemas.microsoft.com/office/word/2006/wordml" xmlns:wps="http://schemas.microsoft.com/office/word/2010/wordprocessingShape" mc:Ignorable="w14 w15 wp14">
   <w:p>
     <w:pPr>
       <w:pStyle w:val="Textoindependiente"/>
@@ -5595,6 +5735,7 @@
       <w:rPr>
         <w:noProof/>
         <w:sz w:val="20"/>
+        <w:lang w:eastAsia="es-ES"/>
       </w:rPr>
       <mc:AlternateContent>
         <mc:Choice Requires="wps">
@@ -5733,7 +5874,8 @@
               <v:stroke joinstyle="miter"/>
               <v:path gradientshapeok="t" o:connecttype="rect"/>
             </v:shapetype>
-            <v:shape id="Textbox 2" o:spid="_x0000_s1026" type="#_x0000_t202" style="position:absolute;margin-left:84.1pt;margin-top:34.6pt;width:267.25pt;height:14.35pt;z-index:-15872512;visibility:visible;mso-wrap-style:square;mso-wrap-distance-left:0;mso-wrap-distance-top:0;mso-wrap-distance-right:0;mso-wrap-distance-bottom:0;mso-position-horizontal:absolute;mso-position-horizontal-relative:page;mso-position-vertical:absolute;mso-position-vertical-relative:page;v-text-anchor:top" o:gfxdata="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" filled="f" stroked="f">
+            <v:shape id="Textbox 2" o:spid="_x0000_s1026" type="#_x0000_t202" style="position:absolute;margin-left:84.1pt;margin-top:34.6pt;width:267.25pt;height:14.35pt;z-index:-15872512;visibility:visible;mso-wrap-style:square;mso-wrap-distance-left:0;mso-wrap-distance-top:0;mso-wrap-distance-right:0;mso-wrap-distance-bottom:0;mso-position-horizontal:absolute;mso-position-horizontal-relative:page;mso-position-vertical:absolute;mso-position-vertical-relative:page;v-text-anchor:top" o:gfxdata="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" filled="f" stroked="f">
+              <v:path arrowok="t"/>
               <v:textbox inset="0,0,0,0">
                 <w:txbxContent>
                   <w:p>
@@ -5834,7 +5976,7 @@
 </file>
 
 <file path=word/styles.xml><?xml version="1.0" encoding="utf-8"?>
-<w:styles xmlns:mc="http://schemas.openxmlformats.org/markup-compatibility/2006" xmlns:r="http://schemas.openxmlformats.org/officeDocument/2006/relationships" xmlns:w="http://schemas.openxmlformats.org/wordprocessingml/2006/main" xmlns:w14="http://schemas.microsoft.com/office/word/2010/wordml" xmlns:w15="http://schemas.microsoft.com/office/word/2012/wordml" xmlns:w16cex="http://schemas.microsoft.com/office/word/2018/wordml/cex" xmlns:w16cid="http://schemas.microsoft.com/office/word/2016/wordml/cid" xmlns:w16="http://schemas.microsoft.com/office/word/2018/wordml" xmlns:w16du="http://schemas.microsoft.com/office/word/2023/wordml/word16du" xmlns:w16sdtdh="http://schemas.microsoft.com/office/word/2020/wordml/sdtdatahash" xmlns:w16sdtfl="http://schemas.microsoft.com/office/word/2024/wordml/sdtformatlock" xmlns:w16se="http://schemas.microsoft.com/office/word/2015/wordml/symex" mc:Ignorable="w14 w15 w16se w16cid w16 w16cex w16sdtdh w16sdtfl w16du">
+<w:styles xmlns:mc="http://schemas.openxmlformats.org/markup-compatibility/2006" xmlns:r="http://schemas.openxmlformats.org/officeDocument/2006/relationships" xmlns:w="http://schemas.openxmlformats.org/wordprocessingml/2006/main" xmlns:w14="http://schemas.microsoft.com/office/word/2010/wordml" xmlns:w15="http://schemas.microsoft.com/office/word/2012/wordml" mc:Ignorable="w14 w15">
   <w:docDefaults>
     <w:rPrDefault>
       <w:rPr>
@@ -5852,7 +5994,7 @@
       </w:pPr>
     </w:pPrDefault>
   </w:docDefaults>
-  <w:latentStyles w:defLockedState="0" w:defUIPriority="99" w:defSemiHidden="0" w:defUnhideWhenUsed="0" w:defQFormat="0" w:count="376">
+  <w:latentStyles w:defLockedState="0" w:defUIPriority="99" w:defSemiHidden="0" w:defUnhideWhenUsed="0" w:defQFormat="0" w:count="371">
     <w:lsdException w:name="Normal" w:uiPriority="0" w:qFormat="1"/>
     <w:lsdException w:name="heading 1" w:uiPriority="9" w:qFormat="1"/>
     <w:lsdException w:name="heading 2" w:semiHidden="1" w:uiPriority="9" w:unhideWhenUsed="1" w:qFormat="1"/>
@@ -6224,11 +6366,6 @@
     <w:lsdException w:name="List Table 5 Dark Accent 6" w:uiPriority="50"/>
     <w:lsdException w:name="List Table 6 Colorful Accent 6" w:uiPriority="51"/>
     <w:lsdException w:name="List Table 7 Colorful Accent 6" w:uiPriority="52"/>
-    <w:lsdException w:name="Mention" w:semiHidden="1" w:unhideWhenUsed="1"/>
-    <w:lsdException w:name="Smart Hyperlink" w:semiHidden="1" w:unhideWhenUsed="1"/>
-    <w:lsdException w:name="Hashtag" w:semiHidden="1" w:unhideWhenUsed="1"/>
-    <w:lsdException w:name="Unresolved Mention" w:semiHidden="1" w:unhideWhenUsed="1"/>
-    <w:lsdException w:name="Smart Link" w:semiHidden="1" w:unhideWhenUsed="1"/>
   </w:latentStyles>
   <w:style w:type="paragraph" w:default="1" w:styleId="Normal">
     <w:name w:val="Normal"/>
@@ -6288,7 +6425,7 @@
     <w:uiPriority w:val="1"/>
     <w:qFormat/>
   </w:style>
-  <w:style w:type="paragraph" w:styleId="Ttulo">
+  <w:style w:type="paragraph" w:styleId="Puesto">
     <w:name w:val="Title"/>
     <w:basedOn w:val="Normal"/>
     <w:uiPriority w:val="10"/>

--- a/Planificacion/Words/G1_PLANIFICACIÓN_ SEGUIMIENTO_CALIDAD.docx
+++ b/Planificacion/Words/G1_PLANIFICACIÓN_ SEGUIMIENTO_CALIDAD.docx
@@ -995,8 +995,13 @@
               </w:rPr>
               <w:t xml:space="preserve"> </w:t>
             </w:r>
-            <w:r>
-              <w:t>esquemático.</w:t>
+            <w:proofErr w:type="gramStart"/>
+            <w:r>
+              <w:t>esquemático</w:t>
+            </w:r>
+            <w:proofErr w:type="gramEnd"/>
+            <w:r>
+              <w:t>.</w:t>
             </w:r>
             <w:r>
               <w:rPr>
@@ -1300,8 +1305,13 @@
               </w:rPr>
               <w:t xml:space="preserve"> </w:t>
             </w:r>
-            <w:r>
-              <w:t>esquemático.</w:t>
+            <w:proofErr w:type="gramStart"/>
+            <w:r>
+              <w:t>esquemático</w:t>
+            </w:r>
+            <w:proofErr w:type="gramEnd"/>
+            <w:r>
+              <w:t>.</w:t>
             </w:r>
             <w:r>
               <w:rPr>
@@ -1442,7 +1452,7 @@
               <w:rPr>
                 <w:rFonts w:ascii="Times New Roman"/>
               </w:rPr>
-              <w:t>4</w:t>
+              <w:t>8</w:t>
             </w:r>
             <w:r>
               <w:rPr>
@@ -1702,7 +1712,15 @@
               <w:t xml:space="preserve"> </w:t>
             </w:r>
             <w:r>
-              <w:t>(gerber)</w:t>
+              <w:t>(</w:t>
+            </w:r>
+            <w:proofErr w:type="spellStart"/>
+            <w:r>
+              <w:t>gerber</w:t>
+            </w:r>
+            <w:proofErr w:type="spellEnd"/>
+            <w:r>
+              <w:t>)</w:t>
             </w:r>
           </w:p>
         </w:tc>
@@ -1968,7 +1986,15 @@
               <w:t xml:space="preserve"> </w:t>
             </w:r>
             <w:r>
-              <w:t>(gerber)</w:t>
+              <w:t>(</w:t>
+            </w:r>
+            <w:proofErr w:type="spellStart"/>
+            <w:r>
+              <w:t>gerber</w:t>
+            </w:r>
+            <w:proofErr w:type="spellEnd"/>
+            <w:r>
+              <w:t>)</w:t>
             </w:r>
           </w:p>
         </w:tc>
@@ -2460,7 +2486,23 @@
                 <w:rFonts w:ascii="Arial" w:hAnsi="Arial"/>
                 <w:b/>
               </w:rPr>
-              <w:t>(uC/FPGA).</w:t>
+              <w:t>(</w:t>
+            </w:r>
+            <w:proofErr w:type="spellStart"/>
+            <w:r>
+              <w:rPr>
+                <w:rFonts w:ascii="Arial" w:hAnsi="Arial"/>
+                <w:b/>
+              </w:rPr>
+              <w:t>uC</w:t>
+            </w:r>
+            <w:proofErr w:type="spellEnd"/>
+            <w:r>
+              <w:rPr>
+                <w:rFonts w:ascii="Arial" w:hAnsi="Arial"/>
+                <w:b/>
+              </w:rPr>
+              <w:t>/FPGA).</w:t>
             </w:r>
             <w:r>
               <w:rPr>
@@ -2693,7 +2735,23 @@
                 <w:rFonts w:ascii="Arial" w:hAnsi="Arial"/>
                 <w:b/>
               </w:rPr>
-              <w:t>(uC/FPGA).</w:t>
+              <w:t>(</w:t>
+            </w:r>
+            <w:proofErr w:type="spellStart"/>
+            <w:r>
+              <w:rPr>
+                <w:rFonts w:ascii="Arial" w:hAnsi="Arial"/>
+                <w:b/>
+              </w:rPr>
+              <w:t>uC</w:t>
+            </w:r>
+            <w:proofErr w:type="spellEnd"/>
+            <w:r>
+              <w:rPr>
+                <w:rFonts w:ascii="Arial" w:hAnsi="Arial"/>
+                <w:b/>
+              </w:rPr>
+              <w:t>/FPGA).</w:t>
             </w:r>
             <w:r>
               <w:rPr>
@@ -3912,8 +3970,13 @@
         </w:rPr>
         <w:t xml:space="preserve"> </w:t>
       </w:r>
-      <w:r>
-        <w:t>proteus,</w:t>
+      <w:proofErr w:type="spellStart"/>
+      <w:r>
+        <w:t>proteus</w:t>
+      </w:r>
+      <w:proofErr w:type="spellEnd"/>
+      <w:r>
+        <w:t>,</w:t>
       </w:r>
       <w:r>
         <w:rPr>
@@ -4030,7 +4093,23 @@
         <w:t xml:space="preserve"> </w:t>
       </w:r>
       <w:r>
-        <w:t>de las PBC’s y Victor y Clara terminaron el diagrama Gantt (1h). El miércoles por la tarde Miguel dedicó tiempo extra en la realización de los esquemáticos del PCB2 (2h). En la clase del viernes continuamos con el</w:t>
+        <w:t xml:space="preserve">de las </w:t>
+      </w:r>
+      <w:proofErr w:type="spellStart"/>
+      <w:r>
+        <w:t>PBC’s</w:t>
+      </w:r>
+      <w:proofErr w:type="spellEnd"/>
+      <w:r>
+        <w:t xml:space="preserve"> y </w:t>
+      </w:r>
+      <w:proofErr w:type="spellStart"/>
+      <w:r>
+        <w:t>Victor</w:t>
+      </w:r>
+      <w:proofErr w:type="spellEnd"/>
+      <w:r>
+        <w:t xml:space="preserve"> y Clara terminaron el diagrama Gantt (1h). El miércoles por la tarde Miguel dedicó tiempo extra en la realización de los esquemáticos del PCB2 (2h). En la clase del viernes continuamos con el</w:t>
       </w:r>
       <w:r>
         <w:rPr>
@@ -4039,7 +4118,23 @@
         <w:t xml:space="preserve"> </w:t>
       </w:r>
       <w:r>
-        <w:t>desarrollo de los diseños de los esquemáticos de las PBC’s (2.5h). En esta sesión se finalizaron los esquemáticos de las PCB1, PCB2 y PCB3, desarrollados por Mario, Miguel y Victor respectivamente. Clara comenzó el desarrollo de los esquemáticos correspondientes al PBC0.</w:t>
+        <w:t xml:space="preserve">desarrollo de los diseños de los esquemáticos de las </w:t>
+      </w:r>
+      <w:proofErr w:type="spellStart"/>
+      <w:r>
+        <w:t>PBC’s</w:t>
+      </w:r>
+      <w:proofErr w:type="spellEnd"/>
+      <w:r>
+        <w:t xml:space="preserve"> (2.5h). En esta sesión se finalizaron los esquemáticos de las PCB1, PCB2 y PCB3, desarrollados por Mario, Miguel y </w:t>
+      </w:r>
+      <w:proofErr w:type="spellStart"/>
+      <w:r>
+        <w:t>Victor</w:t>
+      </w:r>
+      <w:proofErr w:type="spellEnd"/>
+      <w:r>
+        <w:t xml:space="preserve"> respectivamente. Clara comenzó el desarrollo de los esquemáticos correspondientes al PBC0.</w:t>
       </w:r>
     </w:p>
     <w:p>
@@ -5081,8 +5176,18 @@
           <w:spacing w:val="13"/>
           <w:sz w:val="28"/>
         </w:rPr>
-        <w:t xml:space="preserve"> Cálculo de costes y diseño de las PCBs</w:t>
-      </w:r>
+        <w:t xml:space="preserve"> Cálculo de costes y diseño de las </w:t>
+      </w:r>
+      <w:proofErr w:type="spellStart"/>
+      <w:r>
+        <w:rPr>
+          <w:color w:val="585858"/>
+          <w:spacing w:val="13"/>
+          <w:sz w:val="28"/>
+        </w:rPr>
+        <w:t>PCBs</w:t>
+      </w:r>
+      <w:proofErr w:type="spellEnd"/>
       <w:r>
         <w:rPr>
           <w:color w:val="585858"/>
@@ -5098,13 +5203,34 @@
         <w:jc w:val="both"/>
       </w:pPr>
       <w:r>
-        <w:t xml:space="preserve">En la sesión del martes se han realizado labores de actualización y refinado de los esquemáticos. Mario y Miguel comenzaron con la especificación de las PCBs mientras que Víctor y Clara se encargaban de comenzar con las hojas de coste y actualización </w:t>
+        <w:t xml:space="preserve">En la sesión del martes se han realizado labores de actualización y refinado de los esquemáticos. Mario y Miguel comenzaron con la especificación de las </w:t>
+      </w:r>
+      <w:proofErr w:type="spellStart"/>
+      <w:r>
+        <w:t>PCBs</w:t>
+      </w:r>
+      <w:proofErr w:type="spellEnd"/>
+      <w:r>
+        <w:t xml:space="preserve"> mientras que Víctor y Clara se encargaban de comenzar con las hojas de coste y actualización </w:t>
       </w:r>
       <w:r>
         <w:t>de los diagramas</w:t>
       </w:r>
       <w:r>
-        <w:t xml:space="preserve"> Gant(1h). Clara dedico tiempo el jueves por la tarde para crear el logo y pensar en un nombre para nuestro </w:t>
+        <w:t xml:space="preserve"> </w:t>
+      </w:r>
+      <w:proofErr w:type="spellStart"/>
+      <w:proofErr w:type="gramStart"/>
+      <w:r>
+        <w:t>Gant</w:t>
+      </w:r>
+      <w:proofErr w:type="spellEnd"/>
+      <w:r>
+        <w:t>(</w:t>
+      </w:r>
+      <w:proofErr w:type="gramEnd"/>
+      <w:r>
+        <w:t xml:space="preserve">1h). Clara dedico tiempo el jueves por la tarde para crear el logo y pensar en un nombre para nuestro </w:t>
       </w:r>
       <w:r>
         <w:t>grupo (</w:t>
@@ -5120,7 +5246,20 @@
       </w:pPr>
       <w:r>
         <w:br/>
-        <w:t xml:space="preserve">En la sesión del viernes se continuo con las labores empezadas el martes dejando prácticamente acabadas las PCBs(dos de ellas no se van a poder mostrar por problemas para poder acceder a ellas al no haberse guardado </w:t>
+        <w:t xml:space="preserve">En la sesión del viernes se continuo con las labores empezadas el martes dejando prácticamente acabadas las </w:t>
+      </w:r>
+      <w:proofErr w:type="spellStart"/>
+      <w:proofErr w:type="gramStart"/>
+      <w:r>
+        <w:t>PCBs</w:t>
+      </w:r>
+      <w:proofErr w:type="spellEnd"/>
+      <w:r>
+        <w:t>(</w:t>
+      </w:r>
+      <w:proofErr w:type="gramEnd"/>
+      <w:r>
+        <w:t xml:space="preserve">dos de ellas no se van a poder mostrar por problemas para poder acceder a ellas al no haberse guardado </w:t>
       </w:r>
       <w:r>
         <w:t>correctamente) (</w:t>
@@ -5141,8 +5280,13 @@
         <w:jc w:val="both"/>
       </w:pPr>
       <w:r>
-        <w:t>Los esquemáticos se van a guardar en el Anexo 1 para así aligerar el peso de este archivo, y lo mismo se va a hacer con las PCBs</w:t>
-      </w:r>
+        <w:t xml:space="preserve">Los esquemáticos se van a guardar en el Anexo 1 para así aligerar el peso de este archivo, y lo mismo se va a hacer con las </w:t>
+      </w:r>
+      <w:proofErr w:type="spellStart"/>
+      <w:r>
+        <w:t>PCBs</w:t>
+      </w:r>
+      <w:proofErr w:type="spellEnd"/>
       <w:r>
         <w:t xml:space="preserve"> en el Anexo 2</w:t>
       </w:r>
@@ -5352,7 +5496,15 @@
         <w:t>enseñó</w:t>
       </w:r>
       <w:r>
-        <w:t xml:space="preserve"> como crear las huellas de los componentes y analizar el consumo eléctrico (1H). </w:t>
+        <w:t xml:space="preserve"> </w:t>
+      </w:r>
+      <w:proofErr w:type="spellStart"/>
+      <w:r>
+        <w:t>como</w:t>
+      </w:r>
+      <w:proofErr w:type="spellEnd"/>
+      <w:r>
+        <w:t xml:space="preserve"> crear las huellas de los componentes y analizar el consumo eléctrico (1H). </w:t>
       </w:r>
       <w:r>
         <w:t>Además</w:t>
@@ -5414,7 +5566,15 @@
       </w:pPr>
       <w:r>
         <w:lastRenderedPageBreak/>
-        <w:t>El martes, Miguel y Mario continuaron con las PCBs. Se diseñaron y crearon las huellas faltantes y se finalizó el posicionamiento de todas las huellas para las cuatro placas de circuito impreso. Se diseñó la antena y se realizaron los cambios correspondientes en su esquemático. Víctor y Clara continuaron con la planificación, la documentación, el BOM y comenzaron a elaborar el análisis térmico y eléctrico.</w:t>
+        <w:t xml:space="preserve">El martes, Miguel y Mario continuaron con las </w:t>
+      </w:r>
+      <w:proofErr w:type="spellStart"/>
+      <w:r>
+        <w:t>PCBs</w:t>
+      </w:r>
+      <w:proofErr w:type="spellEnd"/>
+      <w:r>
+        <w:t>. Se diseñaron y crearon las huellas faltantes y se finalizó el posicionamiento de todas las huellas para las cuatro placas de circuito impreso. Se diseñó la antena y se realizaron los cambios correspondientes en su esquemático. Víctor y Clara continuaron con la planificación, la documentación, el BOM y comenzaron a elaborar el análisis térmico y eléctrico.</w:t>
       </w:r>
     </w:p>
     <w:p>
@@ -5453,15 +5613,7 @@
           <w:spacing w:val="14"/>
           <w:sz w:val="28"/>
         </w:rPr>
-        <w:t>13/10</w:t>
-      </w:r>
-      <w:r>
-        <w:rPr>
-          <w:color w:val="585858"/>
-          <w:spacing w:val="14"/>
-          <w:sz w:val="28"/>
-        </w:rPr>
-        <w:t>-</w:t>
+        <w:t>13/10-</w:t>
       </w:r>
       <w:r>
         <w:rPr>
@@ -5469,15 +5621,7 @@
           <w:spacing w:val="7"/>
           <w:sz w:val="28"/>
         </w:rPr>
-        <w:t>19</w:t>
-      </w:r>
-      <w:r>
-        <w:rPr>
-          <w:color w:val="585858"/>
-          <w:spacing w:val="7"/>
-          <w:sz w:val="28"/>
-        </w:rPr>
-        <w:t>/10</w:t>
+        <w:t>19/10</w:t>
       </w:r>
     </w:p>
     <w:p>
@@ -5511,8 +5655,74 @@
       <w:r>
         <w:t>El lunes tuvimos sesión de laboratorio, donde la primera sesión estuvimos aprendiendo sobre la PCB2 de sensores, su funcionamiento general, patillaje, consumos, o señales de calibración (1h). En la segunda parte de la sesión, Mario y Miguel finalizaron con las PCB que presentaron problemas anteriormente, mientras Víctor y Clara estuvieron con el análisis eléctrico de las PCB 0 y 1, además de con la actualización de la documentación, planificación y control de cambios (1H)</w:t>
       </w:r>
+    </w:p>
+    <w:p>
+      <w:pPr>
+        <w:jc w:val="both"/>
+      </w:pPr>
+    </w:p>
+    <w:p>
+      <w:pPr>
+        <w:jc w:val="both"/>
+      </w:pPr>
+      <w:r>
+        <w:t>El miércoles</w:t>
+      </w:r>
+      <w:r>
+        <w:t>,</w:t>
+      </w:r>
+      <w:r>
+        <w:t xml:space="preserve"> Miguel</w:t>
+      </w:r>
+      <w:r>
+        <w:t>, finalizó</w:t>
+      </w:r>
+      <w:r>
+        <w:t xml:space="preserve"> las </w:t>
+      </w:r>
+      <w:proofErr w:type="spellStart"/>
+      <w:r>
+        <w:t>PCB’s</w:t>
+      </w:r>
+      <w:proofErr w:type="spellEnd"/>
+      <w:r>
+        <w:t xml:space="preserve">  2 y 3, además de hacer el rutado de conexiones </w:t>
+      </w:r>
+      <w:r>
+        <w:t xml:space="preserve">de estas PCB </w:t>
+      </w:r>
+      <w:r>
+        <w:t xml:space="preserve">(2h) </w:t>
+      </w:r>
+    </w:p>
+    <w:p>
+      <w:pPr>
+        <w:jc w:val="both"/>
+      </w:pPr>
+    </w:p>
+    <w:p>
+      <w:pPr>
+        <w:jc w:val="both"/>
+      </w:pPr>
+      <w:r>
+        <w:t xml:space="preserve">Durante la sesión del viernes en el laboratorio se nos indicó cambios que debíamos hacer sobre los esquemáticos y las PCB, y nos pusimos a realizar estos cambios. </w:t>
+      </w:r>
+      <w:r>
+        <w:t xml:space="preserve">Actualizamos la documentación, se finalizaron las </w:t>
+      </w:r>
+      <w:proofErr w:type="spellStart"/>
+      <w:r>
+        <w:t>PCBs</w:t>
+      </w:r>
+      <w:proofErr w:type="spellEnd"/>
+      <w:r>
+        <w:t xml:space="preserve"> 0 y 1 y sus rutados de conexiones. </w:t>
+      </w:r>
       <w:bookmarkStart w:id="0" w:name="_GoBack"/>
       <w:bookmarkEnd w:id="0"/>
+      <w:r>
+        <w:t>También continuamos con el análisis eléctrico. (2h)</w:t>
+      </w:r>
     </w:p>
     <w:sectPr>
       <w:pgSz w:w="11910" w:h="16840"/>
@@ -5622,7 +5832,7 @@
                               <w:noProof/>
                               <w:spacing w:val="-10"/>
                             </w:rPr>
-                            <w:t>9</w:t>
+                            <w:t>8</w:t>
                           </w:r>
                           <w:r>
                             <w:rPr>
@@ -5681,7 +5891,7 @@
                         <w:noProof/>
                         <w:spacing w:val="-10"/>
                       </w:rPr>
-                      <w:t>9</w:t>
+                      <w:t>8</w:t>
                     </w:r>
                     <w:r>
                       <w:rPr>

--- a/Planificacion/Words/G1_PLANIFICACIÓN_ SEGUIMIENTO_CALIDAD.docx
+++ b/Planificacion/Words/G1_PLANIFICACIÓN_ SEGUIMIENTO_CALIDAD.docx
@@ -1,10 +1,10 @@
 
 <file path=word/document.xml><?xml version="1.0" encoding="utf-8"?>
-<w:document xmlns:wpc="http://schemas.microsoft.com/office/word/2010/wordprocessingCanvas" xmlns:mc="http://schemas.openxmlformats.org/markup-compatibility/2006" xmlns:o="urn:schemas-microsoft-com:office:office" xmlns:r="http://schemas.openxmlformats.org/officeDocument/2006/relationships" xmlns:m="http://schemas.openxmlformats.org/officeDocument/2006/math" xmlns:v="urn:schemas-microsoft-com:vml" xmlns:wp14="http://schemas.microsoft.com/office/word/2010/wordprocessingDrawing" xmlns:wp="http://schemas.openxmlformats.org/drawingml/2006/wordprocessingDrawing" xmlns:w10="urn:schemas-microsoft-com:office:word" xmlns:w="http://schemas.openxmlformats.org/wordprocessingml/2006/main" xmlns:w14="http://schemas.microsoft.com/office/word/2010/wordml" xmlns:w15="http://schemas.microsoft.com/office/word/2012/wordml" xmlns:wpg="http://schemas.microsoft.com/office/word/2010/wordprocessingGroup" xmlns:wpi="http://schemas.microsoft.com/office/word/2010/wordprocessingInk" xmlns:wne="http://schemas.microsoft.com/office/word/2006/wordml" xmlns:wps="http://schemas.microsoft.com/office/word/2010/wordprocessingShape" mc:Ignorable="w14 w15 wp14">
+<w:document xmlns:wpc="http://schemas.microsoft.com/office/word/2010/wordprocessingCanvas" xmlns:cx="http://schemas.microsoft.com/office/drawing/2014/chartex" xmlns:cx1="http://schemas.microsoft.com/office/drawing/2015/9/8/chartex" xmlns:cx2="http://schemas.microsoft.com/office/drawing/2015/10/21/chartex" xmlns:cx3="http://schemas.microsoft.com/office/drawing/2016/5/9/chartex" xmlns:cx4="http://schemas.microsoft.com/office/drawing/2016/5/10/chartex" xmlns:cx5="http://schemas.microsoft.com/office/drawing/2016/5/11/chartex" xmlns:cx6="http://schemas.microsoft.com/office/drawing/2016/5/12/chartex" xmlns:cx7="http://schemas.microsoft.com/office/drawing/2016/5/13/chartex" xmlns:cx8="http://schemas.microsoft.com/office/drawing/2016/5/14/chartex" xmlns:mc="http://schemas.openxmlformats.org/markup-compatibility/2006" xmlns:aink="http://schemas.microsoft.com/office/drawing/2016/ink" xmlns:am3d="http://schemas.microsoft.com/office/drawing/2017/model3d" xmlns:o="urn:schemas-microsoft-com:office:office" xmlns:oel="http://schemas.microsoft.com/office/2019/extlst" xmlns:r="http://schemas.openxmlformats.org/officeDocument/2006/relationships" xmlns:m="http://schemas.openxmlformats.org/officeDocument/2006/math" xmlns:v="urn:schemas-microsoft-com:vml" xmlns:wp14="http://schemas.microsoft.com/office/word/2010/wordprocessingDrawing" xmlns:wp="http://schemas.openxmlformats.org/drawingml/2006/wordprocessingDrawing" xmlns:w10="urn:schemas-microsoft-com:office:word" xmlns:w="http://schemas.openxmlformats.org/wordprocessingml/2006/main" xmlns:w14="http://schemas.microsoft.com/office/word/2010/wordml" xmlns:w15="http://schemas.microsoft.com/office/word/2012/wordml" xmlns:w16cex="http://schemas.microsoft.com/office/word/2018/wordml/cex" xmlns:w16cid="http://schemas.microsoft.com/office/word/2016/wordml/cid" xmlns:w16="http://schemas.microsoft.com/office/word/2018/wordml" xmlns:w16du="http://schemas.microsoft.com/office/word/2023/wordml/word16du" xmlns:w16sdtdh="http://schemas.microsoft.com/office/word/2020/wordml/sdtdatahash" xmlns:w16sdtfl="http://schemas.microsoft.com/office/word/2024/wordml/sdtformatlock" xmlns:w16se="http://schemas.microsoft.com/office/word/2015/wordml/symex" xmlns:wpg="http://schemas.microsoft.com/office/word/2010/wordprocessingGroup" xmlns:wpi="http://schemas.microsoft.com/office/word/2010/wordprocessingInk" xmlns:wne="http://schemas.microsoft.com/office/word/2006/wordml" xmlns:wps="http://schemas.microsoft.com/office/word/2010/wordprocessingShape" mc:Ignorable="w14 w15 w16se w16cid w16 w16cex w16sdtdh w16sdtfl w16du wp14">
   <w:body>
     <w:p>
       <w:pPr>
-        <w:pStyle w:val="Puesto"/>
+        <w:pStyle w:val="Ttulo"/>
       </w:pPr>
       <w:r>
         <w:t>Plan</w:t>
@@ -995,13 +995,8 @@
               </w:rPr>
               <w:t xml:space="preserve"> </w:t>
             </w:r>
-            <w:proofErr w:type="gramStart"/>
-            <w:r>
-              <w:t>esquemático</w:t>
-            </w:r>
-            <w:proofErr w:type="gramEnd"/>
-            <w:r>
-              <w:t>.</w:t>
+            <w:r>
+              <w:t>esquemático.</w:t>
             </w:r>
             <w:r>
               <w:rPr>
@@ -1305,13 +1300,8 @@
               </w:rPr>
               <w:t xml:space="preserve"> </w:t>
             </w:r>
-            <w:proofErr w:type="gramStart"/>
-            <w:r>
-              <w:t>esquemático</w:t>
-            </w:r>
-            <w:proofErr w:type="gramEnd"/>
-            <w:r>
-              <w:t>.</w:t>
+            <w:r>
+              <w:t>esquemático.</w:t>
             </w:r>
             <w:r>
               <w:rPr>
@@ -1452,7 +1442,7 @@
               <w:rPr>
                 <w:rFonts w:ascii="Times New Roman"/>
               </w:rPr>
-              <w:t>8</w:t>
+              <w:t>9</w:t>
             </w:r>
             <w:r>
               <w:rPr>
@@ -1712,15 +1702,7 @@
               <w:t xml:space="preserve"> </w:t>
             </w:r>
             <w:r>
-              <w:t>(</w:t>
-            </w:r>
-            <w:proofErr w:type="spellStart"/>
-            <w:r>
-              <w:t>gerber</w:t>
-            </w:r>
-            <w:proofErr w:type="spellEnd"/>
-            <w:r>
-              <w:t>)</w:t>
+              <w:t>(gerber)</w:t>
             </w:r>
           </w:p>
         </w:tc>
@@ -1986,15 +1968,7 @@
               <w:t xml:space="preserve"> </w:t>
             </w:r>
             <w:r>
-              <w:t>(</w:t>
-            </w:r>
-            <w:proofErr w:type="spellStart"/>
-            <w:r>
-              <w:t>gerber</w:t>
-            </w:r>
-            <w:proofErr w:type="spellEnd"/>
-            <w:r>
-              <w:t>)</w:t>
+              <w:t>(gerber)</w:t>
             </w:r>
           </w:p>
         </w:tc>
@@ -2486,23 +2460,7 @@
                 <w:rFonts w:ascii="Arial" w:hAnsi="Arial"/>
                 <w:b/>
               </w:rPr>
-              <w:t>(</w:t>
-            </w:r>
-            <w:proofErr w:type="spellStart"/>
-            <w:r>
-              <w:rPr>
-                <w:rFonts w:ascii="Arial" w:hAnsi="Arial"/>
-                <w:b/>
-              </w:rPr>
-              <w:t>uC</w:t>
-            </w:r>
-            <w:proofErr w:type="spellEnd"/>
-            <w:r>
-              <w:rPr>
-                <w:rFonts w:ascii="Arial" w:hAnsi="Arial"/>
-                <w:b/>
-              </w:rPr>
-              <w:t>/FPGA).</w:t>
+              <w:t>(uC/FPGA).</w:t>
             </w:r>
             <w:r>
               <w:rPr>
@@ -2735,23 +2693,7 @@
                 <w:rFonts w:ascii="Arial" w:hAnsi="Arial"/>
                 <w:b/>
               </w:rPr>
-              <w:t>(</w:t>
-            </w:r>
-            <w:proofErr w:type="spellStart"/>
-            <w:r>
-              <w:rPr>
-                <w:rFonts w:ascii="Arial" w:hAnsi="Arial"/>
-                <w:b/>
-              </w:rPr>
-              <w:t>uC</w:t>
-            </w:r>
-            <w:proofErr w:type="spellEnd"/>
-            <w:r>
-              <w:rPr>
-                <w:rFonts w:ascii="Arial" w:hAnsi="Arial"/>
-                <w:b/>
-              </w:rPr>
-              <w:t>/FPGA).</w:t>
+              <w:t>(uC/FPGA).</w:t>
             </w:r>
             <w:r>
               <w:rPr>
@@ -3970,13 +3912,8 @@
         </w:rPr>
         <w:t xml:space="preserve"> </w:t>
       </w:r>
-      <w:proofErr w:type="spellStart"/>
-      <w:r>
-        <w:t>proteus</w:t>
-      </w:r>
-      <w:proofErr w:type="spellEnd"/>
-      <w:r>
-        <w:t>,</w:t>
+      <w:r>
+        <w:t>proteus,</w:t>
       </w:r>
       <w:r>
         <w:rPr>
@@ -4093,23 +4030,7 @@
         <w:t xml:space="preserve"> </w:t>
       </w:r>
       <w:r>
-        <w:t xml:space="preserve">de las </w:t>
-      </w:r>
-      <w:proofErr w:type="spellStart"/>
-      <w:r>
-        <w:t>PBC’s</w:t>
-      </w:r>
-      <w:proofErr w:type="spellEnd"/>
-      <w:r>
-        <w:t xml:space="preserve"> y </w:t>
-      </w:r>
-      <w:proofErr w:type="spellStart"/>
-      <w:r>
-        <w:t>Victor</w:t>
-      </w:r>
-      <w:proofErr w:type="spellEnd"/>
-      <w:r>
-        <w:t xml:space="preserve"> y Clara terminaron el diagrama Gantt (1h). El miércoles por la tarde Miguel dedicó tiempo extra en la realización de los esquemáticos del PCB2 (2h). En la clase del viernes continuamos con el</w:t>
+        <w:t>de las PBC’s y Victor y Clara terminaron el diagrama Gantt (1h). El miércoles por la tarde Miguel dedicó tiempo extra en la realización de los esquemáticos del PCB2 (2h). En la clase del viernes continuamos con el</w:t>
       </w:r>
       <w:r>
         <w:rPr>
@@ -4118,23 +4039,7 @@
         <w:t xml:space="preserve"> </w:t>
       </w:r>
       <w:r>
-        <w:t xml:space="preserve">desarrollo de los diseños de los esquemáticos de las </w:t>
-      </w:r>
-      <w:proofErr w:type="spellStart"/>
-      <w:r>
-        <w:t>PBC’s</w:t>
-      </w:r>
-      <w:proofErr w:type="spellEnd"/>
-      <w:r>
-        <w:t xml:space="preserve"> (2.5h). En esta sesión se finalizaron los esquemáticos de las PCB1, PCB2 y PCB3, desarrollados por Mario, Miguel y </w:t>
-      </w:r>
-      <w:proofErr w:type="spellStart"/>
-      <w:r>
-        <w:t>Victor</w:t>
-      </w:r>
-      <w:proofErr w:type="spellEnd"/>
-      <w:r>
-        <w:t xml:space="preserve"> respectivamente. Clara comenzó el desarrollo de los esquemáticos correspondientes al PBC0.</w:t>
+        <w:t>desarrollo de los diseños de los esquemáticos de las PBC’s (2.5h). En esta sesión se finalizaron los esquemáticos de las PCB1, PCB2 y PCB3, desarrollados por Mario, Miguel y Victor respectivamente. Clara comenzó el desarrollo de los esquemáticos correspondientes al PBC0.</w:t>
       </w:r>
     </w:p>
     <w:p>
@@ -5176,18 +5081,8 @@
           <w:spacing w:val="13"/>
           <w:sz w:val="28"/>
         </w:rPr>
-        <w:t xml:space="preserve"> Cálculo de costes y diseño de las </w:t>
-      </w:r>
-      <w:proofErr w:type="spellStart"/>
-      <w:r>
-        <w:rPr>
-          <w:color w:val="585858"/>
-          <w:spacing w:val="13"/>
-          <w:sz w:val="28"/>
-        </w:rPr>
-        <w:t>PCBs</w:t>
-      </w:r>
-      <w:proofErr w:type="spellEnd"/>
+        <w:t xml:space="preserve"> Cálculo de costes y diseño de las PCBs</w:t>
+      </w:r>
       <w:r>
         <w:rPr>
           <w:color w:val="585858"/>
@@ -5203,34 +5098,13 @@
         <w:jc w:val="both"/>
       </w:pPr>
       <w:r>
-        <w:t xml:space="preserve">En la sesión del martes se han realizado labores de actualización y refinado de los esquemáticos. Mario y Miguel comenzaron con la especificación de las </w:t>
-      </w:r>
-      <w:proofErr w:type="spellStart"/>
-      <w:r>
-        <w:t>PCBs</w:t>
-      </w:r>
-      <w:proofErr w:type="spellEnd"/>
-      <w:r>
-        <w:t xml:space="preserve"> mientras que Víctor y Clara se encargaban de comenzar con las hojas de coste y actualización </w:t>
+        <w:t xml:space="preserve">En la sesión del martes se han realizado labores de actualización y refinado de los esquemáticos. Mario y Miguel comenzaron con la especificación de las PCBs mientras que Víctor y Clara se encargaban de comenzar con las hojas de coste y actualización </w:t>
       </w:r>
       <w:r>
         <w:t>de los diagramas</w:t>
       </w:r>
       <w:r>
-        <w:t xml:space="preserve"> </w:t>
-      </w:r>
-      <w:proofErr w:type="spellStart"/>
-      <w:proofErr w:type="gramStart"/>
-      <w:r>
-        <w:t>Gant</w:t>
-      </w:r>
-      <w:proofErr w:type="spellEnd"/>
-      <w:r>
-        <w:t>(</w:t>
-      </w:r>
-      <w:proofErr w:type="gramEnd"/>
-      <w:r>
-        <w:t xml:space="preserve">1h). Clara dedico tiempo el jueves por la tarde para crear el logo y pensar en un nombre para nuestro </w:t>
+        <w:t xml:space="preserve"> Gant(1h). Clara dedico tiempo el jueves por la tarde para crear el logo y pensar en un nombre para nuestro </w:t>
       </w:r>
       <w:r>
         <w:t>grupo (</w:t>
@@ -5246,20 +5120,7 @@
       </w:pPr>
       <w:r>
         <w:br/>
-        <w:t xml:space="preserve">En la sesión del viernes se continuo con las labores empezadas el martes dejando prácticamente acabadas las </w:t>
-      </w:r>
-      <w:proofErr w:type="spellStart"/>
-      <w:proofErr w:type="gramStart"/>
-      <w:r>
-        <w:t>PCBs</w:t>
-      </w:r>
-      <w:proofErr w:type="spellEnd"/>
-      <w:r>
-        <w:t>(</w:t>
-      </w:r>
-      <w:proofErr w:type="gramEnd"/>
-      <w:r>
-        <w:t xml:space="preserve">dos de ellas no se van a poder mostrar por problemas para poder acceder a ellas al no haberse guardado </w:t>
+        <w:t xml:space="preserve">En la sesión del viernes se continuo con las labores empezadas el martes dejando prácticamente acabadas las PCBs(dos de ellas no se van a poder mostrar por problemas para poder acceder a ellas al no haberse guardado </w:t>
       </w:r>
       <w:r>
         <w:t>correctamente) (</w:t>
@@ -5280,13 +5141,8 @@
         <w:jc w:val="both"/>
       </w:pPr>
       <w:r>
-        <w:t xml:space="preserve">Los esquemáticos se van a guardar en el Anexo 1 para así aligerar el peso de este archivo, y lo mismo se va a hacer con las </w:t>
-      </w:r>
-      <w:proofErr w:type="spellStart"/>
-      <w:r>
-        <w:t>PCBs</w:t>
-      </w:r>
-      <w:proofErr w:type="spellEnd"/>
+        <w:t>Los esquemáticos se van a guardar en el Anexo 1 para así aligerar el peso de este archivo, y lo mismo se va a hacer con las PCBs</w:t>
+      </w:r>
       <w:r>
         <w:t xml:space="preserve"> en el Anexo 2</w:t>
       </w:r>
@@ -5496,15 +5352,7 @@
         <w:t>enseñó</w:t>
       </w:r>
       <w:r>
-        <w:t xml:space="preserve"> </w:t>
-      </w:r>
-      <w:proofErr w:type="spellStart"/>
-      <w:r>
-        <w:t>como</w:t>
-      </w:r>
-      <w:proofErr w:type="spellEnd"/>
-      <w:r>
-        <w:t xml:space="preserve"> crear las huellas de los componentes y analizar el consumo eléctrico (1H). </w:t>
+        <w:t xml:space="preserve"> como crear las huellas de los componentes y analizar el consumo eléctrico (1H). </w:t>
       </w:r>
       <w:r>
         <w:t>Además</w:t>
@@ -5566,15 +5414,7 @@
       </w:pPr>
       <w:r>
         <w:lastRenderedPageBreak/>
-        <w:t xml:space="preserve">El martes, Miguel y Mario continuaron con las </w:t>
-      </w:r>
-      <w:proofErr w:type="spellStart"/>
-      <w:r>
-        <w:t>PCBs</w:t>
-      </w:r>
-      <w:proofErr w:type="spellEnd"/>
-      <w:r>
-        <w:t>. Se diseñaron y crearon las huellas faltantes y se finalizó el posicionamiento de todas las huellas para las cuatro placas de circuito impreso. Se diseñó la antena y se realizaron los cambios correspondientes en su esquemático. Víctor y Clara continuaron con la planificación, la documentación, el BOM y comenzaron a elaborar el análisis térmico y eléctrico.</w:t>
+        <w:t>El martes, Miguel y Mario continuaron con las PCBs. Se diseñaron y crearon las huellas faltantes y se finalizó el posicionamiento de todas las huellas para las cuatro placas de circuito impreso. Se diseñó la antena y se realizaron los cambios correspondientes en su esquemático. Víctor y Clara continuaron con la planificación, la documentación, el BOM y comenzaron a elaborar el análisis térmico y eléctrico.</w:t>
       </w:r>
     </w:p>
     <w:p>
@@ -5678,15 +5518,7 @@
         <w:t>, finalizó</w:t>
       </w:r>
       <w:r>
-        <w:t xml:space="preserve"> las </w:t>
-      </w:r>
-      <w:proofErr w:type="spellStart"/>
-      <w:r>
-        <w:t>PCB’s</w:t>
-      </w:r>
-      <w:proofErr w:type="spellEnd"/>
-      <w:r>
-        <w:t xml:space="preserve">  2 y 3, además de hacer el rutado de conexiones </w:t>
+        <w:t xml:space="preserve"> las PCB’s  2 y 3, además de hacer el rutado de conexiones </w:t>
       </w:r>
       <w:r>
         <w:t xml:space="preserve">de estas PCB </w:t>
@@ -5705,24 +5537,169 @@
         <w:jc w:val="both"/>
       </w:pPr>
       <w:r>
+        <w:object w:dxaOrig="8925" w:dyaOrig="12630" w14:anchorId="29AAC049">
+          <v:shapetype id="_x0000_t75" coordsize="21600,21600" o:spt="75" o:preferrelative="t" path="m@4@5l@4@11@9@11@9@5xe" filled="f" stroked="f">
+            <v:stroke joinstyle="miter"/>
+            <v:formulas>
+              <v:f eqn="if lineDrawn pixelLineWidth 0"/>
+              <v:f eqn="sum @0 1 0"/>
+              <v:f eqn="sum 0 0 @1"/>
+              <v:f eqn="prod @2 1 2"/>
+              <v:f eqn="prod @3 21600 pixelWidth"/>
+              <v:f eqn="prod @3 21600 pixelHeight"/>
+              <v:f eqn="sum @0 0 1"/>
+              <v:f eqn="prod @6 1 2"/>
+              <v:f eqn="prod @7 21600 pixelWidth"/>
+              <v:f eqn="sum @8 21600 0"/>
+              <v:f eqn="prod @7 21600 pixelHeight"/>
+              <v:f eqn="sum @10 21600 0"/>
+            </v:formulas>
+            <v:path o:extrusionok="f" gradientshapeok="t" o:connecttype="rect"/>
+            <o:lock v:ext="edit" aspectratio="t"/>
+          </v:shapetype>
+          <v:shape id="_x0000_i1025" type="#_x0000_t75" style="width:193.55pt;height:273.05pt" o:ole="">
+            <v:imagedata r:id="rId16" o:title=""/>
+          </v:shape>
+          <o:OLEObject Type="Embed" ProgID="Acrobat.Document.DC" ShapeID="_x0000_i1025" DrawAspect="Content" ObjectID="_1822420596" r:id="rId17"/>
+        </w:object>
+      </w:r>
+    </w:p>
+    <w:p>
+      <w:pPr>
+        <w:jc w:val="both"/>
+      </w:pPr>
+      <w:r>
         <w:t xml:space="preserve">Durante la sesión del viernes en el laboratorio se nos indicó cambios que debíamos hacer sobre los esquemáticos y las PCB, y nos pusimos a realizar estos cambios. </w:t>
       </w:r>
       <w:r>
-        <w:t xml:space="preserve">Actualizamos la documentación, se finalizaron las </w:t>
-      </w:r>
-      <w:proofErr w:type="spellStart"/>
-      <w:r>
-        <w:t>PCBs</w:t>
-      </w:r>
-      <w:proofErr w:type="spellEnd"/>
-      <w:r>
-        <w:t xml:space="preserve"> 0 y 1 y sus rutados de conexiones. </w:t>
-      </w:r>
-      <w:bookmarkStart w:id="0" w:name="_GoBack"/>
-      <w:bookmarkEnd w:id="0"/>
+        <w:t xml:space="preserve">Actualizamos la documentación, se finalizaron las PCBs 0 y 1 y sus rutados de conexiones. </w:t>
+      </w:r>
       <w:r>
         <w:t>También continuamos con el análisis eléctrico. (2h)</w:t>
       </w:r>
+    </w:p>
+    <w:p>
+      <w:pPr>
+        <w:jc w:val="both"/>
+      </w:pPr>
+    </w:p>
+    <w:p>
+      <w:pPr>
+        <w:jc w:val="both"/>
+      </w:pPr>
+      <w:r>
+        <w:t xml:space="preserve">El domingo Víctor finalizó el análisis eléctrico de la PCB 1 Y 3 (1h). </w:t>
+      </w:r>
+    </w:p>
+    <w:p>
+      <w:pPr>
+        <w:jc w:val="both"/>
+      </w:pPr>
+    </w:p>
+    <w:p>
+      <w:pPr>
+        <w:jc w:val="both"/>
+      </w:pPr>
+      <w:r>
+        <w:object w:dxaOrig="27998" w:dyaOrig="8799" w14:anchorId="047B8D9A">
+          <v:shape id="_x0000_i1028" type="#_x0000_t75" style="width:477.8pt;height:149.6pt" o:ole="">
+            <v:imagedata r:id="rId18" o:title=""/>
+          </v:shape>
+          <o:OLEObject Type="Embed" ProgID="Excel.Sheet.12" ShapeID="_x0000_i1028" DrawAspect="Content" ObjectID="_1822420597" r:id="rId19"/>
+        </w:object>
+      </w:r>
+    </w:p>
+    <w:p>
+      <w:pPr>
+        <w:spacing w:before="156"/>
+        <w:jc w:val="both"/>
+        <w:rPr>
+          <w:sz w:val="28"/>
+        </w:rPr>
+      </w:pPr>
+      <w:r>
+        <w:rPr>
+          <w:color w:val="585858"/>
+          <w:spacing w:val="11"/>
+          <w:sz w:val="28"/>
+        </w:rPr>
+        <w:t>Semana</w:t>
+      </w:r>
+      <w:r>
+        <w:rPr>
+          <w:color w:val="585858"/>
+          <w:spacing w:val="35"/>
+          <w:sz w:val="28"/>
+        </w:rPr>
+        <w:t xml:space="preserve"> </w:t>
+      </w:r>
+      <w:r>
+        <w:rPr>
+          <w:color w:val="585858"/>
+          <w:spacing w:val="14"/>
+          <w:sz w:val="28"/>
+        </w:rPr>
+        <w:t>20</w:t>
+      </w:r>
+      <w:r>
+        <w:rPr>
+          <w:color w:val="585858"/>
+          <w:spacing w:val="14"/>
+          <w:sz w:val="28"/>
+        </w:rPr>
+        <w:t>/10-</w:t>
+      </w:r>
+      <w:r>
+        <w:rPr>
+          <w:color w:val="585858"/>
+          <w:spacing w:val="7"/>
+          <w:sz w:val="28"/>
+        </w:rPr>
+        <w:t>26</w:t>
+      </w:r>
+      <w:r>
+        <w:rPr>
+          <w:color w:val="585858"/>
+          <w:spacing w:val="7"/>
+          <w:sz w:val="28"/>
+        </w:rPr>
+        <w:t>/10</w:t>
+      </w:r>
+    </w:p>
+    <w:p>
+      <w:pPr>
+        <w:ind w:left="47" w:right="135"/>
+        <w:jc w:val="both"/>
+        <w:rPr>
+          <w:color w:val="585858"/>
+          <w:spacing w:val="13"/>
+          <w:sz w:val="28"/>
+        </w:rPr>
+      </w:pPr>
+      <w:r>
+        <w:rPr>
+          <w:color w:val="585858"/>
+          <w:spacing w:val="13"/>
+          <w:sz w:val="28"/>
+        </w:rPr>
+        <w:t>(Planificación: análisis del consumo eléctrico)</w:t>
+      </w:r>
+    </w:p>
+    <w:p>
+      <w:pPr>
+        <w:ind w:left="47" w:right="135"/>
+        <w:jc w:val="both"/>
+        <w:rPr>
+          <w:color w:val="585858"/>
+          <w:spacing w:val="13"/>
+          <w:sz w:val="28"/>
+        </w:rPr>
+      </w:pPr>
+    </w:p>
+    <w:p>
+      <w:pPr>
+        <w:jc w:val="both"/>
+      </w:pPr>
     </w:p>
     <w:sectPr>
       <w:pgSz w:w="11910" w:h="16840"/>
@@ -5734,7 +5711,7 @@
 </file>
 
 <file path=word/endnotes.xml><?xml version="1.0" encoding="utf-8"?>
-<w:endnotes xmlns:wpc="http://schemas.microsoft.com/office/word/2010/wordprocessingCanvas" xmlns:mc="http://schemas.openxmlformats.org/markup-compatibility/2006" xmlns:o="urn:schemas-microsoft-com:office:office" xmlns:r="http://schemas.openxmlformats.org/officeDocument/2006/relationships" xmlns:m="http://schemas.openxmlformats.org/officeDocument/2006/math" xmlns:v="urn:schemas-microsoft-com:vml" xmlns:wp14="http://schemas.microsoft.com/office/word/2010/wordprocessingDrawing" xmlns:wp="http://schemas.openxmlformats.org/drawingml/2006/wordprocessingDrawing" xmlns:w10="urn:schemas-microsoft-com:office:word" xmlns:w="http://schemas.openxmlformats.org/wordprocessingml/2006/main" xmlns:w14="http://schemas.microsoft.com/office/word/2010/wordml" xmlns:w15="http://schemas.microsoft.com/office/word/2012/wordml" xmlns:wpg="http://schemas.microsoft.com/office/word/2010/wordprocessingGroup" xmlns:wpi="http://schemas.microsoft.com/office/word/2010/wordprocessingInk" xmlns:wne="http://schemas.microsoft.com/office/word/2006/wordml" xmlns:wps="http://schemas.microsoft.com/office/word/2010/wordprocessingShape" mc:Ignorable="w14 w15 wp14">
+<w:endnotes xmlns:wpc="http://schemas.microsoft.com/office/word/2010/wordprocessingCanvas" xmlns:cx="http://schemas.microsoft.com/office/drawing/2014/chartex" xmlns:cx1="http://schemas.microsoft.com/office/drawing/2015/9/8/chartex" xmlns:cx2="http://schemas.microsoft.com/office/drawing/2015/10/21/chartex" xmlns:cx3="http://schemas.microsoft.com/office/drawing/2016/5/9/chartex" xmlns:cx4="http://schemas.microsoft.com/office/drawing/2016/5/10/chartex" xmlns:cx5="http://schemas.microsoft.com/office/drawing/2016/5/11/chartex" xmlns:cx6="http://schemas.microsoft.com/office/drawing/2016/5/12/chartex" xmlns:cx7="http://schemas.microsoft.com/office/drawing/2016/5/13/chartex" xmlns:cx8="http://schemas.microsoft.com/office/drawing/2016/5/14/chartex" xmlns:mc="http://schemas.openxmlformats.org/markup-compatibility/2006" xmlns:aink="http://schemas.microsoft.com/office/drawing/2016/ink" xmlns:am3d="http://schemas.microsoft.com/office/drawing/2017/model3d" xmlns:o="urn:schemas-microsoft-com:office:office" xmlns:oel="http://schemas.microsoft.com/office/2019/extlst" xmlns:r="http://schemas.openxmlformats.org/officeDocument/2006/relationships" xmlns:m="http://schemas.openxmlformats.org/officeDocument/2006/math" xmlns:v="urn:schemas-microsoft-com:vml" xmlns:wp14="http://schemas.microsoft.com/office/word/2010/wordprocessingDrawing" xmlns:wp="http://schemas.openxmlformats.org/drawingml/2006/wordprocessingDrawing" xmlns:w10="urn:schemas-microsoft-com:office:word" xmlns:w="http://schemas.openxmlformats.org/wordprocessingml/2006/main" xmlns:w14="http://schemas.microsoft.com/office/word/2010/wordml" xmlns:w15="http://schemas.microsoft.com/office/word/2012/wordml" xmlns:w16cex="http://schemas.microsoft.com/office/word/2018/wordml/cex" xmlns:w16cid="http://schemas.microsoft.com/office/word/2016/wordml/cid" xmlns:w16="http://schemas.microsoft.com/office/word/2018/wordml" xmlns:w16du="http://schemas.microsoft.com/office/word/2023/wordml/word16du" xmlns:w16sdtdh="http://schemas.microsoft.com/office/word/2020/wordml/sdtdatahash" xmlns:w16sdtfl="http://schemas.microsoft.com/office/word/2024/wordml/sdtformatlock" xmlns:w16se="http://schemas.microsoft.com/office/word/2015/wordml/symex" xmlns:wpg="http://schemas.microsoft.com/office/word/2010/wordprocessingGroup" xmlns:wpi="http://schemas.microsoft.com/office/word/2010/wordprocessingInk" xmlns:wne="http://schemas.microsoft.com/office/word/2006/wordml" xmlns:wps="http://schemas.microsoft.com/office/word/2010/wordprocessingShape" mc:Ignorable="w14 w15 w16se w16cid w16 w16cex w16sdtdh w16sdtfl w16du wp14">
   <w:endnote w:type="separator" w:id="-1">
     <w:p>
       <w:r>
@@ -5753,7 +5730,7 @@
 </file>
 
 <file path=word/footer1.xml><?xml version="1.0" encoding="utf-8"?>
-<w:ftr xmlns:wpc="http://schemas.microsoft.com/office/word/2010/wordprocessingCanvas" xmlns:mc="http://schemas.openxmlformats.org/markup-compatibility/2006" xmlns:o="urn:schemas-microsoft-com:office:office" xmlns:r="http://schemas.openxmlformats.org/officeDocument/2006/relationships" xmlns:m="http://schemas.openxmlformats.org/officeDocument/2006/math" xmlns:v="urn:schemas-microsoft-com:vml" xmlns:wp14="http://schemas.microsoft.com/office/word/2010/wordprocessingDrawing" xmlns:wp="http://schemas.openxmlformats.org/drawingml/2006/wordprocessingDrawing" xmlns:w10="urn:schemas-microsoft-com:office:word" xmlns:w="http://schemas.openxmlformats.org/wordprocessingml/2006/main" xmlns:w14="http://schemas.microsoft.com/office/word/2010/wordml" xmlns:w15="http://schemas.microsoft.com/office/word/2012/wordml" xmlns:wpg="http://schemas.microsoft.com/office/word/2010/wordprocessingGroup" xmlns:wpi="http://schemas.microsoft.com/office/word/2010/wordprocessingInk" xmlns:wne="http://schemas.microsoft.com/office/word/2006/wordml" xmlns:wps="http://schemas.microsoft.com/office/word/2010/wordprocessingShape" mc:Ignorable="w14 w15 wp14">
+<w:ftr xmlns:wpc="http://schemas.microsoft.com/office/word/2010/wordprocessingCanvas" xmlns:cx="http://schemas.microsoft.com/office/drawing/2014/chartex" xmlns:cx1="http://schemas.microsoft.com/office/drawing/2015/9/8/chartex" xmlns:cx2="http://schemas.microsoft.com/office/drawing/2015/10/21/chartex" xmlns:cx3="http://schemas.microsoft.com/office/drawing/2016/5/9/chartex" xmlns:cx4="http://schemas.microsoft.com/office/drawing/2016/5/10/chartex" xmlns:cx5="http://schemas.microsoft.com/office/drawing/2016/5/11/chartex" xmlns:cx6="http://schemas.microsoft.com/office/drawing/2016/5/12/chartex" xmlns:cx7="http://schemas.microsoft.com/office/drawing/2016/5/13/chartex" xmlns:cx8="http://schemas.microsoft.com/office/drawing/2016/5/14/chartex" xmlns:mc="http://schemas.openxmlformats.org/markup-compatibility/2006" xmlns:aink="http://schemas.microsoft.com/office/drawing/2016/ink" xmlns:am3d="http://schemas.microsoft.com/office/drawing/2017/model3d" xmlns:o="urn:schemas-microsoft-com:office:office" xmlns:oel="http://schemas.microsoft.com/office/2019/extlst" xmlns:r="http://schemas.openxmlformats.org/officeDocument/2006/relationships" xmlns:m="http://schemas.openxmlformats.org/officeDocument/2006/math" xmlns:v="urn:schemas-microsoft-com:vml" xmlns:wp14="http://schemas.microsoft.com/office/word/2010/wordprocessingDrawing" xmlns:wp="http://schemas.openxmlformats.org/drawingml/2006/wordprocessingDrawing" xmlns:w10="urn:schemas-microsoft-com:office:word" xmlns:w="http://schemas.openxmlformats.org/wordprocessingml/2006/main" xmlns:w14="http://schemas.microsoft.com/office/word/2010/wordml" xmlns:w15="http://schemas.microsoft.com/office/word/2012/wordml" xmlns:w16cex="http://schemas.microsoft.com/office/word/2018/wordml/cex" xmlns:w16cid="http://schemas.microsoft.com/office/word/2016/wordml/cid" xmlns:w16="http://schemas.microsoft.com/office/word/2018/wordml" xmlns:w16du="http://schemas.microsoft.com/office/word/2023/wordml/word16du" xmlns:w16sdtdh="http://schemas.microsoft.com/office/word/2020/wordml/sdtdatahash" xmlns:w16sdtfl="http://schemas.microsoft.com/office/word/2024/wordml/sdtformatlock" xmlns:w16se="http://schemas.microsoft.com/office/word/2015/wordml/symex" xmlns:wpg="http://schemas.microsoft.com/office/word/2010/wordprocessingGroup" xmlns:wpi="http://schemas.microsoft.com/office/word/2010/wordprocessingInk" xmlns:wne="http://schemas.microsoft.com/office/word/2006/wordml" xmlns:wps="http://schemas.microsoft.com/office/word/2010/wordprocessingShape" mc:Ignorable="w14 w15 w16se w16cid w16 w16cex w16sdtdh w16sdtfl w16du wp14">
   <w:p>
     <w:pPr>
       <w:pStyle w:val="Textoindependiente"/>
@@ -5858,8 +5835,7 @@
               <v:stroke joinstyle="miter"/>
               <v:path gradientshapeok="t" o:connecttype="rect"/>
             </v:shapetype>
-            <v:shape id="Textbox 3" o:spid="_x0000_s1027" type="#_x0000_t202" style="position:absolute;margin-left:501.2pt;margin-top:780.5pt;width:13.15pt;height:14.35pt;z-index:-15872000;visibility:visible;mso-wrap-style:square;mso-wrap-distance-left:0;mso-wrap-distance-top:0;mso-wrap-distance-right:0;mso-wrap-distance-bottom:0;mso-position-horizontal:absolute;mso-position-horizontal-relative:page;mso-position-vertical:absolute;mso-position-vertical-relative:page;v-text-anchor:top" o:gfxdata="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" filled="f" stroked="f">
-              <v:path arrowok="t"/>
+            <v:shape id="Textbox 3" o:spid="_x0000_s1027" type="#_x0000_t202" style="position:absolute;margin-left:501.2pt;margin-top:780.5pt;width:13.15pt;height:14.35pt;z-index:-15872000;visibility:visible;mso-wrap-style:square;mso-wrap-distance-left:0;mso-wrap-distance-top:0;mso-wrap-distance-right:0;mso-wrap-distance-bottom:0;mso-position-horizontal:absolute;mso-position-horizontal-relative:page;mso-position-vertical:absolute;mso-position-vertical-relative:page;v-text-anchor:top" o:gfxdata="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" filled="f" stroked="f">
               <v:textbox inset="0,0,0,0">
                 <w:txbxContent>
                   <w:p>
@@ -5913,7 +5889,7 @@
 </file>
 
 <file path=word/footnotes.xml><?xml version="1.0" encoding="utf-8"?>
-<w:footnotes xmlns:wpc="http://schemas.microsoft.com/office/word/2010/wordprocessingCanvas" xmlns:mc="http://schemas.openxmlformats.org/markup-compatibility/2006" xmlns:o="urn:schemas-microsoft-com:office:office" xmlns:r="http://schemas.openxmlformats.org/officeDocument/2006/relationships" xmlns:m="http://schemas.openxmlformats.org/officeDocument/2006/math" xmlns:v="urn:schemas-microsoft-com:vml" xmlns:wp14="http://schemas.microsoft.com/office/word/2010/wordprocessingDrawing" xmlns:wp="http://schemas.openxmlformats.org/drawingml/2006/wordprocessingDrawing" xmlns:w10="urn:schemas-microsoft-com:office:word" xmlns:w="http://schemas.openxmlformats.org/wordprocessingml/2006/main" xmlns:w14="http://schemas.microsoft.com/office/word/2010/wordml" xmlns:w15="http://schemas.microsoft.com/office/word/2012/wordml" xmlns:wpg="http://schemas.microsoft.com/office/word/2010/wordprocessingGroup" xmlns:wpi="http://schemas.microsoft.com/office/word/2010/wordprocessingInk" xmlns:wne="http://schemas.microsoft.com/office/word/2006/wordml" xmlns:wps="http://schemas.microsoft.com/office/word/2010/wordprocessingShape" mc:Ignorable="w14 w15 wp14">
+<w:footnotes xmlns:wpc="http://schemas.microsoft.com/office/word/2010/wordprocessingCanvas" xmlns:cx="http://schemas.microsoft.com/office/drawing/2014/chartex" xmlns:cx1="http://schemas.microsoft.com/office/drawing/2015/9/8/chartex" xmlns:cx2="http://schemas.microsoft.com/office/drawing/2015/10/21/chartex" xmlns:cx3="http://schemas.microsoft.com/office/drawing/2016/5/9/chartex" xmlns:cx4="http://schemas.microsoft.com/office/drawing/2016/5/10/chartex" xmlns:cx5="http://schemas.microsoft.com/office/drawing/2016/5/11/chartex" xmlns:cx6="http://schemas.microsoft.com/office/drawing/2016/5/12/chartex" xmlns:cx7="http://schemas.microsoft.com/office/drawing/2016/5/13/chartex" xmlns:cx8="http://schemas.microsoft.com/office/drawing/2016/5/14/chartex" xmlns:mc="http://schemas.openxmlformats.org/markup-compatibility/2006" xmlns:aink="http://schemas.microsoft.com/office/drawing/2016/ink" xmlns:am3d="http://schemas.microsoft.com/office/drawing/2017/model3d" xmlns:o="urn:schemas-microsoft-com:office:office" xmlns:oel="http://schemas.microsoft.com/office/2019/extlst" xmlns:r="http://schemas.openxmlformats.org/officeDocument/2006/relationships" xmlns:m="http://schemas.openxmlformats.org/officeDocument/2006/math" xmlns:v="urn:schemas-microsoft-com:vml" xmlns:wp14="http://schemas.microsoft.com/office/word/2010/wordprocessingDrawing" xmlns:wp="http://schemas.openxmlformats.org/drawingml/2006/wordprocessingDrawing" xmlns:w10="urn:schemas-microsoft-com:office:word" xmlns:w="http://schemas.openxmlformats.org/wordprocessingml/2006/main" xmlns:w14="http://schemas.microsoft.com/office/word/2010/wordml" xmlns:w15="http://schemas.microsoft.com/office/word/2012/wordml" xmlns:w16cex="http://schemas.microsoft.com/office/word/2018/wordml/cex" xmlns:w16cid="http://schemas.microsoft.com/office/word/2016/wordml/cid" xmlns:w16="http://schemas.microsoft.com/office/word/2018/wordml" xmlns:w16du="http://schemas.microsoft.com/office/word/2023/wordml/word16du" xmlns:w16sdtdh="http://schemas.microsoft.com/office/word/2020/wordml/sdtdatahash" xmlns:w16sdtfl="http://schemas.microsoft.com/office/word/2024/wordml/sdtformatlock" xmlns:w16se="http://schemas.microsoft.com/office/word/2015/wordml/symex" xmlns:wpg="http://schemas.microsoft.com/office/word/2010/wordprocessingGroup" xmlns:wpi="http://schemas.microsoft.com/office/word/2010/wordprocessingInk" xmlns:wne="http://schemas.microsoft.com/office/word/2006/wordml" xmlns:wps="http://schemas.microsoft.com/office/word/2010/wordprocessingShape" mc:Ignorable="w14 w15 w16se w16cid w16 w16cex w16sdtdh w16sdtfl w16du wp14">
   <w:footnote w:type="separator" w:id="-1">
     <w:p>
       <w:r>
@@ -5932,7 +5908,7 @@
 </file>
 
 <file path=word/header1.xml><?xml version="1.0" encoding="utf-8"?>
-<w:hdr xmlns:wpc="http://schemas.microsoft.com/office/word/2010/wordprocessingCanvas" xmlns:mc="http://schemas.openxmlformats.org/markup-compatibility/2006" xmlns:o="urn:schemas-microsoft-com:office:office" xmlns:r="http://schemas.openxmlformats.org/officeDocument/2006/relationships" xmlns:m="http://schemas.openxmlformats.org/officeDocument/2006/math" xmlns:v="urn:schemas-microsoft-com:vml" xmlns:wp14="http://schemas.microsoft.com/office/word/2010/wordprocessingDrawing" xmlns:wp="http://schemas.openxmlformats.org/drawingml/2006/wordprocessingDrawing" xmlns:w10="urn:schemas-microsoft-com:office:word" xmlns:w="http://schemas.openxmlformats.org/wordprocessingml/2006/main" xmlns:w14="http://schemas.microsoft.com/office/word/2010/wordml" xmlns:w15="http://schemas.microsoft.com/office/word/2012/wordml" xmlns:wpg="http://schemas.microsoft.com/office/word/2010/wordprocessingGroup" xmlns:wpi="http://schemas.microsoft.com/office/word/2010/wordprocessingInk" xmlns:wne="http://schemas.microsoft.com/office/word/2006/wordml" xmlns:wps="http://schemas.microsoft.com/office/word/2010/wordprocessingShape" mc:Ignorable="w14 w15 wp14">
+<w:hdr xmlns:wpc="http://schemas.microsoft.com/office/word/2010/wordprocessingCanvas" xmlns:cx="http://schemas.microsoft.com/office/drawing/2014/chartex" xmlns:cx1="http://schemas.microsoft.com/office/drawing/2015/9/8/chartex" xmlns:cx2="http://schemas.microsoft.com/office/drawing/2015/10/21/chartex" xmlns:cx3="http://schemas.microsoft.com/office/drawing/2016/5/9/chartex" xmlns:cx4="http://schemas.microsoft.com/office/drawing/2016/5/10/chartex" xmlns:cx5="http://schemas.microsoft.com/office/drawing/2016/5/11/chartex" xmlns:cx6="http://schemas.microsoft.com/office/drawing/2016/5/12/chartex" xmlns:cx7="http://schemas.microsoft.com/office/drawing/2016/5/13/chartex" xmlns:cx8="http://schemas.microsoft.com/office/drawing/2016/5/14/chartex" xmlns:mc="http://schemas.openxmlformats.org/markup-compatibility/2006" xmlns:aink="http://schemas.microsoft.com/office/drawing/2016/ink" xmlns:am3d="http://schemas.microsoft.com/office/drawing/2017/model3d" xmlns:o="urn:schemas-microsoft-com:office:office" xmlns:oel="http://schemas.microsoft.com/office/2019/extlst" xmlns:r="http://schemas.openxmlformats.org/officeDocument/2006/relationships" xmlns:m="http://schemas.openxmlformats.org/officeDocument/2006/math" xmlns:v="urn:schemas-microsoft-com:vml" xmlns:wp14="http://schemas.microsoft.com/office/word/2010/wordprocessingDrawing" xmlns:wp="http://schemas.openxmlformats.org/drawingml/2006/wordprocessingDrawing" xmlns:w10="urn:schemas-microsoft-com:office:word" xmlns:w="http://schemas.openxmlformats.org/wordprocessingml/2006/main" xmlns:w14="http://schemas.microsoft.com/office/word/2010/wordml" xmlns:w15="http://schemas.microsoft.com/office/word/2012/wordml" xmlns:w16cex="http://schemas.microsoft.com/office/word/2018/wordml/cex" xmlns:w16cid="http://schemas.microsoft.com/office/word/2016/wordml/cid" xmlns:w16="http://schemas.microsoft.com/office/word/2018/wordml" xmlns:w16du="http://schemas.microsoft.com/office/word/2023/wordml/word16du" xmlns:w16sdtdh="http://schemas.microsoft.com/office/word/2020/wordml/sdtdatahash" xmlns:w16sdtfl="http://schemas.microsoft.com/office/word/2024/wordml/sdtformatlock" xmlns:w16se="http://schemas.microsoft.com/office/word/2015/wordml/symex" xmlns:wpg="http://schemas.microsoft.com/office/word/2010/wordprocessingGroup" xmlns:wpi="http://schemas.microsoft.com/office/word/2010/wordprocessingInk" xmlns:wne="http://schemas.microsoft.com/office/word/2006/wordml" xmlns:wps="http://schemas.microsoft.com/office/word/2010/wordprocessingShape" mc:Ignorable="w14 w15 w16se w16cid w16 w16cex w16sdtdh w16sdtfl w16du wp14">
   <w:p>
     <w:pPr>
       <w:pStyle w:val="Textoindependiente"/>
@@ -6084,8 +6060,7 @@
               <v:stroke joinstyle="miter"/>
               <v:path gradientshapeok="t" o:connecttype="rect"/>
             </v:shapetype>
-            <v:shape id="Textbox 2" o:spid="_x0000_s1026" type="#_x0000_t202" style="position:absolute;margin-left:84.1pt;margin-top:34.6pt;width:267.25pt;height:14.35pt;z-index:-15872512;visibility:visible;mso-wrap-style:square;mso-wrap-distance-left:0;mso-wrap-distance-top:0;mso-wrap-distance-right:0;mso-wrap-distance-bottom:0;mso-position-horizontal:absolute;mso-position-horizontal-relative:page;mso-position-vertical:absolute;mso-position-vertical-relative:page;v-text-anchor:top" o:gfxdata="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" filled="f" stroked="f">
-              <v:path arrowok="t"/>
+            <v:shape id="Textbox 2" o:spid="_x0000_s1026" type="#_x0000_t202" style="position:absolute;margin-left:84.1pt;margin-top:34.6pt;width:267.25pt;height:14.35pt;z-index:-15872512;visibility:visible;mso-wrap-style:square;mso-wrap-distance-left:0;mso-wrap-distance-top:0;mso-wrap-distance-right:0;mso-wrap-distance-bottom:0;mso-position-horizontal:absolute;mso-position-horizontal-relative:page;mso-position-vertical:absolute;mso-position-vertical-relative:page;v-text-anchor:top" o:gfxdata="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" filled="f" stroked="f">
               <v:textbox inset="0,0,0,0">
                 <w:txbxContent>
                   <w:p>
@@ -6186,7 +6161,7 @@
 </file>
 
 <file path=word/styles.xml><?xml version="1.0" encoding="utf-8"?>
-<w:styles xmlns:mc="http://schemas.openxmlformats.org/markup-compatibility/2006" xmlns:r="http://schemas.openxmlformats.org/officeDocument/2006/relationships" xmlns:w="http://schemas.openxmlformats.org/wordprocessingml/2006/main" xmlns:w14="http://schemas.microsoft.com/office/word/2010/wordml" xmlns:w15="http://schemas.microsoft.com/office/word/2012/wordml" mc:Ignorable="w14 w15">
+<w:styles xmlns:mc="http://schemas.openxmlformats.org/markup-compatibility/2006" xmlns:r="http://schemas.openxmlformats.org/officeDocument/2006/relationships" xmlns:w="http://schemas.openxmlformats.org/wordprocessingml/2006/main" xmlns:w14="http://schemas.microsoft.com/office/word/2010/wordml" xmlns:w15="http://schemas.microsoft.com/office/word/2012/wordml" xmlns:w16cex="http://schemas.microsoft.com/office/word/2018/wordml/cex" xmlns:w16cid="http://schemas.microsoft.com/office/word/2016/wordml/cid" xmlns:w16="http://schemas.microsoft.com/office/word/2018/wordml" xmlns:w16du="http://schemas.microsoft.com/office/word/2023/wordml/word16du" xmlns:w16sdtdh="http://schemas.microsoft.com/office/word/2020/wordml/sdtdatahash" xmlns:w16sdtfl="http://schemas.microsoft.com/office/word/2024/wordml/sdtformatlock" xmlns:w16se="http://schemas.microsoft.com/office/word/2015/wordml/symex" mc:Ignorable="w14 w15 w16se w16cid w16 w16cex w16sdtdh w16sdtfl w16du">
   <w:docDefaults>
     <w:rPrDefault>
       <w:rPr>
@@ -6204,7 +6179,7 @@
       </w:pPr>
     </w:pPrDefault>
   </w:docDefaults>
-  <w:latentStyles w:defLockedState="0" w:defUIPriority="99" w:defSemiHidden="0" w:defUnhideWhenUsed="0" w:defQFormat="0" w:count="371">
+  <w:latentStyles w:defLockedState="0" w:defUIPriority="99" w:defSemiHidden="0" w:defUnhideWhenUsed="0" w:defQFormat="0" w:count="376">
     <w:lsdException w:name="Normal" w:uiPriority="0" w:qFormat="1"/>
     <w:lsdException w:name="heading 1" w:uiPriority="9" w:qFormat="1"/>
     <w:lsdException w:name="heading 2" w:semiHidden="1" w:uiPriority="9" w:unhideWhenUsed="1" w:qFormat="1"/>
@@ -6576,11 +6551,16 @@
     <w:lsdException w:name="List Table 5 Dark Accent 6" w:uiPriority="50"/>
     <w:lsdException w:name="List Table 6 Colorful Accent 6" w:uiPriority="51"/>
     <w:lsdException w:name="List Table 7 Colorful Accent 6" w:uiPriority="52"/>
+    <w:lsdException w:name="Mention" w:semiHidden="1" w:unhideWhenUsed="1"/>
+    <w:lsdException w:name="Smart Hyperlink" w:semiHidden="1" w:unhideWhenUsed="1"/>
+    <w:lsdException w:name="Hashtag" w:semiHidden="1" w:unhideWhenUsed="1"/>
+    <w:lsdException w:name="Unresolved Mention" w:semiHidden="1" w:unhideWhenUsed="1"/>
+    <w:lsdException w:name="Smart Link" w:semiHidden="1" w:unhideWhenUsed="1"/>
   </w:latentStyles>
   <w:style w:type="paragraph" w:default="1" w:styleId="Normal">
     <w:name w:val="Normal"/>
     <w:qFormat/>
-    <w:rsid w:val="00A90DF6"/>
+    <w:rsid w:val="006245BF"/>
     <w:rPr>
       <w:rFonts w:ascii="Arial MT" w:eastAsia="Arial MT" w:hAnsi="Arial MT" w:cs="Arial MT"/>
       <w:lang w:val="es-ES"/>
@@ -6635,7 +6615,7 @@
     <w:uiPriority w:val="1"/>
     <w:qFormat/>
   </w:style>
-  <w:style w:type="paragraph" w:styleId="Puesto">
+  <w:style w:type="paragraph" w:styleId="Ttulo">
     <w:name w:val="Title"/>
     <w:basedOn w:val="Normal"/>
     <w:uiPriority w:val="10"/>

--- a/Planificacion/Words/G1_PLANIFICACIÓN_ SEGUIMIENTO_CALIDAD.docx
+++ b/Planificacion/Words/G1_PLANIFICACIÓN_ SEGUIMIENTO_CALIDAD.docx
@@ -1,10 +1,10 @@
 
 <file path=word/document.xml><?xml version="1.0" encoding="utf-8"?>
-<w:document xmlns:wpc="http://schemas.microsoft.com/office/word/2010/wordprocessingCanvas" xmlns:cx="http://schemas.microsoft.com/office/drawing/2014/chartex" xmlns:cx1="http://schemas.microsoft.com/office/drawing/2015/9/8/chartex" xmlns:cx2="http://schemas.microsoft.com/office/drawing/2015/10/21/chartex" xmlns:cx3="http://schemas.microsoft.com/office/drawing/2016/5/9/chartex" xmlns:cx4="http://schemas.microsoft.com/office/drawing/2016/5/10/chartex" xmlns:cx5="http://schemas.microsoft.com/office/drawing/2016/5/11/chartex" xmlns:cx6="http://schemas.microsoft.com/office/drawing/2016/5/12/chartex" xmlns:cx7="http://schemas.microsoft.com/office/drawing/2016/5/13/chartex" xmlns:cx8="http://schemas.microsoft.com/office/drawing/2016/5/14/chartex" xmlns:mc="http://schemas.openxmlformats.org/markup-compatibility/2006" xmlns:aink="http://schemas.microsoft.com/office/drawing/2016/ink" xmlns:am3d="http://schemas.microsoft.com/office/drawing/2017/model3d" xmlns:o="urn:schemas-microsoft-com:office:office" xmlns:oel="http://schemas.microsoft.com/office/2019/extlst" xmlns:r="http://schemas.openxmlformats.org/officeDocument/2006/relationships" xmlns:m="http://schemas.openxmlformats.org/officeDocument/2006/math" xmlns:v="urn:schemas-microsoft-com:vml" xmlns:wp14="http://schemas.microsoft.com/office/word/2010/wordprocessingDrawing" xmlns:wp="http://schemas.openxmlformats.org/drawingml/2006/wordprocessingDrawing" xmlns:w10="urn:schemas-microsoft-com:office:word" xmlns:w="http://schemas.openxmlformats.org/wordprocessingml/2006/main" xmlns:w14="http://schemas.microsoft.com/office/word/2010/wordml" xmlns:w15="http://schemas.microsoft.com/office/word/2012/wordml" xmlns:w16cex="http://schemas.microsoft.com/office/word/2018/wordml/cex" xmlns:w16cid="http://schemas.microsoft.com/office/word/2016/wordml/cid" xmlns:w16="http://schemas.microsoft.com/office/word/2018/wordml" xmlns:w16du="http://schemas.microsoft.com/office/word/2023/wordml/word16du" xmlns:w16sdtdh="http://schemas.microsoft.com/office/word/2020/wordml/sdtdatahash" xmlns:w16sdtfl="http://schemas.microsoft.com/office/word/2024/wordml/sdtformatlock" xmlns:w16se="http://schemas.microsoft.com/office/word/2015/wordml/symex" xmlns:wpg="http://schemas.microsoft.com/office/word/2010/wordprocessingGroup" xmlns:wpi="http://schemas.microsoft.com/office/word/2010/wordprocessingInk" xmlns:wne="http://schemas.microsoft.com/office/word/2006/wordml" xmlns:wps="http://schemas.microsoft.com/office/word/2010/wordprocessingShape" mc:Ignorable="w14 w15 w16se w16cid w16 w16cex w16sdtdh w16sdtfl w16du wp14">
+<w:document xmlns:wpc="http://schemas.microsoft.com/office/word/2010/wordprocessingCanvas" xmlns:mc="http://schemas.openxmlformats.org/markup-compatibility/2006" xmlns:o="urn:schemas-microsoft-com:office:office" xmlns:r="http://schemas.openxmlformats.org/officeDocument/2006/relationships" xmlns:m="http://schemas.openxmlformats.org/officeDocument/2006/math" xmlns:v="urn:schemas-microsoft-com:vml" xmlns:wp14="http://schemas.microsoft.com/office/word/2010/wordprocessingDrawing" xmlns:wp="http://schemas.openxmlformats.org/drawingml/2006/wordprocessingDrawing" xmlns:w10="urn:schemas-microsoft-com:office:word" xmlns:w="http://schemas.openxmlformats.org/wordprocessingml/2006/main" xmlns:w14="http://schemas.microsoft.com/office/word/2010/wordml" xmlns:w15="http://schemas.microsoft.com/office/word/2012/wordml" xmlns:wpg="http://schemas.microsoft.com/office/word/2010/wordprocessingGroup" xmlns:wpi="http://schemas.microsoft.com/office/word/2010/wordprocessingInk" xmlns:wne="http://schemas.microsoft.com/office/word/2006/wordml" xmlns:wps="http://schemas.microsoft.com/office/word/2010/wordprocessingShape" mc:Ignorable="w14 w15 wp14">
   <w:body>
     <w:p>
       <w:pPr>
-        <w:pStyle w:val="Ttulo"/>
+        <w:pStyle w:val="Puesto"/>
       </w:pPr>
       <w:r>
         <w:t>Plan</w:t>
@@ -995,8 +995,13 @@
               </w:rPr>
               <w:t xml:space="preserve"> </w:t>
             </w:r>
-            <w:r>
-              <w:t>esquemático.</w:t>
+            <w:proofErr w:type="gramStart"/>
+            <w:r>
+              <w:t>esquemático</w:t>
+            </w:r>
+            <w:proofErr w:type="gramEnd"/>
+            <w:r>
+              <w:t>.</w:t>
             </w:r>
             <w:r>
               <w:rPr>
@@ -1300,8 +1305,13 @@
               </w:rPr>
               <w:t xml:space="preserve"> </w:t>
             </w:r>
-            <w:r>
-              <w:t>esquemático.</w:t>
+            <w:proofErr w:type="gramStart"/>
+            <w:r>
+              <w:t>esquemático</w:t>
+            </w:r>
+            <w:proofErr w:type="gramEnd"/>
+            <w:r>
+              <w:t>.</w:t>
             </w:r>
             <w:r>
               <w:rPr>
@@ -1702,7 +1712,15 @@
               <w:t xml:space="preserve"> </w:t>
             </w:r>
             <w:r>
-              <w:t>(gerber)</w:t>
+              <w:t>(</w:t>
+            </w:r>
+            <w:proofErr w:type="spellStart"/>
+            <w:r>
+              <w:t>gerber</w:t>
+            </w:r>
+            <w:proofErr w:type="spellEnd"/>
+            <w:r>
+              <w:t>)</w:t>
             </w:r>
           </w:p>
         </w:tc>
@@ -1710,6 +1728,28 @@
           <w:tcPr>
             <w:tcW w:w="1069" w:type="dxa"/>
           </w:tcPr>
+          <w:p>
+            <w:pPr>
+              <w:pStyle w:val="TableParagraph"/>
+              <w:ind w:left="0"/>
+              <w:jc w:val="center"/>
+              <w:rPr>
+                <w:rFonts w:ascii="Times New Roman"/>
+              </w:rPr>
+            </w:pPr>
+            <w:r>
+              <w:rPr>
+                <w:rFonts w:ascii="Times New Roman"/>
+              </w:rPr>
+              <w:t>7</w:t>
+            </w:r>
+            <w:r>
+              <w:rPr>
+                <w:rFonts w:ascii="Times New Roman"/>
+              </w:rPr>
+              <w:t>,5</w:t>
+            </w:r>
+          </w:p>
           <w:p>
             <w:pPr>
               <w:pStyle w:val="TableParagraph"/>
@@ -1968,7 +2008,15 @@
               <w:t xml:space="preserve"> </w:t>
             </w:r>
             <w:r>
-              <w:t>(gerber)</w:t>
+              <w:t>(</w:t>
+            </w:r>
+            <w:proofErr w:type="spellStart"/>
+            <w:r>
+              <w:t>gerber</w:t>
+            </w:r>
+            <w:proofErr w:type="spellEnd"/>
+            <w:r>
+              <w:t>)</w:t>
             </w:r>
           </w:p>
         </w:tc>
@@ -2460,7 +2508,23 @@
                 <w:rFonts w:ascii="Arial" w:hAnsi="Arial"/>
                 <w:b/>
               </w:rPr>
-              <w:t>(uC/FPGA).</w:t>
+              <w:t>(</w:t>
+            </w:r>
+            <w:proofErr w:type="spellStart"/>
+            <w:r>
+              <w:rPr>
+                <w:rFonts w:ascii="Arial" w:hAnsi="Arial"/>
+                <w:b/>
+              </w:rPr>
+              <w:t>uC</w:t>
+            </w:r>
+            <w:proofErr w:type="spellEnd"/>
+            <w:r>
+              <w:rPr>
+                <w:rFonts w:ascii="Arial" w:hAnsi="Arial"/>
+                <w:b/>
+              </w:rPr>
+              <w:t>/FPGA).</w:t>
             </w:r>
             <w:r>
               <w:rPr>
@@ -2693,7 +2757,23 @@
                 <w:rFonts w:ascii="Arial" w:hAnsi="Arial"/>
                 <w:b/>
               </w:rPr>
-              <w:t>(uC/FPGA).</w:t>
+              <w:t>(</w:t>
+            </w:r>
+            <w:proofErr w:type="spellStart"/>
+            <w:r>
+              <w:rPr>
+                <w:rFonts w:ascii="Arial" w:hAnsi="Arial"/>
+                <w:b/>
+              </w:rPr>
+              <w:t>uC</w:t>
+            </w:r>
+            <w:proofErr w:type="spellEnd"/>
+            <w:r>
+              <w:rPr>
+                <w:rFonts w:ascii="Arial" w:hAnsi="Arial"/>
+                <w:b/>
+              </w:rPr>
+              <w:t>/FPGA).</w:t>
             </w:r>
             <w:r>
               <w:rPr>
@@ -3912,8 +3992,13 @@
         </w:rPr>
         <w:t xml:space="preserve"> </w:t>
       </w:r>
-      <w:r>
-        <w:t>proteus,</w:t>
+      <w:proofErr w:type="spellStart"/>
+      <w:r>
+        <w:t>proteus</w:t>
+      </w:r>
+      <w:proofErr w:type="spellEnd"/>
+      <w:r>
+        <w:t>,</w:t>
       </w:r>
       <w:r>
         <w:rPr>
@@ -4030,7 +4115,23 @@
         <w:t xml:space="preserve"> </w:t>
       </w:r>
       <w:r>
-        <w:t>de las PBC’s y Victor y Clara terminaron el diagrama Gantt (1h). El miércoles por la tarde Miguel dedicó tiempo extra en la realización de los esquemáticos del PCB2 (2h). En la clase del viernes continuamos con el</w:t>
+        <w:t xml:space="preserve">de las </w:t>
+      </w:r>
+      <w:proofErr w:type="spellStart"/>
+      <w:r>
+        <w:t>PBC’s</w:t>
+      </w:r>
+      <w:proofErr w:type="spellEnd"/>
+      <w:r>
+        <w:t xml:space="preserve"> y </w:t>
+      </w:r>
+      <w:proofErr w:type="spellStart"/>
+      <w:r>
+        <w:t>Victor</w:t>
+      </w:r>
+      <w:proofErr w:type="spellEnd"/>
+      <w:r>
+        <w:t xml:space="preserve"> y Clara terminaron el diagrama Gantt (1h). El miércoles por la tarde Miguel dedicó tiempo extra en la realización de los esquemáticos del PCB2 (2h). En la clase del viernes continuamos con el</w:t>
       </w:r>
       <w:r>
         <w:rPr>
@@ -4039,7 +4140,23 @@
         <w:t xml:space="preserve"> </w:t>
       </w:r>
       <w:r>
-        <w:t>desarrollo de los diseños de los esquemáticos de las PBC’s (2.5h). En esta sesión se finalizaron los esquemáticos de las PCB1, PCB2 y PCB3, desarrollados por Mario, Miguel y Victor respectivamente. Clara comenzó el desarrollo de los esquemáticos correspondientes al PBC0.</w:t>
+        <w:t xml:space="preserve">desarrollo de los diseños de los esquemáticos de las </w:t>
+      </w:r>
+      <w:proofErr w:type="spellStart"/>
+      <w:r>
+        <w:t>PBC’s</w:t>
+      </w:r>
+      <w:proofErr w:type="spellEnd"/>
+      <w:r>
+        <w:t xml:space="preserve"> (2.5h). En esta sesión se finalizaron los esquemáticos de las PCB1, PCB2 y PCB3, desarrollados por Mario, Miguel y </w:t>
+      </w:r>
+      <w:proofErr w:type="spellStart"/>
+      <w:r>
+        <w:t>Victor</w:t>
+      </w:r>
+      <w:proofErr w:type="spellEnd"/>
+      <w:r>
+        <w:t xml:space="preserve"> respectivamente. Clara comenzó el desarrollo de los esquemáticos correspondientes al PBC0.</w:t>
       </w:r>
     </w:p>
     <w:p>
@@ -5081,8 +5198,18 @@
           <w:spacing w:val="13"/>
           <w:sz w:val="28"/>
         </w:rPr>
-        <w:t xml:space="preserve"> Cálculo de costes y diseño de las PCBs</w:t>
-      </w:r>
+        <w:t xml:space="preserve"> Cálculo de costes y diseño de las </w:t>
+      </w:r>
+      <w:proofErr w:type="spellStart"/>
+      <w:r>
+        <w:rPr>
+          <w:color w:val="585858"/>
+          <w:spacing w:val="13"/>
+          <w:sz w:val="28"/>
+        </w:rPr>
+        <w:t>PCBs</w:t>
+      </w:r>
+      <w:proofErr w:type="spellEnd"/>
       <w:r>
         <w:rPr>
           <w:color w:val="585858"/>
@@ -5098,13 +5225,34 @@
         <w:jc w:val="both"/>
       </w:pPr>
       <w:r>
-        <w:t xml:space="preserve">En la sesión del martes se han realizado labores de actualización y refinado de los esquemáticos. Mario y Miguel comenzaron con la especificación de las PCBs mientras que Víctor y Clara se encargaban de comenzar con las hojas de coste y actualización </w:t>
+        <w:t xml:space="preserve">En la sesión del martes se han realizado labores de actualización y refinado de los esquemáticos. Mario y Miguel comenzaron con la especificación de las </w:t>
+      </w:r>
+      <w:proofErr w:type="spellStart"/>
+      <w:r>
+        <w:t>PCBs</w:t>
+      </w:r>
+      <w:proofErr w:type="spellEnd"/>
+      <w:r>
+        <w:t xml:space="preserve"> mientras que Víctor y Clara se encargaban de comenzar con las hojas de coste y actualización </w:t>
       </w:r>
       <w:r>
         <w:t>de los diagramas</w:t>
       </w:r>
       <w:r>
-        <w:t xml:space="preserve"> Gant(1h). Clara dedico tiempo el jueves por la tarde para crear el logo y pensar en un nombre para nuestro </w:t>
+        <w:t xml:space="preserve"> </w:t>
+      </w:r>
+      <w:proofErr w:type="spellStart"/>
+      <w:proofErr w:type="gramStart"/>
+      <w:r>
+        <w:t>Gant</w:t>
+      </w:r>
+      <w:proofErr w:type="spellEnd"/>
+      <w:r>
+        <w:t>(</w:t>
+      </w:r>
+      <w:proofErr w:type="gramEnd"/>
+      <w:r>
+        <w:t xml:space="preserve">1h). Clara dedico tiempo el jueves por la tarde para crear el logo y pensar en un nombre para nuestro </w:t>
       </w:r>
       <w:r>
         <w:t>grupo (</w:t>
@@ -5120,7 +5268,20 @@
       </w:pPr>
       <w:r>
         <w:br/>
-        <w:t xml:space="preserve">En la sesión del viernes se continuo con las labores empezadas el martes dejando prácticamente acabadas las PCBs(dos de ellas no se van a poder mostrar por problemas para poder acceder a ellas al no haberse guardado </w:t>
+        <w:t xml:space="preserve">En la sesión del viernes se continuo con las labores empezadas el martes dejando prácticamente acabadas las </w:t>
+      </w:r>
+      <w:proofErr w:type="spellStart"/>
+      <w:proofErr w:type="gramStart"/>
+      <w:r>
+        <w:t>PCBs</w:t>
+      </w:r>
+      <w:proofErr w:type="spellEnd"/>
+      <w:r>
+        <w:t>(</w:t>
+      </w:r>
+      <w:proofErr w:type="gramEnd"/>
+      <w:r>
+        <w:t xml:space="preserve">dos de ellas no se van a poder mostrar por problemas para poder acceder a ellas al no haberse guardado </w:t>
       </w:r>
       <w:r>
         <w:t>correctamente) (</w:t>
@@ -5141,8 +5302,13 @@
         <w:jc w:val="both"/>
       </w:pPr>
       <w:r>
-        <w:t>Los esquemáticos se van a guardar en el Anexo 1 para así aligerar el peso de este archivo, y lo mismo se va a hacer con las PCBs</w:t>
-      </w:r>
+        <w:t xml:space="preserve">Los esquemáticos se van a guardar en el Anexo 1 para así aligerar el peso de este archivo, y lo mismo se va a hacer con las </w:t>
+      </w:r>
+      <w:proofErr w:type="spellStart"/>
+      <w:r>
+        <w:t>PCBs</w:t>
+      </w:r>
+      <w:proofErr w:type="spellEnd"/>
       <w:r>
         <w:t xml:space="preserve"> en el Anexo 2</w:t>
       </w:r>
@@ -5352,7 +5518,15 @@
         <w:t>enseñó</w:t>
       </w:r>
       <w:r>
-        <w:t xml:space="preserve"> como crear las huellas de los componentes y analizar el consumo eléctrico (1H). </w:t>
+        <w:t xml:space="preserve"> </w:t>
+      </w:r>
+      <w:proofErr w:type="spellStart"/>
+      <w:r>
+        <w:t>como</w:t>
+      </w:r>
+      <w:proofErr w:type="spellEnd"/>
+      <w:r>
+        <w:t xml:space="preserve"> crear las huellas de los componentes y analizar el consumo eléctrico (1H). </w:t>
       </w:r>
       <w:r>
         <w:t>Además</w:t>
@@ -5414,7 +5588,15 @@
       </w:pPr>
       <w:r>
         <w:lastRenderedPageBreak/>
-        <w:t>El martes, Miguel y Mario continuaron con las PCBs. Se diseñaron y crearon las huellas faltantes y se finalizó el posicionamiento de todas las huellas para las cuatro placas de circuito impreso. Se diseñó la antena y se realizaron los cambios correspondientes en su esquemático. Víctor y Clara continuaron con la planificación, la documentación, el BOM y comenzaron a elaborar el análisis térmico y eléctrico.</w:t>
+        <w:t xml:space="preserve">El martes, Miguel y Mario continuaron con las </w:t>
+      </w:r>
+      <w:proofErr w:type="spellStart"/>
+      <w:r>
+        <w:t>PCBs</w:t>
+      </w:r>
+      <w:proofErr w:type="spellEnd"/>
+      <w:r>
+        <w:t>. Se diseñaron y crearon las huellas faltantes y se finalizó el posicionamiento de todas las huellas para las cuatro placas de circuito impreso. Se diseñó la antena y se realizaron los cambios correspondientes en su esquemático. Víctor y Clara continuaron con la planificación, la documentación, el BOM y comenzaron a elaborar el análisis térmico y eléctrico.</w:t>
       </w:r>
     </w:p>
     <w:p>
@@ -5518,7 +5700,15 @@
         <w:t>, finalizó</w:t>
       </w:r>
       <w:r>
-        <w:t xml:space="preserve"> las PCB’s  2 y 3, además de hacer el rutado de conexiones </w:t>
+        <w:t xml:space="preserve"> las </w:t>
+      </w:r>
+      <w:proofErr w:type="spellStart"/>
+      <w:r>
+        <w:t>PCB’s</w:t>
+      </w:r>
+      <w:proofErr w:type="spellEnd"/>
+      <w:r>
+        <w:t xml:space="preserve">  2 y 3, además de hacer el rutado de conexiones </w:t>
       </w:r>
       <w:r>
         <w:t xml:space="preserve">de estas PCB </w:t>
@@ -5557,10 +5747,10 @@
             <v:path o:extrusionok="f" gradientshapeok="t" o:connecttype="rect"/>
             <o:lock v:ext="edit" aspectratio="t"/>
           </v:shapetype>
-          <v:shape id="_x0000_i1025" type="#_x0000_t75" style="width:193.55pt;height:273.05pt" o:ole="">
+          <v:shape id="_x0000_i1025" type="#_x0000_t75" style="width:193.5pt;height:273pt" o:ole="">
             <v:imagedata r:id="rId16" o:title=""/>
           </v:shape>
-          <o:OLEObject Type="Embed" ProgID="Acrobat.Document.DC" ShapeID="_x0000_i1025" DrawAspect="Content" ObjectID="_1822420596" r:id="rId17"/>
+          <o:OLEObject Type="Embed" ProgID="Acrobat.Document.DC" ShapeID="_x0000_i1025" DrawAspect="Content" ObjectID="_1822808028" r:id="rId17"/>
         </w:object>
       </w:r>
     </w:p>
@@ -5572,7 +5762,15 @@
         <w:t xml:space="preserve">Durante la sesión del viernes en el laboratorio se nos indicó cambios que debíamos hacer sobre los esquemáticos y las PCB, y nos pusimos a realizar estos cambios. </w:t>
       </w:r>
       <w:r>
-        <w:t xml:space="preserve">Actualizamos la documentación, se finalizaron las PCBs 0 y 1 y sus rutados de conexiones. </w:t>
+        <w:t xml:space="preserve">Actualizamos la documentación, se finalizaron las </w:t>
+      </w:r>
+      <w:proofErr w:type="spellStart"/>
+      <w:r>
+        <w:t>PCBs</w:t>
+      </w:r>
+      <w:proofErr w:type="spellEnd"/>
+      <w:r>
+        <w:t xml:space="preserve"> 0 y 1 y sus rutados de conexiones. </w:t>
       </w:r>
       <w:r>
         <w:t>También continuamos con el análisis eléctrico. (2h)</w:t>
@@ -5602,10 +5800,10 @@
       </w:pPr>
       <w:r>
         <w:object w:dxaOrig="27998" w:dyaOrig="8799" w14:anchorId="047B8D9A">
-          <v:shape id="_x0000_i1028" type="#_x0000_t75" style="width:477.8pt;height:149.6pt" o:ole="">
+          <v:shape id="_x0000_i1026" type="#_x0000_t75" style="width:477pt;height:149.25pt" o:ole="">
             <v:imagedata r:id="rId18" o:title=""/>
           </v:shape>
-          <o:OLEObject Type="Embed" ProgID="Excel.Sheet.12" ShapeID="_x0000_i1028" DrawAspect="Content" ObjectID="_1822420597" r:id="rId19"/>
+          <o:OLEObject Type="Embed" ProgID="Excel.Sheet.12" ShapeID="_x0000_i1026" DrawAspect="Content" ObjectID="_1822808029" r:id="rId19"/>
         </w:object>
       </w:r>
     </w:p>
@@ -5683,6 +5881,214 @@
           <w:sz w:val="28"/>
         </w:rPr>
         <w:t>(Planificación: análisis del consumo eléctrico)</w:t>
+      </w:r>
+    </w:p>
+    <w:p>
+      <w:pPr>
+        <w:ind w:left="47" w:right="135"/>
+        <w:jc w:val="both"/>
+        <w:rPr>
+          <w:color w:val="585858"/>
+          <w:spacing w:val="13"/>
+          <w:sz w:val="28"/>
+        </w:rPr>
+      </w:pPr>
+    </w:p>
+    <w:p>
+      <w:pPr>
+        <w:ind w:left="47" w:right="135"/>
+        <w:jc w:val="both"/>
+      </w:pPr>
+      <w:r>
+        <w:t>El lunes Víctor comenzó a redactar el inicio de la sección de planificación (0,5 h).</w:t>
+      </w:r>
+    </w:p>
+    <w:p>
+      <w:pPr>
+        <w:ind w:left="47" w:right="135"/>
+        <w:jc w:val="both"/>
+      </w:pPr>
+      <w:r>
+        <w:t xml:space="preserve">El martes Víctor y Clara trabajaron en el análisis eléctrico y térmico de los componentes </w:t>
+      </w:r>
+      <w:r>
+        <w:t>durante las 2 horas,</w:t>
+      </w:r>
+      <w:r>
+        <w:t xml:space="preserve"> finalizando el análisis eléctrico e iniciando el análisis térmico de la PCB 0.</w:t>
+      </w:r>
+      <w:r>
+        <w:t xml:space="preserve"> </w:t>
+      </w:r>
+      <w:r>
+        <w:t>M</w:t>
+      </w:r>
+      <w:r>
+        <w:t>ientras</w:t>
+      </w:r>
+      <w:r>
+        <w:t>,</w:t>
+      </w:r>
+      <w:r>
+        <w:t xml:space="preserve"> </w:t>
+      </w:r>
+      <w:r>
+        <w:t xml:space="preserve">Miguel trabajó en el modelado de la antena de la PCB3 mientras que Mario finalizaba el rutado de la PCB1. Además ambos corrigieron los errores señalados por el profesor, referentes al diseño de las </w:t>
+      </w:r>
+      <w:proofErr w:type="spellStart"/>
+      <w:r>
+        <w:t>PCBs</w:t>
+      </w:r>
+      <w:proofErr w:type="spellEnd"/>
+      <w:r>
+        <w:t>.</w:t>
+      </w:r>
+    </w:p>
+    <w:p>
+      <w:pPr>
+        <w:ind w:left="47" w:right="135"/>
+        <w:jc w:val="both"/>
+      </w:pPr>
+    </w:p>
+    <w:p>
+      <w:pPr>
+        <w:ind w:left="47" w:right="135"/>
+        <w:jc w:val="both"/>
+      </w:pPr>
+      <w:r>
+        <w:t>El jueves Víctor finalizó la corrección de los ficheros BOM según las instrucciones del profesor (2h)</w:t>
+      </w:r>
+      <w:r>
+        <w:t xml:space="preserve">, pasando la información de los </w:t>
+      </w:r>
+      <w:proofErr w:type="spellStart"/>
+      <w:r>
+        <w:t>pdf</w:t>
+      </w:r>
+      <w:proofErr w:type="spellEnd"/>
+      <w:r>
+        <w:t xml:space="preserve"> a los BOM</w:t>
+      </w:r>
+      <w:r>
+        <w:t>. Adem</w:t>
+      </w:r>
+      <w:r>
+        <w:t>ás C</w:t>
+      </w:r>
+      <w:r>
+        <w:t>lara trabajó el análisis térmico de los componentes</w:t>
+      </w:r>
+      <w:r>
+        <w:t xml:space="preserve">, finalizando el análisis térmico de las  4 </w:t>
+      </w:r>
+      <w:proofErr w:type="spellStart"/>
+      <w:r>
+        <w:t>PCBs</w:t>
+      </w:r>
+      <w:proofErr w:type="spellEnd"/>
+      <w:r>
+        <w:t xml:space="preserve"> (1h)</w:t>
+      </w:r>
+      <w:r>
+        <w:t>.</w:t>
+      </w:r>
+    </w:p>
+    <w:p>
+      <w:pPr>
+        <w:ind w:left="47" w:right="135"/>
+        <w:jc w:val="both"/>
+      </w:pPr>
+    </w:p>
+    <w:p>
+      <w:pPr>
+        <w:ind w:left="47" w:right="135"/>
+        <w:jc w:val="both"/>
+      </w:pPr>
+      <w:r>
+        <w:t xml:space="preserve">El viernes Miguel finalizó el modelado de la antena de la PCB3. Además Mario y Miguel finalizaron la elaboración de los ficheros </w:t>
+      </w:r>
+      <w:proofErr w:type="spellStart"/>
+      <w:r>
+        <w:t>gerber</w:t>
+      </w:r>
+      <w:proofErr w:type="spellEnd"/>
+      <w:r>
+        <w:t xml:space="preserve"> y en general de todos los ficheros asociados a la  elaboración de los esquemáticos de las </w:t>
+      </w:r>
+      <w:proofErr w:type="spellStart"/>
+      <w:r>
+        <w:t>PCBs</w:t>
+      </w:r>
+      <w:proofErr w:type="spellEnd"/>
+      <w:r>
+        <w:t>.</w:t>
+      </w:r>
+    </w:p>
+    <w:p>
+      <w:pPr>
+        <w:ind w:left="47" w:right="135"/>
+        <w:jc w:val="both"/>
+      </w:pPr>
+      <w:bookmarkStart w:id="0" w:name="_GoBack"/>
+      <w:bookmarkEnd w:id="0"/>
+    </w:p>
+    <w:p>
+      <w:pPr>
+        <w:ind w:left="47" w:right="135"/>
+        <w:jc w:val="center"/>
+        <w:rPr>
+          <w:color w:val="585858"/>
+          <w:spacing w:val="13"/>
+          <w:sz w:val="28"/>
+        </w:rPr>
+      </w:pPr>
+      <w:r>
+        <w:rPr>
+          <w:noProof/>
+          <w:lang w:eastAsia="es-ES"/>
+        </w:rPr>
+        <w:drawing>
+          <wp:inline distT="0" distB="0" distL="0" distR="0" wp14:anchorId="5618DCBB" wp14:editId="295CBC10">
+            <wp:extent cx="5572125" cy="3716997"/>
+            <wp:effectExtent l="0" t="0" r="0" b="0"/>
+            <wp:docPr id="10" name="Imagen 10"/>
+            <wp:cNvGraphicFramePr>
+              <a:graphicFrameLocks xmlns:a="http://schemas.openxmlformats.org/drawingml/2006/main" noChangeAspect="1"/>
+            </wp:cNvGraphicFramePr>
+            <a:graphic xmlns:a="http://schemas.openxmlformats.org/drawingml/2006/main">
+              <a:graphicData uri="http://schemas.openxmlformats.org/drawingml/2006/picture">
+                <pic:pic xmlns:pic="http://schemas.openxmlformats.org/drawingml/2006/picture">
+                  <pic:nvPicPr>
+                    <pic:cNvPr id="1" name=""/>
+                    <pic:cNvPicPr/>
+                  </pic:nvPicPr>
+                  <pic:blipFill rotWithShape="1">
+                    <a:blip r:embed="rId20"/>
+                    <a:srcRect l="-279" t="18879" r="36656"/>
+                    <a:stretch/>
+                  </pic:blipFill>
+                  <pic:spPr bwMode="auto">
+                    <a:xfrm>
+                      <a:off x="0" y="0"/>
+                      <a:ext cx="5607256" cy="3740432"/>
+                    </a:xfrm>
+                    <a:prstGeom prst="rect">
+                      <a:avLst/>
+                    </a:prstGeom>
+                    <a:ln>
+                      <a:noFill/>
+                    </a:ln>
+                    <a:extLst>
+                      <a:ext uri="{53640926-AAD7-44D8-BBD7-CCE9431645EC}">
+                        <a14:shadowObscured xmlns:a14="http://schemas.microsoft.com/office/drawing/2010/main"/>
+                      </a:ext>
+                    </a:extLst>
+                  </pic:spPr>
+                </pic:pic>
+              </a:graphicData>
+            </a:graphic>
+          </wp:inline>
+        </w:drawing>
       </w:r>
     </w:p>
     <w:p>
@@ -5711,7 +6117,7 @@
 </file>
 
 <file path=word/endnotes.xml><?xml version="1.0" encoding="utf-8"?>
-<w:endnotes xmlns:wpc="http://schemas.microsoft.com/office/word/2010/wordprocessingCanvas" xmlns:cx="http://schemas.microsoft.com/office/drawing/2014/chartex" xmlns:cx1="http://schemas.microsoft.com/office/drawing/2015/9/8/chartex" xmlns:cx2="http://schemas.microsoft.com/office/drawing/2015/10/21/chartex" xmlns:cx3="http://schemas.microsoft.com/office/drawing/2016/5/9/chartex" xmlns:cx4="http://schemas.microsoft.com/office/drawing/2016/5/10/chartex" xmlns:cx5="http://schemas.microsoft.com/office/drawing/2016/5/11/chartex" xmlns:cx6="http://schemas.microsoft.com/office/drawing/2016/5/12/chartex" xmlns:cx7="http://schemas.microsoft.com/office/drawing/2016/5/13/chartex" xmlns:cx8="http://schemas.microsoft.com/office/drawing/2016/5/14/chartex" xmlns:mc="http://schemas.openxmlformats.org/markup-compatibility/2006" xmlns:aink="http://schemas.microsoft.com/office/drawing/2016/ink" xmlns:am3d="http://schemas.microsoft.com/office/drawing/2017/model3d" xmlns:o="urn:schemas-microsoft-com:office:office" xmlns:oel="http://schemas.microsoft.com/office/2019/extlst" xmlns:r="http://schemas.openxmlformats.org/officeDocument/2006/relationships" xmlns:m="http://schemas.openxmlformats.org/officeDocument/2006/math" xmlns:v="urn:schemas-microsoft-com:vml" xmlns:wp14="http://schemas.microsoft.com/office/word/2010/wordprocessingDrawing" xmlns:wp="http://schemas.openxmlformats.org/drawingml/2006/wordprocessingDrawing" xmlns:w10="urn:schemas-microsoft-com:office:word" xmlns:w="http://schemas.openxmlformats.org/wordprocessingml/2006/main" xmlns:w14="http://schemas.microsoft.com/office/word/2010/wordml" xmlns:w15="http://schemas.microsoft.com/office/word/2012/wordml" xmlns:w16cex="http://schemas.microsoft.com/office/word/2018/wordml/cex" xmlns:w16cid="http://schemas.microsoft.com/office/word/2016/wordml/cid" xmlns:w16="http://schemas.microsoft.com/office/word/2018/wordml" xmlns:w16du="http://schemas.microsoft.com/office/word/2023/wordml/word16du" xmlns:w16sdtdh="http://schemas.microsoft.com/office/word/2020/wordml/sdtdatahash" xmlns:w16sdtfl="http://schemas.microsoft.com/office/word/2024/wordml/sdtformatlock" xmlns:w16se="http://schemas.microsoft.com/office/word/2015/wordml/symex" xmlns:wpg="http://schemas.microsoft.com/office/word/2010/wordprocessingGroup" xmlns:wpi="http://schemas.microsoft.com/office/word/2010/wordprocessingInk" xmlns:wne="http://schemas.microsoft.com/office/word/2006/wordml" xmlns:wps="http://schemas.microsoft.com/office/word/2010/wordprocessingShape" mc:Ignorable="w14 w15 w16se w16cid w16 w16cex w16sdtdh w16sdtfl w16du wp14">
+<w:endnotes xmlns:wpc="http://schemas.microsoft.com/office/word/2010/wordprocessingCanvas" xmlns:mc="http://schemas.openxmlformats.org/markup-compatibility/2006" xmlns:o="urn:schemas-microsoft-com:office:office" xmlns:r="http://schemas.openxmlformats.org/officeDocument/2006/relationships" xmlns:m="http://schemas.openxmlformats.org/officeDocument/2006/math" xmlns:v="urn:schemas-microsoft-com:vml" xmlns:wp14="http://schemas.microsoft.com/office/word/2010/wordprocessingDrawing" xmlns:wp="http://schemas.openxmlformats.org/drawingml/2006/wordprocessingDrawing" xmlns:w10="urn:schemas-microsoft-com:office:word" xmlns:w="http://schemas.openxmlformats.org/wordprocessingml/2006/main" xmlns:w14="http://schemas.microsoft.com/office/word/2010/wordml" xmlns:w15="http://schemas.microsoft.com/office/word/2012/wordml" xmlns:wpg="http://schemas.microsoft.com/office/word/2010/wordprocessingGroup" xmlns:wpi="http://schemas.microsoft.com/office/word/2010/wordprocessingInk" xmlns:wne="http://schemas.microsoft.com/office/word/2006/wordml" xmlns:wps="http://schemas.microsoft.com/office/word/2010/wordprocessingShape" mc:Ignorable="w14 w15 wp14">
   <w:endnote w:type="separator" w:id="-1">
     <w:p>
       <w:r>
@@ -5730,7 +6136,7 @@
 </file>
 
 <file path=word/footer1.xml><?xml version="1.0" encoding="utf-8"?>
-<w:ftr xmlns:wpc="http://schemas.microsoft.com/office/word/2010/wordprocessingCanvas" xmlns:cx="http://schemas.microsoft.com/office/drawing/2014/chartex" xmlns:cx1="http://schemas.microsoft.com/office/drawing/2015/9/8/chartex" xmlns:cx2="http://schemas.microsoft.com/office/drawing/2015/10/21/chartex" xmlns:cx3="http://schemas.microsoft.com/office/drawing/2016/5/9/chartex" xmlns:cx4="http://schemas.microsoft.com/office/drawing/2016/5/10/chartex" xmlns:cx5="http://schemas.microsoft.com/office/drawing/2016/5/11/chartex" xmlns:cx6="http://schemas.microsoft.com/office/drawing/2016/5/12/chartex" xmlns:cx7="http://schemas.microsoft.com/office/drawing/2016/5/13/chartex" xmlns:cx8="http://schemas.microsoft.com/office/drawing/2016/5/14/chartex" xmlns:mc="http://schemas.openxmlformats.org/markup-compatibility/2006" xmlns:aink="http://schemas.microsoft.com/office/drawing/2016/ink" xmlns:am3d="http://schemas.microsoft.com/office/drawing/2017/model3d" xmlns:o="urn:schemas-microsoft-com:office:office" xmlns:oel="http://schemas.microsoft.com/office/2019/extlst" xmlns:r="http://schemas.openxmlformats.org/officeDocument/2006/relationships" xmlns:m="http://schemas.openxmlformats.org/officeDocument/2006/math" xmlns:v="urn:schemas-microsoft-com:vml" xmlns:wp14="http://schemas.microsoft.com/office/word/2010/wordprocessingDrawing" xmlns:wp="http://schemas.openxmlformats.org/drawingml/2006/wordprocessingDrawing" xmlns:w10="urn:schemas-microsoft-com:office:word" xmlns:w="http://schemas.openxmlformats.org/wordprocessingml/2006/main" xmlns:w14="http://schemas.microsoft.com/office/word/2010/wordml" xmlns:w15="http://schemas.microsoft.com/office/word/2012/wordml" xmlns:w16cex="http://schemas.microsoft.com/office/word/2018/wordml/cex" xmlns:w16cid="http://schemas.microsoft.com/office/word/2016/wordml/cid" xmlns:w16="http://schemas.microsoft.com/office/word/2018/wordml" xmlns:w16du="http://schemas.microsoft.com/office/word/2023/wordml/word16du" xmlns:w16sdtdh="http://schemas.microsoft.com/office/word/2020/wordml/sdtdatahash" xmlns:w16sdtfl="http://schemas.microsoft.com/office/word/2024/wordml/sdtformatlock" xmlns:w16se="http://schemas.microsoft.com/office/word/2015/wordml/symex" xmlns:wpg="http://schemas.microsoft.com/office/word/2010/wordprocessingGroup" xmlns:wpi="http://schemas.microsoft.com/office/word/2010/wordprocessingInk" xmlns:wne="http://schemas.microsoft.com/office/word/2006/wordml" xmlns:wps="http://schemas.microsoft.com/office/word/2010/wordprocessingShape" mc:Ignorable="w14 w15 w16se w16cid w16 w16cex w16sdtdh w16sdtfl w16du wp14">
+<w:ftr xmlns:wpc="http://schemas.microsoft.com/office/word/2010/wordprocessingCanvas" xmlns:mc="http://schemas.openxmlformats.org/markup-compatibility/2006" xmlns:o="urn:schemas-microsoft-com:office:office" xmlns:r="http://schemas.openxmlformats.org/officeDocument/2006/relationships" xmlns:m="http://schemas.openxmlformats.org/officeDocument/2006/math" xmlns:v="urn:schemas-microsoft-com:vml" xmlns:wp14="http://schemas.microsoft.com/office/word/2010/wordprocessingDrawing" xmlns:wp="http://schemas.openxmlformats.org/drawingml/2006/wordprocessingDrawing" xmlns:w10="urn:schemas-microsoft-com:office:word" xmlns:w="http://schemas.openxmlformats.org/wordprocessingml/2006/main" xmlns:w14="http://schemas.microsoft.com/office/word/2010/wordml" xmlns:w15="http://schemas.microsoft.com/office/word/2012/wordml" xmlns:wpg="http://schemas.microsoft.com/office/word/2010/wordprocessingGroup" xmlns:wpi="http://schemas.microsoft.com/office/word/2010/wordprocessingInk" xmlns:wne="http://schemas.microsoft.com/office/word/2006/wordml" xmlns:wps="http://schemas.microsoft.com/office/word/2010/wordprocessingShape" mc:Ignorable="w14 w15 wp14">
   <w:p>
     <w:pPr>
       <w:pStyle w:val="Textoindependiente"/>
@@ -5809,7 +6215,7 @@
                               <w:noProof/>
                               <w:spacing w:val="-10"/>
                             </w:rPr>
-                            <w:t>8</w:t>
+                            <w:t>11</w:t>
                           </w:r>
                           <w:r>
                             <w:rPr>
@@ -5835,7 +6241,8 @@
               <v:stroke joinstyle="miter"/>
               <v:path gradientshapeok="t" o:connecttype="rect"/>
             </v:shapetype>
-            <v:shape id="Textbox 3" o:spid="_x0000_s1027" type="#_x0000_t202" style="position:absolute;margin-left:501.2pt;margin-top:780.5pt;width:13.15pt;height:14.35pt;z-index:-15872000;visibility:visible;mso-wrap-style:square;mso-wrap-distance-left:0;mso-wrap-distance-top:0;mso-wrap-distance-right:0;mso-wrap-distance-bottom:0;mso-position-horizontal:absolute;mso-position-horizontal-relative:page;mso-position-vertical:absolute;mso-position-vertical-relative:page;v-text-anchor:top" o:gfxdata="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" filled="f" stroked="f">
+            <v:shape id="Textbox 3" o:spid="_x0000_s1027" type="#_x0000_t202" style="position:absolute;margin-left:501.2pt;margin-top:780.5pt;width:13.15pt;height:14.35pt;z-index:-15872000;visibility:visible;mso-wrap-style:square;mso-wrap-distance-left:0;mso-wrap-distance-top:0;mso-wrap-distance-right:0;mso-wrap-distance-bottom:0;mso-position-horizontal:absolute;mso-position-horizontal-relative:page;mso-position-vertical:absolute;mso-position-vertical-relative:page;v-text-anchor:top" o:gfxdata="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" filled="f" stroked="f">
+              <v:path arrowok="t"/>
               <v:textbox inset="0,0,0,0">
                 <w:txbxContent>
                   <w:p>
@@ -5867,7 +6274,7 @@
                         <w:noProof/>
                         <w:spacing w:val="-10"/>
                       </w:rPr>
-                      <w:t>8</w:t>
+                      <w:t>11</w:t>
                     </w:r>
                     <w:r>
                       <w:rPr>
@@ -5889,7 +6296,7 @@
 </file>
 
 <file path=word/footnotes.xml><?xml version="1.0" encoding="utf-8"?>
-<w:footnotes xmlns:wpc="http://schemas.microsoft.com/office/word/2010/wordprocessingCanvas" xmlns:cx="http://schemas.microsoft.com/office/drawing/2014/chartex" xmlns:cx1="http://schemas.microsoft.com/office/drawing/2015/9/8/chartex" xmlns:cx2="http://schemas.microsoft.com/office/drawing/2015/10/21/chartex" xmlns:cx3="http://schemas.microsoft.com/office/drawing/2016/5/9/chartex" xmlns:cx4="http://schemas.microsoft.com/office/drawing/2016/5/10/chartex" xmlns:cx5="http://schemas.microsoft.com/office/drawing/2016/5/11/chartex" xmlns:cx6="http://schemas.microsoft.com/office/drawing/2016/5/12/chartex" xmlns:cx7="http://schemas.microsoft.com/office/drawing/2016/5/13/chartex" xmlns:cx8="http://schemas.microsoft.com/office/drawing/2016/5/14/chartex" xmlns:mc="http://schemas.openxmlformats.org/markup-compatibility/2006" xmlns:aink="http://schemas.microsoft.com/office/drawing/2016/ink" xmlns:am3d="http://schemas.microsoft.com/office/drawing/2017/model3d" xmlns:o="urn:schemas-microsoft-com:office:office" xmlns:oel="http://schemas.microsoft.com/office/2019/extlst" xmlns:r="http://schemas.openxmlformats.org/officeDocument/2006/relationships" xmlns:m="http://schemas.openxmlformats.org/officeDocument/2006/math" xmlns:v="urn:schemas-microsoft-com:vml" xmlns:wp14="http://schemas.microsoft.com/office/word/2010/wordprocessingDrawing" xmlns:wp="http://schemas.openxmlformats.org/drawingml/2006/wordprocessingDrawing" xmlns:w10="urn:schemas-microsoft-com:office:word" xmlns:w="http://schemas.openxmlformats.org/wordprocessingml/2006/main" xmlns:w14="http://schemas.microsoft.com/office/word/2010/wordml" xmlns:w15="http://schemas.microsoft.com/office/word/2012/wordml" xmlns:w16cex="http://schemas.microsoft.com/office/word/2018/wordml/cex" xmlns:w16cid="http://schemas.microsoft.com/office/word/2016/wordml/cid" xmlns:w16="http://schemas.microsoft.com/office/word/2018/wordml" xmlns:w16du="http://schemas.microsoft.com/office/word/2023/wordml/word16du" xmlns:w16sdtdh="http://schemas.microsoft.com/office/word/2020/wordml/sdtdatahash" xmlns:w16sdtfl="http://schemas.microsoft.com/office/word/2024/wordml/sdtformatlock" xmlns:w16se="http://schemas.microsoft.com/office/word/2015/wordml/symex" xmlns:wpg="http://schemas.microsoft.com/office/word/2010/wordprocessingGroup" xmlns:wpi="http://schemas.microsoft.com/office/word/2010/wordprocessingInk" xmlns:wne="http://schemas.microsoft.com/office/word/2006/wordml" xmlns:wps="http://schemas.microsoft.com/office/word/2010/wordprocessingShape" mc:Ignorable="w14 w15 w16se w16cid w16 w16cex w16sdtdh w16sdtfl w16du wp14">
+<w:footnotes xmlns:wpc="http://schemas.microsoft.com/office/word/2010/wordprocessingCanvas" xmlns:mc="http://schemas.openxmlformats.org/markup-compatibility/2006" xmlns:o="urn:schemas-microsoft-com:office:office" xmlns:r="http://schemas.openxmlformats.org/officeDocument/2006/relationships" xmlns:m="http://schemas.openxmlformats.org/officeDocument/2006/math" xmlns:v="urn:schemas-microsoft-com:vml" xmlns:wp14="http://schemas.microsoft.com/office/word/2010/wordprocessingDrawing" xmlns:wp="http://schemas.openxmlformats.org/drawingml/2006/wordprocessingDrawing" xmlns:w10="urn:schemas-microsoft-com:office:word" xmlns:w="http://schemas.openxmlformats.org/wordprocessingml/2006/main" xmlns:w14="http://schemas.microsoft.com/office/word/2010/wordml" xmlns:w15="http://schemas.microsoft.com/office/word/2012/wordml" xmlns:wpg="http://schemas.microsoft.com/office/word/2010/wordprocessingGroup" xmlns:wpi="http://schemas.microsoft.com/office/word/2010/wordprocessingInk" xmlns:wne="http://schemas.microsoft.com/office/word/2006/wordml" xmlns:wps="http://schemas.microsoft.com/office/word/2010/wordprocessingShape" mc:Ignorable="w14 w15 wp14">
   <w:footnote w:type="separator" w:id="-1">
     <w:p>
       <w:r>
@@ -5908,7 +6315,7 @@
 </file>
 
 <file path=word/header1.xml><?xml version="1.0" encoding="utf-8"?>
-<w:hdr xmlns:wpc="http://schemas.microsoft.com/office/word/2010/wordprocessingCanvas" xmlns:cx="http://schemas.microsoft.com/office/drawing/2014/chartex" xmlns:cx1="http://schemas.microsoft.com/office/drawing/2015/9/8/chartex" xmlns:cx2="http://schemas.microsoft.com/office/drawing/2015/10/21/chartex" xmlns:cx3="http://schemas.microsoft.com/office/drawing/2016/5/9/chartex" xmlns:cx4="http://schemas.microsoft.com/office/drawing/2016/5/10/chartex" xmlns:cx5="http://schemas.microsoft.com/office/drawing/2016/5/11/chartex" xmlns:cx6="http://schemas.microsoft.com/office/drawing/2016/5/12/chartex" xmlns:cx7="http://schemas.microsoft.com/office/drawing/2016/5/13/chartex" xmlns:cx8="http://schemas.microsoft.com/office/drawing/2016/5/14/chartex" xmlns:mc="http://schemas.openxmlformats.org/markup-compatibility/2006" xmlns:aink="http://schemas.microsoft.com/office/drawing/2016/ink" xmlns:am3d="http://schemas.microsoft.com/office/drawing/2017/model3d" xmlns:o="urn:schemas-microsoft-com:office:office" xmlns:oel="http://schemas.microsoft.com/office/2019/extlst" xmlns:r="http://schemas.openxmlformats.org/officeDocument/2006/relationships" xmlns:m="http://schemas.openxmlformats.org/officeDocument/2006/math" xmlns:v="urn:schemas-microsoft-com:vml" xmlns:wp14="http://schemas.microsoft.com/office/word/2010/wordprocessingDrawing" xmlns:wp="http://schemas.openxmlformats.org/drawingml/2006/wordprocessingDrawing" xmlns:w10="urn:schemas-microsoft-com:office:word" xmlns:w="http://schemas.openxmlformats.org/wordprocessingml/2006/main" xmlns:w14="http://schemas.microsoft.com/office/word/2010/wordml" xmlns:w15="http://schemas.microsoft.com/office/word/2012/wordml" xmlns:w16cex="http://schemas.microsoft.com/office/word/2018/wordml/cex" xmlns:w16cid="http://schemas.microsoft.com/office/word/2016/wordml/cid" xmlns:w16="http://schemas.microsoft.com/office/word/2018/wordml" xmlns:w16du="http://schemas.microsoft.com/office/word/2023/wordml/word16du" xmlns:w16sdtdh="http://schemas.microsoft.com/office/word/2020/wordml/sdtdatahash" xmlns:w16sdtfl="http://schemas.microsoft.com/office/word/2024/wordml/sdtformatlock" xmlns:w16se="http://schemas.microsoft.com/office/word/2015/wordml/symex" xmlns:wpg="http://schemas.microsoft.com/office/word/2010/wordprocessingGroup" xmlns:wpi="http://schemas.microsoft.com/office/word/2010/wordprocessingInk" xmlns:wne="http://schemas.microsoft.com/office/word/2006/wordml" xmlns:wps="http://schemas.microsoft.com/office/word/2010/wordprocessingShape" mc:Ignorable="w14 w15 w16se w16cid w16 w16cex w16sdtdh w16sdtfl w16du wp14">
+<w:hdr xmlns:wpc="http://schemas.microsoft.com/office/word/2010/wordprocessingCanvas" xmlns:mc="http://schemas.openxmlformats.org/markup-compatibility/2006" xmlns:o="urn:schemas-microsoft-com:office:office" xmlns:r="http://schemas.openxmlformats.org/officeDocument/2006/relationships" xmlns:m="http://schemas.openxmlformats.org/officeDocument/2006/math" xmlns:v="urn:schemas-microsoft-com:vml" xmlns:wp14="http://schemas.microsoft.com/office/word/2010/wordprocessingDrawing" xmlns:wp="http://schemas.openxmlformats.org/drawingml/2006/wordprocessingDrawing" xmlns:w10="urn:schemas-microsoft-com:office:word" xmlns:w="http://schemas.openxmlformats.org/wordprocessingml/2006/main" xmlns:w14="http://schemas.microsoft.com/office/word/2010/wordml" xmlns:w15="http://schemas.microsoft.com/office/word/2012/wordml" xmlns:wpg="http://schemas.microsoft.com/office/word/2010/wordprocessingGroup" xmlns:wpi="http://schemas.microsoft.com/office/word/2010/wordprocessingInk" xmlns:wne="http://schemas.microsoft.com/office/word/2006/wordml" xmlns:wps="http://schemas.microsoft.com/office/word/2010/wordprocessingShape" mc:Ignorable="w14 w15 wp14">
   <w:p>
     <w:pPr>
       <w:pStyle w:val="Textoindependiente"/>
@@ -6060,7 +6467,8 @@
               <v:stroke joinstyle="miter"/>
               <v:path gradientshapeok="t" o:connecttype="rect"/>
             </v:shapetype>
-            <v:shape id="Textbox 2" o:spid="_x0000_s1026" type="#_x0000_t202" style="position:absolute;margin-left:84.1pt;margin-top:34.6pt;width:267.25pt;height:14.35pt;z-index:-15872512;visibility:visible;mso-wrap-style:square;mso-wrap-distance-left:0;mso-wrap-distance-top:0;mso-wrap-distance-right:0;mso-wrap-distance-bottom:0;mso-position-horizontal:absolute;mso-position-horizontal-relative:page;mso-position-vertical:absolute;mso-position-vertical-relative:page;v-text-anchor:top" o:gfxdata="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" filled="f" stroked="f">
+            <v:shape id="Textbox 2" o:spid="_x0000_s1026" type="#_x0000_t202" style="position:absolute;margin-left:84.1pt;margin-top:34.6pt;width:267.25pt;height:14.35pt;z-index:-15872512;visibility:visible;mso-wrap-style:square;mso-wrap-distance-left:0;mso-wrap-distance-top:0;mso-wrap-distance-right:0;mso-wrap-distance-bottom:0;mso-position-horizontal:absolute;mso-position-horizontal-relative:page;mso-position-vertical:absolute;mso-position-vertical-relative:page;v-text-anchor:top" o:gfxdata="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" filled="f" stroked="f">
+              <v:path arrowok="t"/>
               <v:textbox inset="0,0,0,0">
                 <w:txbxContent>
                   <w:p>
@@ -6161,7 +6569,7 @@
 </file>
 
 <file path=word/styles.xml><?xml version="1.0" encoding="utf-8"?>
-<w:styles xmlns:mc="http://schemas.openxmlformats.org/markup-compatibility/2006" xmlns:r="http://schemas.openxmlformats.org/officeDocument/2006/relationships" xmlns:w="http://schemas.openxmlformats.org/wordprocessingml/2006/main" xmlns:w14="http://schemas.microsoft.com/office/word/2010/wordml" xmlns:w15="http://schemas.microsoft.com/office/word/2012/wordml" xmlns:w16cex="http://schemas.microsoft.com/office/word/2018/wordml/cex" xmlns:w16cid="http://schemas.microsoft.com/office/word/2016/wordml/cid" xmlns:w16="http://schemas.microsoft.com/office/word/2018/wordml" xmlns:w16du="http://schemas.microsoft.com/office/word/2023/wordml/word16du" xmlns:w16sdtdh="http://schemas.microsoft.com/office/word/2020/wordml/sdtdatahash" xmlns:w16sdtfl="http://schemas.microsoft.com/office/word/2024/wordml/sdtformatlock" xmlns:w16se="http://schemas.microsoft.com/office/word/2015/wordml/symex" mc:Ignorable="w14 w15 w16se w16cid w16 w16cex w16sdtdh w16sdtfl w16du">
+<w:styles xmlns:mc="http://schemas.openxmlformats.org/markup-compatibility/2006" xmlns:r="http://schemas.openxmlformats.org/officeDocument/2006/relationships" xmlns:w="http://schemas.openxmlformats.org/wordprocessingml/2006/main" xmlns:w14="http://schemas.microsoft.com/office/word/2010/wordml" xmlns:w15="http://schemas.microsoft.com/office/word/2012/wordml" mc:Ignorable="w14 w15">
   <w:docDefaults>
     <w:rPrDefault>
       <w:rPr>
@@ -6179,7 +6587,7 @@
       </w:pPr>
     </w:pPrDefault>
   </w:docDefaults>
-  <w:latentStyles w:defLockedState="0" w:defUIPriority="99" w:defSemiHidden="0" w:defUnhideWhenUsed="0" w:defQFormat="0" w:count="376">
+  <w:latentStyles w:defLockedState="0" w:defUIPriority="99" w:defSemiHidden="0" w:defUnhideWhenUsed="0" w:defQFormat="0" w:count="371">
     <w:lsdException w:name="Normal" w:uiPriority="0" w:qFormat="1"/>
     <w:lsdException w:name="heading 1" w:uiPriority="9" w:qFormat="1"/>
     <w:lsdException w:name="heading 2" w:semiHidden="1" w:uiPriority="9" w:unhideWhenUsed="1" w:qFormat="1"/>
@@ -6551,11 +6959,6 @@
     <w:lsdException w:name="List Table 5 Dark Accent 6" w:uiPriority="50"/>
     <w:lsdException w:name="List Table 6 Colorful Accent 6" w:uiPriority="51"/>
     <w:lsdException w:name="List Table 7 Colorful Accent 6" w:uiPriority="52"/>
-    <w:lsdException w:name="Mention" w:semiHidden="1" w:unhideWhenUsed="1"/>
-    <w:lsdException w:name="Smart Hyperlink" w:semiHidden="1" w:unhideWhenUsed="1"/>
-    <w:lsdException w:name="Hashtag" w:semiHidden="1" w:unhideWhenUsed="1"/>
-    <w:lsdException w:name="Unresolved Mention" w:semiHidden="1" w:unhideWhenUsed="1"/>
-    <w:lsdException w:name="Smart Link" w:semiHidden="1" w:unhideWhenUsed="1"/>
   </w:latentStyles>
   <w:style w:type="paragraph" w:default="1" w:styleId="Normal">
     <w:name w:val="Normal"/>
@@ -6615,7 +7018,7 @@
     <w:uiPriority w:val="1"/>
     <w:qFormat/>
   </w:style>
-  <w:style w:type="paragraph" w:styleId="Ttulo">
+  <w:style w:type="paragraph" w:styleId="Puesto">
     <w:name w:val="Title"/>
     <w:basedOn w:val="Normal"/>
     <w:uiPriority w:val="10"/>

--- a/Planificacion/Words/G1_PLANIFICACIÓN_ SEGUIMIENTO_CALIDAD.docx
+++ b/Planificacion/Words/G1_PLANIFICACIÓN_ SEGUIMIENTO_CALIDAD.docx
@@ -1,10 +1,10 @@
 
 <file path=word/document.xml><?xml version="1.0" encoding="utf-8"?>
-<w:document xmlns:wpc="http://schemas.microsoft.com/office/word/2010/wordprocessingCanvas" xmlns:mc="http://schemas.openxmlformats.org/markup-compatibility/2006" xmlns:o="urn:schemas-microsoft-com:office:office" xmlns:r="http://schemas.openxmlformats.org/officeDocument/2006/relationships" xmlns:m="http://schemas.openxmlformats.org/officeDocument/2006/math" xmlns:v="urn:schemas-microsoft-com:vml" xmlns:wp14="http://schemas.microsoft.com/office/word/2010/wordprocessingDrawing" xmlns:wp="http://schemas.openxmlformats.org/drawingml/2006/wordprocessingDrawing" xmlns:w10="urn:schemas-microsoft-com:office:word" xmlns:w="http://schemas.openxmlformats.org/wordprocessingml/2006/main" xmlns:w14="http://schemas.microsoft.com/office/word/2010/wordml" xmlns:w15="http://schemas.microsoft.com/office/word/2012/wordml" xmlns:wpg="http://schemas.microsoft.com/office/word/2010/wordprocessingGroup" xmlns:wpi="http://schemas.microsoft.com/office/word/2010/wordprocessingInk" xmlns:wne="http://schemas.microsoft.com/office/word/2006/wordml" xmlns:wps="http://schemas.microsoft.com/office/word/2010/wordprocessingShape" mc:Ignorable="w14 w15 wp14">
+<w:document xmlns:wpc="http://schemas.microsoft.com/office/word/2010/wordprocessingCanvas" xmlns:cx="http://schemas.microsoft.com/office/drawing/2014/chartex" xmlns:cx1="http://schemas.microsoft.com/office/drawing/2015/9/8/chartex" xmlns:cx2="http://schemas.microsoft.com/office/drawing/2015/10/21/chartex" xmlns:cx3="http://schemas.microsoft.com/office/drawing/2016/5/9/chartex" xmlns:cx4="http://schemas.microsoft.com/office/drawing/2016/5/10/chartex" xmlns:cx5="http://schemas.microsoft.com/office/drawing/2016/5/11/chartex" xmlns:cx6="http://schemas.microsoft.com/office/drawing/2016/5/12/chartex" xmlns:cx7="http://schemas.microsoft.com/office/drawing/2016/5/13/chartex" xmlns:cx8="http://schemas.microsoft.com/office/drawing/2016/5/14/chartex" xmlns:mc="http://schemas.openxmlformats.org/markup-compatibility/2006" xmlns:aink="http://schemas.microsoft.com/office/drawing/2016/ink" xmlns:am3d="http://schemas.microsoft.com/office/drawing/2017/model3d" xmlns:o="urn:schemas-microsoft-com:office:office" xmlns:oel="http://schemas.microsoft.com/office/2019/extlst" xmlns:r="http://schemas.openxmlformats.org/officeDocument/2006/relationships" xmlns:m="http://schemas.openxmlformats.org/officeDocument/2006/math" xmlns:v="urn:schemas-microsoft-com:vml" xmlns:wp14="http://schemas.microsoft.com/office/word/2010/wordprocessingDrawing" xmlns:wp="http://schemas.openxmlformats.org/drawingml/2006/wordprocessingDrawing" xmlns:w10="urn:schemas-microsoft-com:office:word" xmlns:w="http://schemas.openxmlformats.org/wordprocessingml/2006/main" xmlns:w14="http://schemas.microsoft.com/office/word/2010/wordml" xmlns:w15="http://schemas.microsoft.com/office/word/2012/wordml" xmlns:w16cex="http://schemas.microsoft.com/office/word/2018/wordml/cex" xmlns:w16cid="http://schemas.microsoft.com/office/word/2016/wordml/cid" xmlns:w16="http://schemas.microsoft.com/office/word/2018/wordml" xmlns:w16du="http://schemas.microsoft.com/office/word/2023/wordml/word16du" xmlns:w16sdtdh="http://schemas.microsoft.com/office/word/2020/wordml/sdtdatahash" xmlns:w16sdtfl="http://schemas.microsoft.com/office/word/2024/wordml/sdtformatlock" xmlns:w16se="http://schemas.microsoft.com/office/word/2015/wordml/symex" xmlns:wpg="http://schemas.microsoft.com/office/word/2010/wordprocessingGroup" xmlns:wpi="http://schemas.microsoft.com/office/word/2010/wordprocessingInk" xmlns:wne="http://schemas.microsoft.com/office/word/2006/wordml" xmlns:wps="http://schemas.microsoft.com/office/word/2010/wordprocessingShape" mc:Ignorable="w14 w15 w16se w16cid w16 w16cex w16sdtdh w16sdtfl w16du wp14">
   <w:body>
     <w:p>
       <w:pPr>
-        <w:pStyle w:val="Puesto"/>
+        <w:pStyle w:val="Ttulo"/>
       </w:pPr>
       <w:r>
         <w:t>Plan</w:t>
@@ -995,13 +995,8 @@
               </w:rPr>
               <w:t xml:space="preserve"> </w:t>
             </w:r>
-            <w:proofErr w:type="gramStart"/>
-            <w:r>
-              <w:t>esquemático</w:t>
-            </w:r>
-            <w:proofErr w:type="gramEnd"/>
-            <w:r>
-              <w:t>.</w:t>
+            <w:r>
+              <w:t>esquemático.</w:t>
             </w:r>
             <w:r>
               <w:rPr>
@@ -1305,13 +1300,8 @@
               </w:rPr>
               <w:t xml:space="preserve"> </w:t>
             </w:r>
-            <w:proofErr w:type="gramStart"/>
-            <w:r>
-              <w:t>esquemático</w:t>
-            </w:r>
-            <w:proofErr w:type="gramEnd"/>
-            <w:r>
-              <w:t>.</w:t>
+            <w:r>
+              <w:t>esquemático.</w:t>
             </w:r>
             <w:r>
               <w:rPr>
@@ -5242,17 +5232,12 @@
         <w:t xml:space="preserve"> </w:t>
       </w:r>
       <w:proofErr w:type="spellStart"/>
-      <w:proofErr w:type="gramStart"/>
       <w:r>
         <w:t>Gant</w:t>
       </w:r>
       <w:proofErr w:type="spellEnd"/>
       <w:r>
-        <w:t>(</w:t>
-      </w:r>
-      <w:proofErr w:type="gramEnd"/>
-      <w:r>
-        <w:t xml:space="preserve">1h). Clara dedico tiempo el jueves por la tarde para crear el logo y pensar en un nombre para nuestro </w:t>
+        <w:t xml:space="preserve">(1h). Clara dedico tiempo el jueves por la tarde para crear el logo y pensar en un nombre para nuestro </w:t>
       </w:r>
       <w:r>
         <w:t>grupo (</w:t>
@@ -5271,17 +5256,12 @@
         <w:t xml:space="preserve">En la sesión del viernes se continuo con las labores empezadas el martes dejando prácticamente acabadas las </w:t>
       </w:r>
       <w:proofErr w:type="spellStart"/>
-      <w:proofErr w:type="gramStart"/>
       <w:r>
         <w:t>PCBs</w:t>
       </w:r>
       <w:proofErr w:type="spellEnd"/>
       <w:r>
-        <w:t>(</w:t>
-      </w:r>
-      <w:proofErr w:type="gramEnd"/>
-      <w:r>
-        <w:t xml:space="preserve">dos de ellas no se van a poder mostrar por problemas para poder acceder a ellas al no haberse guardado </w:t>
+        <w:t xml:space="preserve">(dos de ellas no se van a poder mostrar por problemas para poder acceder a ellas al no haberse guardado </w:t>
       </w:r>
       <w:r>
         <w:t>correctamente) (</w:t>
@@ -5518,15 +5498,7 @@
         <w:t>enseñó</w:t>
       </w:r>
       <w:r>
-        <w:t xml:space="preserve"> </w:t>
-      </w:r>
-      <w:proofErr w:type="spellStart"/>
-      <w:r>
-        <w:t>como</w:t>
-      </w:r>
-      <w:proofErr w:type="spellEnd"/>
-      <w:r>
-        <w:t xml:space="preserve"> crear las huellas de los componentes y analizar el consumo eléctrico (1H). </w:t>
+        <w:t xml:space="preserve"> como crear las huellas de los componentes y analizar el consumo eléctrico (1H). </w:t>
       </w:r>
       <w:r>
         <w:t>Además</w:t>
@@ -5747,10 +5719,10 @@
             <v:path o:extrusionok="f" gradientshapeok="t" o:connecttype="rect"/>
             <o:lock v:ext="edit" aspectratio="t"/>
           </v:shapetype>
-          <v:shape id="_x0000_i1025" type="#_x0000_t75" style="width:193.5pt;height:273pt" o:ole="">
+          <v:shape id="_x0000_i1025" type="#_x0000_t75" style="width:193.45pt;height:272.95pt" o:ole="">
             <v:imagedata r:id="rId16" o:title=""/>
           </v:shape>
-          <o:OLEObject Type="Embed" ProgID="Acrobat.Document.DC" ShapeID="_x0000_i1025" DrawAspect="Content" ObjectID="_1822808028" r:id="rId17"/>
+          <o:OLEObject Type="Embed" ProgID="Acrobat.Document.DC" ShapeID="_x0000_i1025" DrawAspect="Content" ObjectID="_1824014229" r:id="rId17"/>
         </w:object>
       </w:r>
     </w:p>
@@ -5800,10 +5772,10 @@
       </w:pPr>
       <w:r>
         <w:object w:dxaOrig="27998" w:dyaOrig="8799" w14:anchorId="047B8D9A">
-          <v:shape id="_x0000_i1026" type="#_x0000_t75" style="width:477pt;height:149.25pt" o:ole="">
+          <v:shape id="_x0000_i1026" type="#_x0000_t75" style="width:477.1pt;height:149pt" o:ole="">
             <v:imagedata r:id="rId18" o:title=""/>
           </v:shape>
-          <o:OLEObject Type="Embed" ProgID="Excel.Sheet.12" ShapeID="_x0000_i1026" DrawAspect="Content" ObjectID="_1822808029" r:id="rId19"/>
+          <o:OLEObject Type="Embed" ProgID="Excel.Sheet.12" ShapeID="_x0000_i1026" DrawAspect="Content" ObjectID="_1824014230" r:id="rId19"/>
         </w:object>
       </w:r>
     </w:p>
@@ -6029,8 +6001,6 @@
         <w:ind w:left="47" w:right="135"/>
         <w:jc w:val="both"/>
       </w:pPr>
-      <w:bookmarkStart w:id="0" w:name="_GoBack"/>
-      <w:bookmarkEnd w:id="0"/>
     </w:p>
     <w:p>
       <w:pPr>
@@ -6104,8 +6074,247 @@
     </w:p>
     <w:p>
       <w:pPr>
+        <w:spacing w:before="156" w:after="240"/>
         <w:jc w:val="both"/>
-      </w:pPr>
+        <w:rPr>
+          <w:color w:val="585858"/>
+          <w:spacing w:val="11"/>
+          <w:sz w:val="28"/>
+        </w:rPr>
+      </w:pPr>
+      <w:r>
+        <w:rPr>
+          <w:color w:val="585858"/>
+          <w:spacing w:val="11"/>
+          <w:sz w:val="28"/>
+        </w:rPr>
+        <w:t>Semana 27/10-01/11</w:t>
+      </w:r>
+    </w:p>
+    <w:p>
+      <w:pPr>
+        <w:jc w:val="both"/>
+      </w:pPr>
+      <w:r>
+        <w:t>En esta semana se ha trabajado solo durante las dos horas de clase. Clara inicio el</w:t>
+      </w:r>
+    </w:p>
+    <w:p>
+      <w:pPr>
+        <w:jc w:val="both"/>
+      </w:pPr>
+      <w:r>
+        <w:t>trabajo de la presentación. Víctor empezó el informe final. Mario y Miguel corrigieron un</w:t>
+      </w:r>
+    </w:p>
+    <w:p>
+      <w:pPr>
+        <w:jc w:val="both"/>
+      </w:pPr>
+      <w:r>
+        <w:t>error de la PCB 3 relacionado con la antena, se "cosió" esa misma PCB y se corrigieron</w:t>
+      </w:r>
+    </w:p>
+    <w:p>
+      <w:pPr>
+        <w:jc w:val="both"/>
+      </w:pPr>
+      <w:r>
+        <w:t xml:space="preserve">los tamaños de las pistas de alimentación de las distintas </w:t>
+      </w:r>
+      <w:proofErr w:type="spellStart"/>
+      <w:r>
+        <w:t>PCBs</w:t>
+      </w:r>
+      <w:proofErr w:type="spellEnd"/>
+    </w:p>
+    <w:p>
+      <w:pPr>
+        <w:spacing w:before="156"/>
+        <w:jc w:val="both"/>
+        <w:rPr>
+          <w:color w:val="585858"/>
+          <w:spacing w:val="11"/>
+          <w:sz w:val="28"/>
+        </w:rPr>
+      </w:pPr>
+    </w:p>
+    <w:p>
+      <w:pPr>
+        <w:spacing w:before="156"/>
+        <w:jc w:val="both"/>
+        <w:rPr>
+          <w:sz w:val="28"/>
+        </w:rPr>
+      </w:pPr>
+      <w:r>
+        <w:rPr>
+          <w:color w:val="585858"/>
+          <w:spacing w:val="11"/>
+          <w:sz w:val="28"/>
+        </w:rPr>
+        <w:t>Semana</w:t>
+      </w:r>
+      <w:r>
+        <w:rPr>
+          <w:color w:val="585858"/>
+          <w:spacing w:val="35"/>
+          <w:sz w:val="28"/>
+        </w:rPr>
+        <w:t xml:space="preserve"> </w:t>
+      </w:r>
+      <w:r>
+        <w:rPr>
+          <w:color w:val="585858"/>
+          <w:spacing w:val="14"/>
+          <w:sz w:val="28"/>
+        </w:rPr>
+        <w:t>3</w:t>
+      </w:r>
+      <w:r>
+        <w:rPr>
+          <w:color w:val="585858"/>
+          <w:spacing w:val="14"/>
+          <w:sz w:val="28"/>
+        </w:rPr>
+        <w:t>/</w:t>
+      </w:r>
+      <w:r>
+        <w:rPr>
+          <w:color w:val="585858"/>
+          <w:spacing w:val="14"/>
+          <w:sz w:val="28"/>
+        </w:rPr>
+        <w:t>11</w:t>
+      </w:r>
+      <w:r>
+        <w:rPr>
+          <w:color w:val="585858"/>
+          <w:spacing w:val="14"/>
+          <w:sz w:val="28"/>
+        </w:rPr>
+        <w:t>-</w:t>
+      </w:r>
+      <w:r>
+        <w:rPr>
+          <w:color w:val="585858"/>
+          <w:spacing w:val="7"/>
+          <w:sz w:val="28"/>
+        </w:rPr>
+        <w:t>9</w:t>
+      </w:r>
+      <w:r>
+        <w:rPr>
+          <w:color w:val="585858"/>
+          <w:spacing w:val="7"/>
+          <w:sz w:val="28"/>
+        </w:rPr>
+        <w:t>/1</w:t>
+      </w:r>
+      <w:r>
+        <w:rPr>
+          <w:color w:val="585858"/>
+          <w:spacing w:val="7"/>
+          <w:sz w:val="28"/>
+        </w:rPr>
+        <w:t>1</w:t>
+      </w:r>
+    </w:p>
+    <w:p>
+      <w:pPr>
+        <w:spacing w:before="156"/>
+        <w:jc w:val="both"/>
+        <w:rPr>
+          <w:szCs w:val="16"/>
+        </w:rPr>
+      </w:pPr>
+      <w:r>
+        <w:rPr>
+          <w:szCs w:val="16"/>
+        </w:rPr>
+        <w:t>E</w:t>
+      </w:r>
+      <w:r>
+        <w:rPr>
+          <w:szCs w:val="16"/>
+        </w:rPr>
+        <w:t xml:space="preserve">l martes, todos los integrantes del grupo realizaron la documentación y </w:t>
+      </w:r>
+      <w:r>
+        <w:rPr>
+          <w:szCs w:val="16"/>
+        </w:rPr>
+        <w:t>el estudio</w:t>
+      </w:r>
+      <w:r>
+        <w:rPr>
+          <w:szCs w:val="16"/>
+        </w:rPr>
+        <w:t xml:space="preserve"> inicial para </w:t>
+      </w:r>
+      <w:r>
+        <w:rPr>
+          <w:szCs w:val="16"/>
+        </w:rPr>
+        <w:t>los contenidos de la presentación oral. El viernes, se prepararon las transparencias colaborativas y se incluyeron imágenes y diagramas representativos.</w:t>
+      </w:r>
+    </w:p>
+    <w:p>
+      <w:pPr>
+        <w:spacing w:before="156"/>
+        <w:jc w:val="both"/>
+        <w:rPr>
+          <w:szCs w:val="16"/>
+        </w:rPr>
+      </w:pPr>
+      <w:r>
+        <w:rPr>
+          <w:szCs w:val="16"/>
+        </w:rPr>
+        <w:t xml:space="preserve">Además, se corrigieron errores menores en el diseño, se exportaron los </w:t>
+      </w:r>
+      <w:proofErr w:type="spellStart"/>
+      <w:r>
+        <w:rPr>
+          <w:szCs w:val="16"/>
+        </w:rPr>
+        <w:t>PDFs</w:t>
+      </w:r>
+      <w:proofErr w:type="spellEnd"/>
+      <w:r>
+        <w:rPr>
+          <w:szCs w:val="16"/>
+        </w:rPr>
+        <w:t xml:space="preserve"> con todas las </w:t>
+      </w:r>
+      <w:proofErr w:type="spellStart"/>
+      <w:r>
+        <w:rPr>
+          <w:szCs w:val="16"/>
+        </w:rPr>
+        <w:t>PCBs</w:t>
+      </w:r>
+      <w:proofErr w:type="spellEnd"/>
+      <w:r>
+        <w:rPr>
+          <w:szCs w:val="16"/>
+        </w:rPr>
+        <w:t xml:space="preserve">, y se modeló la antena a fabricar en el programa de simulación electromagnética </w:t>
+      </w:r>
+      <w:proofErr w:type="spellStart"/>
+      <w:r>
+        <w:rPr>
+          <w:szCs w:val="16"/>
+        </w:rPr>
+        <w:t>Ansys</w:t>
+      </w:r>
+      <w:proofErr w:type="spellEnd"/>
+      <w:r>
+        <w:rPr>
+          <w:szCs w:val="16"/>
+        </w:rPr>
+        <w:t xml:space="preserve"> HFSS.</w:t>
+      </w:r>
     </w:p>
     <w:sectPr>
       <w:pgSz w:w="11910" w:h="16840"/>
@@ -6117,7 +6326,7 @@
 </file>
 
 <file path=word/endnotes.xml><?xml version="1.0" encoding="utf-8"?>
-<w:endnotes xmlns:wpc="http://schemas.microsoft.com/office/word/2010/wordprocessingCanvas" xmlns:mc="http://schemas.openxmlformats.org/markup-compatibility/2006" xmlns:o="urn:schemas-microsoft-com:office:office" xmlns:r="http://schemas.openxmlformats.org/officeDocument/2006/relationships" xmlns:m="http://schemas.openxmlformats.org/officeDocument/2006/math" xmlns:v="urn:schemas-microsoft-com:vml" xmlns:wp14="http://schemas.microsoft.com/office/word/2010/wordprocessingDrawing" xmlns:wp="http://schemas.openxmlformats.org/drawingml/2006/wordprocessingDrawing" xmlns:w10="urn:schemas-microsoft-com:office:word" xmlns:w="http://schemas.openxmlformats.org/wordprocessingml/2006/main" xmlns:w14="http://schemas.microsoft.com/office/word/2010/wordml" xmlns:w15="http://schemas.microsoft.com/office/word/2012/wordml" xmlns:wpg="http://schemas.microsoft.com/office/word/2010/wordprocessingGroup" xmlns:wpi="http://schemas.microsoft.com/office/word/2010/wordprocessingInk" xmlns:wne="http://schemas.microsoft.com/office/word/2006/wordml" xmlns:wps="http://schemas.microsoft.com/office/word/2010/wordprocessingShape" mc:Ignorable="w14 w15 wp14">
+<w:endnotes xmlns:wpc="http://schemas.microsoft.com/office/word/2010/wordprocessingCanvas" xmlns:cx="http://schemas.microsoft.com/office/drawing/2014/chartex" xmlns:cx1="http://schemas.microsoft.com/office/drawing/2015/9/8/chartex" xmlns:cx2="http://schemas.microsoft.com/office/drawing/2015/10/21/chartex" xmlns:cx3="http://schemas.microsoft.com/office/drawing/2016/5/9/chartex" xmlns:cx4="http://schemas.microsoft.com/office/drawing/2016/5/10/chartex" xmlns:cx5="http://schemas.microsoft.com/office/drawing/2016/5/11/chartex" xmlns:cx6="http://schemas.microsoft.com/office/drawing/2016/5/12/chartex" xmlns:cx7="http://schemas.microsoft.com/office/drawing/2016/5/13/chartex" xmlns:cx8="http://schemas.microsoft.com/office/drawing/2016/5/14/chartex" xmlns:mc="http://schemas.openxmlformats.org/markup-compatibility/2006" xmlns:aink="http://schemas.microsoft.com/office/drawing/2016/ink" xmlns:am3d="http://schemas.microsoft.com/office/drawing/2017/model3d" xmlns:o="urn:schemas-microsoft-com:office:office" xmlns:oel="http://schemas.microsoft.com/office/2019/extlst" xmlns:r="http://schemas.openxmlformats.org/officeDocument/2006/relationships" xmlns:m="http://schemas.openxmlformats.org/officeDocument/2006/math" xmlns:v="urn:schemas-microsoft-com:vml" xmlns:wp14="http://schemas.microsoft.com/office/word/2010/wordprocessingDrawing" xmlns:wp="http://schemas.openxmlformats.org/drawingml/2006/wordprocessingDrawing" xmlns:w10="urn:schemas-microsoft-com:office:word" xmlns:w="http://schemas.openxmlformats.org/wordprocessingml/2006/main" xmlns:w14="http://schemas.microsoft.com/office/word/2010/wordml" xmlns:w15="http://schemas.microsoft.com/office/word/2012/wordml" xmlns:w16cex="http://schemas.microsoft.com/office/word/2018/wordml/cex" xmlns:w16cid="http://schemas.microsoft.com/office/word/2016/wordml/cid" xmlns:w16="http://schemas.microsoft.com/office/word/2018/wordml" xmlns:w16du="http://schemas.microsoft.com/office/word/2023/wordml/word16du" xmlns:w16sdtdh="http://schemas.microsoft.com/office/word/2020/wordml/sdtdatahash" xmlns:w16sdtfl="http://schemas.microsoft.com/office/word/2024/wordml/sdtformatlock" xmlns:w16se="http://schemas.microsoft.com/office/word/2015/wordml/symex" xmlns:wpg="http://schemas.microsoft.com/office/word/2010/wordprocessingGroup" xmlns:wpi="http://schemas.microsoft.com/office/word/2010/wordprocessingInk" xmlns:wne="http://schemas.microsoft.com/office/word/2006/wordml" xmlns:wps="http://schemas.microsoft.com/office/word/2010/wordprocessingShape" mc:Ignorable="w14 w15 w16se w16cid w16 w16cex w16sdtdh w16sdtfl w16du wp14">
   <w:endnote w:type="separator" w:id="-1">
     <w:p>
       <w:r>
@@ -6136,7 +6345,7 @@
 </file>
 
 <file path=word/footer1.xml><?xml version="1.0" encoding="utf-8"?>
-<w:ftr xmlns:wpc="http://schemas.microsoft.com/office/word/2010/wordprocessingCanvas" xmlns:mc="http://schemas.openxmlformats.org/markup-compatibility/2006" xmlns:o="urn:schemas-microsoft-com:office:office" xmlns:r="http://schemas.openxmlformats.org/officeDocument/2006/relationships" xmlns:m="http://schemas.openxmlformats.org/officeDocument/2006/math" xmlns:v="urn:schemas-microsoft-com:vml" xmlns:wp14="http://schemas.microsoft.com/office/word/2010/wordprocessingDrawing" xmlns:wp="http://schemas.openxmlformats.org/drawingml/2006/wordprocessingDrawing" xmlns:w10="urn:schemas-microsoft-com:office:word" xmlns:w="http://schemas.openxmlformats.org/wordprocessingml/2006/main" xmlns:w14="http://schemas.microsoft.com/office/word/2010/wordml" xmlns:w15="http://schemas.microsoft.com/office/word/2012/wordml" xmlns:wpg="http://schemas.microsoft.com/office/word/2010/wordprocessingGroup" xmlns:wpi="http://schemas.microsoft.com/office/word/2010/wordprocessingInk" xmlns:wne="http://schemas.microsoft.com/office/word/2006/wordml" xmlns:wps="http://schemas.microsoft.com/office/word/2010/wordprocessingShape" mc:Ignorable="w14 w15 wp14">
+<w:ftr xmlns:wpc="http://schemas.microsoft.com/office/word/2010/wordprocessingCanvas" xmlns:cx="http://schemas.microsoft.com/office/drawing/2014/chartex" xmlns:cx1="http://schemas.microsoft.com/office/drawing/2015/9/8/chartex" xmlns:cx2="http://schemas.microsoft.com/office/drawing/2015/10/21/chartex" xmlns:cx3="http://schemas.microsoft.com/office/drawing/2016/5/9/chartex" xmlns:cx4="http://schemas.microsoft.com/office/drawing/2016/5/10/chartex" xmlns:cx5="http://schemas.microsoft.com/office/drawing/2016/5/11/chartex" xmlns:cx6="http://schemas.microsoft.com/office/drawing/2016/5/12/chartex" xmlns:cx7="http://schemas.microsoft.com/office/drawing/2016/5/13/chartex" xmlns:cx8="http://schemas.microsoft.com/office/drawing/2016/5/14/chartex" xmlns:mc="http://schemas.openxmlformats.org/markup-compatibility/2006" xmlns:aink="http://schemas.microsoft.com/office/drawing/2016/ink" xmlns:am3d="http://schemas.microsoft.com/office/drawing/2017/model3d" xmlns:o="urn:schemas-microsoft-com:office:office" xmlns:oel="http://schemas.microsoft.com/office/2019/extlst" xmlns:r="http://schemas.openxmlformats.org/officeDocument/2006/relationships" xmlns:m="http://schemas.openxmlformats.org/officeDocument/2006/math" xmlns:v="urn:schemas-microsoft-com:vml" xmlns:wp14="http://schemas.microsoft.com/office/word/2010/wordprocessingDrawing" xmlns:wp="http://schemas.openxmlformats.org/drawingml/2006/wordprocessingDrawing" xmlns:w10="urn:schemas-microsoft-com:office:word" xmlns:w="http://schemas.openxmlformats.org/wordprocessingml/2006/main" xmlns:w14="http://schemas.microsoft.com/office/word/2010/wordml" xmlns:w15="http://schemas.microsoft.com/office/word/2012/wordml" xmlns:w16cex="http://schemas.microsoft.com/office/word/2018/wordml/cex" xmlns:w16cid="http://schemas.microsoft.com/office/word/2016/wordml/cid" xmlns:w16="http://schemas.microsoft.com/office/word/2018/wordml" xmlns:w16du="http://schemas.microsoft.com/office/word/2023/wordml/word16du" xmlns:w16sdtdh="http://schemas.microsoft.com/office/word/2020/wordml/sdtdatahash" xmlns:w16sdtfl="http://schemas.microsoft.com/office/word/2024/wordml/sdtformatlock" xmlns:w16se="http://schemas.microsoft.com/office/word/2015/wordml/symex" xmlns:wpg="http://schemas.microsoft.com/office/word/2010/wordprocessingGroup" xmlns:wpi="http://schemas.microsoft.com/office/word/2010/wordprocessingInk" xmlns:wne="http://schemas.microsoft.com/office/word/2006/wordml" xmlns:wps="http://schemas.microsoft.com/office/word/2010/wordprocessingShape" mc:Ignorable="w14 w15 w16se w16cid w16 w16cex w16sdtdh w16sdtfl w16du wp14">
   <w:p>
     <w:pPr>
       <w:pStyle w:val="Textoindependiente"/>
@@ -6241,8 +6450,7 @@
               <v:stroke joinstyle="miter"/>
               <v:path gradientshapeok="t" o:connecttype="rect"/>
             </v:shapetype>
-            <v:shape id="Textbox 3" o:spid="_x0000_s1027" type="#_x0000_t202" style="position:absolute;margin-left:501.2pt;margin-top:780.5pt;width:13.15pt;height:14.35pt;z-index:-15872000;visibility:visible;mso-wrap-style:square;mso-wrap-distance-left:0;mso-wrap-distance-top:0;mso-wrap-distance-right:0;mso-wrap-distance-bottom:0;mso-position-horizontal:absolute;mso-position-horizontal-relative:page;mso-position-vertical:absolute;mso-position-vertical-relative:page;v-text-anchor:top" o:gfxdata="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" filled="f" stroked="f">
-              <v:path arrowok="t"/>
+            <v:shape id="Textbox 3" o:spid="_x0000_s1027" type="#_x0000_t202" style="position:absolute;margin-left:501.2pt;margin-top:780.5pt;width:13.15pt;height:14.35pt;z-index:-15872000;visibility:visible;mso-wrap-style:square;mso-wrap-distance-left:0;mso-wrap-distance-top:0;mso-wrap-distance-right:0;mso-wrap-distance-bottom:0;mso-position-horizontal:absolute;mso-position-horizontal-relative:page;mso-position-vertical:absolute;mso-position-vertical-relative:page;v-text-anchor:top" o:gfxdata="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" filled="f" stroked="f">
               <v:textbox inset="0,0,0,0">
                 <w:txbxContent>
                   <w:p>
@@ -6296,7 +6504,7 @@
 </file>
 
 <file path=word/footnotes.xml><?xml version="1.0" encoding="utf-8"?>
-<w:footnotes xmlns:wpc="http://schemas.microsoft.com/office/word/2010/wordprocessingCanvas" xmlns:mc="http://schemas.openxmlformats.org/markup-compatibility/2006" xmlns:o="urn:schemas-microsoft-com:office:office" xmlns:r="http://schemas.openxmlformats.org/officeDocument/2006/relationships" xmlns:m="http://schemas.openxmlformats.org/officeDocument/2006/math" xmlns:v="urn:schemas-microsoft-com:vml" xmlns:wp14="http://schemas.microsoft.com/office/word/2010/wordprocessingDrawing" xmlns:wp="http://schemas.openxmlformats.org/drawingml/2006/wordprocessingDrawing" xmlns:w10="urn:schemas-microsoft-com:office:word" xmlns:w="http://schemas.openxmlformats.org/wordprocessingml/2006/main" xmlns:w14="http://schemas.microsoft.com/office/word/2010/wordml" xmlns:w15="http://schemas.microsoft.com/office/word/2012/wordml" xmlns:wpg="http://schemas.microsoft.com/office/word/2010/wordprocessingGroup" xmlns:wpi="http://schemas.microsoft.com/office/word/2010/wordprocessingInk" xmlns:wne="http://schemas.microsoft.com/office/word/2006/wordml" xmlns:wps="http://schemas.microsoft.com/office/word/2010/wordprocessingShape" mc:Ignorable="w14 w15 wp14">
+<w:footnotes xmlns:wpc="http://schemas.microsoft.com/office/word/2010/wordprocessingCanvas" xmlns:cx="http://schemas.microsoft.com/office/drawing/2014/chartex" xmlns:cx1="http://schemas.microsoft.com/office/drawing/2015/9/8/chartex" xmlns:cx2="http://schemas.microsoft.com/office/drawing/2015/10/21/chartex" xmlns:cx3="http://schemas.microsoft.com/office/drawing/2016/5/9/chartex" xmlns:cx4="http://schemas.microsoft.com/office/drawing/2016/5/10/chartex" xmlns:cx5="http://schemas.microsoft.com/office/drawing/2016/5/11/chartex" xmlns:cx6="http://schemas.microsoft.com/office/drawing/2016/5/12/chartex" xmlns:cx7="http://schemas.microsoft.com/office/drawing/2016/5/13/chartex" xmlns:cx8="http://schemas.microsoft.com/office/drawing/2016/5/14/chartex" xmlns:mc="http://schemas.openxmlformats.org/markup-compatibility/2006" xmlns:aink="http://schemas.microsoft.com/office/drawing/2016/ink" xmlns:am3d="http://schemas.microsoft.com/office/drawing/2017/model3d" xmlns:o="urn:schemas-microsoft-com:office:office" xmlns:oel="http://schemas.microsoft.com/office/2019/extlst" xmlns:r="http://schemas.openxmlformats.org/officeDocument/2006/relationships" xmlns:m="http://schemas.openxmlformats.org/officeDocument/2006/math" xmlns:v="urn:schemas-microsoft-com:vml" xmlns:wp14="http://schemas.microsoft.com/office/word/2010/wordprocessingDrawing" xmlns:wp="http://schemas.openxmlformats.org/drawingml/2006/wordprocessingDrawing" xmlns:w10="urn:schemas-microsoft-com:office:word" xmlns:w="http://schemas.openxmlformats.org/wordprocessingml/2006/main" xmlns:w14="http://schemas.microsoft.com/office/word/2010/wordml" xmlns:w15="http://schemas.microsoft.com/office/word/2012/wordml" xmlns:w16cex="http://schemas.microsoft.com/office/word/2018/wordml/cex" xmlns:w16cid="http://schemas.microsoft.com/office/word/2016/wordml/cid" xmlns:w16="http://schemas.microsoft.com/office/word/2018/wordml" xmlns:w16du="http://schemas.microsoft.com/office/word/2023/wordml/word16du" xmlns:w16sdtdh="http://schemas.microsoft.com/office/word/2020/wordml/sdtdatahash" xmlns:w16sdtfl="http://schemas.microsoft.com/office/word/2024/wordml/sdtformatlock" xmlns:w16se="http://schemas.microsoft.com/office/word/2015/wordml/symex" xmlns:wpg="http://schemas.microsoft.com/office/word/2010/wordprocessingGroup" xmlns:wpi="http://schemas.microsoft.com/office/word/2010/wordprocessingInk" xmlns:wne="http://schemas.microsoft.com/office/word/2006/wordml" xmlns:wps="http://schemas.microsoft.com/office/word/2010/wordprocessingShape" mc:Ignorable="w14 w15 w16se w16cid w16 w16cex w16sdtdh w16sdtfl w16du wp14">
   <w:footnote w:type="separator" w:id="-1">
     <w:p>
       <w:r>
@@ -6315,7 +6523,7 @@
 </file>
 
 <file path=word/header1.xml><?xml version="1.0" encoding="utf-8"?>
-<w:hdr xmlns:wpc="http://schemas.microsoft.com/office/word/2010/wordprocessingCanvas" xmlns:mc="http://schemas.openxmlformats.org/markup-compatibility/2006" xmlns:o="urn:schemas-microsoft-com:office:office" xmlns:r="http://schemas.openxmlformats.org/officeDocument/2006/relationships" xmlns:m="http://schemas.openxmlformats.org/officeDocument/2006/math" xmlns:v="urn:schemas-microsoft-com:vml" xmlns:wp14="http://schemas.microsoft.com/office/word/2010/wordprocessingDrawing" xmlns:wp="http://schemas.openxmlformats.org/drawingml/2006/wordprocessingDrawing" xmlns:w10="urn:schemas-microsoft-com:office:word" xmlns:w="http://schemas.openxmlformats.org/wordprocessingml/2006/main" xmlns:w14="http://schemas.microsoft.com/office/word/2010/wordml" xmlns:w15="http://schemas.microsoft.com/office/word/2012/wordml" xmlns:wpg="http://schemas.microsoft.com/office/word/2010/wordprocessingGroup" xmlns:wpi="http://schemas.microsoft.com/office/word/2010/wordprocessingInk" xmlns:wne="http://schemas.microsoft.com/office/word/2006/wordml" xmlns:wps="http://schemas.microsoft.com/office/word/2010/wordprocessingShape" mc:Ignorable="w14 w15 wp14">
+<w:hdr xmlns:wpc="http://schemas.microsoft.com/office/word/2010/wordprocessingCanvas" xmlns:cx="http://schemas.microsoft.com/office/drawing/2014/chartex" xmlns:cx1="http://schemas.microsoft.com/office/drawing/2015/9/8/chartex" xmlns:cx2="http://schemas.microsoft.com/office/drawing/2015/10/21/chartex" xmlns:cx3="http://schemas.microsoft.com/office/drawing/2016/5/9/chartex" xmlns:cx4="http://schemas.microsoft.com/office/drawing/2016/5/10/chartex" xmlns:cx5="http://schemas.microsoft.com/office/drawing/2016/5/11/chartex" xmlns:cx6="http://schemas.microsoft.com/office/drawing/2016/5/12/chartex" xmlns:cx7="http://schemas.microsoft.com/office/drawing/2016/5/13/chartex" xmlns:cx8="http://schemas.microsoft.com/office/drawing/2016/5/14/chartex" xmlns:mc="http://schemas.openxmlformats.org/markup-compatibility/2006" xmlns:aink="http://schemas.microsoft.com/office/drawing/2016/ink" xmlns:am3d="http://schemas.microsoft.com/office/drawing/2017/model3d" xmlns:o="urn:schemas-microsoft-com:office:office" xmlns:oel="http://schemas.microsoft.com/office/2019/extlst" xmlns:r="http://schemas.openxmlformats.org/officeDocument/2006/relationships" xmlns:m="http://schemas.openxmlformats.org/officeDocument/2006/math" xmlns:v="urn:schemas-microsoft-com:vml" xmlns:wp14="http://schemas.microsoft.com/office/word/2010/wordprocessingDrawing" xmlns:wp="http://schemas.openxmlformats.org/drawingml/2006/wordprocessingDrawing" xmlns:w10="urn:schemas-microsoft-com:office:word" xmlns:w="http://schemas.openxmlformats.org/wordprocessingml/2006/main" xmlns:w14="http://schemas.microsoft.com/office/word/2010/wordml" xmlns:w15="http://schemas.microsoft.com/office/word/2012/wordml" xmlns:w16cex="http://schemas.microsoft.com/office/word/2018/wordml/cex" xmlns:w16cid="http://schemas.microsoft.com/office/word/2016/wordml/cid" xmlns:w16="http://schemas.microsoft.com/office/word/2018/wordml" xmlns:w16du="http://schemas.microsoft.com/office/word/2023/wordml/word16du" xmlns:w16sdtdh="http://schemas.microsoft.com/office/word/2020/wordml/sdtdatahash" xmlns:w16sdtfl="http://schemas.microsoft.com/office/word/2024/wordml/sdtformatlock" xmlns:w16se="http://schemas.microsoft.com/office/word/2015/wordml/symex" xmlns:wpg="http://schemas.microsoft.com/office/word/2010/wordprocessingGroup" xmlns:wpi="http://schemas.microsoft.com/office/word/2010/wordprocessingInk" xmlns:wne="http://schemas.microsoft.com/office/word/2006/wordml" xmlns:wps="http://schemas.microsoft.com/office/word/2010/wordprocessingShape" mc:Ignorable="w14 w15 w16se w16cid w16 w16cex w16sdtdh w16sdtfl w16du wp14">
   <w:p>
     <w:pPr>
       <w:pStyle w:val="Textoindependiente"/>
@@ -6467,8 +6675,7 @@
               <v:stroke joinstyle="miter"/>
               <v:path gradientshapeok="t" o:connecttype="rect"/>
             </v:shapetype>
-            <v:shape id="Textbox 2" o:spid="_x0000_s1026" type="#_x0000_t202" style="position:absolute;margin-left:84.1pt;margin-top:34.6pt;width:267.25pt;height:14.35pt;z-index:-15872512;visibility:visible;mso-wrap-style:square;mso-wrap-distance-left:0;mso-wrap-distance-top:0;mso-wrap-distance-right:0;mso-wrap-distance-bottom:0;mso-position-horizontal:absolute;mso-position-horizontal-relative:page;mso-position-vertical:absolute;mso-position-vertical-relative:page;v-text-anchor:top" o:gfxdata="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" filled="f" stroked="f">
-              <v:path arrowok="t"/>
+            <v:shape id="Textbox 2" o:spid="_x0000_s1026" type="#_x0000_t202" style="position:absolute;margin-left:84.1pt;margin-top:34.6pt;width:267.25pt;height:14.35pt;z-index:-15872512;visibility:visible;mso-wrap-style:square;mso-wrap-distance-left:0;mso-wrap-distance-top:0;mso-wrap-distance-right:0;mso-wrap-distance-bottom:0;mso-position-horizontal:absolute;mso-position-horizontal-relative:page;mso-position-vertical:absolute;mso-position-vertical-relative:page;v-text-anchor:top" o:gfxdata="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" filled="f" stroked="f">
               <v:textbox inset="0,0,0,0">
                 <w:txbxContent>
                   <w:p>
@@ -6569,7 +6776,7 @@
 </file>
 
 <file path=word/styles.xml><?xml version="1.0" encoding="utf-8"?>
-<w:styles xmlns:mc="http://schemas.openxmlformats.org/markup-compatibility/2006" xmlns:r="http://schemas.openxmlformats.org/officeDocument/2006/relationships" xmlns:w="http://schemas.openxmlformats.org/wordprocessingml/2006/main" xmlns:w14="http://schemas.microsoft.com/office/word/2010/wordml" xmlns:w15="http://schemas.microsoft.com/office/word/2012/wordml" mc:Ignorable="w14 w15">
+<w:styles xmlns:mc="http://schemas.openxmlformats.org/markup-compatibility/2006" xmlns:r="http://schemas.openxmlformats.org/officeDocument/2006/relationships" xmlns:w="http://schemas.openxmlformats.org/wordprocessingml/2006/main" xmlns:w14="http://schemas.microsoft.com/office/word/2010/wordml" xmlns:w15="http://schemas.microsoft.com/office/word/2012/wordml" xmlns:w16cex="http://schemas.microsoft.com/office/word/2018/wordml/cex" xmlns:w16cid="http://schemas.microsoft.com/office/word/2016/wordml/cid" xmlns:w16="http://schemas.microsoft.com/office/word/2018/wordml" xmlns:w16du="http://schemas.microsoft.com/office/word/2023/wordml/word16du" xmlns:w16sdtdh="http://schemas.microsoft.com/office/word/2020/wordml/sdtdatahash" xmlns:w16sdtfl="http://schemas.microsoft.com/office/word/2024/wordml/sdtformatlock" xmlns:w16se="http://schemas.microsoft.com/office/word/2015/wordml/symex" mc:Ignorable="w14 w15 w16se w16cid w16 w16cex w16sdtdh w16sdtfl w16du">
   <w:docDefaults>
     <w:rPrDefault>
       <w:rPr>
@@ -6587,7 +6794,7 @@
       </w:pPr>
     </w:pPrDefault>
   </w:docDefaults>
-  <w:latentStyles w:defLockedState="0" w:defUIPriority="99" w:defSemiHidden="0" w:defUnhideWhenUsed="0" w:defQFormat="0" w:count="371">
+  <w:latentStyles w:defLockedState="0" w:defUIPriority="99" w:defSemiHidden="0" w:defUnhideWhenUsed="0" w:defQFormat="0" w:count="376">
     <w:lsdException w:name="Normal" w:uiPriority="0" w:qFormat="1"/>
     <w:lsdException w:name="heading 1" w:uiPriority="9" w:qFormat="1"/>
     <w:lsdException w:name="heading 2" w:semiHidden="1" w:uiPriority="9" w:unhideWhenUsed="1" w:qFormat="1"/>
@@ -6959,6 +7166,11 @@
     <w:lsdException w:name="List Table 5 Dark Accent 6" w:uiPriority="50"/>
     <w:lsdException w:name="List Table 6 Colorful Accent 6" w:uiPriority="51"/>
     <w:lsdException w:name="List Table 7 Colorful Accent 6" w:uiPriority="52"/>
+    <w:lsdException w:name="Mention" w:semiHidden="1" w:unhideWhenUsed="1"/>
+    <w:lsdException w:name="Smart Hyperlink" w:semiHidden="1" w:unhideWhenUsed="1"/>
+    <w:lsdException w:name="Hashtag" w:semiHidden="1" w:unhideWhenUsed="1"/>
+    <w:lsdException w:name="Unresolved Mention" w:semiHidden="1" w:unhideWhenUsed="1"/>
+    <w:lsdException w:name="Smart Link" w:semiHidden="1" w:unhideWhenUsed="1"/>
   </w:latentStyles>
   <w:style w:type="paragraph" w:default="1" w:styleId="Normal">
     <w:name w:val="Normal"/>
@@ -7018,7 +7230,7 @@
     <w:uiPriority w:val="1"/>
     <w:qFormat/>
   </w:style>
-  <w:style w:type="paragraph" w:styleId="Puesto">
+  <w:style w:type="paragraph" w:styleId="Ttulo">
     <w:name w:val="Title"/>
     <w:basedOn w:val="Normal"/>
     <w:uiPriority w:val="10"/>

--- a/Planificacion/Words/G1_PLANIFICACIÓN_ SEGUIMIENTO_CALIDAD.docx
+++ b/Planificacion/Words/G1_PLANIFICACIÓN_ SEGUIMIENTO_CALIDAD.docx
@@ -1702,15 +1702,7 @@
               <w:t xml:space="preserve"> </w:t>
             </w:r>
             <w:r>
-              <w:t>(</w:t>
-            </w:r>
-            <w:proofErr w:type="spellStart"/>
-            <w:r>
-              <w:t>gerber</w:t>
-            </w:r>
-            <w:proofErr w:type="spellEnd"/>
-            <w:r>
-              <w:t>)</w:t>
+              <w:t>(gerber)</w:t>
             </w:r>
           </w:p>
         </w:tc>
@@ -1998,15 +1990,7 @@
               <w:t xml:space="preserve"> </w:t>
             </w:r>
             <w:r>
-              <w:t>(</w:t>
-            </w:r>
-            <w:proofErr w:type="spellStart"/>
-            <w:r>
-              <w:t>gerber</w:t>
-            </w:r>
-            <w:proofErr w:type="spellEnd"/>
-            <w:r>
-              <w:t>)</w:t>
+              <w:t>(gerber)</w:t>
             </w:r>
           </w:p>
         </w:tc>
@@ -2018,10 +2002,17 @@
             <w:pPr>
               <w:pStyle w:val="TableParagraph"/>
               <w:ind w:left="0"/>
+              <w:jc w:val="center"/>
               <w:rPr>
                 <w:rFonts w:ascii="Times New Roman"/>
               </w:rPr>
             </w:pPr>
+            <w:r>
+              <w:rPr>
+                <w:rFonts w:ascii="Times New Roman"/>
+              </w:rPr>
+              <w:t>2</w:t>
+            </w:r>
           </w:p>
         </w:tc>
       </w:tr>
@@ -2498,23 +2489,7 @@
                 <w:rFonts w:ascii="Arial" w:hAnsi="Arial"/>
                 <w:b/>
               </w:rPr>
-              <w:t>(</w:t>
-            </w:r>
-            <w:proofErr w:type="spellStart"/>
-            <w:r>
-              <w:rPr>
-                <w:rFonts w:ascii="Arial" w:hAnsi="Arial"/>
-                <w:b/>
-              </w:rPr>
-              <w:t>uC</w:t>
-            </w:r>
-            <w:proofErr w:type="spellEnd"/>
-            <w:r>
-              <w:rPr>
-                <w:rFonts w:ascii="Arial" w:hAnsi="Arial"/>
-                <w:b/>
-              </w:rPr>
-              <w:t>/FPGA).</w:t>
+              <w:t>(uC/FPGA).</w:t>
             </w:r>
             <w:r>
               <w:rPr>
@@ -2747,23 +2722,7 @@
                 <w:rFonts w:ascii="Arial" w:hAnsi="Arial"/>
                 <w:b/>
               </w:rPr>
-              <w:t>(</w:t>
-            </w:r>
-            <w:proofErr w:type="spellStart"/>
-            <w:r>
-              <w:rPr>
-                <w:rFonts w:ascii="Arial" w:hAnsi="Arial"/>
-                <w:b/>
-              </w:rPr>
-              <w:t>uC</w:t>
-            </w:r>
-            <w:proofErr w:type="spellEnd"/>
-            <w:r>
-              <w:rPr>
-                <w:rFonts w:ascii="Arial" w:hAnsi="Arial"/>
-                <w:b/>
-              </w:rPr>
-              <w:t>/FPGA).</w:t>
+              <w:t>(uC/FPGA).</w:t>
             </w:r>
             <w:r>
               <w:rPr>
@@ -3982,13 +3941,8 @@
         </w:rPr>
         <w:t xml:space="preserve"> </w:t>
       </w:r>
-      <w:proofErr w:type="spellStart"/>
-      <w:r>
-        <w:t>proteus</w:t>
-      </w:r>
-      <w:proofErr w:type="spellEnd"/>
-      <w:r>
-        <w:t>,</w:t>
+      <w:r>
+        <w:t>proteus,</w:t>
       </w:r>
       <w:r>
         <w:rPr>
@@ -4105,23 +4059,7 @@
         <w:t xml:space="preserve"> </w:t>
       </w:r>
       <w:r>
-        <w:t xml:space="preserve">de las </w:t>
-      </w:r>
-      <w:proofErr w:type="spellStart"/>
-      <w:r>
-        <w:t>PBC’s</w:t>
-      </w:r>
-      <w:proofErr w:type="spellEnd"/>
-      <w:r>
-        <w:t xml:space="preserve"> y </w:t>
-      </w:r>
-      <w:proofErr w:type="spellStart"/>
-      <w:r>
-        <w:t>Victor</w:t>
-      </w:r>
-      <w:proofErr w:type="spellEnd"/>
-      <w:r>
-        <w:t xml:space="preserve"> y Clara terminaron el diagrama Gantt (1h). El miércoles por la tarde Miguel dedicó tiempo extra en la realización de los esquemáticos del PCB2 (2h). En la clase del viernes continuamos con el</w:t>
+        <w:t>de las PBC’s y Victor y Clara terminaron el diagrama Gantt (1h). El miércoles por la tarde Miguel dedicó tiempo extra en la realización de los esquemáticos del PCB2 (2h). En la clase del viernes continuamos con el</w:t>
       </w:r>
       <w:r>
         <w:rPr>
@@ -4130,23 +4068,7 @@
         <w:t xml:space="preserve"> </w:t>
       </w:r>
       <w:r>
-        <w:t xml:space="preserve">desarrollo de los diseños de los esquemáticos de las </w:t>
-      </w:r>
-      <w:proofErr w:type="spellStart"/>
-      <w:r>
-        <w:t>PBC’s</w:t>
-      </w:r>
-      <w:proofErr w:type="spellEnd"/>
-      <w:r>
-        <w:t xml:space="preserve"> (2.5h). En esta sesión se finalizaron los esquemáticos de las PCB1, PCB2 y PCB3, desarrollados por Mario, Miguel y </w:t>
-      </w:r>
-      <w:proofErr w:type="spellStart"/>
-      <w:r>
-        <w:t>Victor</w:t>
-      </w:r>
-      <w:proofErr w:type="spellEnd"/>
-      <w:r>
-        <w:t xml:space="preserve"> respectivamente. Clara comenzó el desarrollo de los esquemáticos correspondientes al PBC0.</w:t>
+        <w:t>desarrollo de los diseños de los esquemáticos de las PBC’s (2.5h). En esta sesión se finalizaron los esquemáticos de las PCB1, PCB2 y PCB3, desarrollados por Mario, Miguel y Victor respectivamente. Clara comenzó el desarrollo de los esquemáticos correspondientes al PBC0.</w:t>
       </w:r>
     </w:p>
     <w:p>
@@ -5188,18 +5110,8 @@
           <w:spacing w:val="13"/>
           <w:sz w:val="28"/>
         </w:rPr>
-        <w:t xml:space="preserve"> Cálculo de costes y diseño de las </w:t>
-      </w:r>
-      <w:proofErr w:type="spellStart"/>
-      <w:r>
-        <w:rPr>
-          <w:color w:val="585858"/>
-          <w:spacing w:val="13"/>
-          <w:sz w:val="28"/>
-        </w:rPr>
-        <w:t>PCBs</w:t>
-      </w:r>
-      <w:proofErr w:type="spellEnd"/>
+        <w:t xml:space="preserve"> Cálculo de costes y diseño de las PCBs</w:t>
+      </w:r>
       <w:r>
         <w:rPr>
           <w:color w:val="585858"/>
@@ -5215,29 +5127,13 @@
         <w:jc w:val="both"/>
       </w:pPr>
       <w:r>
-        <w:t xml:space="preserve">En la sesión del martes se han realizado labores de actualización y refinado de los esquemáticos. Mario y Miguel comenzaron con la especificación de las </w:t>
-      </w:r>
-      <w:proofErr w:type="spellStart"/>
-      <w:r>
-        <w:t>PCBs</w:t>
-      </w:r>
-      <w:proofErr w:type="spellEnd"/>
-      <w:r>
-        <w:t xml:space="preserve"> mientras que Víctor y Clara se encargaban de comenzar con las hojas de coste y actualización </w:t>
+        <w:t xml:space="preserve">En la sesión del martes se han realizado labores de actualización y refinado de los esquemáticos. Mario y Miguel comenzaron con la especificación de las PCBs mientras que Víctor y Clara se encargaban de comenzar con las hojas de coste y actualización </w:t>
       </w:r>
       <w:r>
         <w:t>de los diagramas</w:t>
       </w:r>
       <w:r>
-        <w:t xml:space="preserve"> </w:t>
-      </w:r>
-      <w:proofErr w:type="spellStart"/>
-      <w:r>
-        <w:t>Gant</w:t>
-      </w:r>
-      <w:proofErr w:type="spellEnd"/>
-      <w:r>
-        <w:t xml:space="preserve">(1h). Clara dedico tiempo el jueves por la tarde para crear el logo y pensar en un nombre para nuestro </w:t>
+        <w:t xml:space="preserve"> Gant(1h). Clara dedico tiempo el jueves por la tarde para crear el logo y pensar en un nombre para nuestro </w:t>
       </w:r>
       <w:r>
         <w:t>grupo (</w:t>
@@ -5253,15 +5149,7 @@
       </w:pPr>
       <w:r>
         <w:br/>
-        <w:t xml:space="preserve">En la sesión del viernes se continuo con las labores empezadas el martes dejando prácticamente acabadas las </w:t>
-      </w:r>
-      <w:proofErr w:type="spellStart"/>
-      <w:r>
-        <w:t>PCBs</w:t>
-      </w:r>
-      <w:proofErr w:type="spellEnd"/>
-      <w:r>
-        <w:t xml:space="preserve">(dos de ellas no se van a poder mostrar por problemas para poder acceder a ellas al no haberse guardado </w:t>
+        <w:t xml:space="preserve">En la sesión del viernes se continuo con las labores empezadas el martes dejando prácticamente acabadas las PCBs(dos de ellas no se van a poder mostrar por problemas para poder acceder a ellas al no haberse guardado </w:t>
       </w:r>
       <w:r>
         <w:t>correctamente) (</w:t>
@@ -5282,13 +5170,8 @@
         <w:jc w:val="both"/>
       </w:pPr>
       <w:r>
-        <w:t xml:space="preserve">Los esquemáticos se van a guardar en el Anexo 1 para así aligerar el peso de este archivo, y lo mismo se va a hacer con las </w:t>
-      </w:r>
-      <w:proofErr w:type="spellStart"/>
-      <w:r>
-        <w:t>PCBs</w:t>
-      </w:r>
-      <w:proofErr w:type="spellEnd"/>
+        <w:t>Los esquemáticos se van a guardar en el Anexo 1 para así aligerar el peso de este archivo, y lo mismo se va a hacer con las PCBs</w:t>
+      </w:r>
       <w:r>
         <w:t xml:space="preserve"> en el Anexo 2</w:t>
       </w:r>
@@ -5560,15 +5443,7 @@
       </w:pPr>
       <w:r>
         <w:lastRenderedPageBreak/>
-        <w:t xml:space="preserve">El martes, Miguel y Mario continuaron con las </w:t>
-      </w:r>
-      <w:proofErr w:type="spellStart"/>
-      <w:r>
-        <w:t>PCBs</w:t>
-      </w:r>
-      <w:proofErr w:type="spellEnd"/>
-      <w:r>
-        <w:t>. Se diseñaron y crearon las huellas faltantes y se finalizó el posicionamiento de todas las huellas para las cuatro placas de circuito impreso. Se diseñó la antena y se realizaron los cambios correspondientes en su esquemático. Víctor y Clara continuaron con la planificación, la documentación, el BOM y comenzaron a elaborar el análisis térmico y eléctrico.</w:t>
+        <w:t>El martes, Miguel y Mario continuaron con las PCBs. Se diseñaron y crearon las huellas faltantes y se finalizó el posicionamiento de todas las huellas para las cuatro placas de circuito impreso. Se diseñó la antena y se realizaron los cambios correspondientes en su esquemático. Víctor y Clara continuaron con la planificación, la documentación, el BOM y comenzaron a elaborar el análisis térmico y eléctrico.</w:t>
       </w:r>
     </w:p>
     <w:p>
@@ -5672,15 +5547,7 @@
         <w:t>, finalizó</w:t>
       </w:r>
       <w:r>
-        <w:t xml:space="preserve"> las </w:t>
-      </w:r>
-      <w:proofErr w:type="spellStart"/>
-      <w:r>
-        <w:t>PCB’s</w:t>
-      </w:r>
-      <w:proofErr w:type="spellEnd"/>
-      <w:r>
-        <w:t xml:space="preserve">  2 y 3, además de hacer el rutado de conexiones </w:t>
+        <w:t xml:space="preserve"> las PCB’s  2 y 3, además de hacer el rutado de conexiones </w:t>
       </w:r>
       <w:r>
         <w:t xml:space="preserve">de estas PCB </w:t>
@@ -5719,10 +5586,10 @@
             <v:path o:extrusionok="f" gradientshapeok="t" o:connecttype="rect"/>
             <o:lock v:ext="edit" aspectratio="t"/>
           </v:shapetype>
-          <v:shape id="_x0000_i1025" type="#_x0000_t75" style="width:193.45pt;height:272.95pt" o:ole="">
+          <v:shape id="_x0000_i1025" type="#_x0000_t75" style="width:193.4pt;height:272.95pt" o:ole="">
             <v:imagedata r:id="rId16" o:title=""/>
           </v:shape>
-          <o:OLEObject Type="Embed" ProgID="Acrobat.Document.DC" ShapeID="_x0000_i1025" DrawAspect="Content" ObjectID="_1824014229" r:id="rId17"/>
+          <o:OLEObject Type="Embed" ProgID="Acrobat.Document.DC" ShapeID="_x0000_i1025" DrawAspect="Content" ObjectID="_1825018836" r:id="rId17"/>
         </w:object>
       </w:r>
     </w:p>
@@ -5734,15 +5601,7 @@
         <w:t xml:space="preserve">Durante la sesión del viernes en el laboratorio se nos indicó cambios que debíamos hacer sobre los esquemáticos y las PCB, y nos pusimos a realizar estos cambios. </w:t>
       </w:r>
       <w:r>
-        <w:t xml:space="preserve">Actualizamos la documentación, se finalizaron las </w:t>
-      </w:r>
-      <w:proofErr w:type="spellStart"/>
-      <w:r>
-        <w:t>PCBs</w:t>
-      </w:r>
-      <w:proofErr w:type="spellEnd"/>
-      <w:r>
-        <w:t xml:space="preserve"> 0 y 1 y sus rutados de conexiones. </w:t>
+        <w:t xml:space="preserve">Actualizamos la documentación, se finalizaron las PCBs 0 y 1 y sus rutados de conexiones. </w:t>
       </w:r>
       <w:r>
         <w:t>También continuamos con el análisis eléctrico. (2h)</w:t>
@@ -5772,10 +5631,10 @@
       </w:pPr>
       <w:r>
         <w:object w:dxaOrig="27998" w:dyaOrig="8799" w14:anchorId="047B8D9A">
-          <v:shape id="_x0000_i1026" type="#_x0000_t75" style="width:477.1pt;height:149pt" o:ole="">
+          <v:shape id="_x0000_i1026" type="#_x0000_t75" style="width:477.2pt;height:149pt" o:ole="">
             <v:imagedata r:id="rId18" o:title=""/>
           </v:shape>
-          <o:OLEObject Type="Embed" ProgID="Excel.Sheet.12" ShapeID="_x0000_i1026" DrawAspect="Content" ObjectID="_1824014230" r:id="rId19"/>
+          <o:OLEObject Type="Embed" ProgID="Excel.Sheet.12" ShapeID="_x0000_i1026" DrawAspect="Content" ObjectID="_1825018837" r:id="rId19"/>
         </w:object>
       </w:r>
     </w:p>
@@ -5905,15 +5764,7 @@
         <w:t xml:space="preserve"> </w:t>
       </w:r>
       <w:r>
-        <w:t xml:space="preserve">Miguel trabajó en el modelado de la antena de la PCB3 mientras que Mario finalizaba el rutado de la PCB1. Además ambos corrigieron los errores señalados por el profesor, referentes al diseño de las </w:t>
-      </w:r>
-      <w:proofErr w:type="spellStart"/>
-      <w:r>
-        <w:t>PCBs</w:t>
-      </w:r>
-      <w:proofErr w:type="spellEnd"/>
-      <w:r>
-        <w:t>.</w:t>
+        <w:t>Miguel trabajó en el modelado de la antena de la PCB3 mientras que Mario finalizaba el rutado de la PCB1. Además ambos corrigieron los errores señalados por el profesor, referentes al diseño de las PCBs.</w:t>
       </w:r>
     </w:p>
     <w:p>
@@ -5931,15 +5782,7 @@
         <w:t>El jueves Víctor finalizó la corrección de los ficheros BOM según las instrucciones del profesor (2h)</w:t>
       </w:r>
       <w:r>
-        <w:t xml:space="preserve">, pasando la información de los </w:t>
-      </w:r>
-      <w:proofErr w:type="spellStart"/>
-      <w:r>
-        <w:t>pdf</w:t>
-      </w:r>
-      <w:proofErr w:type="spellEnd"/>
-      <w:r>
-        <w:t xml:space="preserve"> a los BOM</w:t>
+        <w:t>, pasando la información de los pdf a los BOM</w:t>
       </w:r>
       <w:r>
         <w:t>. Adem</w:t>
@@ -5951,13 +5794,8 @@
         <w:t>lara trabajó el análisis térmico de los componentes</w:t>
       </w:r>
       <w:r>
-        <w:t xml:space="preserve">, finalizando el análisis térmico de las  4 </w:t>
-      </w:r>
-      <w:proofErr w:type="spellStart"/>
-      <w:r>
-        <w:t>PCBs</w:t>
-      </w:r>
-      <w:proofErr w:type="spellEnd"/>
+        <w:t>, finalizando el análisis térmico de las  4 PCBs</w:t>
+      </w:r>
       <w:r>
         <w:t xml:space="preserve"> (1h)</w:t>
       </w:r>
@@ -5977,23 +5815,7 @@
         <w:jc w:val="both"/>
       </w:pPr>
       <w:r>
-        <w:t xml:space="preserve">El viernes Miguel finalizó el modelado de la antena de la PCB3. Además Mario y Miguel finalizaron la elaboración de los ficheros </w:t>
-      </w:r>
-      <w:proofErr w:type="spellStart"/>
-      <w:r>
-        <w:t>gerber</w:t>
-      </w:r>
-      <w:proofErr w:type="spellEnd"/>
-      <w:r>
-        <w:t xml:space="preserve"> y en general de todos los ficheros asociados a la  elaboración de los esquemáticos de las </w:t>
-      </w:r>
-      <w:proofErr w:type="spellStart"/>
-      <w:r>
-        <w:t>PCBs</w:t>
-      </w:r>
-      <w:proofErr w:type="spellEnd"/>
-      <w:r>
-        <w:t>.</w:t>
+        <w:t>El viernes Miguel finalizó el modelado de la antena de la PCB3. Además Mario y Miguel finalizaron la elaboración de los ficheros gerber y en general de todos los ficheros asociados a la  elaboración de los esquemáticos de las PCBs.</w:t>
       </w:r>
     </w:p>
     <w:p>
@@ -6120,13 +5942,8 @@
         <w:jc w:val="both"/>
       </w:pPr>
       <w:r>
-        <w:t xml:space="preserve">los tamaños de las pistas de alimentación de las distintas </w:t>
-      </w:r>
-      <w:proofErr w:type="spellStart"/>
-      <w:r>
-        <w:t>PCBs</w:t>
-      </w:r>
-      <w:proofErr w:type="spellEnd"/>
+        <w:t>los tamaños de las pistas de alimentación de las distintas PCBs</w:t>
+      </w:r>
     </w:p>
     <w:p>
       <w:pPr>
@@ -6169,7 +5986,96 @@
           <w:spacing w:val="14"/>
           <w:sz w:val="28"/>
         </w:rPr>
-        <w:t>3</w:t>
+        <w:t>3/11-</w:t>
+      </w:r>
+      <w:r>
+        <w:rPr>
+          <w:color w:val="585858"/>
+          <w:spacing w:val="7"/>
+          <w:sz w:val="28"/>
+        </w:rPr>
+        <w:t>9/11</w:t>
+      </w:r>
+    </w:p>
+    <w:p>
+      <w:pPr>
+        <w:spacing w:before="156"/>
+        <w:jc w:val="both"/>
+        <w:rPr>
+          <w:szCs w:val="16"/>
+        </w:rPr>
+      </w:pPr>
+      <w:r>
+        <w:rPr>
+          <w:szCs w:val="16"/>
+        </w:rPr>
+        <w:t>E</w:t>
+      </w:r>
+      <w:r>
+        <w:rPr>
+          <w:szCs w:val="16"/>
+        </w:rPr>
+        <w:t xml:space="preserve">l martes, todos los integrantes del grupo realizaron la documentación y </w:t>
+      </w:r>
+      <w:r>
+        <w:rPr>
+          <w:szCs w:val="16"/>
+        </w:rPr>
+        <w:t>el estudio</w:t>
+      </w:r>
+      <w:r>
+        <w:rPr>
+          <w:szCs w:val="16"/>
+        </w:rPr>
+        <w:t xml:space="preserve"> inicial para </w:t>
+      </w:r>
+      <w:r>
+        <w:rPr>
+          <w:szCs w:val="16"/>
+        </w:rPr>
+        <w:t>los contenidos de la presentación oral. El viernes, se prepararon las transparencias colaborativas y se incluyeron imágenes y diagramas representativos.</w:t>
+      </w:r>
+    </w:p>
+    <w:p>
+      <w:pPr>
+        <w:spacing w:before="156"/>
+        <w:jc w:val="both"/>
+        <w:rPr>
+          <w:szCs w:val="16"/>
+        </w:rPr>
+      </w:pPr>
+      <w:r>
+        <w:rPr>
+          <w:szCs w:val="16"/>
+        </w:rPr>
+        <w:t>Además, se corrigieron errores menores en el diseño, se exportaron los PDFs con todas las PCBs, y se modeló la antena a fabricar en el programa de simulación electromagnética Ansys HFSS.</w:t>
+      </w:r>
+    </w:p>
+    <w:p>
+      <w:pPr>
+        <w:spacing w:before="156"/>
+        <w:jc w:val="both"/>
+        <w:rPr>
+          <w:color w:val="585858"/>
+          <w:spacing w:val="7"/>
+          <w:sz w:val="28"/>
+        </w:rPr>
+      </w:pPr>
+      <w:r>
+        <w:rPr>
+          <w:color w:val="585858"/>
+          <w:spacing w:val="11"/>
+          <w:sz w:val="28"/>
+        </w:rPr>
+        <w:t>Semana</w:t>
+      </w:r>
+      <w:r>
+        <w:rPr>
+          <w:color w:val="585858"/>
+          <w:spacing w:val="35"/>
+          <w:sz w:val="28"/>
+        </w:rPr>
+        <w:t xml:space="preserve"> </w:t>
       </w:r>
       <w:r>
         <w:rPr>
@@ -6177,7 +6083,7 @@
           <w:spacing w:val="14"/>
           <w:sz w:val="28"/>
         </w:rPr>
-        <w:t>/</w:t>
+        <w:t>10</w:t>
       </w:r>
       <w:r>
         <w:rPr>
@@ -6185,7 +6091,105 @@
           <w:spacing w:val="14"/>
           <w:sz w:val="28"/>
         </w:rPr>
-        <w:t>11</w:t>
+        <w:t>/11-</w:t>
+      </w:r>
+      <w:r>
+        <w:rPr>
+          <w:color w:val="585858"/>
+          <w:spacing w:val="7"/>
+          <w:sz w:val="28"/>
+        </w:rPr>
+        <w:t>16</w:t>
+      </w:r>
+      <w:r>
+        <w:rPr>
+          <w:color w:val="585858"/>
+          <w:spacing w:val="7"/>
+          <w:sz w:val="28"/>
+        </w:rPr>
+        <w:t>/11</w:t>
+      </w:r>
+    </w:p>
+    <w:p>
+      <w:pPr>
+        <w:spacing w:before="156"/>
+        <w:jc w:val="both"/>
+        <w:rPr>
+          <w:sz w:val="28"/>
+        </w:rPr>
+      </w:pPr>
+      <w:r>
+        <w:rPr>
+          <w:szCs w:val="16"/>
+        </w:rPr>
+        <w:t xml:space="preserve">Durante esta semana </w:t>
+      </w:r>
+      <w:r>
+        <w:rPr>
+          <w:szCs w:val="16"/>
+        </w:rPr>
+        <w:t xml:space="preserve">todos los miembros del equipo tuvieron exámenes de otras </w:t>
+      </w:r>
+      <w:bookmarkStart w:id="0" w:name="_Hlk214405579"/>
+      <w:r>
+        <w:rPr>
+          <w:szCs w:val="16"/>
+        </w:rPr>
+        <w:t>asignaturas de manera que no tuvieron tie</w:t>
+      </w:r>
+      <w:bookmarkStart w:id="1" w:name="_Hlk214405569"/>
+      <w:r>
+        <w:rPr>
+          <w:szCs w:val="16"/>
+        </w:rPr>
+        <w:t>mpo</w:t>
+      </w:r>
+      <w:bookmarkEnd w:id="1"/>
+      <w:r>
+        <w:rPr>
+          <w:szCs w:val="16"/>
+        </w:rPr>
+        <w:t xml:space="preserve"> para cont</w:t>
+      </w:r>
+      <w:r>
+        <w:rPr>
+          <w:szCs w:val="16"/>
+        </w:rPr>
+        <w:t xml:space="preserve">inuar con las presentaciones o el envío al </w:t>
+      </w:r>
+      <w:bookmarkEnd w:id="0"/>
+      <w:r>
+        <w:rPr>
+          <w:szCs w:val="16"/>
+        </w:rPr>
+        <w:t xml:space="preserve">fabricante. </w:t>
+      </w:r>
+    </w:p>
+    <w:p>
+      <w:pPr>
+        <w:spacing w:before="156"/>
+        <w:jc w:val="both"/>
+        <w:rPr>
+          <w:color w:val="585858"/>
+          <w:spacing w:val="7"/>
+          <w:sz w:val="28"/>
+        </w:rPr>
+      </w:pPr>
+      <w:r>
+        <w:rPr>
+          <w:color w:val="585858"/>
+          <w:spacing w:val="11"/>
+          <w:sz w:val="28"/>
+        </w:rPr>
+        <w:t>Semana</w:t>
+      </w:r>
+      <w:r>
+        <w:rPr>
+          <w:color w:val="585858"/>
+          <w:spacing w:val="35"/>
+          <w:sz w:val="28"/>
+        </w:rPr>
+        <w:t xml:space="preserve"> </w:t>
       </w:r>
       <w:r>
         <w:rPr>
@@ -6193,7 +6197,15 @@
           <w:spacing w:val="14"/>
           <w:sz w:val="28"/>
         </w:rPr>
-        <w:t>-</w:t>
+        <w:t>17</w:t>
+      </w:r>
+      <w:r>
+        <w:rPr>
+          <w:color w:val="585858"/>
+          <w:spacing w:val="14"/>
+          <w:sz w:val="28"/>
+        </w:rPr>
+        <w:t>/11-</w:t>
       </w:r>
       <w:r>
         <w:rPr>
@@ -6201,7 +6213,7 @@
           <w:spacing w:val="7"/>
           <w:sz w:val="28"/>
         </w:rPr>
-        <w:t>9</w:t>
+        <w:t>23</w:t>
       </w:r>
       <w:r>
         <w:rPr>
@@ -6209,15 +6221,7 @@
           <w:spacing w:val="7"/>
           <w:sz w:val="28"/>
         </w:rPr>
-        <w:t>/1</w:t>
-      </w:r>
-      <w:r>
-        <w:rPr>
-          <w:color w:val="585858"/>
-          <w:spacing w:val="7"/>
-          <w:sz w:val="28"/>
-        </w:rPr>
-        <w:t>1</w:t>
+        <w:t>/11</w:t>
       </w:r>
     </w:p>
     <w:p>
@@ -6225,38 +6229,44 @@
         <w:spacing w:before="156"/>
         <w:jc w:val="both"/>
         <w:rPr>
+          <w:sz w:val="28"/>
+        </w:rPr>
+      </w:pPr>
+      <w:r>
+        <w:rPr>
           <w:szCs w:val="16"/>
         </w:rPr>
-      </w:pPr>
+        <w:t xml:space="preserve">El lunes antes de acudir a nuestra cita en el FABLAB, hicimos una revisión </w:t>
+      </w:r>
       <w:r>
         <w:rPr>
           <w:szCs w:val="16"/>
         </w:rPr>
-        <w:t>E</w:t>
+        <w:t xml:space="preserve">de la presentación que debíamos realizar </w:t>
       </w:r>
       <w:r>
         <w:rPr>
           <w:szCs w:val="16"/>
         </w:rPr>
-        <w:t xml:space="preserve">l martes, todos los integrantes del grupo realizaron la documentación y </w:t>
+        <w:t xml:space="preserve">para darnos cuenta que había algunas partes de esa presentación que no estaban completas. Llegada la hora fuimos a la visita de FABLAB donde nos enseñaron las herramientas de impresión 3D, escaner 3D, </w:t>
       </w:r>
       <w:r>
         <w:rPr>
           <w:szCs w:val="16"/>
         </w:rPr>
-        <w:t>el estudio</w:t>
+        <w:t xml:space="preserve">cortadora laser, … También asistimos a </w:t>
       </w:r>
       <w:r>
         <w:rPr>
           <w:szCs w:val="16"/>
         </w:rPr>
-        <w:t xml:space="preserve"> inicial para </w:t>
+        <w:t>una lluvia de ideas para dar una solución con las herramientas vistas de un problema rea</w:t>
       </w:r>
       <w:r>
         <w:rPr>
           <w:szCs w:val="16"/>
         </w:rPr>
-        <w:t>los contenidos de la presentación oral. El viernes, se prepararon las transparencias colaborativas y se incluyeron imágenes y diagramas representativos.</w:t>
+        <w:t>. Expusimos ante los compañeros dichas ideas y regresamos al aula. (2h)</w:t>
       </w:r>
     </w:p>
     <w:p>
@@ -6267,54 +6277,24 @@
           <w:szCs w:val="16"/>
         </w:rPr>
       </w:pPr>
-      <w:r>
+    </w:p>
+    <w:p>
+      <w:pPr>
+        <w:spacing w:before="156"/>
+        <w:jc w:val="both"/>
         <w:rPr>
           <w:szCs w:val="16"/>
         </w:rPr>
-        <w:t xml:space="preserve">Además, se corrigieron errores menores en el diseño, se exportaron los </w:t>
-      </w:r>
-      <w:proofErr w:type="spellStart"/>
-      <w:r>
+      </w:pPr>
+    </w:p>
+    <w:p>
+      <w:pPr>
+        <w:spacing w:before="156"/>
+        <w:jc w:val="both"/>
         <w:rPr>
           <w:szCs w:val="16"/>
         </w:rPr>
-        <w:t>PDFs</w:t>
-      </w:r>
-      <w:proofErr w:type="spellEnd"/>
-      <w:r>
-        <w:rPr>
-          <w:szCs w:val="16"/>
-        </w:rPr>
-        <w:t xml:space="preserve"> con todas las </w:t>
-      </w:r>
-      <w:proofErr w:type="spellStart"/>
-      <w:r>
-        <w:rPr>
-          <w:szCs w:val="16"/>
-        </w:rPr>
-        <w:t>PCBs</w:t>
-      </w:r>
-      <w:proofErr w:type="spellEnd"/>
-      <w:r>
-        <w:rPr>
-          <w:szCs w:val="16"/>
-        </w:rPr>
-        <w:t xml:space="preserve">, y se modeló la antena a fabricar en el programa de simulación electromagnética </w:t>
-      </w:r>
-      <w:proofErr w:type="spellStart"/>
-      <w:r>
-        <w:rPr>
-          <w:szCs w:val="16"/>
-        </w:rPr>
-        <w:t>Ansys</w:t>
-      </w:r>
-      <w:proofErr w:type="spellEnd"/>
-      <w:r>
-        <w:rPr>
-          <w:szCs w:val="16"/>
-        </w:rPr>
-        <w:t xml:space="preserve"> HFSS.</w:t>
-      </w:r>
+      </w:pPr>
     </w:p>
     <w:sectPr>
       <w:pgSz w:w="11910" w:h="16840"/>

--- a/Planificacion/Words/G1_PLANIFICACIÓN_ SEGUIMIENTO_CALIDAD.docx
+++ b/Planificacion/Words/G1_PLANIFICACIÓN_ SEGUIMIENTO_CALIDAD.docx
@@ -5586,10 +5586,10 @@
             <v:path o:extrusionok="f" gradientshapeok="t" o:connecttype="rect"/>
             <o:lock v:ext="edit" aspectratio="t"/>
           </v:shapetype>
-          <v:shape id="_x0000_i1025" type="#_x0000_t75" style="width:193.4pt;height:272.95pt" o:ole="">
+          <v:shape id="_x0000_i1025" type="#_x0000_t75" style="width:193.5pt;height:273pt" o:ole="">
             <v:imagedata r:id="rId16" o:title=""/>
           </v:shape>
-          <o:OLEObject Type="Embed" ProgID="Acrobat.Document.DC" ShapeID="_x0000_i1025" DrawAspect="Content" ObjectID="_1825018836" r:id="rId17"/>
+          <o:OLEObject Type="Embed" ProgID="Acrobat.Document.DC" ShapeID="_x0000_i1025" DrawAspect="Content" ObjectID="_1825221703" r:id="rId17"/>
         </w:object>
       </w:r>
     </w:p>
@@ -5631,10 +5631,10 @@
       </w:pPr>
       <w:r>
         <w:object w:dxaOrig="27998" w:dyaOrig="8799" w14:anchorId="047B8D9A">
-          <v:shape id="_x0000_i1026" type="#_x0000_t75" style="width:477.2pt;height:149pt" o:ole="">
+          <v:shape id="_x0000_i1026" type="#_x0000_t75" style="width:477pt;height:149.25pt" o:ole="">
             <v:imagedata r:id="rId18" o:title=""/>
           </v:shape>
-          <o:OLEObject Type="Embed" ProgID="Excel.Sheet.12" ShapeID="_x0000_i1026" DrawAspect="Content" ObjectID="_1825018837" r:id="rId19"/>
+          <o:OLEObject Type="Embed" ProgID="Excel.Sheet.12" ShapeID="_x0000_i1026" DrawAspect="Content" ObjectID="_1825221704" r:id="rId19"/>
         </w:object>
       </w:r>
     </w:p>
@@ -6083,7 +6083,97 @@
           <w:spacing w:val="14"/>
           <w:sz w:val="28"/>
         </w:rPr>
-        <w:t>10</w:t>
+        <w:t>10/11-</w:t>
+      </w:r>
+      <w:r>
+        <w:rPr>
+          <w:color w:val="585858"/>
+          <w:spacing w:val="7"/>
+          <w:sz w:val="28"/>
+        </w:rPr>
+        <w:t>16/11</w:t>
+      </w:r>
+    </w:p>
+    <w:p>
+      <w:pPr>
+        <w:spacing w:before="156"/>
+        <w:jc w:val="both"/>
+        <w:rPr>
+          <w:sz w:val="28"/>
+        </w:rPr>
+      </w:pPr>
+      <w:r>
+        <w:rPr>
+          <w:szCs w:val="16"/>
+        </w:rPr>
+        <w:t xml:space="preserve">Durante esta semana </w:t>
+      </w:r>
+      <w:r>
+        <w:rPr>
+          <w:szCs w:val="16"/>
+        </w:rPr>
+        <w:t xml:space="preserve">todos los miembros del equipo tuvieron exámenes de otras </w:t>
+      </w:r>
+      <w:bookmarkStart w:id="0" w:name="_Hlk214405579"/>
+      <w:r>
+        <w:rPr>
+          <w:szCs w:val="16"/>
+        </w:rPr>
+        <w:t>asignaturas de manera que no tuvieron tie</w:t>
+      </w:r>
+      <w:bookmarkStart w:id="1" w:name="_Hlk214405569"/>
+      <w:r>
+        <w:rPr>
+          <w:szCs w:val="16"/>
+        </w:rPr>
+        <w:t>mpo</w:t>
+      </w:r>
+      <w:bookmarkEnd w:id="1"/>
+      <w:r>
+        <w:rPr>
+          <w:szCs w:val="16"/>
+        </w:rPr>
+        <w:t xml:space="preserve"> para cont</w:t>
+      </w:r>
+      <w:r>
+        <w:rPr>
+          <w:szCs w:val="16"/>
+        </w:rPr>
+        <w:t xml:space="preserve">inuar con las presentaciones o el envío al </w:t>
+      </w:r>
+      <w:bookmarkEnd w:id="0"/>
+      <w:r>
+        <w:rPr>
+          <w:szCs w:val="16"/>
+        </w:rPr>
+        <w:t xml:space="preserve">fabricante. </w:t>
+      </w:r>
+    </w:p>
+    <w:p>
+      <w:pPr>
+        <w:spacing w:before="156"/>
+        <w:jc w:val="both"/>
+        <w:rPr>
+          <w:color w:val="585858"/>
+          <w:spacing w:val="7"/>
+          <w:sz w:val="28"/>
+        </w:rPr>
+      </w:pPr>
+      <w:r>
+        <w:rPr>
+          <w:color w:val="585858"/>
+          <w:spacing w:val="11"/>
+          <w:sz w:val="28"/>
+        </w:rPr>
+        <w:t>Semana</w:t>
+      </w:r>
+      <w:r>
+        <w:rPr>
+          <w:color w:val="585858"/>
+          <w:spacing w:val="35"/>
+          <w:sz w:val="28"/>
+        </w:rPr>
+        <w:t xml:space="preserve"> </w:t>
       </w:r>
       <w:r>
         <w:rPr>
@@ -6091,6 +6181,14 @@
           <w:spacing w:val="14"/>
           <w:sz w:val="28"/>
         </w:rPr>
+        <w:t>17</w:t>
+      </w:r>
+      <w:r>
+        <w:rPr>
+          <w:color w:val="585858"/>
+          <w:spacing w:val="14"/>
+          <w:sz w:val="28"/>
+        </w:rPr>
         <w:t>/11-</w:t>
       </w:r>
       <w:r>
@@ -6099,7 +6197,7 @@
           <w:spacing w:val="7"/>
           <w:sz w:val="28"/>
         </w:rPr>
-        <w:t>16</w:t>
+        <w:t>23</w:t>
       </w:r>
       <w:r>
         <w:rPr>
@@ -6115,54 +6213,62 @@
         <w:spacing w:before="156"/>
         <w:jc w:val="both"/>
         <w:rPr>
-          <w:sz w:val="28"/>
-        </w:rPr>
-      </w:pPr>
-      <w:r>
-        <w:rPr>
           <w:szCs w:val="16"/>
         </w:rPr>
-        <w:t xml:space="preserve">Durante esta semana </w:t>
-      </w:r>
+      </w:pPr>
       <w:r>
         <w:rPr>
           <w:szCs w:val="16"/>
         </w:rPr>
-        <w:t xml:space="preserve">todos los miembros del equipo tuvieron exámenes de otras </w:t>
-      </w:r>
-      <w:bookmarkStart w:id="0" w:name="_Hlk214405579"/>
+        <w:t xml:space="preserve">El </w:t>
+      </w:r>
       <w:r>
         <w:rPr>
           <w:szCs w:val="16"/>
         </w:rPr>
-        <w:t>asignaturas de manera que no tuvieron tie</w:t>
-      </w:r>
-      <w:bookmarkStart w:id="1" w:name="_Hlk214405569"/>
+        <w:t>martes</w:t>
+      </w:r>
       <w:r>
         <w:rPr>
           <w:szCs w:val="16"/>
         </w:rPr>
-        <w:t>mpo</w:t>
-      </w:r>
-      <w:bookmarkEnd w:id="1"/>
+        <w:t xml:space="preserve"> antes de acudir a nuestra cita en el FABLAB, hicimos una revisión </w:t>
+      </w:r>
       <w:r>
         <w:rPr>
           <w:szCs w:val="16"/>
         </w:rPr>
-        <w:t xml:space="preserve"> para cont</w:t>
+        <w:t xml:space="preserve">de la presentación que debíamos realizar </w:t>
       </w:r>
       <w:r>
         <w:rPr>
           <w:szCs w:val="16"/>
         </w:rPr>
-        <w:t xml:space="preserve">inuar con las presentaciones o el envío al </w:t>
-      </w:r>
-      <w:bookmarkEnd w:id="0"/>
+        <w:t xml:space="preserve">para darnos cuenta que había algunas partes de esa presentación que no estaban completas. Llegada la hora fuimos a la visita de FABLAB donde nos enseñaron las herramientas de impresión 3D, escaner 3D, </w:t>
+      </w:r>
       <w:r>
         <w:rPr>
           <w:szCs w:val="16"/>
         </w:rPr>
-        <w:t xml:space="preserve">fabricante. </w:t>
+        <w:t xml:space="preserve">cortadora laser, … También asistimos a </w:t>
+      </w:r>
+      <w:r>
+        <w:rPr>
+          <w:szCs w:val="16"/>
+        </w:rPr>
+        <w:t>una lluvia de ideas para dar una solución con las herramientas vistas de un problema rea</w:t>
+      </w:r>
+      <w:r>
+        <w:rPr>
+          <w:szCs w:val="16"/>
+        </w:rPr>
+        <w:t>l</w:t>
+      </w:r>
+      <w:r>
+        <w:rPr>
+          <w:szCs w:val="16"/>
+        </w:rPr>
+        <w:t>. Expusimos ante los compañeros dichas ideas y regresamos al aula. (2h)</w:t>
       </w:r>
     </w:p>
     <w:p>
@@ -6170,103 +6276,39 @@
         <w:spacing w:before="156"/>
         <w:jc w:val="both"/>
         <w:rPr>
-          <w:color w:val="585858"/>
-          <w:spacing w:val="7"/>
-          <w:sz w:val="28"/>
-        </w:rPr>
-      </w:pPr>
-      <w:r>
-        <w:rPr>
-          <w:color w:val="585858"/>
-          <w:spacing w:val="11"/>
-          <w:sz w:val="28"/>
-        </w:rPr>
-        <w:t>Semana</w:t>
-      </w:r>
-      <w:r>
-        <w:rPr>
-          <w:color w:val="585858"/>
-          <w:spacing w:val="35"/>
-          <w:sz w:val="28"/>
-        </w:rPr>
-        <w:t xml:space="preserve"> </w:t>
-      </w:r>
-      <w:r>
-        <w:rPr>
-          <w:color w:val="585858"/>
-          <w:spacing w:val="14"/>
-          <w:sz w:val="28"/>
-        </w:rPr>
-        <w:t>17</w:t>
-      </w:r>
-      <w:r>
-        <w:rPr>
-          <w:color w:val="585858"/>
-          <w:spacing w:val="14"/>
-          <w:sz w:val="28"/>
-        </w:rPr>
-        <w:t>/11-</w:t>
-      </w:r>
-      <w:r>
-        <w:rPr>
-          <w:color w:val="585858"/>
-          <w:spacing w:val="7"/>
-          <w:sz w:val="28"/>
-        </w:rPr>
-        <w:t>23</w:t>
-      </w:r>
-      <w:r>
-        <w:rPr>
-          <w:color w:val="585858"/>
-          <w:spacing w:val="7"/>
-          <w:sz w:val="28"/>
-        </w:rPr>
-        <w:t>/11</w:t>
-      </w:r>
+          <w:szCs w:val="16"/>
+        </w:rPr>
+      </w:pPr>
     </w:p>
     <w:p>
       <w:pPr>
         <w:spacing w:before="156"/>
         <w:jc w:val="both"/>
         <w:rPr>
-          <w:sz w:val="28"/>
-        </w:rPr>
-      </w:pPr>
-      <w:r>
-        <w:rPr>
           <w:szCs w:val="16"/>
-        </w:rPr>
-        <w:t xml:space="preserve">El lunes antes de acudir a nuestra cita en el FABLAB, hicimos una revisión </w:t>
-      </w:r>
+          <w:u w:val="single"/>
+        </w:rPr>
+      </w:pPr>
       <w:r>
         <w:rPr>
           <w:szCs w:val="16"/>
         </w:rPr>
-        <w:t xml:space="preserve">de la presentación que debíamos realizar </w:t>
-      </w:r>
+        <w:t>El viernes tuvimos una nueva sesión de laboratorio donde se revisaron las placas de antena para poder hacer el pedido a la fabricación.</w:t>
+      </w:r>
+    </w:p>
+    <w:p>
+      <w:pPr>
+        <w:spacing w:before="156"/>
+        <w:jc w:val="both"/>
+        <w:rPr>
+          <w:sz w:val="28"/>
+        </w:rPr>
+      </w:pPr>
       <w:r>
         <w:rPr>
           <w:szCs w:val="16"/>
         </w:rPr>
-        <w:t xml:space="preserve">para darnos cuenta que había algunas partes de esa presentación que no estaban completas. Llegada la hora fuimos a la visita de FABLAB donde nos enseñaron las herramientas de impresión 3D, escaner 3D, </w:t>
-      </w:r>
-      <w:r>
-        <w:rPr>
-          <w:szCs w:val="16"/>
-        </w:rPr>
-        <w:t xml:space="preserve">cortadora laser, … También asistimos a </w:t>
-      </w:r>
-      <w:r>
-        <w:rPr>
-          <w:szCs w:val="16"/>
-        </w:rPr>
-        <w:t>una lluvia de ideas para dar una solución con las herramientas vistas de un problema rea</w:t>
-      </w:r>
-      <w:r>
-        <w:rPr>
-          <w:szCs w:val="16"/>
-        </w:rPr>
-        <w:t>. Expusimos ante los compañeros dichas ideas y regresamos al aula. (2h)</w:t>
+        <w:t xml:space="preserve">También se actualizó el diagrama Gannt, </w:t>
       </w:r>
     </w:p>
     <w:p>

--- a/Planificacion/Words/G1_PLANIFICACIÓN_ SEGUIMIENTO_CALIDAD.docx
+++ b/Planificacion/Words/G1_PLANIFICACIÓN_ SEGUIMIENTO_CALIDAD.docx
@@ -1702,7 +1702,15 @@
               <w:t xml:space="preserve"> </w:t>
             </w:r>
             <w:r>
-              <w:t>(gerber)</w:t>
+              <w:t>(</w:t>
+            </w:r>
+            <w:proofErr w:type="spellStart"/>
+            <w:r>
+              <w:t>gerber</w:t>
+            </w:r>
+            <w:proofErr w:type="spellEnd"/>
+            <w:r>
+              <w:t>)</w:t>
             </w:r>
           </w:p>
         </w:tc>
@@ -1990,7 +1998,15 @@
               <w:t xml:space="preserve"> </w:t>
             </w:r>
             <w:r>
-              <w:t>(gerber)</w:t>
+              <w:t>(</w:t>
+            </w:r>
+            <w:proofErr w:type="spellStart"/>
+            <w:r>
+              <w:t>gerber</w:t>
+            </w:r>
+            <w:proofErr w:type="spellEnd"/>
+            <w:r>
+              <w:t>)</w:t>
             </w:r>
           </w:p>
         </w:tc>
@@ -2489,7 +2505,23 @@
                 <w:rFonts w:ascii="Arial" w:hAnsi="Arial"/>
                 <w:b/>
               </w:rPr>
-              <w:t>(uC/FPGA).</w:t>
+              <w:t>(</w:t>
+            </w:r>
+            <w:proofErr w:type="spellStart"/>
+            <w:r>
+              <w:rPr>
+                <w:rFonts w:ascii="Arial" w:hAnsi="Arial"/>
+                <w:b/>
+              </w:rPr>
+              <w:t>uC</w:t>
+            </w:r>
+            <w:proofErr w:type="spellEnd"/>
+            <w:r>
+              <w:rPr>
+                <w:rFonts w:ascii="Arial" w:hAnsi="Arial"/>
+                <w:b/>
+              </w:rPr>
+              <w:t>/FPGA).</w:t>
             </w:r>
             <w:r>
               <w:rPr>
@@ -2722,7 +2754,23 @@
                 <w:rFonts w:ascii="Arial" w:hAnsi="Arial"/>
                 <w:b/>
               </w:rPr>
-              <w:t>(uC/FPGA).</w:t>
+              <w:t>(</w:t>
+            </w:r>
+            <w:proofErr w:type="spellStart"/>
+            <w:r>
+              <w:rPr>
+                <w:rFonts w:ascii="Arial" w:hAnsi="Arial"/>
+                <w:b/>
+              </w:rPr>
+              <w:t>uC</w:t>
+            </w:r>
+            <w:proofErr w:type="spellEnd"/>
+            <w:r>
+              <w:rPr>
+                <w:rFonts w:ascii="Arial" w:hAnsi="Arial"/>
+                <w:b/>
+              </w:rPr>
+              <w:t>/FPGA).</w:t>
             </w:r>
             <w:r>
               <w:rPr>
@@ -3941,8 +3989,13 @@
         </w:rPr>
         <w:t xml:space="preserve"> </w:t>
       </w:r>
-      <w:r>
-        <w:t>proteus,</w:t>
+      <w:proofErr w:type="spellStart"/>
+      <w:r>
+        <w:t>proteus</w:t>
+      </w:r>
+      <w:proofErr w:type="spellEnd"/>
+      <w:r>
+        <w:t>,</w:t>
       </w:r>
       <w:r>
         <w:rPr>
@@ -4059,7 +4112,23 @@
         <w:t xml:space="preserve"> </w:t>
       </w:r>
       <w:r>
-        <w:t>de las PBC’s y Victor y Clara terminaron el diagrama Gantt (1h). El miércoles por la tarde Miguel dedicó tiempo extra en la realización de los esquemáticos del PCB2 (2h). En la clase del viernes continuamos con el</w:t>
+        <w:t xml:space="preserve">de las </w:t>
+      </w:r>
+      <w:proofErr w:type="spellStart"/>
+      <w:r>
+        <w:t>PBC’s</w:t>
+      </w:r>
+      <w:proofErr w:type="spellEnd"/>
+      <w:r>
+        <w:t xml:space="preserve"> y </w:t>
+      </w:r>
+      <w:proofErr w:type="spellStart"/>
+      <w:r>
+        <w:t>Victor</w:t>
+      </w:r>
+      <w:proofErr w:type="spellEnd"/>
+      <w:r>
+        <w:t xml:space="preserve"> y Clara terminaron el diagrama Gantt (1h). El miércoles por la tarde Miguel dedicó tiempo extra en la realización de los esquemáticos del PCB2 (2h). En la clase del viernes continuamos con el</w:t>
       </w:r>
       <w:r>
         <w:rPr>
@@ -4068,7 +4137,23 @@
         <w:t xml:space="preserve"> </w:t>
       </w:r>
       <w:r>
-        <w:t>desarrollo de los diseños de los esquemáticos de las PBC’s (2.5h). En esta sesión se finalizaron los esquemáticos de las PCB1, PCB2 y PCB3, desarrollados por Mario, Miguel y Victor respectivamente. Clara comenzó el desarrollo de los esquemáticos correspondientes al PBC0.</w:t>
+        <w:t xml:space="preserve">desarrollo de los diseños de los esquemáticos de las </w:t>
+      </w:r>
+      <w:proofErr w:type="spellStart"/>
+      <w:r>
+        <w:t>PBC’s</w:t>
+      </w:r>
+      <w:proofErr w:type="spellEnd"/>
+      <w:r>
+        <w:t xml:space="preserve"> (2.5h). En esta sesión se finalizaron los esquemáticos de las PCB1, PCB2 y PCB3, desarrollados por Mario, Miguel y </w:t>
+      </w:r>
+      <w:proofErr w:type="spellStart"/>
+      <w:r>
+        <w:t>Victor</w:t>
+      </w:r>
+      <w:proofErr w:type="spellEnd"/>
+      <w:r>
+        <w:t xml:space="preserve"> respectivamente. Clara comenzó el desarrollo de los esquemáticos correspondientes al PBC0.</w:t>
       </w:r>
     </w:p>
     <w:p>
@@ -5110,8 +5195,18 @@
           <w:spacing w:val="13"/>
           <w:sz w:val="28"/>
         </w:rPr>
-        <w:t xml:space="preserve"> Cálculo de costes y diseño de las PCBs</w:t>
-      </w:r>
+        <w:t xml:space="preserve"> Cálculo de costes y diseño de las </w:t>
+      </w:r>
+      <w:proofErr w:type="spellStart"/>
+      <w:r>
+        <w:rPr>
+          <w:color w:val="585858"/>
+          <w:spacing w:val="13"/>
+          <w:sz w:val="28"/>
+        </w:rPr>
+        <w:t>PCBs</w:t>
+      </w:r>
+      <w:proofErr w:type="spellEnd"/>
       <w:r>
         <w:rPr>
           <w:color w:val="585858"/>
@@ -5127,13 +5222,29 @@
         <w:jc w:val="both"/>
       </w:pPr>
       <w:r>
-        <w:t xml:space="preserve">En la sesión del martes se han realizado labores de actualización y refinado de los esquemáticos. Mario y Miguel comenzaron con la especificación de las PCBs mientras que Víctor y Clara se encargaban de comenzar con las hojas de coste y actualización </w:t>
+        <w:t xml:space="preserve">En la sesión del martes se han realizado labores de actualización y refinado de los esquemáticos. Mario y Miguel comenzaron con la especificación de las </w:t>
+      </w:r>
+      <w:proofErr w:type="spellStart"/>
+      <w:r>
+        <w:t>PCBs</w:t>
+      </w:r>
+      <w:proofErr w:type="spellEnd"/>
+      <w:r>
+        <w:t xml:space="preserve"> mientras que Víctor y Clara se encargaban de comenzar con las hojas de coste y actualización </w:t>
       </w:r>
       <w:r>
         <w:t>de los diagramas</w:t>
       </w:r>
       <w:r>
-        <w:t xml:space="preserve"> Gant(1h). Clara dedico tiempo el jueves por la tarde para crear el logo y pensar en un nombre para nuestro </w:t>
+        <w:t xml:space="preserve"> </w:t>
+      </w:r>
+      <w:proofErr w:type="spellStart"/>
+      <w:r>
+        <w:t>Gant</w:t>
+      </w:r>
+      <w:proofErr w:type="spellEnd"/>
+      <w:r>
+        <w:t xml:space="preserve">(1h). Clara dedico tiempo el jueves por la tarde para crear el logo y pensar en un nombre para nuestro </w:t>
       </w:r>
       <w:r>
         <w:t>grupo (</w:t>
@@ -5149,7 +5260,15 @@
       </w:pPr>
       <w:r>
         <w:br/>
-        <w:t xml:space="preserve">En la sesión del viernes se continuo con las labores empezadas el martes dejando prácticamente acabadas las PCBs(dos de ellas no se van a poder mostrar por problemas para poder acceder a ellas al no haberse guardado </w:t>
+        <w:t xml:space="preserve">En la sesión del viernes se continuo con las labores empezadas el martes dejando prácticamente acabadas las </w:t>
+      </w:r>
+      <w:proofErr w:type="spellStart"/>
+      <w:r>
+        <w:t>PCBs</w:t>
+      </w:r>
+      <w:proofErr w:type="spellEnd"/>
+      <w:r>
+        <w:t xml:space="preserve">(dos de ellas no se van a poder mostrar por problemas para poder acceder a ellas al no haberse guardado </w:t>
       </w:r>
       <w:r>
         <w:t>correctamente) (</w:t>
@@ -5170,8 +5289,13 @@
         <w:jc w:val="both"/>
       </w:pPr>
       <w:r>
-        <w:t>Los esquemáticos se van a guardar en el Anexo 1 para así aligerar el peso de este archivo, y lo mismo se va a hacer con las PCBs</w:t>
-      </w:r>
+        <w:t xml:space="preserve">Los esquemáticos se van a guardar en el Anexo 1 para así aligerar el peso de este archivo, y lo mismo se va a hacer con las </w:t>
+      </w:r>
+      <w:proofErr w:type="spellStart"/>
+      <w:r>
+        <w:t>PCBs</w:t>
+      </w:r>
+      <w:proofErr w:type="spellEnd"/>
       <w:r>
         <w:t xml:space="preserve"> en el Anexo 2</w:t>
       </w:r>
@@ -5443,7 +5567,15 @@
       </w:pPr>
       <w:r>
         <w:lastRenderedPageBreak/>
-        <w:t>El martes, Miguel y Mario continuaron con las PCBs. Se diseñaron y crearon las huellas faltantes y se finalizó el posicionamiento de todas las huellas para las cuatro placas de circuito impreso. Se diseñó la antena y se realizaron los cambios correspondientes en su esquemático. Víctor y Clara continuaron con la planificación, la documentación, el BOM y comenzaron a elaborar el análisis térmico y eléctrico.</w:t>
+        <w:t xml:space="preserve">El martes, Miguel y Mario continuaron con las </w:t>
+      </w:r>
+      <w:proofErr w:type="spellStart"/>
+      <w:r>
+        <w:t>PCBs</w:t>
+      </w:r>
+      <w:proofErr w:type="spellEnd"/>
+      <w:r>
+        <w:t>. Se diseñaron y crearon las huellas faltantes y se finalizó el posicionamiento de todas las huellas para las cuatro placas de circuito impreso. Se diseñó la antena y se realizaron los cambios correspondientes en su esquemático. Víctor y Clara continuaron con la planificación, la documentación, el BOM y comenzaron a elaborar el análisis térmico y eléctrico.</w:t>
       </w:r>
     </w:p>
     <w:p>
@@ -5547,7 +5679,15 @@
         <w:t>, finalizó</w:t>
       </w:r>
       <w:r>
-        <w:t xml:space="preserve"> las PCB’s  2 y 3, además de hacer el rutado de conexiones </w:t>
+        <w:t xml:space="preserve"> las </w:t>
+      </w:r>
+      <w:proofErr w:type="spellStart"/>
+      <w:r>
+        <w:t>PCB’s</w:t>
+      </w:r>
+      <w:proofErr w:type="spellEnd"/>
+      <w:r>
+        <w:t xml:space="preserve">  2 y 3, además de hacer el rutado de conexiones </w:t>
       </w:r>
       <w:r>
         <w:t xml:space="preserve">de estas PCB </w:t>
@@ -5586,10 +5726,10 @@
             <v:path o:extrusionok="f" gradientshapeok="t" o:connecttype="rect"/>
             <o:lock v:ext="edit" aspectratio="t"/>
           </v:shapetype>
-          <v:shape id="_x0000_i1025" type="#_x0000_t75" style="width:193.5pt;height:273pt" o:ole="">
+          <v:shape id="_x0000_i1025" type="#_x0000_t75" style="width:193.45pt;height:272.95pt" o:ole="">
             <v:imagedata r:id="rId16" o:title=""/>
           </v:shape>
-          <o:OLEObject Type="Embed" ProgID="Acrobat.Document.DC" ShapeID="_x0000_i1025" DrawAspect="Content" ObjectID="_1825221703" r:id="rId17"/>
+          <o:OLEObject Type="Embed" ProgID="Acrobat.Document.DC" ShapeID="_x0000_i1025" DrawAspect="Content" ObjectID="_1825224802" r:id="rId17"/>
         </w:object>
       </w:r>
     </w:p>
@@ -5601,7 +5741,15 @@
         <w:t xml:space="preserve">Durante la sesión del viernes en el laboratorio se nos indicó cambios que debíamos hacer sobre los esquemáticos y las PCB, y nos pusimos a realizar estos cambios. </w:t>
       </w:r>
       <w:r>
-        <w:t xml:space="preserve">Actualizamos la documentación, se finalizaron las PCBs 0 y 1 y sus rutados de conexiones. </w:t>
+        <w:t xml:space="preserve">Actualizamos la documentación, se finalizaron las </w:t>
+      </w:r>
+      <w:proofErr w:type="spellStart"/>
+      <w:r>
+        <w:t>PCBs</w:t>
+      </w:r>
+      <w:proofErr w:type="spellEnd"/>
+      <w:r>
+        <w:t xml:space="preserve"> 0 y 1 y sus rutados de conexiones. </w:t>
       </w:r>
       <w:r>
         <w:t>También continuamos con el análisis eléctrico. (2h)</w:t>
@@ -5631,10 +5779,10 @@
       </w:pPr>
       <w:r>
         <w:object w:dxaOrig="27998" w:dyaOrig="8799" w14:anchorId="047B8D9A">
-          <v:shape id="_x0000_i1026" type="#_x0000_t75" style="width:477pt;height:149.25pt" o:ole="">
+          <v:shape id="_x0000_i1026" type="#_x0000_t75" style="width:477.15pt;height:149.35pt" o:ole="">
             <v:imagedata r:id="rId18" o:title=""/>
           </v:shape>
-          <o:OLEObject Type="Embed" ProgID="Excel.Sheet.12" ShapeID="_x0000_i1026" DrawAspect="Content" ObjectID="_1825221704" r:id="rId19"/>
+          <o:OLEObject Type="Embed" ProgID="Excel.Sheet.12" ShapeID="_x0000_i1026" DrawAspect="Content" ObjectID="_1825224803" r:id="rId19"/>
         </w:object>
       </w:r>
     </w:p>
@@ -5764,7 +5912,15 @@
         <w:t xml:space="preserve"> </w:t>
       </w:r>
       <w:r>
-        <w:t>Miguel trabajó en el modelado de la antena de la PCB3 mientras que Mario finalizaba el rutado de la PCB1. Además ambos corrigieron los errores señalados por el profesor, referentes al diseño de las PCBs.</w:t>
+        <w:t xml:space="preserve">Miguel trabajó en el modelado de la antena de la PCB3 mientras que Mario finalizaba el rutado de la PCB1. Además ambos corrigieron los errores señalados por el profesor, referentes al diseño de las </w:t>
+      </w:r>
+      <w:proofErr w:type="spellStart"/>
+      <w:r>
+        <w:t>PCBs</w:t>
+      </w:r>
+      <w:proofErr w:type="spellEnd"/>
+      <w:r>
+        <w:t>.</w:t>
       </w:r>
     </w:p>
     <w:p>
@@ -5782,7 +5938,15 @@
         <w:t>El jueves Víctor finalizó la corrección de los ficheros BOM según las instrucciones del profesor (2h)</w:t>
       </w:r>
       <w:r>
-        <w:t>, pasando la información de los pdf a los BOM</w:t>
+        <w:t xml:space="preserve">, pasando la información de los </w:t>
+      </w:r>
+      <w:proofErr w:type="spellStart"/>
+      <w:r>
+        <w:t>pdf</w:t>
+      </w:r>
+      <w:proofErr w:type="spellEnd"/>
+      <w:r>
+        <w:t xml:space="preserve"> a los BOM</w:t>
       </w:r>
       <w:r>
         <w:t>. Adem</w:t>
@@ -5794,8 +5958,13 @@
         <w:t>lara trabajó el análisis térmico de los componentes</w:t>
       </w:r>
       <w:r>
-        <w:t>, finalizando el análisis térmico de las  4 PCBs</w:t>
-      </w:r>
+        <w:t xml:space="preserve">, finalizando el análisis térmico de las  4 </w:t>
+      </w:r>
+      <w:proofErr w:type="spellStart"/>
+      <w:r>
+        <w:t>PCBs</w:t>
+      </w:r>
+      <w:proofErr w:type="spellEnd"/>
       <w:r>
         <w:t xml:space="preserve"> (1h)</w:t>
       </w:r>
@@ -5815,7 +5984,23 @@
         <w:jc w:val="both"/>
       </w:pPr>
       <w:r>
-        <w:t>El viernes Miguel finalizó el modelado de la antena de la PCB3. Además Mario y Miguel finalizaron la elaboración de los ficheros gerber y en general de todos los ficheros asociados a la  elaboración de los esquemáticos de las PCBs.</w:t>
+        <w:t xml:space="preserve">El viernes Miguel finalizó el modelado de la antena de la PCB3. Además Mario y Miguel finalizaron la elaboración de los ficheros </w:t>
+      </w:r>
+      <w:proofErr w:type="spellStart"/>
+      <w:r>
+        <w:t>gerber</w:t>
+      </w:r>
+      <w:proofErr w:type="spellEnd"/>
+      <w:r>
+        <w:t xml:space="preserve"> y en general de todos los ficheros asociados a la  elaboración de los esquemáticos de las </w:t>
+      </w:r>
+      <w:proofErr w:type="spellStart"/>
+      <w:r>
+        <w:t>PCBs</w:t>
+      </w:r>
+      <w:proofErr w:type="spellEnd"/>
+      <w:r>
+        <w:t>.</w:t>
       </w:r>
     </w:p>
     <w:p>
@@ -5942,8 +6127,13 @@
         <w:jc w:val="both"/>
       </w:pPr>
       <w:r>
-        <w:t>los tamaños de las pistas de alimentación de las distintas PCBs</w:t>
-      </w:r>
+        <w:t xml:space="preserve">los tamaños de las pistas de alimentación de las distintas </w:t>
+      </w:r>
+      <w:proofErr w:type="spellStart"/>
+      <w:r>
+        <w:t>PCBs</w:t>
+      </w:r>
+      <w:proofErr w:type="spellEnd"/>
     </w:p>
     <w:p>
       <w:pPr>
@@ -6048,7 +6238,49 @@
         <w:rPr>
           <w:szCs w:val="16"/>
         </w:rPr>
-        <w:t>Además, se corrigieron errores menores en el diseño, se exportaron los PDFs con todas las PCBs, y se modeló la antena a fabricar en el programa de simulación electromagnética Ansys HFSS.</w:t>
+        <w:t xml:space="preserve">Además, se corrigieron errores menores en el diseño, se exportaron los </w:t>
+      </w:r>
+      <w:proofErr w:type="spellStart"/>
+      <w:r>
+        <w:rPr>
+          <w:szCs w:val="16"/>
+        </w:rPr>
+        <w:t>PDFs</w:t>
+      </w:r>
+      <w:proofErr w:type="spellEnd"/>
+      <w:r>
+        <w:rPr>
+          <w:szCs w:val="16"/>
+        </w:rPr>
+        <w:t xml:space="preserve"> con todas las </w:t>
+      </w:r>
+      <w:proofErr w:type="spellStart"/>
+      <w:r>
+        <w:rPr>
+          <w:szCs w:val="16"/>
+        </w:rPr>
+        <w:t>PCBs</w:t>
+      </w:r>
+      <w:proofErr w:type="spellEnd"/>
+      <w:r>
+        <w:rPr>
+          <w:szCs w:val="16"/>
+        </w:rPr>
+        <w:t xml:space="preserve">, y se modeló la antena a fabricar en el programa de simulación electromagnética </w:t>
+      </w:r>
+      <w:proofErr w:type="spellStart"/>
+      <w:r>
+        <w:rPr>
+          <w:szCs w:val="16"/>
+        </w:rPr>
+        <w:t>Ansys</w:t>
+      </w:r>
+      <w:proofErr w:type="spellEnd"/>
+      <w:r>
+        <w:rPr>
+          <w:szCs w:val="16"/>
+        </w:rPr>
+        <w:t xml:space="preserve"> HFSS.</w:t>
       </w:r>
     </w:p>
     <w:p>
@@ -6244,7 +6476,21 @@
         <w:rPr>
           <w:szCs w:val="16"/>
         </w:rPr>
-        <w:t xml:space="preserve">para darnos cuenta que había algunas partes de esa presentación que no estaban completas. Llegada la hora fuimos a la visita de FABLAB donde nos enseñaron las herramientas de impresión 3D, escaner 3D, </w:t>
+        <w:t xml:space="preserve">para darnos cuenta que había algunas partes de esa presentación que no estaban completas. Llegada la hora fuimos a la visita de FABLAB donde nos enseñaron las herramientas de impresión 3D, </w:t>
+      </w:r>
+      <w:proofErr w:type="spellStart"/>
+      <w:r>
+        <w:rPr>
+          <w:szCs w:val="16"/>
+        </w:rPr>
+        <w:t>escaner</w:t>
+      </w:r>
+      <w:proofErr w:type="spellEnd"/>
+      <w:r>
+        <w:rPr>
+          <w:szCs w:val="16"/>
+        </w:rPr>
+        <w:t xml:space="preserve"> 3D, </w:t>
       </w:r>
       <w:r>
         <w:rPr>
@@ -6295,6 +6541,12 @@
         </w:rPr>
         <w:t>El viernes tuvimos una nueva sesión de laboratorio donde se revisaron las placas de antena para poder hacer el pedido a la fabricación.</w:t>
       </w:r>
+      <w:r>
+        <w:rPr>
+          <w:szCs w:val="16"/>
+        </w:rPr>
+        <w:t xml:space="preserve"> Se realizó el pedido a fabricación de la PCB3. </w:t>
+      </w:r>
     </w:p>
     <w:p>
       <w:pPr>
@@ -6308,7 +6560,21 @@
         <w:rPr>
           <w:szCs w:val="16"/>
         </w:rPr>
-        <w:t xml:space="preserve">También se actualizó el diagrama Gannt, </w:t>
+        <w:t xml:space="preserve">También se actualizó el diagrama </w:t>
+      </w:r>
+      <w:proofErr w:type="spellStart"/>
+      <w:r>
+        <w:rPr>
+          <w:szCs w:val="16"/>
+        </w:rPr>
+        <w:t>Gannt</w:t>
+      </w:r>
+      <w:proofErr w:type="spellEnd"/>
+      <w:r>
+        <w:rPr>
+          <w:szCs w:val="16"/>
+        </w:rPr>
+        <w:t xml:space="preserve">, </w:t>
       </w:r>
     </w:p>
     <w:p>

--- a/Planificacion/Words/G1_PLANIFICACIÓN_ SEGUIMIENTO_CALIDAD.docx
+++ b/Planificacion/Words/G1_PLANIFICACIÓN_ SEGUIMIENTO_CALIDAD.docx
@@ -5263,12 +5263,17 @@
         <w:t xml:space="preserve">En la sesión del viernes se continuo con las labores empezadas el martes dejando prácticamente acabadas las </w:t>
       </w:r>
       <w:proofErr w:type="spellStart"/>
+      <w:proofErr w:type="gramStart"/>
       <w:r>
         <w:t>PCBs</w:t>
       </w:r>
       <w:proofErr w:type="spellEnd"/>
       <w:r>
-        <w:t xml:space="preserve">(dos de ellas no se van a poder mostrar por problemas para poder acceder a ellas al no haberse guardado </w:t>
+        <w:t>(</w:t>
+      </w:r>
+      <w:proofErr w:type="gramEnd"/>
+      <w:r>
+        <w:t xml:space="preserve">dos de ellas no se van a poder mostrar por problemas para poder acceder a ellas al no haberse guardado </w:t>
       </w:r>
       <w:r>
         <w:t>correctamente) (</w:t>
@@ -5729,7 +5734,7 @@
           <v:shape id="_x0000_i1025" type="#_x0000_t75" style="width:193.45pt;height:272.95pt" o:ole="">
             <v:imagedata r:id="rId16" o:title=""/>
           </v:shape>
-          <o:OLEObject Type="Embed" ProgID="Acrobat.Document.DC" ShapeID="_x0000_i1025" DrawAspect="Content" ObjectID="_1825224802" r:id="rId17"/>
+          <o:OLEObject Type="Embed" ProgID="Acrobat.Document.DC" ShapeID="_x0000_i1025" DrawAspect="Content" ObjectID="_1825226553" r:id="rId17"/>
         </w:object>
       </w:r>
     </w:p>
@@ -5782,7 +5787,7 @@
           <v:shape id="_x0000_i1026" type="#_x0000_t75" style="width:477.15pt;height:149.35pt" o:ole="">
             <v:imagedata r:id="rId18" o:title=""/>
           </v:shape>
-          <o:OLEObject Type="Embed" ProgID="Excel.Sheet.12" ShapeID="_x0000_i1026" DrawAspect="Content" ObjectID="_1825224803" r:id="rId19"/>
+          <o:OLEObject Type="Embed" ProgID="Excel.Sheet.12" ShapeID="_x0000_i1026" DrawAspect="Content" ObjectID="_1825226554" r:id="rId19"/>
         </w:object>
       </w:r>
     </w:p>
@@ -5912,7 +5917,15 @@
         <w:t xml:space="preserve"> </w:t>
       </w:r>
       <w:r>
-        <w:t xml:space="preserve">Miguel trabajó en el modelado de la antena de la PCB3 mientras que Mario finalizaba el rutado de la PCB1. Además ambos corrigieron los errores señalados por el profesor, referentes al diseño de las </w:t>
+        <w:t xml:space="preserve">Miguel trabajó en el modelado de la antena de la PCB3 mientras que Mario finalizaba el rutado de la PCB1. </w:t>
+      </w:r>
+      <w:proofErr w:type="gramStart"/>
+      <w:r>
+        <w:t>Además</w:t>
+      </w:r>
+      <w:proofErr w:type="gramEnd"/>
+      <w:r>
+        <w:t xml:space="preserve"> ambos corrigieron los errores señalados por el profesor, referentes al diseño de las </w:t>
       </w:r>
       <w:proofErr w:type="spellStart"/>
       <w:r>
@@ -5949,16 +5962,32 @@
         <w:t xml:space="preserve"> a los BOM</w:t>
       </w:r>
       <w:r>
-        <w:t>. Adem</w:t>
-      </w:r>
-      <w:r>
-        <w:t>ás C</w:t>
+        <w:t xml:space="preserve">. </w:t>
+      </w:r>
+      <w:proofErr w:type="gramStart"/>
+      <w:r>
+        <w:t>Adem</w:t>
+      </w:r>
+      <w:r>
+        <w:t>ás</w:t>
+      </w:r>
+      <w:proofErr w:type="gramEnd"/>
+      <w:r>
+        <w:t xml:space="preserve"> C</w:t>
       </w:r>
       <w:r>
         <w:t>lara trabajó el análisis térmico de los componentes</w:t>
       </w:r>
       <w:r>
-        <w:t xml:space="preserve">, finalizando el análisis térmico de las  4 </w:t>
+        <w:t xml:space="preserve">, finalizando el análisis térmico de </w:t>
+      </w:r>
+      <w:proofErr w:type="gramStart"/>
+      <w:r>
+        <w:t>las  4</w:t>
+      </w:r>
+      <w:proofErr w:type="gramEnd"/>
+      <w:r>
+        <w:t xml:space="preserve"> </w:t>
       </w:r>
       <w:proofErr w:type="spellStart"/>
       <w:r>
@@ -5984,7 +6013,15 @@
         <w:jc w:val="both"/>
       </w:pPr>
       <w:r>
-        <w:t xml:space="preserve">El viernes Miguel finalizó el modelado de la antena de la PCB3. Además Mario y Miguel finalizaron la elaboración de los ficheros </w:t>
+        <w:t xml:space="preserve">El viernes Miguel finalizó el modelado de la antena de la PCB3. </w:t>
+      </w:r>
+      <w:proofErr w:type="gramStart"/>
+      <w:r>
+        <w:t>Además</w:t>
+      </w:r>
+      <w:proofErr w:type="gramEnd"/>
+      <w:r>
+        <w:t xml:space="preserve"> Mario y Miguel finalizaron la elaboración de los ficheros </w:t>
       </w:r>
       <w:proofErr w:type="spellStart"/>
       <w:r>
@@ -5992,7 +6029,15 @@
       </w:r>
       <w:proofErr w:type="spellEnd"/>
       <w:r>
-        <w:t xml:space="preserve"> y en general de todos los ficheros asociados a la  elaboración de los esquemáticos de las </w:t>
+        <w:t xml:space="preserve"> y en general de todos los ficheros asociados a </w:t>
+      </w:r>
+      <w:proofErr w:type="gramStart"/>
+      <w:r>
+        <w:t>la  elaboración</w:t>
+      </w:r>
+      <w:proofErr w:type="gramEnd"/>
+      <w:r>
+        <w:t xml:space="preserve"> de los esquemáticos de las </w:t>
       </w:r>
       <w:proofErr w:type="spellStart"/>
       <w:r>
@@ -6476,7 +6521,21 @@
         <w:rPr>
           <w:szCs w:val="16"/>
         </w:rPr>
-        <w:t xml:space="preserve">para darnos cuenta que había algunas partes de esa presentación que no estaban completas. Llegada la hora fuimos a la visita de FABLAB donde nos enseñaron las herramientas de impresión 3D, </w:t>
+        <w:t xml:space="preserve">para darnos cuenta </w:t>
+      </w:r>
+      <w:proofErr w:type="gramStart"/>
+      <w:r>
+        <w:rPr>
+          <w:szCs w:val="16"/>
+        </w:rPr>
+        <w:t>que</w:t>
+      </w:r>
+      <w:proofErr w:type="gramEnd"/>
+      <w:r>
+        <w:rPr>
+          <w:szCs w:val="16"/>
+        </w:rPr>
+        <w:t xml:space="preserve"> había algunas partes de esa presentación que no estaban completas. Llegada la hora fuimos a la visita de FABLAB donde nos enseñaron las herramientas de impresión 3D, </w:t>
       </w:r>
       <w:proofErr w:type="spellStart"/>
       <w:r>
@@ -6553,7 +6612,7 @@
         <w:spacing w:before="156"/>
         <w:jc w:val="both"/>
         <w:rPr>
-          <w:sz w:val="28"/>
+          <w:szCs w:val="16"/>
         </w:rPr>
       </w:pPr>
       <w:r>
@@ -6585,6 +6644,125 @@
           <w:szCs w:val="16"/>
         </w:rPr>
       </w:pPr>
+      <w:r>
+        <w:rPr>
+          <w:szCs w:val="16"/>
+        </w:rPr>
+        <w:t>(2h)</w:t>
+      </w:r>
+    </w:p>
+    <w:p>
+      <w:pPr>
+        <w:spacing w:before="156"/>
+        <w:jc w:val="both"/>
+        <w:rPr>
+          <w:szCs w:val="16"/>
+        </w:rPr>
+      </w:pPr>
+      <w:r>
+        <w:rPr>
+          <w:noProof/>
+          <w:szCs w:val="16"/>
+        </w:rPr>
+        <w:lastRenderedPageBreak/>
+        <w:drawing>
+          <wp:inline distT="0" distB="0" distL="0" distR="0" wp14:anchorId="6FDCFCA7" wp14:editId="67B07392">
+            <wp:extent cx="5493385" cy="2759710"/>
+            <wp:effectExtent l="0" t="0" r="0" b="2540"/>
+            <wp:docPr id="73480896" name="Imagen 5" descr="Diagrama&#10;&#10;El contenido generado por IA puede ser incorrecto."/>
+            <wp:cNvGraphicFramePr>
+              <a:graphicFrameLocks xmlns:a="http://schemas.openxmlformats.org/drawingml/2006/main" noChangeAspect="1"/>
+            </wp:cNvGraphicFramePr>
+            <a:graphic xmlns:a="http://schemas.openxmlformats.org/drawingml/2006/main">
+              <a:graphicData uri="http://schemas.openxmlformats.org/drawingml/2006/picture">
+                <pic:pic xmlns:pic="http://schemas.openxmlformats.org/drawingml/2006/picture">
+                  <pic:nvPicPr>
+                    <pic:cNvPr id="73480896" name="Imagen 5" descr="Diagrama&#10;&#10;El contenido generado por IA puede ser incorrecto."/>
+                    <pic:cNvPicPr/>
+                  </pic:nvPicPr>
+                  <pic:blipFill>
+                    <a:blip r:embed="rId21">
+                      <a:extLst>
+                        <a:ext uri="{28A0092B-C50C-407E-A947-70E740481C1C}">
+                          <a14:useLocalDpi xmlns:a14="http://schemas.microsoft.com/office/drawing/2010/main" val="0"/>
+                        </a:ext>
+                      </a:extLst>
+                    </a:blip>
+                    <a:stretch>
+                      <a:fillRect/>
+                    </a:stretch>
+                  </pic:blipFill>
+                  <pic:spPr>
+                    <a:xfrm>
+                      <a:off x="0" y="0"/>
+                      <a:ext cx="5493385" cy="2759710"/>
+                    </a:xfrm>
+                    <a:prstGeom prst="rect">
+                      <a:avLst/>
+                    </a:prstGeom>
+                  </pic:spPr>
+                </pic:pic>
+              </a:graphicData>
+            </a:graphic>
+          </wp:inline>
+        </w:drawing>
+      </w:r>
+    </w:p>
+    <w:p>
+      <w:pPr>
+        <w:spacing w:before="156"/>
+        <w:jc w:val="both"/>
+        <w:rPr>
+          <w:szCs w:val="16"/>
+        </w:rPr>
+      </w:pPr>
+      <w:r>
+        <w:rPr>
+          <w:noProof/>
+          <w:szCs w:val="16"/>
+        </w:rPr>
+        <w:drawing>
+          <wp:inline distT="0" distB="0" distL="0" distR="0" wp14:anchorId="38918737" wp14:editId="6221BD01">
+            <wp:extent cx="5493385" cy="2741295"/>
+            <wp:effectExtent l="0" t="0" r="0" b="1905"/>
+            <wp:docPr id="329186346" name="Imagen 4" descr="Mapa&#10;&#10;El contenido generado por IA puede ser incorrecto."/>
+            <wp:cNvGraphicFramePr>
+              <a:graphicFrameLocks xmlns:a="http://schemas.openxmlformats.org/drawingml/2006/main" noChangeAspect="1"/>
+            </wp:cNvGraphicFramePr>
+            <a:graphic xmlns:a="http://schemas.openxmlformats.org/drawingml/2006/main">
+              <a:graphicData uri="http://schemas.openxmlformats.org/drawingml/2006/picture">
+                <pic:pic xmlns:pic="http://schemas.openxmlformats.org/drawingml/2006/picture">
+                  <pic:nvPicPr>
+                    <pic:cNvPr id="329186346" name="Imagen 4" descr="Mapa&#10;&#10;El contenido generado por IA puede ser incorrecto."/>
+                    <pic:cNvPicPr/>
+                  </pic:nvPicPr>
+                  <pic:blipFill>
+                    <a:blip r:embed="rId22">
+                      <a:extLst>
+                        <a:ext uri="{28A0092B-C50C-407E-A947-70E740481C1C}">
+                          <a14:useLocalDpi xmlns:a14="http://schemas.microsoft.com/office/drawing/2010/main" val="0"/>
+                        </a:ext>
+                      </a:extLst>
+                    </a:blip>
+                    <a:stretch>
+                      <a:fillRect/>
+                    </a:stretch>
+                  </pic:blipFill>
+                  <pic:spPr>
+                    <a:xfrm>
+                      <a:off x="0" y="0"/>
+                      <a:ext cx="5493385" cy="2741295"/>
+                    </a:xfrm>
+                    <a:prstGeom prst="rect">
+                      <a:avLst/>
+                    </a:prstGeom>
+                  </pic:spPr>
+                </pic:pic>
+              </a:graphicData>
+            </a:graphic>
+          </wp:inline>
+        </w:drawing>
+      </w:r>
     </w:p>
     <w:p>
       <w:pPr>

--- a/Planificacion/Words/G1_PLANIFICACIÓN_ SEGUIMIENTO_CALIDAD.docx
+++ b/Planificacion/Words/G1_PLANIFICACIÓN_ SEGUIMIENTO_CALIDAD.docx
@@ -1702,15 +1702,7 @@
               <w:t xml:space="preserve"> </w:t>
             </w:r>
             <w:r>
-              <w:t>(</w:t>
-            </w:r>
-            <w:proofErr w:type="spellStart"/>
-            <w:r>
-              <w:t>gerber</w:t>
-            </w:r>
-            <w:proofErr w:type="spellEnd"/>
-            <w:r>
-              <w:t>)</w:t>
+              <w:t>(gerber)</w:t>
             </w:r>
           </w:p>
         </w:tc>
@@ -1998,15 +1990,7 @@
               <w:t xml:space="preserve"> </w:t>
             </w:r>
             <w:r>
-              <w:t>(</w:t>
-            </w:r>
-            <w:proofErr w:type="spellStart"/>
-            <w:r>
-              <w:t>gerber</w:t>
-            </w:r>
-            <w:proofErr w:type="spellEnd"/>
-            <w:r>
-              <w:t>)</w:t>
+              <w:t>(gerber)</w:t>
             </w:r>
           </w:p>
         </w:tc>
@@ -2027,7 +2011,7 @@
               <w:rPr>
                 <w:rFonts w:ascii="Times New Roman"/>
               </w:rPr>
-              <w:t>2</w:t>
+              <w:t>4</w:t>
             </w:r>
           </w:p>
         </w:tc>
@@ -2505,23 +2489,7 @@
                 <w:rFonts w:ascii="Arial" w:hAnsi="Arial"/>
                 <w:b/>
               </w:rPr>
-              <w:t>(</w:t>
-            </w:r>
-            <w:proofErr w:type="spellStart"/>
-            <w:r>
-              <w:rPr>
-                <w:rFonts w:ascii="Arial" w:hAnsi="Arial"/>
-                <w:b/>
-              </w:rPr>
-              <w:t>uC</w:t>
-            </w:r>
-            <w:proofErr w:type="spellEnd"/>
-            <w:r>
-              <w:rPr>
-                <w:rFonts w:ascii="Arial" w:hAnsi="Arial"/>
-                <w:b/>
-              </w:rPr>
-              <w:t>/FPGA).</w:t>
+              <w:t>(uC/FPGA).</w:t>
             </w:r>
             <w:r>
               <w:rPr>
@@ -2754,23 +2722,7 @@
                 <w:rFonts w:ascii="Arial" w:hAnsi="Arial"/>
                 <w:b/>
               </w:rPr>
-              <w:t>(</w:t>
-            </w:r>
-            <w:proofErr w:type="spellStart"/>
-            <w:r>
-              <w:rPr>
-                <w:rFonts w:ascii="Arial" w:hAnsi="Arial"/>
-                <w:b/>
-              </w:rPr>
-              <w:t>uC</w:t>
-            </w:r>
-            <w:proofErr w:type="spellEnd"/>
-            <w:r>
-              <w:rPr>
-                <w:rFonts w:ascii="Arial" w:hAnsi="Arial"/>
-                <w:b/>
-              </w:rPr>
-              <w:t>/FPGA).</w:t>
+              <w:t>(uC/FPGA).</w:t>
             </w:r>
             <w:r>
               <w:rPr>
@@ -3989,13 +3941,8 @@
         </w:rPr>
         <w:t xml:space="preserve"> </w:t>
       </w:r>
-      <w:proofErr w:type="spellStart"/>
-      <w:r>
-        <w:t>proteus</w:t>
-      </w:r>
-      <w:proofErr w:type="spellEnd"/>
-      <w:r>
-        <w:t>,</w:t>
+      <w:r>
+        <w:t>proteus,</w:t>
       </w:r>
       <w:r>
         <w:rPr>
@@ -4112,23 +4059,7 @@
         <w:t xml:space="preserve"> </w:t>
       </w:r>
       <w:r>
-        <w:t xml:space="preserve">de las </w:t>
-      </w:r>
-      <w:proofErr w:type="spellStart"/>
-      <w:r>
-        <w:t>PBC’s</w:t>
-      </w:r>
-      <w:proofErr w:type="spellEnd"/>
-      <w:r>
-        <w:t xml:space="preserve"> y </w:t>
-      </w:r>
-      <w:proofErr w:type="spellStart"/>
-      <w:r>
-        <w:t>Victor</w:t>
-      </w:r>
-      <w:proofErr w:type="spellEnd"/>
-      <w:r>
-        <w:t xml:space="preserve"> y Clara terminaron el diagrama Gantt (1h). El miércoles por la tarde Miguel dedicó tiempo extra en la realización de los esquemáticos del PCB2 (2h). En la clase del viernes continuamos con el</w:t>
+        <w:t>de las PBC’s y Victor y Clara terminaron el diagrama Gantt (1h). El miércoles por la tarde Miguel dedicó tiempo extra en la realización de los esquemáticos del PCB2 (2h). En la clase del viernes continuamos con el</w:t>
       </w:r>
       <w:r>
         <w:rPr>
@@ -4137,23 +4068,7 @@
         <w:t xml:space="preserve"> </w:t>
       </w:r>
       <w:r>
-        <w:t xml:space="preserve">desarrollo de los diseños de los esquemáticos de las </w:t>
-      </w:r>
-      <w:proofErr w:type="spellStart"/>
-      <w:r>
-        <w:t>PBC’s</w:t>
-      </w:r>
-      <w:proofErr w:type="spellEnd"/>
-      <w:r>
-        <w:t xml:space="preserve"> (2.5h). En esta sesión se finalizaron los esquemáticos de las PCB1, PCB2 y PCB3, desarrollados por Mario, Miguel y </w:t>
-      </w:r>
-      <w:proofErr w:type="spellStart"/>
-      <w:r>
-        <w:t>Victor</w:t>
-      </w:r>
-      <w:proofErr w:type="spellEnd"/>
-      <w:r>
-        <w:t xml:space="preserve"> respectivamente. Clara comenzó el desarrollo de los esquemáticos correspondientes al PBC0.</w:t>
+        <w:t>desarrollo de los diseños de los esquemáticos de las PBC’s (2.5h). En esta sesión se finalizaron los esquemáticos de las PCB1, PCB2 y PCB3, desarrollados por Mario, Miguel y Victor respectivamente. Clara comenzó el desarrollo de los esquemáticos correspondientes al PBC0.</w:t>
       </w:r>
     </w:p>
     <w:p>
@@ -5195,18 +5110,8 @@
           <w:spacing w:val="13"/>
           <w:sz w:val="28"/>
         </w:rPr>
-        <w:t xml:space="preserve"> Cálculo de costes y diseño de las </w:t>
-      </w:r>
-      <w:proofErr w:type="spellStart"/>
-      <w:r>
-        <w:rPr>
-          <w:color w:val="585858"/>
-          <w:spacing w:val="13"/>
-          <w:sz w:val="28"/>
-        </w:rPr>
-        <w:t>PCBs</w:t>
-      </w:r>
-      <w:proofErr w:type="spellEnd"/>
+        <w:t xml:space="preserve"> Cálculo de costes y diseño de las PCBs</w:t>
+      </w:r>
       <w:r>
         <w:rPr>
           <w:color w:val="585858"/>
@@ -5222,29 +5127,13 @@
         <w:jc w:val="both"/>
       </w:pPr>
       <w:r>
-        <w:t xml:space="preserve">En la sesión del martes se han realizado labores de actualización y refinado de los esquemáticos. Mario y Miguel comenzaron con la especificación de las </w:t>
-      </w:r>
-      <w:proofErr w:type="spellStart"/>
-      <w:r>
-        <w:t>PCBs</w:t>
-      </w:r>
-      <w:proofErr w:type="spellEnd"/>
-      <w:r>
-        <w:t xml:space="preserve"> mientras que Víctor y Clara se encargaban de comenzar con las hojas de coste y actualización </w:t>
+        <w:t xml:space="preserve">En la sesión del martes se han realizado labores de actualización y refinado de los esquemáticos. Mario y Miguel comenzaron con la especificación de las PCBs mientras que Víctor y Clara se encargaban de comenzar con las hojas de coste y actualización </w:t>
       </w:r>
       <w:r>
         <w:t>de los diagramas</w:t>
       </w:r>
       <w:r>
-        <w:t xml:space="preserve"> </w:t>
-      </w:r>
-      <w:proofErr w:type="spellStart"/>
-      <w:r>
-        <w:t>Gant</w:t>
-      </w:r>
-      <w:proofErr w:type="spellEnd"/>
-      <w:r>
-        <w:t xml:space="preserve">(1h). Clara dedico tiempo el jueves por la tarde para crear el logo y pensar en un nombre para nuestro </w:t>
+        <w:t xml:space="preserve"> Gant(1h). Clara dedico tiempo el jueves por la tarde para crear el logo y pensar en un nombre para nuestro </w:t>
       </w:r>
       <w:r>
         <w:t>grupo (</w:t>
@@ -5260,20 +5149,7 @@
       </w:pPr>
       <w:r>
         <w:br/>
-        <w:t xml:space="preserve">En la sesión del viernes se continuo con las labores empezadas el martes dejando prácticamente acabadas las </w:t>
-      </w:r>
-      <w:proofErr w:type="spellStart"/>
-      <w:proofErr w:type="gramStart"/>
-      <w:r>
-        <w:t>PCBs</w:t>
-      </w:r>
-      <w:proofErr w:type="spellEnd"/>
-      <w:r>
-        <w:t>(</w:t>
-      </w:r>
-      <w:proofErr w:type="gramEnd"/>
-      <w:r>
-        <w:t xml:space="preserve">dos de ellas no se van a poder mostrar por problemas para poder acceder a ellas al no haberse guardado </w:t>
+        <w:t xml:space="preserve">En la sesión del viernes se continuo con las labores empezadas el martes dejando prácticamente acabadas las PCBs(dos de ellas no se van a poder mostrar por problemas para poder acceder a ellas al no haberse guardado </w:t>
       </w:r>
       <w:r>
         <w:t>correctamente) (</w:t>
@@ -5294,13 +5170,8 @@
         <w:jc w:val="both"/>
       </w:pPr>
       <w:r>
-        <w:t xml:space="preserve">Los esquemáticos se van a guardar en el Anexo 1 para así aligerar el peso de este archivo, y lo mismo se va a hacer con las </w:t>
-      </w:r>
-      <w:proofErr w:type="spellStart"/>
-      <w:r>
-        <w:t>PCBs</w:t>
-      </w:r>
-      <w:proofErr w:type="spellEnd"/>
+        <w:t>Los esquemáticos se van a guardar en el Anexo 1 para así aligerar el peso de este archivo, y lo mismo se va a hacer con las PCBs</w:t>
+      </w:r>
       <w:r>
         <w:t xml:space="preserve"> en el Anexo 2</w:t>
       </w:r>
@@ -5572,15 +5443,7 @@
       </w:pPr>
       <w:r>
         <w:lastRenderedPageBreak/>
-        <w:t xml:space="preserve">El martes, Miguel y Mario continuaron con las </w:t>
-      </w:r>
-      <w:proofErr w:type="spellStart"/>
-      <w:r>
-        <w:t>PCBs</w:t>
-      </w:r>
-      <w:proofErr w:type="spellEnd"/>
-      <w:r>
-        <w:t>. Se diseñaron y crearon las huellas faltantes y se finalizó el posicionamiento de todas las huellas para las cuatro placas de circuito impreso. Se diseñó la antena y se realizaron los cambios correspondientes en su esquemático. Víctor y Clara continuaron con la planificación, la documentación, el BOM y comenzaron a elaborar el análisis térmico y eléctrico.</w:t>
+        <w:t>El martes, Miguel y Mario continuaron con las PCBs. Se diseñaron y crearon las huellas faltantes y se finalizó el posicionamiento de todas las huellas para las cuatro placas de circuito impreso. Se diseñó la antena y se realizaron los cambios correspondientes en su esquemático. Víctor y Clara continuaron con la planificación, la documentación, el BOM y comenzaron a elaborar el análisis térmico y eléctrico.</w:t>
       </w:r>
     </w:p>
     <w:p>
@@ -5684,15 +5547,7 @@
         <w:t>, finalizó</w:t>
       </w:r>
       <w:r>
-        <w:t xml:space="preserve"> las </w:t>
-      </w:r>
-      <w:proofErr w:type="spellStart"/>
-      <w:r>
-        <w:t>PCB’s</w:t>
-      </w:r>
-      <w:proofErr w:type="spellEnd"/>
-      <w:r>
-        <w:t xml:space="preserve">  2 y 3, además de hacer el rutado de conexiones </w:t>
+        <w:t xml:space="preserve"> las PCB’s  2 y 3, además de hacer el rutado de conexiones </w:t>
       </w:r>
       <w:r>
         <w:t xml:space="preserve">de estas PCB </w:t>
@@ -5734,7 +5589,7 @@
           <v:shape id="_x0000_i1025" type="#_x0000_t75" style="width:193.45pt;height:272.95pt" o:ole="">
             <v:imagedata r:id="rId16" o:title=""/>
           </v:shape>
-          <o:OLEObject Type="Embed" ProgID="Acrobat.Document.DC" ShapeID="_x0000_i1025" DrawAspect="Content" ObjectID="_1825226553" r:id="rId17"/>
+          <o:OLEObject Type="Embed" ProgID="Acrobat.Document.DC" ShapeID="_x0000_i1025" DrawAspect="Content" ObjectID="_1825227009" r:id="rId17"/>
         </w:object>
       </w:r>
     </w:p>
@@ -5746,15 +5601,7 @@
         <w:t xml:space="preserve">Durante la sesión del viernes en el laboratorio se nos indicó cambios que debíamos hacer sobre los esquemáticos y las PCB, y nos pusimos a realizar estos cambios. </w:t>
       </w:r>
       <w:r>
-        <w:t xml:space="preserve">Actualizamos la documentación, se finalizaron las </w:t>
-      </w:r>
-      <w:proofErr w:type="spellStart"/>
-      <w:r>
-        <w:t>PCBs</w:t>
-      </w:r>
-      <w:proofErr w:type="spellEnd"/>
-      <w:r>
-        <w:t xml:space="preserve"> 0 y 1 y sus rutados de conexiones. </w:t>
+        <w:t xml:space="preserve">Actualizamos la documentación, se finalizaron las PCBs 0 y 1 y sus rutados de conexiones. </w:t>
       </w:r>
       <w:r>
         <w:t>También continuamos con el análisis eléctrico. (2h)</w:t>
@@ -5787,7 +5634,7 @@
           <v:shape id="_x0000_i1026" type="#_x0000_t75" style="width:477.15pt;height:149.35pt" o:ole="">
             <v:imagedata r:id="rId18" o:title=""/>
           </v:shape>
-          <o:OLEObject Type="Embed" ProgID="Excel.Sheet.12" ShapeID="_x0000_i1026" DrawAspect="Content" ObjectID="_1825226554" r:id="rId19"/>
+          <o:OLEObject Type="Embed" ProgID="Excel.Sheet.12" ShapeID="_x0000_i1026" DrawAspect="Content" ObjectID="_1825227010" r:id="rId19"/>
         </w:object>
       </w:r>
     </w:p>
@@ -5917,23 +5764,7 @@
         <w:t xml:space="preserve"> </w:t>
       </w:r>
       <w:r>
-        <w:t xml:space="preserve">Miguel trabajó en el modelado de la antena de la PCB3 mientras que Mario finalizaba el rutado de la PCB1. </w:t>
-      </w:r>
-      <w:proofErr w:type="gramStart"/>
-      <w:r>
-        <w:t>Además</w:t>
-      </w:r>
-      <w:proofErr w:type="gramEnd"/>
-      <w:r>
-        <w:t xml:space="preserve"> ambos corrigieron los errores señalados por el profesor, referentes al diseño de las </w:t>
-      </w:r>
-      <w:proofErr w:type="spellStart"/>
-      <w:r>
-        <w:t>PCBs</w:t>
-      </w:r>
-      <w:proofErr w:type="spellEnd"/>
-      <w:r>
-        <w:t>.</w:t>
+        <w:t>Miguel trabajó en el modelado de la antena de la PCB3 mientras que Mario finalizaba el rutado de la PCB1. Además ambos corrigieron los errores señalados por el profesor, referentes al diseño de las PCBs.</w:t>
       </w:r>
     </w:p>
     <w:p>
@@ -5951,49 +5782,20 @@
         <w:t>El jueves Víctor finalizó la corrección de los ficheros BOM según las instrucciones del profesor (2h)</w:t>
       </w:r>
       <w:r>
-        <w:t xml:space="preserve">, pasando la información de los </w:t>
-      </w:r>
-      <w:proofErr w:type="spellStart"/>
-      <w:r>
-        <w:t>pdf</w:t>
-      </w:r>
-      <w:proofErr w:type="spellEnd"/>
-      <w:r>
-        <w:t xml:space="preserve"> a los BOM</w:t>
-      </w:r>
-      <w:r>
-        <w:t xml:space="preserve">. </w:t>
-      </w:r>
-      <w:proofErr w:type="gramStart"/>
-      <w:r>
-        <w:t>Adem</w:t>
-      </w:r>
-      <w:r>
-        <w:t>ás</w:t>
-      </w:r>
-      <w:proofErr w:type="gramEnd"/>
-      <w:r>
-        <w:t xml:space="preserve"> C</w:t>
+        <w:t>, pasando la información de los pdf a los BOM</w:t>
+      </w:r>
+      <w:r>
+        <w:t>. Adem</w:t>
+      </w:r>
+      <w:r>
+        <w:t>ás C</w:t>
       </w:r>
       <w:r>
         <w:t>lara trabajó el análisis térmico de los componentes</w:t>
       </w:r>
       <w:r>
-        <w:t xml:space="preserve">, finalizando el análisis térmico de </w:t>
-      </w:r>
-      <w:proofErr w:type="gramStart"/>
-      <w:r>
-        <w:t>las  4</w:t>
-      </w:r>
-      <w:proofErr w:type="gramEnd"/>
-      <w:r>
-        <w:t xml:space="preserve"> </w:t>
-      </w:r>
-      <w:proofErr w:type="spellStart"/>
-      <w:r>
-        <w:t>PCBs</w:t>
-      </w:r>
-      <w:proofErr w:type="spellEnd"/>
+        <w:t>, finalizando el análisis térmico de las  4 PCBs</w:t>
+      </w:r>
       <w:r>
         <w:t xml:space="preserve"> (1h)</w:t>
       </w:r>
@@ -6013,39 +5815,7 @@
         <w:jc w:val="both"/>
       </w:pPr>
       <w:r>
-        <w:t xml:space="preserve">El viernes Miguel finalizó el modelado de la antena de la PCB3. </w:t>
-      </w:r>
-      <w:proofErr w:type="gramStart"/>
-      <w:r>
-        <w:t>Además</w:t>
-      </w:r>
-      <w:proofErr w:type="gramEnd"/>
-      <w:r>
-        <w:t xml:space="preserve"> Mario y Miguel finalizaron la elaboración de los ficheros </w:t>
-      </w:r>
-      <w:proofErr w:type="spellStart"/>
-      <w:r>
-        <w:t>gerber</w:t>
-      </w:r>
-      <w:proofErr w:type="spellEnd"/>
-      <w:r>
-        <w:t xml:space="preserve"> y en general de todos los ficheros asociados a </w:t>
-      </w:r>
-      <w:proofErr w:type="gramStart"/>
-      <w:r>
-        <w:t>la  elaboración</w:t>
-      </w:r>
-      <w:proofErr w:type="gramEnd"/>
-      <w:r>
-        <w:t xml:space="preserve"> de los esquemáticos de las </w:t>
-      </w:r>
-      <w:proofErr w:type="spellStart"/>
-      <w:r>
-        <w:t>PCBs</w:t>
-      </w:r>
-      <w:proofErr w:type="spellEnd"/>
-      <w:r>
-        <w:t>.</w:t>
+        <w:t>El viernes Miguel finalizó el modelado de la antena de la PCB3. Además Mario y Miguel finalizaron la elaboración de los ficheros gerber y en general de todos los ficheros asociados a la  elaboración de los esquemáticos de las PCBs.</w:t>
       </w:r>
     </w:p>
     <w:p>
@@ -6172,13 +5942,8 @@
         <w:jc w:val="both"/>
       </w:pPr>
       <w:r>
-        <w:t xml:space="preserve">los tamaños de las pistas de alimentación de las distintas </w:t>
-      </w:r>
-      <w:proofErr w:type="spellStart"/>
-      <w:r>
-        <w:t>PCBs</w:t>
-      </w:r>
-      <w:proofErr w:type="spellEnd"/>
+        <w:t>los tamaños de las pistas de alimentación de las distintas PCBs</w:t>
+      </w:r>
     </w:p>
     <w:p>
       <w:pPr>
@@ -6283,49 +6048,7 @@
         <w:rPr>
           <w:szCs w:val="16"/>
         </w:rPr>
-        <w:t xml:space="preserve">Además, se corrigieron errores menores en el diseño, se exportaron los </w:t>
-      </w:r>
-      <w:proofErr w:type="spellStart"/>
-      <w:r>
-        <w:rPr>
-          <w:szCs w:val="16"/>
-        </w:rPr>
-        <w:t>PDFs</w:t>
-      </w:r>
-      <w:proofErr w:type="spellEnd"/>
-      <w:r>
-        <w:rPr>
-          <w:szCs w:val="16"/>
-        </w:rPr>
-        <w:t xml:space="preserve"> con todas las </w:t>
-      </w:r>
-      <w:proofErr w:type="spellStart"/>
-      <w:r>
-        <w:rPr>
-          <w:szCs w:val="16"/>
-        </w:rPr>
-        <w:t>PCBs</w:t>
-      </w:r>
-      <w:proofErr w:type="spellEnd"/>
-      <w:r>
-        <w:rPr>
-          <w:szCs w:val="16"/>
-        </w:rPr>
-        <w:t xml:space="preserve">, y se modeló la antena a fabricar en el programa de simulación electromagnética </w:t>
-      </w:r>
-      <w:proofErr w:type="spellStart"/>
-      <w:r>
-        <w:rPr>
-          <w:szCs w:val="16"/>
-        </w:rPr>
-        <w:t>Ansys</w:t>
-      </w:r>
-      <w:proofErr w:type="spellEnd"/>
-      <w:r>
-        <w:rPr>
-          <w:szCs w:val="16"/>
-        </w:rPr>
-        <w:t xml:space="preserve"> HFSS.</w:t>
+        <w:t>Además, se corrigieron errores menores en el diseño, se exportaron los PDFs con todas las PCBs, y se modeló la antena a fabricar en el programa de simulación electromagnética Ansys HFSS.</w:t>
       </w:r>
     </w:p>
     <w:p>
@@ -6521,35 +6244,7 @@
         <w:rPr>
           <w:szCs w:val="16"/>
         </w:rPr>
-        <w:t xml:space="preserve">para darnos cuenta </w:t>
-      </w:r>
-      <w:proofErr w:type="gramStart"/>
-      <w:r>
-        <w:rPr>
-          <w:szCs w:val="16"/>
-        </w:rPr>
-        <w:t>que</w:t>
-      </w:r>
-      <w:proofErr w:type="gramEnd"/>
-      <w:r>
-        <w:rPr>
-          <w:szCs w:val="16"/>
-        </w:rPr>
-        <w:t xml:space="preserve"> había algunas partes de esa presentación que no estaban completas. Llegada la hora fuimos a la visita de FABLAB donde nos enseñaron las herramientas de impresión 3D, </w:t>
-      </w:r>
-      <w:proofErr w:type="spellStart"/>
-      <w:r>
-        <w:rPr>
-          <w:szCs w:val="16"/>
-        </w:rPr>
-        <w:t>escaner</w:t>
-      </w:r>
-      <w:proofErr w:type="spellEnd"/>
-      <w:r>
-        <w:rPr>
-          <w:szCs w:val="16"/>
-        </w:rPr>
-        <w:t xml:space="preserve"> 3D, </w:t>
+        <w:t xml:space="preserve">para darnos cuenta que había algunas partes de esa presentación que no estaban completas. Llegada la hora fuimos a la visita de FABLAB donde nos enseñaron las herramientas de impresión 3D, escaner 3D, </w:t>
       </w:r>
       <w:r>
         <w:rPr>
@@ -6619,21 +6314,7 @@
         <w:rPr>
           <w:szCs w:val="16"/>
         </w:rPr>
-        <w:t xml:space="preserve">También se actualizó el diagrama </w:t>
-      </w:r>
-      <w:proofErr w:type="spellStart"/>
-      <w:r>
-        <w:rPr>
-          <w:szCs w:val="16"/>
-        </w:rPr>
-        <w:t>Gannt</w:t>
-      </w:r>
-      <w:proofErr w:type="spellEnd"/>
-      <w:r>
-        <w:rPr>
-          <w:szCs w:val="16"/>
-        </w:rPr>
-        <w:t xml:space="preserve">, </w:t>
+        <w:t xml:space="preserve">También se actualizó el diagrama Gannt, </w:t>
       </w:r>
     </w:p>
     <w:p>

--- a/Planificacion/Words/G1_PLANIFICACIÓN_ SEGUIMIENTO_CALIDAD.docx
+++ b/Planificacion/Words/G1_PLANIFICACIÓN_ SEGUIMIENTO_CALIDAD.docx
@@ -1,10 +1,10 @@
 
 <file path=word/document.xml><?xml version="1.0" encoding="utf-8"?>
-<w:document xmlns:wpc="http://schemas.microsoft.com/office/word/2010/wordprocessingCanvas" xmlns:cx="http://schemas.microsoft.com/office/drawing/2014/chartex" xmlns:cx1="http://schemas.microsoft.com/office/drawing/2015/9/8/chartex" xmlns:cx2="http://schemas.microsoft.com/office/drawing/2015/10/21/chartex" xmlns:cx3="http://schemas.microsoft.com/office/drawing/2016/5/9/chartex" xmlns:cx4="http://schemas.microsoft.com/office/drawing/2016/5/10/chartex" xmlns:cx5="http://schemas.microsoft.com/office/drawing/2016/5/11/chartex" xmlns:cx6="http://schemas.microsoft.com/office/drawing/2016/5/12/chartex" xmlns:cx7="http://schemas.microsoft.com/office/drawing/2016/5/13/chartex" xmlns:cx8="http://schemas.microsoft.com/office/drawing/2016/5/14/chartex" xmlns:mc="http://schemas.openxmlformats.org/markup-compatibility/2006" xmlns:aink="http://schemas.microsoft.com/office/drawing/2016/ink" xmlns:am3d="http://schemas.microsoft.com/office/drawing/2017/model3d" xmlns:o="urn:schemas-microsoft-com:office:office" xmlns:oel="http://schemas.microsoft.com/office/2019/extlst" xmlns:r="http://schemas.openxmlformats.org/officeDocument/2006/relationships" xmlns:m="http://schemas.openxmlformats.org/officeDocument/2006/math" xmlns:v="urn:schemas-microsoft-com:vml" xmlns:wp14="http://schemas.microsoft.com/office/word/2010/wordprocessingDrawing" xmlns:wp="http://schemas.openxmlformats.org/drawingml/2006/wordprocessingDrawing" xmlns:w10="urn:schemas-microsoft-com:office:word" xmlns:w="http://schemas.openxmlformats.org/wordprocessingml/2006/main" xmlns:w14="http://schemas.microsoft.com/office/word/2010/wordml" xmlns:w15="http://schemas.microsoft.com/office/word/2012/wordml" xmlns:w16cex="http://schemas.microsoft.com/office/word/2018/wordml/cex" xmlns:w16cid="http://schemas.microsoft.com/office/word/2016/wordml/cid" xmlns:w16="http://schemas.microsoft.com/office/word/2018/wordml" xmlns:w16du="http://schemas.microsoft.com/office/word/2023/wordml/word16du" xmlns:w16sdtdh="http://schemas.microsoft.com/office/word/2020/wordml/sdtdatahash" xmlns:w16sdtfl="http://schemas.microsoft.com/office/word/2024/wordml/sdtformatlock" xmlns:w16se="http://schemas.microsoft.com/office/word/2015/wordml/symex" xmlns:wpg="http://schemas.microsoft.com/office/word/2010/wordprocessingGroup" xmlns:wpi="http://schemas.microsoft.com/office/word/2010/wordprocessingInk" xmlns:wne="http://schemas.microsoft.com/office/word/2006/wordml" xmlns:wps="http://schemas.microsoft.com/office/word/2010/wordprocessingShape" mc:Ignorable="w14 w15 w16se w16cid w16 w16cex w16sdtdh w16sdtfl w16du wp14">
+<w:document xmlns:wpc="http://schemas.microsoft.com/office/word/2010/wordprocessingCanvas" xmlns:mc="http://schemas.openxmlformats.org/markup-compatibility/2006" xmlns:o="urn:schemas-microsoft-com:office:office" xmlns:r="http://schemas.openxmlformats.org/officeDocument/2006/relationships" xmlns:m="http://schemas.openxmlformats.org/officeDocument/2006/math" xmlns:v="urn:schemas-microsoft-com:vml" xmlns:wp14="http://schemas.microsoft.com/office/word/2010/wordprocessingDrawing" xmlns:wp="http://schemas.openxmlformats.org/drawingml/2006/wordprocessingDrawing" xmlns:w10="urn:schemas-microsoft-com:office:word" xmlns:w="http://schemas.openxmlformats.org/wordprocessingml/2006/main" xmlns:w14="http://schemas.microsoft.com/office/word/2010/wordml" xmlns:w15="http://schemas.microsoft.com/office/word/2012/wordml" xmlns:wpg="http://schemas.microsoft.com/office/word/2010/wordprocessingGroup" xmlns:wpi="http://schemas.microsoft.com/office/word/2010/wordprocessingInk" xmlns:wne="http://schemas.microsoft.com/office/word/2006/wordml" xmlns:wps="http://schemas.microsoft.com/office/word/2010/wordprocessingShape" mc:Ignorable="w14 w15 wp14">
   <w:body>
     <w:p>
       <w:pPr>
-        <w:pStyle w:val="Ttulo"/>
+        <w:pStyle w:val="Puesto"/>
       </w:pPr>
       <w:r>
         <w:t>Plan</w:t>
@@ -148,7 +148,7 @@
                     <pic:cNvPicPr/>
                   </pic:nvPicPr>
                   <pic:blipFill>
-                    <a:blip r:embed="rId6" cstate="print"/>
+                    <a:blip r:embed="rId7" cstate="print"/>
                     <a:stretch>
                       <a:fillRect/>
                     </a:stretch>
@@ -2191,6 +2191,12 @@
                 <w:rFonts w:ascii="Times New Roman"/>
               </w:rPr>
             </w:pPr>
+            <w:r>
+              <w:rPr>
+                <w:rFonts w:ascii="Times New Roman"/>
+              </w:rPr>
+              <w:t>4</w:t>
+            </w:r>
           </w:p>
         </w:tc>
       </w:tr>
@@ -2380,8 +2386,8 @@
           <w:rFonts w:ascii="Times New Roman"/>
         </w:rPr>
         <w:sectPr>
-          <w:headerReference w:type="default" r:id="rId7"/>
-          <w:footerReference w:type="default" r:id="rId8"/>
+          <w:headerReference w:type="default" r:id="rId8"/>
+          <w:footerReference w:type="default" r:id="rId9"/>
           <w:pgSz w:w="11910" w:h="16840"/>
           <w:pgMar w:top="1320" w:right="1559" w:bottom="1200" w:left="1700" w:header="712" w:footer="1008" w:gutter="0"/>
           <w:pgNumType w:start="2"/>
@@ -4109,7 +4115,7 @@
                     <pic:cNvPicPr/>
                   </pic:nvPicPr>
                   <pic:blipFill>
-                    <a:blip r:embed="rId9" cstate="print"/>
+                    <a:blip r:embed="rId10" cstate="print"/>
                     <a:stretch>
                       <a:fillRect/>
                     </a:stretch>
@@ -4275,7 +4281,7 @@
                     <pic:cNvPicPr/>
                   </pic:nvPicPr>
                   <pic:blipFill>
-                    <a:blip r:embed="rId10" cstate="print"/>
+                    <a:blip r:embed="rId11" cstate="print"/>
                     <a:stretch>
                       <a:fillRect/>
                     </a:stretch>
@@ -4428,7 +4434,7 @@
                     <pic:cNvPicPr/>
                   </pic:nvPicPr>
                   <pic:blipFill>
-                    <a:blip r:embed="rId11" cstate="print"/>
+                    <a:blip r:embed="rId12" cstate="print"/>
                     <a:stretch>
                       <a:fillRect/>
                     </a:stretch>
@@ -4602,7 +4608,7 @@
                     <pic:cNvPicPr/>
                   </pic:nvPicPr>
                   <pic:blipFill>
-                    <a:blip r:embed="rId12" cstate="print"/>
+                    <a:blip r:embed="rId13" cstate="print"/>
                     <a:stretch>
                       <a:fillRect/>
                     </a:stretch>
@@ -4755,7 +4761,7 @@
                     <pic:cNvPicPr/>
                   </pic:nvPicPr>
                   <pic:blipFill>
-                    <a:blip r:embed="rId13" cstate="print"/>
+                    <a:blip r:embed="rId14" cstate="print"/>
                     <a:stretch>
                       <a:fillRect/>
                     </a:stretch>
@@ -4921,7 +4927,7 @@
                     <pic:cNvPicPr/>
                   </pic:nvPicPr>
                   <pic:blipFill>
-                    <a:blip r:embed="rId14" cstate="print"/>
+                    <a:blip r:embed="rId15" cstate="print"/>
                     <a:stretch>
                       <a:fillRect/>
                     </a:stretch>
@@ -5269,7 +5275,7 @@
                     <pic:cNvPicPr/>
                   </pic:nvPicPr>
                   <pic:blipFill rotWithShape="1">
-                    <a:blip r:embed="rId15"/>
+                    <a:blip r:embed="rId16"/>
                     <a:srcRect b="11340"/>
                     <a:stretch>
                       <a:fillRect/>
@@ -5586,10 +5592,10 @@
             <v:path o:extrusionok="f" gradientshapeok="t" o:connecttype="rect"/>
             <o:lock v:ext="edit" aspectratio="t"/>
           </v:shapetype>
-          <v:shape id="_x0000_i1025" type="#_x0000_t75" style="width:193.45pt;height:272.95pt" o:ole="">
-            <v:imagedata r:id="rId16" o:title=""/>
+          <v:shape id="_x0000_i1025" type="#_x0000_t75" style="width:193.5pt;height:273pt" o:ole="">
+            <v:imagedata r:id="rId17" o:title=""/>
           </v:shape>
-          <o:OLEObject Type="Embed" ProgID="Acrobat.Document.DC" ShapeID="_x0000_i1025" DrawAspect="Content" ObjectID="_1825227009" r:id="rId17"/>
+          <o:OLEObject Type="Embed" ProgID="Acrobat.Document.DC" ShapeID="_x0000_i1025" DrawAspect="Content" ObjectID="_1825838845" r:id="rId18"/>
         </w:object>
       </w:r>
     </w:p>
@@ -5631,10 +5637,10 @@
       </w:pPr>
       <w:r>
         <w:object w:dxaOrig="27998" w:dyaOrig="8799" w14:anchorId="047B8D9A">
-          <v:shape id="_x0000_i1026" type="#_x0000_t75" style="width:477.15pt;height:149.35pt" o:ole="">
-            <v:imagedata r:id="rId18" o:title=""/>
+          <v:shape id="_x0000_i1026" type="#_x0000_t75" style="width:477pt;height:149.25pt" o:ole="">
+            <v:imagedata r:id="rId19" o:title=""/>
           </v:shape>
-          <o:OLEObject Type="Embed" ProgID="Excel.Sheet.12" ShapeID="_x0000_i1026" DrawAspect="Content" ObjectID="_1825227010" r:id="rId19"/>
+          <o:OLEObject Type="Embed" ProgID="Excel.Sheet.12" ShapeID="_x0000_i1026" DrawAspect="Content" ObjectID="_1825838846" r:id="rId20"/>
         </w:object>
       </w:r>
     </w:p>
@@ -5855,7 +5861,7 @@
                     <pic:cNvPicPr/>
                   </pic:nvPicPr>
                   <pic:blipFill rotWithShape="1">
-                    <a:blip r:embed="rId20"/>
+                    <a:blip r:embed="rId21"/>
                     <a:srcRect l="-279" t="18879" r="36656"/>
                     <a:stretch/>
                   </pic:blipFill>
@@ -6344,6 +6350,7 @@
         <w:rPr>
           <w:noProof/>
           <w:szCs w:val="16"/>
+          <w:lang w:eastAsia="es-ES"/>
         </w:rPr>
         <w:lastRenderedPageBreak/>
         <w:drawing>
@@ -6362,7 +6369,7 @@
                     <pic:cNvPicPr/>
                   </pic:nvPicPr>
                   <pic:blipFill>
-                    <a:blip r:embed="rId21">
+                    <a:blip r:embed="rId22">
                       <a:extLst>
                         <a:ext uri="{28A0092B-C50C-407E-A947-70E740481C1C}">
                           <a14:useLocalDpi xmlns:a14="http://schemas.microsoft.com/office/drawing/2010/main" val="0"/>
@@ -6401,6 +6408,7 @@
         <w:rPr>
           <w:noProof/>
           <w:szCs w:val="16"/>
+          <w:lang w:eastAsia="es-ES"/>
         </w:rPr>
         <w:drawing>
           <wp:inline distT="0" distB="0" distL="0" distR="0" wp14:anchorId="38918737" wp14:editId="6221BD01">
@@ -6418,7 +6426,7 @@
                     <pic:cNvPicPr/>
                   </pic:nvPicPr>
                   <pic:blipFill>
-                    <a:blip r:embed="rId22">
+                    <a:blip r:embed="rId23">
                       <a:extLst>
                         <a:ext uri="{28A0092B-C50C-407E-A947-70E740481C1C}">
                           <a14:useLocalDpi xmlns:a14="http://schemas.microsoft.com/office/drawing/2010/main" val="0"/>
@@ -6459,9 +6467,106 @@
         <w:spacing w:before="156"/>
         <w:jc w:val="both"/>
         <w:rPr>
+          <w:color w:val="585858"/>
+          <w:spacing w:val="7"/>
+          <w:sz w:val="28"/>
+        </w:rPr>
+      </w:pPr>
+      <w:r>
+        <w:rPr>
+          <w:color w:val="585858"/>
+          <w:spacing w:val="11"/>
+          <w:sz w:val="28"/>
+        </w:rPr>
+        <w:t>Semana</w:t>
+      </w:r>
+      <w:r>
+        <w:rPr>
+          <w:color w:val="585858"/>
+          <w:spacing w:val="35"/>
+          <w:sz w:val="28"/>
+        </w:rPr>
+        <w:t xml:space="preserve"> </w:t>
+      </w:r>
+      <w:r>
+        <w:rPr>
+          <w:color w:val="585858"/>
+          <w:spacing w:val="14"/>
+          <w:sz w:val="28"/>
+        </w:rPr>
+        <w:t>24</w:t>
+      </w:r>
+      <w:r>
+        <w:rPr>
+          <w:color w:val="585858"/>
+          <w:spacing w:val="14"/>
+          <w:sz w:val="28"/>
+        </w:rPr>
+        <w:t>/11-</w:t>
+      </w:r>
+      <w:r>
+        <w:rPr>
+          <w:color w:val="585858"/>
+          <w:spacing w:val="7"/>
+          <w:sz w:val="28"/>
+        </w:rPr>
+        <w:t>30</w:t>
+      </w:r>
+      <w:r>
+        <w:rPr>
+          <w:color w:val="585858"/>
+          <w:spacing w:val="7"/>
+          <w:sz w:val="28"/>
+        </w:rPr>
+        <w:t>/11</w:t>
+      </w:r>
+    </w:p>
+    <w:p>
+      <w:pPr>
+        <w:spacing w:before="156"/>
+        <w:jc w:val="both"/>
+        <w:rPr>
           <w:szCs w:val="16"/>
         </w:rPr>
       </w:pPr>
+      <w:r>
+        <w:rPr>
+          <w:szCs w:val="16"/>
+        </w:rPr>
+        <w:t>Durante la sesión del martes dedicamos la primera hora y media a grabar el vídeo de YouTube para el cual durante los días anteriores preparamos la presentación. Cada uno de nosotros presentó la parte que se había preparado tanto en inglés como en español. La última media hora nos sirvió para familiarizarnos con el laboratorio donde se montarán las PCB ya que el profesor nos dio una charla informativa sobre los protocolos de seguridad en este laboratorio.</w:t>
+      </w:r>
+    </w:p>
+    <w:p>
+      <w:pPr>
+        <w:spacing w:before="156"/>
+        <w:jc w:val="both"/>
+        <w:rPr>
+          <w:szCs w:val="16"/>
+        </w:rPr>
+      </w:pPr>
+      <w:r>
+        <w:rPr>
+          <w:szCs w:val="16"/>
+        </w:rPr>
+        <w:t>Durante la sesión del viernes recibimos una charla introductoria por el profesor, en la que se nos explicaron los principios básicos para soldar y montar PCBs. Se comenzó el montaje y durante la última media hora Clara y Miguel procedieron con la ejecución de LarVa, con el objetivo de observar los datos enviados en el osciloscopio.</w:t>
+      </w:r>
+    </w:p>
+    <w:p>
+      <w:pPr>
+        <w:spacing w:before="156"/>
+        <w:jc w:val="both"/>
+        <w:rPr>
+          <w:szCs w:val="16"/>
+        </w:rPr>
+      </w:pPr>
+      <w:r>
+        <w:rPr>
+          <w:szCs w:val="16"/>
+        </w:rPr>
+        <w:t>Como observaciones aclarar que la PCB3 ya se ha fabricado y que a día 28 se encuentra en envío.</w:t>
+      </w:r>
+      <w:bookmarkStart w:id="2" w:name="_GoBack"/>
+      <w:bookmarkEnd w:id="2"/>
     </w:p>
     <w:sectPr>
       <w:pgSz w:w="11910" w:h="16840"/>
@@ -6473,7 +6578,7 @@
 </file>
 
 <file path=word/endnotes.xml><?xml version="1.0" encoding="utf-8"?>
-<w:endnotes xmlns:wpc="http://schemas.microsoft.com/office/word/2010/wordprocessingCanvas" xmlns:cx="http://schemas.microsoft.com/office/drawing/2014/chartex" xmlns:cx1="http://schemas.microsoft.com/office/drawing/2015/9/8/chartex" xmlns:cx2="http://schemas.microsoft.com/office/drawing/2015/10/21/chartex" xmlns:cx3="http://schemas.microsoft.com/office/drawing/2016/5/9/chartex" xmlns:cx4="http://schemas.microsoft.com/office/drawing/2016/5/10/chartex" xmlns:cx5="http://schemas.microsoft.com/office/drawing/2016/5/11/chartex" xmlns:cx6="http://schemas.microsoft.com/office/drawing/2016/5/12/chartex" xmlns:cx7="http://schemas.microsoft.com/office/drawing/2016/5/13/chartex" xmlns:cx8="http://schemas.microsoft.com/office/drawing/2016/5/14/chartex" xmlns:mc="http://schemas.openxmlformats.org/markup-compatibility/2006" xmlns:aink="http://schemas.microsoft.com/office/drawing/2016/ink" xmlns:am3d="http://schemas.microsoft.com/office/drawing/2017/model3d" xmlns:o="urn:schemas-microsoft-com:office:office" xmlns:oel="http://schemas.microsoft.com/office/2019/extlst" xmlns:r="http://schemas.openxmlformats.org/officeDocument/2006/relationships" xmlns:m="http://schemas.openxmlformats.org/officeDocument/2006/math" xmlns:v="urn:schemas-microsoft-com:vml" xmlns:wp14="http://schemas.microsoft.com/office/word/2010/wordprocessingDrawing" xmlns:wp="http://schemas.openxmlformats.org/drawingml/2006/wordprocessingDrawing" xmlns:w10="urn:schemas-microsoft-com:office:word" xmlns:w="http://schemas.openxmlformats.org/wordprocessingml/2006/main" xmlns:w14="http://schemas.microsoft.com/office/word/2010/wordml" xmlns:w15="http://schemas.microsoft.com/office/word/2012/wordml" xmlns:w16cex="http://schemas.microsoft.com/office/word/2018/wordml/cex" xmlns:w16cid="http://schemas.microsoft.com/office/word/2016/wordml/cid" xmlns:w16="http://schemas.microsoft.com/office/word/2018/wordml" xmlns:w16du="http://schemas.microsoft.com/office/word/2023/wordml/word16du" xmlns:w16sdtdh="http://schemas.microsoft.com/office/word/2020/wordml/sdtdatahash" xmlns:w16sdtfl="http://schemas.microsoft.com/office/word/2024/wordml/sdtformatlock" xmlns:w16se="http://schemas.microsoft.com/office/word/2015/wordml/symex" xmlns:wpg="http://schemas.microsoft.com/office/word/2010/wordprocessingGroup" xmlns:wpi="http://schemas.microsoft.com/office/word/2010/wordprocessingInk" xmlns:wne="http://schemas.microsoft.com/office/word/2006/wordml" xmlns:wps="http://schemas.microsoft.com/office/word/2010/wordprocessingShape" mc:Ignorable="w14 w15 w16se w16cid w16 w16cex w16sdtdh w16sdtfl w16du wp14">
+<w:endnotes xmlns:wpc="http://schemas.microsoft.com/office/word/2010/wordprocessingCanvas" xmlns:mc="http://schemas.openxmlformats.org/markup-compatibility/2006" xmlns:o="urn:schemas-microsoft-com:office:office" xmlns:r="http://schemas.openxmlformats.org/officeDocument/2006/relationships" xmlns:m="http://schemas.openxmlformats.org/officeDocument/2006/math" xmlns:v="urn:schemas-microsoft-com:vml" xmlns:wp14="http://schemas.microsoft.com/office/word/2010/wordprocessingDrawing" xmlns:wp="http://schemas.openxmlformats.org/drawingml/2006/wordprocessingDrawing" xmlns:w10="urn:schemas-microsoft-com:office:word" xmlns:w="http://schemas.openxmlformats.org/wordprocessingml/2006/main" xmlns:w14="http://schemas.microsoft.com/office/word/2010/wordml" xmlns:w15="http://schemas.microsoft.com/office/word/2012/wordml" xmlns:wpg="http://schemas.microsoft.com/office/word/2010/wordprocessingGroup" xmlns:wpi="http://schemas.microsoft.com/office/word/2010/wordprocessingInk" xmlns:wne="http://schemas.microsoft.com/office/word/2006/wordml" xmlns:wps="http://schemas.microsoft.com/office/word/2010/wordprocessingShape" mc:Ignorable="w14 w15 wp14">
   <w:endnote w:type="separator" w:id="-1">
     <w:p>
       <w:r>
@@ -6492,7 +6597,7 @@
 </file>
 
 <file path=word/footer1.xml><?xml version="1.0" encoding="utf-8"?>
-<w:ftr xmlns:wpc="http://schemas.microsoft.com/office/word/2010/wordprocessingCanvas" xmlns:cx="http://schemas.microsoft.com/office/drawing/2014/chartex" xmlns:cx1="http://schemas.microsoft.com/office/drawing/2015/9/8/chartex" xmlns:cx2="http://schemas.microsoft.com/office/drawing/2015/10/21/chartex" xmlns:cx3="http://schemas.microsoft.com/office/drawing/2016/5/9/chartex" xmlns:cx4="http://schemas.microsoft.com/office/drawing/2016/5/10/chartex" xmlns:cx5="http://schemas.microsoft.com/office/drawing/2016/5/11/chartex" xmlns:cx6="http://schemas.microsoft.com/office/drawing/2016/5/12/chartex" xmlns:cx7="http://schemas.microsoft.com/office/drawing/2016/5/13/chartex" xmlns:cx8="http://schemas.microsoft.com/office/drawing/2016/5/14/chartex" xmlns:mc="http://schemas.openxmlformats.org/markup-compatibility/2006" xmlns:aink="http://schemas.microsoft.com/office/drawing/2016/ink" xmlns:am3d="http://schemas.microsoft.com/office/drawing/2017/model3d" xmlns:o="urn:schemas-microsoft-com:office:office" xmlns:oel="http://schemas.microsoft.com/office/2019/extlst" xmlns:r="http://schemas.openxmlformats.org/officeDocument/2006/relationships" xmlns:m="http://schemas.openxmlformats.org/officeDocument/2006/math" xmlns:v="urn:schemas-microsoft-com:vml" xmlns:wp14="http://schemas.microsoft.com/office/word/2010/wordprocessingDrawing" xmlns:wp="http://schemas.openxmlformats.org/drawingml/2006/wordprocessingDrawing" xmlns:w10="urn:schemas-microsoft-com:office:word" xmlns:w="http://schemas.openxmlformats.org/wordprocessingml/2006/main" xmlns:w14="http://schemas.microsoft.com/office/word/2010/wordml" xmlns:w15="http://schemas.microsoft.com/office/word/2012/wordml" xmlns:w16cex="http://schemas.microsoft.com/office/word/2018/wordml/cex" xmlns:w16cid="http://schemas.microsoft.com/office/word/2016/wordml/cid" xmlns:w16="http://schemas.microsoft.com/office/word/2018/wordml" xmlns:w16du="http://schemas.microsoft.com/office/word/2023/wordml/word16du" xmlns:w16sdtdh="http://schemas.microsoft.com/office/word/2020/wordml/sdtdatahash" xmlns:w16sdtfl="http://schemas.microsoft.com/office/word/2024/wordml/sdtformatlock" xmlns:w16se="http://schemas.microsoft.com/office/word/2015/wordml/symex" xmlns:wpg="http://schemas.microsoft.com/office/word/2010/wordprocessingGroup" xmlns:wpi="http://schemas.microsoft.com/office/word/2010/wordprocessingInk" xmlns:wne="http://schemas.microsoft.com/office/word/2006/wordml" xmlns:wps="http://schemas.microsoft.com/office/word/2010/wordprocessingShape" mc:Ignorable="w14 w15 w16se w16cid w16 w16cex w16sdtdh w16sdtfl w16du wp14">
+<w:ftr xmlns:wpc="http://schemas.microsoft.com/office/word/2010/wordprocessingCanvas" xmlns:mc="http://schemas.openxmlformats.org/markup-compatibility/2006" xmlns:o="urn:schemas-microsoft-com:office:office" xmlns:r="http://schemas.openxmlformats.org/officeDocument/2006/relationships" xmlns:m="http://schemas.openxmlformats.org/officeDocument/2006/math" xmlns:v="urn:schemas-microsoft-com:vml" xmlns:wp14="http://schemas.microsoft.com/office/word/2010/wordprocessingDrawing" xmlns:wp="http://schemas.openxmlformats.org/drawingml/2006/wordprocessingDrawing" xmlns:w10="urn:schemas-microsoft-com:office:word" xmlns:w="http://schemas.openxmlformats.org/wordprocessingml/2006/main" xmlns:w14="http://schemas.microsoft.com/office/word/2010/wordml" xmlns:w15="http://schemas.microsoft.com/office/word/2012/wordml" xmlns:wpg="http://schemas.microsoft.com/office/word/2010/wordprocessingGroup" xmlns:wpi="http://schemas.microsoft.com/office/word/2010/wordprocessingInk" xmlns:wne="http://schemas.microsoft.com/office/word/2006/wordml" xmlns:wps="http://schemas.microsoft.com/office/word/2010/wordprocessingShape" mc:Ignorable="w14 w15 wp14">
   <w:p>
     <w:pPr>
       <w:pStyle w:val="Textoindependiente"/>
@@ -6597,7 +6702,8 @@
               <v:stroke joinstyle="miter"/>
               <v:path gradientshapeok="t" o:connecttype="rect"/>
             </v:shapetype>
-            <v:shape id="Textbox 3" o:spid="_x0000_s1027" type="#_x0000_t202" style="position:absolute;margin-left:501.2pt;margin-top:780.5pt;width:13.15pt;height:14.35pt;z-index:-15872000;visibility:visible;mso-wrap-style:square;mso-wrap-distance-left:0;mso-wrap-distance-top:0;mso-wrap-distance-right:0;mso-wrap-distance-bottom:0;mso-position-horizontal:absolute;mso-position-horizontal-relative:page;mso-position-vertical:absolute;mso-position-vertical-relative:page;v-text-anchor:top" o:gfxdata="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" filled="f" stroked="f">
+            <v:shape id="Textbox 3" o:spid="_x0000_s1027" type="#_x0000_t202" style="position:absolute;margin-left:501.2pt;margin-top:780.5pt;width:13.15pt;height:14.35pt;z-index:-15872000;visibility:visible;mso-wrap-style:square;mso-wrap-distance-left:0;mso-wrap-distance-top:0;mso-wrap-distance-right:0;mso-wrap-distance-bottom:0;mso-position-horizontal:absolute;mso-position-horizontal-relative:page;mso-position-vertical:absolute;mso-position-vertical-relative:page;v-text-anchor:top" o:gfxdata="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" filled="f" stroked="f">
+              <v:path arrowok="t"/>
               <v:textbox inset="0,0,0,0">
                 <w:txbxContent>
                   <w:p>
@@ -6651,7 +6757,7 @@
 </file>
 
 <file path=word/footnotes.xml><?xml version="1.0" encoding="utf-8"?>
-<w:footnotes xmlns:wpc="http://schemas.microsoft.com/office/word/2010/wordprocessingCanvas" xmlns:cx="http://schemas.microsoft.com/office/drawing/2014/chartex" xmlns:cx1="http://schemas.microsoft.com/office/drawing/2015/9/8/chartex" xmlns:cx2="http://schemas.microsoft.com/office/drawing/2015/10/21/chartex" xmlns:cx3="http://schemas.microsoft.com/office/drawing/2016/5/9/chartex" xmlns:cx4="http://schemas.microsoft.com/office/drawing/2016/5/10/chartex" xmlns:cx5="http://schemas.microsoft.com/office/drawing/2016/5/11/chartex" xmlns:cx6="http://schemas.microsoft.com/office/drawing/2016/5/12/chartex" xmlns:cx7="http://schemas.microsoft.com/office/drawing/2016/5/13/chartex" xmlns:cx8="http://schemas.microsoft.com/office/drawing/2016/5/14/chartex" xmlns:mc="http://schemas.openxmlformats.org/markup-compatibility/2006" xmlns:aink="http://schemas.microsoft.com/office/drawing/2016/ink" xmlns:am3d="http://schemas.microsoft.com/office/drawing/2017/model3d" xmlns:o="urn:schemas-microsoft-com:office:office" xmlns:oel="http://schemas.microsoft.com/office/2019/extlst" xmlns:r="http://schemas.openxmlformats.org/officeDocument/2006/relationships" xmlns:m="http://schemas.openxmlformats.org/officeDocument/2006/math" xmlns:v="urn:schemas-microsoft-com:vml" xmlns:wp14="http://schemas.microsoft.com/office/word/2010/wordprocessingDrawing" xmlns:wp="http://schemas.openxmlformats.org/drawingml/2006/wordprocessingDrawing" xmlns:w10="urn:schemas-microsoft-com:office:word" xmlns:w="http://schemas.openxmlformats.org/wordprocessingml/2006/main" xmlns:w14="http://schemas.microsoft.com/office/word/2010/wordml" xmlns:w15="http://schemas.microsoft.com/office/word/2012/wordml" xmlns:w16cex="http://schemas.microsoft.com/office/word/2018/wordml/cex" xmlns:w16cid="http://schemas.microsoft.com/office/word/2016/wordml/cid" xmlns:w16="http://schemas.microsoft.com/office/word/2018/wordml" xmlns:w16du="http://schemas.microsoft.com/office/word/2023/wordml/word16du" xmlns:w16sdtdh="http://schemas.microsoft.com/office/word/2020/wordml/sdtdatahash" xmlns:w16sdtfl="http://schemas.microsoft.com/office/word/2024/wordml/sdtformatlock" xmlns:w16se="http://schemas.microsoft.com/office/word/2015/wordml/symex" xmlns:wpg="http://schemas.microsoft.com/office/word/2010/wordprocessingGroup" xmlns:wpi="http://schemas.microsoft.com/office/word/2010/wordprocessingInk" xmlns:wne="http://schemas.microsoft.com/office/word/2006/wordml" xmlns:wps="http://schemas.microsoft.com/office/word/2010/wordprocessingShape" mc:Ignorable="w14 w15 w16se w16cid w16 w16cex w16sdtdh w16sdtfl w16du wp14">
+<w:footnotes xmlns:wpc="http://schemas.microsoft.com/office/word/2010/wordprocessingCanvas" xmlns:mc="http://schemas.openxmlformats.org/markup-compatibility/2006" xmlns:o="urn:schemas-microsoft-com:office:office" xmlns:r="http://schemas.openxmlformats.org/officeDocument/2006/relationships" xmlns:m="http://schemas.openxmlformats.org/officeDocument/2006/math" xmlns:v="urn:schemas-microsoft-com:vml" xmlns:wp14="http://schemas.microsoft.com/office/word/2010/wordprocessingDrawing" xmlns:wp="http://schemas.openxmlformats.org/drawingml/2006/wordprocessingDrawing" xmlns:w10="urn:schemas-microsoft-com:office:word" xmlns:w="http://schemas.openxmlformats.org/wordprocessingml/2006/main" xmlns:w14="http://schemas.microsoft.com/office/word/2010/wordml" xmlns:w15="http://schemas.microsoft.com/office/word/2012/wordml" xmlns:wpg="http://schemas.microsoft.com/office/word/2010/wordprocessingGroup" xmlns:wpi="http://schemas.microsoft.com/office/word/2010/wordprocessingInk" xmlns:wne="http://schemas.microsoft.com/office/word/2006/wordml" xmlns:wps="http://schemas.microsoft.com/office/word/2010/wordprocessingShape" mc:Ignorable="w14 w15 wp14">
   <w:footnote w:type="separator" w:id="-1">
     <w:p>
       <w:r>
@@ -6670,7 +6776,7 @@
 </file>
 
 <file path=word/header1.xml><?xml version="1.0" encoding="utf-8"?>
-<w:hdr xmlns:wpc="http://schemas.microsoft.com/office/word/2010/wordprocessingCanvas" xmlns:cx="http://schemas.microsoft.com/office/drawing/2014/chartex" xmlns:cx1="http://schemas.microsoft.com/office/drawing/2015/9/8/chartex" xmlns:cx2="http://schemas.microsoft.com/office/drawing/2015/10/21/chartex" xmlns:cx3="http://schemas.microsoft.com/office/drawing/2016/5/9/chartex" xmlns:cx4="http://schemas.microsoft.com/office/drawing/2016/5/10/chartex" xmlns:cx5="http://schemas.microsoft.com/office/drawing/2016/5/11/chartex" xmlns:cx6="http://schemas.microsoft.com/office/drawing/2016/5/12/chartex" xmlns:cx7="http://schemas.microsoft.com/office/drawing/2016/5/13/chartex" xmlns:cx8="http://schemas.microsoft.com/office/drawing/2016/5/14/chartex" xmlns:mc="http://schemas.openxmlformats.org/markup-compatibility/2006" xmlns:aink="http://schemas.microsoft.com/office/drawing/2016/ink" xmlns:am3d="http://schemas.microsoft.com/office/drawing/2017/model3d" xmlns:o="urn:schemas-microsoft-com:office:office" xmlns:oel="http://schemas.microsoft.com/office/2019/extlst" xmlns:r="http://schemas.openxmlformats.org/officeDocument/2006/relationships" xmlns:m="http://schemas.openxmlformats.org/officeDocument/2006/math" xmlns:v="urn:schemas-microsoft-com:vml" xmlns:wp14="http://schemas.microsoft.com/office/word/2010/wordprocessingDrawing" xmlns:wp="http://schemas.openxmlformats.org/drawingml/2006/wordprocessingDrawing" xmlns:w10="urn:schemas-microsoft-com:office:word" xmlns:w="http://schemas.openxmlformats.org/wordprocessingml/2006/main" xmlns:w14="http://schemas.microsoft.com/office/word/2010/wordml" xmlns:w15="http://schemas.microsoft.com/office/word/2012/wordml" xmlns:w16cex="http://schemas.microsoft.com/office/word/2018/wordml/cex" xmlns:w16cid="http://schemas.microsoft.com/office/word/2016/wordml/cid" xmlns:w16="http://schemas.microsoft.com/office/word/2018/wordml" xmlns:w16du="http://schemas.microsoft.com/office/word/2023/wordml/word16du" xmlns:w16sdtdh="http://schemas.microsoft.com/office/word/2020/wordml/sdtdatahash" xmlns:w16sdtfl="http://schemas.microsoft.com/office/word/2024/wordml/sdtformatlock" xmlns:w16se="http://schemas.microsoft.com/office/word/2015/wordml/symex" xmlns:wpg="http://schemas.microsoft.com/office/word/2010/wordprocessingGroup" xmlns:wpi="http://schemas.microsoft.com/office/word/2010/wordprocessingInk" xmlns:wne="http://schemas.microsoft.com/office/word/2006/wordml" xmlns:wps="http://schemas.microsoft.com/office/word/2010/wordprocessingShape" mc:Ignorable="w14 w15 w16se w16cid w16 w16cex w16sdtdh w16sdtfl w16du wp14">
+<w:hdr xmlns:wpc="http://schemas.microsoft.com/office/word/2010/wordprocessingCanvas" xmlns:mc="http://schemas.openxmlformats.org/markup-compatibility/2006" xmlns:o="urn:schemas-microsoft-com:office:office" xmlns:r="http://schemas.openxmlformats.org/officeDocument/2006/relationships" xmlns:m="http://schemas.openxmlformats.org/officeDocument/2006/math" xmlns:v="urn:schemas-microsoft-com:vml" xmlns:wp14="http://schemas.microsoft.com/office/word/2010/wordprocessingDrawing" xmlns:wp="http://schemas.openxmlformats.org/drawingml/2006/wordprocessingDrawing" xmlns:w10="urn:schemas-microsoft-com:office:word" xmlns:w="http://schemas.openxmlformats.org/wordprocessingml/2006/main" xmlns:w14="http://schemas.microsoft.com/office/word/2010/wordml" xmlns:w15="http://schemas.microsoft.com/office/word/2012/wordml" xmlns:wpg="http://schemas.microsoft.com/office/word/2010/wordprocessingGroup" xmlns:wpi="http://schemas.microsoft.com/office/word/2010/wordprocessingInk" xmlns:wne="http://schemas.microsoft.com/office/word/2006/wordml" xmlns:wps="http://schemas.microsoft.com/office/word/2010/wordprocessingShape" mc:Ignorable="w14 w15 wp14">
   <w:p>
     <w:pPr>
       <w:pStyle w:val="Textoindependiente"/>
@@ -6822,7 +6928,8 @@
               <v:stroke joinstyle="miter"/>
               <v:path gradientshapeok="t" o:connecttype="rect"/>
             </v:shapetype>
-            <v:shape id="Textbox 2" o:spid="_x0000_s1026" type="#_x0000_t202" style="position:absolute;margin-left:84.1pt;margin-top:34.6pt;width:267.25pt;height:14.35pt;z-index:-15872512;visibility:visible;mso-wrap-style:square;mso-wrap-distance-left:0;mso-wrap-distance-top:0;mso-wrap-distance-right:0;mso-wrap-distance-bottom:0;mso-position-horizontal:absolute;mso-position-horizontal-relative:page;mso-position-vertical:absolute;mso-position-vertical-relative:page;v-text-anchor:top" o:gfxdata="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" filled="f" stroked="f">
+            <v:shape id="Textbox 2" o:spid="_x0000_s1026" type="#_x0000_t202" style="position:absolute;margin-left:84.1pt;margin-top:34.6pt;width:267.25pt;height:14.35pt;z-index:-15872512;visibility:visible;mso-wrap-style:square;mso-wrap-distance-left:0;mso-wrap-distance-top:0;mso-wrap-distance-right:0;mso-wrap-distance-bottom:0;mso-position-horizontal:absolute;mso-position-horizontal-relative:page;mso-position-vertical:absolute;mso-position-vertical-relative:page;v-text-anchor:top" o:gfxdata="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" filled="f" stroked="f">
+              <v:path arrowok="t"/>
               <v:textbox inset="0,0,0,0">
                 <w:txbxContent>
                   <w:p>
@@ -6923,7 +7030,7 @@
 </file>
 
 <file path=word/styles.xml><?xml version="1.0" encoding="utf-8"?>
-<w:styles xmlns:mc="http://schemas.openxmlformats.org/markup-compatibility/2006" xmlns:r="http://schemas.openxmlformats.org/officeDocument/2006/relationships" xmlns:w="http://schemas.openxmlformats.org/wordprocessingml/2006/main" xmlns:w14="http://schemas.microsoft.com/office/word/2010/wordml" xmlns:w15="http://schemas.microsoft.com/office/word/2012/wordml" xmlns:w16cex="http://schemas.microsoft.com/office/word/2018/wordml/cex" xmlns:w16cid="http://schemas.microsoft.com/office/word/2016/wordml/cid" xmlns:w16="http://schemas.microsoft.com/office/word/2018/wordml" xmlns:w16du="http://schemas.microsoft.com/office/word/2023/wordml/word16du" xmlns:w16sdtdh="http://schemas.microsoft.com/office/word/2020/wordml/sdtdatahash" xmlns:w16sdtfl="http://schemas.microsoft.com/office/word/2024/wordml/sdtformatlock" xmlns:w16se="http://schemas.microsoft.com/office/word/2015/wordml/symex" mc:Ignorable="w14 w15 w16se w16cid w16 w16cex w16sdtdh w16sdtfl w16du">
+<w:styles xmlns:mc="http://schemas.openxmlformats.org/markup-compatibility/2006" xmlns:r="http://schemas.openxmlformats.org/officeDocument/2006/relationships" xmlns:w="http://schemas.openxmlformats.org/wordprocessingml/2006/main" xmlns:w14="http://schemas.microsoft.com/office/word/2010/wordml" xmlns:w15="http://schemas.microsoft.com/office/word/2012/wordml" mc:Ignorable="w14 w15">
   <w:docDefaults>
     <w:rPrDefault>
       <w:rPr>
@@ -6941,7 +7048,7 @@
       </w:pPr>
     </w:pPrDefault>
   </w:docDefaults>
-  <w:latentStyles w:defLockedState="0" w:defUIPriority="99" w:defSemiHidden="0" w:defUnhideWhenUsed="0" w:defQFormat="0" w:count="376">
+  <w:latentStyles w:defLockedState="0" w:defUIPriority="99" w:defSemiHidden="0" w:defUnhideWhenUsed="0" w:defQFormat="0" w:count="371">
     <w:lsdException w:name="Normal" w:uiPriority="0" w:qFormat="1"/>
     <w:lsdException w:name="heading 1" w:uiPriority="9" w:qFormat="1"/>
     <w:lsdException w:name="heading 2" w:semiHidden="1" w:uiPriority="9" w:unhideWhenUsed="1" w:qFormat="1"/>
@@ -7313,11 +7420,6 @@
     <w:lsdException w:name="List Table 5 Dark Accent 6" w:uiPriority="50"/>
     <w:lsdException w:name="List Table 6 Colorful Accent 6" w:uiPriority="51"/>
     <w:lsdException w:name="List Table 7 Colorful Accent 6" w:uiPriority="52"/>
-    <w:lsdException w:name="Mention" w:semiHidden="1" w:unhideWhenUsed="1"/>
-    <w:lsdException w:name="Smart Hyperlink" w:semiHidden="1" w:unhideWhenUsed="1"/>
-    <w:lsdException w:name="Hashtag" w:semiHidden="1" w:unhideWhenUsed="1"/>
-    <w:lsdException w:name="Unresolved Mention" w:semiHidden="1" w:unhideWhenUsed="1"/>
-    <w:lsdException w:name="Smart Link" w:semiHidden="1" w:unhideWhenUsed="1"/>
   </w:latentStyles>
   <w:style w:type="paragraph" w:default="1" w:styleId="Normal">
     <w:name w:val="Normal"/>
@@ -7377,7 +7479,7 @@
     <w:uiPriority w:val="1"/>
     <w:qFormat/>
   </w:style>
-  <w:style w:type="paragraph" w:styleId="Ttulo">
+  <w:style w:type="paragraph" w:styleId="Puesto">
     <w:name w:val="Title"/>
     <w:basedOn w:val="Normal"/>
     <w:uiPriority w:val="10"/>
@@ -7693,4 +7795,16 @@
   <a:objectDefaults/>
   <a:extraClrSchemeLst/>
 </a:theme>
+</file>
+
+<file path=customXml/item1.xml><?xml version="1.0" encoding="utf-8"?>
+<b:Sources xmlns:b="http://schemas.openxmlformats.org/officeDocument/2006/bibliography" xmlns="http://schemas.openxmlformats.org/officeDocument/2006/bibliography" SelectedStyle="\APASixthEditionOfficeOnline.xsl" StyleName="APA" Version="6"/>
+</file>
+
+<file path=customXml/itemProps1.xml><?xml version="1.0" encoding="utf-8"?>
+<ds:datastoreItem xmlns:ds="http://schemas.openxmlformats.org/officeDocument/2006/customXml" ds:itemID="{77B3FFEC-1E4D-4D9C-9739-2425C5684999}">
+  <ds:schemaRefs>
+    <ds:schemaRef ds:uri="http://schemas.openxmlformats.org/officeDocument/2006/bibliography"/>
+  </ds:schemaRefs>
+</ds:datastoreItem>
 </file>
--- a/Planificacion/Words/G1_PLANIFICACIÓN_ SEGUIMIENTO_CALIDAD.docx
+++ b/Planificacion/Words/G1_PLANIFICACIÓN_ SEGUIMIENTO_CALIDAD.docx
@@ -1,10 +1,10 @@
 
 <file path=word/document.xml><?xml version="1.0" encoding="utf-8"?>
-<w:document xmlns:wpc="http://schemas.microsoft.com/office/word/2010/wordprocessingCanvas" xmlns:mc="http://schemas.openxmlformats.org/markup-compatibility/2006" xmlns:o="urn:schemas-microsoft-com:office:office" xmlns:r="http://schemas.openxmlformats.org/officeDocument/2006/relationships" xmlns:m="http://schemas.openxmlformats.org/officeDocument/2006/math" xmlns:v="urn:schemas-microsoft-com:vml" xmlns:wp14="http://schemas.microsoft.com/office/word/2010/wordprocessingDrawing" xmlns:wp="http://schemas.openxmlformats.org/drawingml/2006/wordprocessingDrawing" xmlns:w10="urn:schemas-microsoft-com:office:word" xmlns:w="http://schemas.openxmlformats.org/wordprocessingml/2006/main" xmlns:w14="http://schemas.microsoft.com/office/word/2010/wordml" xmlns:w15="http://schemas.microsoft.com/office/word/2012/wordml" xmlns:wpg="http://schemas.microsoft.com/office/word/2010/wordprocessingGroup" xmlns:wpi="http://schemas.microsoft.com/office/word/2010/wordprocessingInk" xmlns:wne="http://schemas.microsoft.com/office/word/2006/wordml" xmlns:wps="http://schemas.microsoft.com/office/word/2010/wordprocessingShape" mc:Ignorable="w14 w15 wp14">
+<w:document xmlns:wpc="http://schemas.microsoft.com/office/word/2010/wordprocessingCanvas" xmlns:cx="http://schemas.microsoft.com/office/drawing/2014/chartex" xmlns:cx1="http://schemas.microsoft.com/office/drawing/2015/9/8/chartex" xmlns:cx2="http://schemas.microsoft.com/office/drawing/2015/10/21/chartex" xmlns:cx3="http://schemas.microsoft.com/office/drawing/2016/5/9/chartex" xmlns:cx4="http://schemas.microsoft.com/office/drawing/2016/5/10/chartex" xmlns:cx5="http://schemas.microsoft.com/office/drawing/2016/5/11/chartex" xmlns:cx6="http://schemas.microsoft.com/office/drawing/2016/5/12/chartex" xmlns:cx7="http://schemas.microsoft.com/office/drawing/2016/5/13/chartex" xmlns:cx8="http://schemas.microsoft.com/office/drawing/2016/5/14/chartex" xmlns:mc="http://schemas.openxmlformats.org/markup-compatibility/2006" xmlns:aink="http://schemas.microsoft.com/office/drawing/2016/ink" xmlns:am3d="http://schemas.microsoft.com/office/drawing/2017/model3d" xmlns:o="urn:schemas-microsoft-com:office:office" xmlns:oel="http://schemas.microsoft.com/office/2019/extlst" xmlns:r="http://schemas.openxmlformats.org/officeDocument/2006/relationships" xmlns:m="http://schemas.openxmlformats.org/officeDocument/2006/math" xmlns:v="urn:schemas-microsoft-com:vml" xmlns:wp14="http://schemas.microsoft.com/office/word/2010/wordprocessingDrawing" xmlns:wp="http://schemas.openxmlformats.org/drawingml/2006/wordprocessingDrawing" xmlns:w10="urn:schemas-microsoft-com:office:word" xmlns:w="http://schemas.openxmlformats.org/wordprocessingml/2006/main" xmlns:w14="http://schemas.microsoft.com/office/word/2010/wordml" xmlns:w15="http://schemas.microsoft.com/office/word/2012/wordml" xmlns:w16cex="http://schemas.microsoft.com/office/word/2018/wordml/cex" xmlns:w16cid="http://schemas.microsoft.com/office/word/2016/wordml/cid" xmlns:w16="http://schemas.microsoft.com/office/word/2018/wordml" xmlns:w16du="http://schemas.microsoft.com/office/word/2023/wordml/word16du" xmlns:w16sdtdh="http://schemas.microsoft.com/office/word/2020/wordml/sdtdatahash" xmlns:w16sdtfl="http://schemas.microsoft.com/office/word/2024/wordml/sdtformatlock" xmlns:w16se="http://schemas.microsoft.com/office/word/2015/wordml/symex" xmlns:wpg="http://schemas.microsoft.com/office/word/2010/wordprocessingGroup" xmlns:wpi="http://schemas.microsoft.com/office/word/2010/wordprocessingInk" xmlns:wne="http://schemas.microsoft.com/office/word/2006/wordml" xmlns:wps="http://schemas.microsoft.com/office/word/2010/wordprocessingShape" mc:Ignorable="w14 w15 w16se w16cid w16 w16cex w16sdtdh w16sdtfl w16du wp14">
   <w:body>
     <w:p>
       <w:pPr>
-        <w:pStyle w:val="Puesto"/>
+        <w:pStyle w:val="Ttulo"/>
       </w:pPr>
       <w:r>
         <w:t>Plan</w:t>
@@ -5595,7 +5595,7 @@
           <v:shape id="_x0000_i1025" type="#_x0000_t75" style="width:193.5pt;height:273pt" o:ole="">
             <v:imagedata r:id="rId17" o:title=""/>
           </v:shape>
-          <o:OLEObject Type="Embed" ProgID="Acrobat.Document.DC" ShapeID="_x0000_i1025" DrawAspect="Content" ObjectID="_1825838845" r:id="rId18"/>
+          <o:OLEObject Type="Embed" ProgID="Acrobat.Document.DC" ShapeID="_x0000_i1025" DrawAspect="Content" ObjectID="_1826803438" r:id="rId18"/>
         </w:object>
       </w:r>
     </w:p>
@@ -5640,7 +5640,7 @@
           <v:shape id="_x0000_i1026" type="#_x0000_t75" style="width:477pt;height:149.25pt" o:ole="">
             <v:imagedata r:id="rId19" o:title=""/>
           </v:shape>
-          <o:OLEObject Type="Embed" ProgID="Excel.Sheet.12" ShapeID="_x0000_i1026" DrawAspect="Content" ObjectID="_1825838846" r:id="rId20"/>
+          <o:OLEObject Type="Embed" ProgID="Excel.Sheet.12" ShapeID="_x0000_i1026" DrawAspect="Content" ObjectID="_1826803439" r:id="rId20"/>
         </w:object>
       </w:r>
     </w:p>
@@ -6494,15 +6494,7 @@
           <w:spacing w:val="14"/>
           <w:sz w:val="28"/>
         </w:rPr>
-        <w:t>24</w:t>
-      </w:r>
-      <w:r>
-        <w:rPr>
-          <w:color w:val="585858"/>
-          <w:spacing w:val="14"/>
-          <w:sz w:val="28"/>
-        </w:rPr>
-        <w:t>/11-</w:t>
+        <w:t>24/11-</w:t>
       </w:r>
       <w:r>
         <w:rPr>
@@ -6510,15 +6502,7 @@
           <w:spacing w:val="7"/>
           <w:sz w:val="28"/>
         </w:rPr>
-        <w:t>30</w:t>
-      </w:r>
-      <w:r>
-        <w:rPr>
-          <w:color w:val="585858"/>
-          <w:spacing w:val="7"/>
-          <w:sz w:val="28"/>
-        </w:rPr>
-        <w:t>/11</w:t>
+        <w:t>30/11</w:t>
       </w:r>
     </w:p>
     <w:p>
@@ -6565,8 +6549,105 @@
         </w:rPr>
         <w:t>Como observaciones aclarar que la PCB3 ya se ha fabricado y que a día 28 se encuentra en envío.</w:t>
       </w:r>
-      <w:bookmarkStart w:id="2" w:name="_GoBack"/>
-      <w:bookmarkEnd w:id="2"/>
+    </w:p>
+    <w:p>
+      <w:pPr>
+        <w:spacing w:before="156"/>
+        <w:jc w:val="both"/>
+        <w:rPr>
+          <w:color w:val="585858"/>
+          <w:spacing w:val="7"/>
+          <w:sz w:val="28"/>
+        </w:rPr>
+      </w:pPr>
+      <w:r>
+        <w:rPr>
+          <w:color w:val="585858"/>
+          <w:spacing w:val="11"/>
+          <w:sz w:val="28"/>
+        </w:rPr>
+        <w:t>Semana</w:t>
+      </w:r>
+      <w:r>
+        <w:rPr>
+          <w:color w:val="585858"/>
+          <w:spacing w:val="35"/>
+          <w:sz w:val="28"/>
+        </w:rPr>
+        <w:t xml:space="preserve"> </w:t>
+      </w:r>
+      <w:r>
+        <w:rPr>
+          <w:color w:val="585858"/>
+          <w:spacing w:val="14"/>
+          <w:sz w:val="28"/>
+        </w:rPr>
+        <w:t>01</w:t>
+      </w:r>
+      <w:r>
+        <w:rPr>
+          <w:color w:val="585858"/>
+          <w:spacing w:val="14"/>
+          <w:sz w:val="28"/>
+        </w:rPr>
+        <w:t>/1</w:t>
+      </w:r>
+      <w:r>
+        <w:rPr>
+          <w:color w:val="585858"/>
+          <w:spacing w:val="14"/>
+          <w:sz w:val="28"/>
+        </w:rPr>
+        <w:t>2</w:t>
+      </w:r>
+      <w:r>
+        <w:rPr>
+          <w:color w:val="585858"/>
+          <w:spacing w:val="14"/>
+          <w:sz w:val="28"/>
+        </w:rPr>
+        <w:t>-</w:t>
+      </w:r>
+      <w:r>
+        <w:rPr>
+          <w:color w:val="585858"/>
+          <w:spacing w:val="7"/>
+          <w:sz w:val="28"/>
+        </w:rPr>
+        <w:t>07</w:t>
+      </w:r>
+      <w:r>
+        <w:rPr>
+          <w:color w:val="585858"/>
+          <w:spacing w:val="7"/>
+          <w:sz w:val="28"/>
+        </w:rPr>
+        <w:t>/1</w:t>
+      </w:r>
+      <w:r>
+        <w:rPr>
+          <w:color w:val="585858"/>
+          <w:spacing w:val="7"/>
+          <w:sz w:val="28"/>
+        </w:rPr>
+        <w:t>2</w:t>
+      </w:r>
+    </w:p>
+    <w:p>
+      <w:pPr>
+        <w:spacing w:before="156"/>
+        <w:jc w:val="both"/>
+        <w:rPr>
+          <w:szCs w:val="16"/>
+        </w:rPr>
+      </w:pPr>
+      <w:r>
+        <w:t xml:space="preserve">En esta semana ambas sesiones se han estructurado de manera similar, en ellas nos </w:t>
+      </w:r>
+      <w:r>
+        <w:lastRenderedPageBreak/>
+        <w:t>hemos dividido en grupos de dos, Víctor y Mario, Miguel y Clara. Durante las sesiones, Víctor y Mario se han dedicado a soldar componentes a una de las PCBs, mientras que Clara y Miguel se han dedicado a la parte relacionada con LarVa, modificando los direccionamientos de memoria y aumentado esta.</w:t>
+      </w:r>
     </w:p>
     <w:sectPr>
       <w:pgSz w:w="11910" w:h="16840"/>
@@ -6578,7 +6659,7 @@
 </file>
 
 <file path=word/endnotes.xml><?xml version="1.0" encoding="utf-8"?>
-<w:endnotes xmlns:wpc="http://schemas.microsoft.com/office/word/2010/wordprocessingCanvas" xmlns:mc="http://schemas.openxmlformats.org/markup-compatibility/2006" xmlns:o="urn:schemas-microsoft-com:office:office" xmlns:r="http://schemas.openxmlformats.org/officeDocument/2006/relationships" xmlns:m="http://schemas.openxmlformats.org/officeDocument/2006/math" xmlns:v="urn:schemas-microsoft-com:vml" xmlns:wp14="http://schemas.microsoft.com/office/word/2010/wordprocessingDrawing" xmlns:wp="http://schemas.openxmlformats.org/drawingml/2006/wordprocessingDrawing" xmlns:w10="urn:schemas-microsoft-com:office:word" xmlns:w="http://schemas.openxmlformats.org/wordprocessingml/2006/main" xmlns:w14="http://schemas.microsoft.com/office/word/2010/wordml" xmlns:w15="http://schemas.microsoft.com/office/word/2012/wordml" xmlns:wpg="http://schemas.microsoft.com/office/word/2010/wordprocessingGroup" xmlns:wpi="http://schemas.microsoft.com/office/word/2010/wordprocessingInk" xmlns:wne="http://schemas.microsoft.com/office/word/2006/wordml" xmlns:wps="http://schemas.microsoft.com/office/word/2010/wordprocessingShape" mc:Ignorable="w14 w15 wp14">
+<w:endnotes xmlns:wpc="http://schemas.microsoft.com/office/word/2010/wordprocessingCanvas" xmlns:cx="http://schemas.microsoft.com/office/drawing/2014/chartex" xmlns:cx1="http://schemas.microsoft.com/office/drawing/2015/9/8/chartex" xmlns:cx2="http://schemas.microsoft.com/office/drawing/2015/10/21/chartex" xmlns:cx3="http://schemas.microsoft.com/office/drawing/2016/5/9/chartex" xmlns:cx4="http://schemas.microsoft.com/office/drawing/2016/5/10/chartex" xmlns:cx5="http://schemas.microsoft.com/office/drawing/2016/5/11/chartex" xmlns:cx6="http://schemas.microsoft.com/office/drawing/2016/5/12/chartex" xmlns:cx7="http://schemas.microsoft.com/office/drawing/2016/5/13/chartex" xmlns:cx8="http://schemas.microsoft.com/office/drawing/2016/5/14/chartex" xmlns:mc="http://schemas.openxmlformats.org/markup-compatibility/2006" xmlns:aink="http://schemas.microsoft.com/office/drawing/2016/ink" xmlns:am3d="http://schemas.microsoft.com/office/drawing/2017/model3d" xmlns:o="urn:schemas-microsoft-com:office:office" xmlns:oel="http://schemas.microsoft.com/office/2019/extlst" xmlns:r="http://schemas.openxmlformats.org/officeDocument/2006/relationships" xmlns:m="http://schemas.openxmlformats.org/officeDocument/2006/math" xmlns:v="urn:schemas-microsoft-com:vml" xmlns:wp14="http://schemas.microsoft.com/office/word/2010/wordprocessingDrawing" xmlns:wp="http://schemas.openxmlformats.org/drawingml/2006/wordprocessingDrawing" xmlns:w10="urn:schemas-microsoft-com:office:word" xmlns:w="http://schemas.openxmlformats.org/wordprocessingml/2006/main" xmlns:w14="http://schemas.microsoft.com/office/word/2010/wordml" xmlns:w15="http://schemas.microsoft.com/office/word/2012/wordml" xmlns:w16cex="http://schemas.microsoft.com/office/word/2018/wordml/cex" xmlns:w16cid="http://schemas.microsoft.com/office/word/2016/wordml/cid" xmlns:w16="http://schemas.microsoft.com/office/word/2018/wordml" xmlns:w16du="http://schemas.microsoft.com/office/word/2023/wordml/word16du" xmlns:w16sdtdh="http://schemas.microsoft.com/office/word/2020/wordml/sdtdatahash" xmlns:w16sdtfl="http://schemas.microsoft.com/office/word/2024/wordml/sdtformatlock" xmlns:w16se="http://schemas.microsoft.com/office/word/2015/wordml/symex" xmlns:wpg="http://schemas.microsoft.com/office/word/2010/wordprocessingGroup" xmlns:wpi="http://schemas.microsoft.com/office/word/2010/wordprocessingInk" xmlns:wne="http://schemas.microsoft.com/office/word/2006/wordml" xmlns:wps="http://schemas.microsoft.com/office/word/2010/wordprocessingShape" mc:Ignorable="w14 w15 w16se w16cid w16 w16cex w16sdtdh w16sdtfl w16du wp14">
   <w:endnote w:type="separator" w:id="-1">
     <w:p>
       <w:r>
@@ -6597,7 +6678,7 @@
 </file>
 
 <file path=word/footer1.xml><?xml version="1.0" encoding="utf-8"?>
-<w:ftr xmlns:wpc="http://schemas.microsoft.com/office/word/2010/wordprocessingCanvas" xmlns:mc="http://schemas.openxmlformats.org/markup-compatibility/2006" xmlns:o="urn:schemas-microsoft-com:office:office" xmlns:r="http://schemas.openxmlformats.org/officeDocument/2006/relationships" xmlns:m="http://schemas.openxmlformats.org/officeDocument/2006/math" xmlns:v="urn:schemas-microsoft-com:vml" xmlns:wp14="http://schemas.microsoft.com/office/word/2010/wordprocessingDrawing" xmlns:wp="http://schemas.openxmlformats.org/drawingml/2006/wordprocessingDrawing" xmlns:w10="urn:schemas-microsoft-com:office:word" xmlns:w="http://schemas.openxmlformats.org/wordprocessingml/2006/main" xmlns:w14="http://schemas.microsoft.com/office/word/2010/wordml" xmlns:w15="http://schemas.microsoft.com/office/word/2012/wordml" xmlns:wpg="http://schemas.microsoft.com/office/word/2010/wordprocessingGroup" xmlns:wpi="http://schemas.microsoft.com/office/word/2010/wordprocessingInk" xmlns:wne="http://schemas.microsoft.com/office/word/2006/wordml" xmlns:wps="http://schemas.microsoft.com/office/word/2010/wordprocessingShape" mc:Ignorable="w14 w15 wp14">
+<w:ftr xmlns:wpc="http://schemas.microsoft.com/office/word/2010/wordprocessingCanvas" xmlns:cx="http://schemas.microsoft.com/office/drawing/2014/chartex" xmlns:cx1="http://schemas.microsoft.com/office/drawing/2015/9/8/chartex" xmlns:cx2="http://schemas.microsoft.com/office/drawing/2015/10/21/chartex" xmlns:cx3="http://schemas.microsoft.com/office/drawing/2016/5/9/chartex" xmlns:cx4="http://schemas.microsoft.com/office/drawing/2016/5/10/chartex" xmlns:cx5="http://schemas.microsoft.com/office/drawing/2016/5/11/chartex" xmlns:cx6="http://schemas.microsoft.com/office/drawing/2016/5/12/chartex" xmlns:cx7="http://schemas.microsoft.com/office/drawing/2016/5/13/chartex" xmlns:cx8="http://schemas.microsoft.com/office/drawing/2016/5/14/chartex" xmlns:mc="http://schemas.openxmlformats.org/markup-compatibility/2006" xmlns:aink="http://schemas.microsoft.com/office/drawing/2016/ink" xmlns:am3d="http://schemas.microsoft.com/office/drawing/2017/model3d" xmlns:o="urn:schemas-microsoft-com:office:office" xmlns:oel="http://schemas.microsoft.com/office/2019/extlst" xmlns:r="http://schemas.openxmlformats.org/officeDocument/2006/relationships" xmlns:m="http://schemas.openxmlformats.org/officeDocument/2006/math" xmlns:v="urn:schemas-microsoft-com:vml" xmlns:wp14="http://schemas.microsoft.com/office/word/2010/wordprocessingDrawing" xmlns:wp="http://schemas.openxmlformats.org/drawingml/2006/wordprocessingDrawing" xmlns:w10="urn:schemas-microsoft-com:office:word" xmlns:w="http://schemas.openxmlformats.org/wordprocessingml/2006/main" xmlns:w14="http://schemas.microsoft.com/office/word/2010/wordml" xmlns:w15="http://schemas.microsoft.com/office/word/2012/wordml" xmlns:w16cex="http://schemas.microsoft.com/office/word/2018/wordml/cex" xmlns:w16cid="http://schemas.microsoft.com/office/word/2016/wordml/cid" xmlns:w16="http://schemas.microsoft.com/office/word/2018/wordml" xmlns:w16du="http://schemas.microsoft.com/office/word/2023/wordml/word16du" xmlns:w16sdtdh="http://schemas.microsoft.com/office/word/2020/wordml/sdtdatahash" xmlns:w16sdtfl="http://schemas.microsoft.com/office/word/2024/wordml/sdtformatlock" xmlns:w16se="http://schemas.microsoft.com/office/word/2015/wordml/symex" xmlns:wpg="http://schemas.microsoft.com/office/word/2010/wordprocessingGroup" xmlns:wpi="http://schemas.microsoft.com/office/word/2010/wordprocessingInk" xmlns:wne="http://schemas.microsoft.com/office/word/2006/wordml" xmlns:wps="http://schemas.microsoft.com/office/word/2010/wordprocessingShape" mc:Ignorable="w14 w15 w16se w16cid w16 w16cex w16sdtdh w16sdtfl w16du wp14">
   <w:p>
     <w:pPr>
       <w:pStyle w:val="Textoindependiente"/>
@@ -6702,8 +6783,7 @@
               <v:stroke joinstyle="miter"/>
               <v:path gradientshapeok="t" o:connecttype="rect"/>
             </v:shapetype>
-            <v:shape id="Textbox 3" o:spid="_x0000_s1027" type="#_x0000_t202" style="position:absolute;margin-left:501.2pt;margin-top:780.5pt;width:13.15pt;height:14.35pt;z-index:-15872000;visibility:visible;mso-wrap-style:square;mso-wrap-distance-left:0;mso-wrap-distance-top:0;mso-wrap-distance-right:0;mso-wrap-distance-bottom:0;mso-position-horizontal:absolute;mso-position-horizontal-relative:page;mso-position-vertical:absolute;mso-position-vertical-relative:page;v-text-anchor:top" o:gfxdata="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" filled="f" stroked="f">
-              <v:path arrowok="t"/>
+            <v:shape id="Textbox 3" o:spid="_x0000_s1027" type="#_x0000_t202" style="position:absolute;margin-left:501.2pt;margin-top:780.5pt;width:13.15pt;height:14.35pt;z-index:-15872000;visibility:visible;mso-wrap-style:square;mso-wrap-distance-left:0;mso-wrap-distance-top:0;mso-wrap-distance-right:0;mso-wrap-distance-bottom:0;mso-position-horizontal:absolute;mso-position-horizontal-relative:page;mso-position-vertical:absolute;mso-position-vertical-relative:page;v-text-anchor:top" o:gfxdata="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" filled="f" stroked="f">
               <v:textbox inset="0,0,0,0">
                 <w:txbxContent>
                   <w:p>
@@ -6757,7 +6837,7 @@
 </file>
 
 <file path=word/footnotes.xml><?xml version="1.0" encoding="utf-8"?>
-<w:footnotes xmlns:wpc="http://schemas.microsoft.com/office/word/2010/wordprocessingCanvas" xmlns:mc="http://schemas.openxmlformats.org/markup-compatibility/2006" xmlns:o="urn:schemas-microsoft-com:office:office" xmlns:r="http://schemas.openxmlformats.org/officeDocument/2006/relationships" xmlns:m="http://schemas.openxmlformats.org/officeDocument/2006/math" xmlns:v="urn:schemas-microsoft-com:vml" xmlns:wp14="http://schemas.microsoft.com/office/word/2010/wordprocessingDrawing" xmlns:wp="http://schemas.openxmlformats.org/drawingml/2006/wordprocessingDrawing" xmlns:w10="urn:schemas-microsoft-com:office:word" xmlns:w="http://schemas.openxmlformats.org/wordprocessingml/2006/main" xmlns:w14="http://schemas.microsoft.com/office/word/2010/wordml" xmlns:w15="http://schemas.microsoft.com/office/word/2012/wordml" xmlns:wpg="http://schemas.microsoft.com/office/word/2010/wordprocessingGroup" xmlns:wpi="http://schemas.microsoft.com/office/word/2010/wordprocessingInk" xmlns:wne="http://schemas.microsoft.com/office/word/2006/wordml" xmlns:wps="http://schemas.microsoft.com/office/word/2010/wordprocessingShape" mc:Ignorable="w14 w15 wp14">
+<w:footnotes xmlns:wpc="http://schemas.microsoft.com/office/word/2010/wordprocessingCanvas" xmlns:cx="http://schemas.microsoft.com/office/drawing/2014/chartex" xmlns:cx1="http://schemas.microsoft.com/office/drawing/2015/9/8/chartex" xmlns:cx2="http://schemas.microsoft.com/office/drawing/2015/10/21/chartex" xmlns:cx3="http://schemas.microsoft.com/office/drawing/2016/5/9/chartex" xmlns:cx4="http://schemas.microsoft.com/office/drawing/2016/5/10/chartex" xmlns:cx5="http://schemas.microsoft.com/office/drawing/2016/5/11/chartex" xmlns:cx6="http://schemas.microsoft.com/office/drawing/2016/5/12/chartex" xmlns:cx7="http://schemas.microsoft.com/office/drawing/2016/5/13/chartex" xmlns:cx8="http://schemas.microsoft.com/office/drawing/2016/5/14/chartex" xmlns:mc="http://schemas.openxmlformats.org/markup-compatibility/2006" xmlns:aink="http://schemas.microsoft.com/office/drawing/2016/ink" xmlns:am3d="http://schemas.microsoft.com/office/drawing/2017/model3d" xmlns:o="urn:schemas-microsoft-com:office:office" xmlns:oel="http://schemas.microsoft.com/office/2019/extlst" xmlns:r="http://schemas.openxmlformats.org/officeDocument/2006/relationships" xmlns:m="http://schemas.openxmlformats.org/officeDocument/2006/math" xmlns:v="urn:schemas-microsoft-com:vml" xmlns:wp14="http://schemas.microsoft.com/office/word/2010/wordprocessingDrawing" xmlns:wp="http://schemas.openxmlformats.org/drawingml/2006/wordprocessingDrawing" xmlns:w10="urn:schemas-microsoft-com:office:word" xmlns:w="http://schemas.openxmlformats.org/wordprocessingml/2006/main" xmlns:w14="http://schemas.microsoft.com/office/word/2010/wordml" xmlns:w15="http://schemas.microsoft.com/office/word/2012/wordml" xmlns:w16cex="http://schemas.microsoft.com/office/word/2018/wordml/cex" xmlns:w16cid="http://schemas.microsoft.com/office/word/2016/wordml/cid" xmlns:w16="http://schemas.microsoft.com/office/word/2018/wordml" xmlns:w16du="http://schemas.microsoft.com/office/word/2023/wordml/word16du" xmlns:w16sdtdh="http://schemas.microsoft.com/office/word/2020/wordml/sdtdatahash" xmlns:w16sdtfl="http://schemas.microsoft.com/office/word/2024/wordml/sdtformatlock" xmlns:w16se="http://schemas.microsoft.com/office/word/2015/wordml/symex" xmlns:wpg="http://schemas.microsoft.com/office/word/2010/wordprocessingGroup" xmlns:wpi="http://schemas.microsoft.com/office/word/2010/wordprocessingInk" xmlns:wne="http://schemas.microsoft.com/office/word/2006/wordml" xmlns:wps="http://schemas.microsoft.com/office/word/2010/wordprocessingShape" mc:Ignorable="w14 w15 w16se w16cid w16 w16cex w16sdtdh w16sdtfl w16du wp14">
   <w:footnote w:type="separator" w:id="-1">
     <w:p>
       <w:r>
@@ -6776,7 +6856,7 @@
 </file>
 
 <file path=word/header1.xml><?xml version="1.0" encoding="utf-8"?>
-<w:hdr xmlns:wpc="http://schemas.microsoft.com/office/word/2010/wordprocessingCanvas" xmlns:mc="http://schemas.openxmlformats.org/markup-compatibility/2006" xmlns:o="urn:schemas-microsoft-com:office:office" xmlns:r="http://schemas.openxmlformats.org/officeDocument/2006/relationships" xmlns:m="http://schemas.openxmlformats.org/officeDocument/2006/math" xmlns:v="urn:schemas-microsoft-com:vml" xmlns:wp14="http://schemas.microsoft.com/office/word/2010/wordprocessingDrawing" xmlns:wp="http://schemas.openxmlformats.org/drawingml/2006/wordprocessingDrawing" xmlns:w10="urn:schemas-microsoft-com:office:word" xmlns:w="http://schemas.openxmlformats.org/wordprocessingml/2006/main" xmlns:w14="http://schemas.microsoft.com/office/word/2010/wordml" xmlns:w15="http://schemas.microsoft.com/office/word/2012/wordml" xmlns:wpg="http://schemas.microsoft.com/office/word/2010/wordprocessingGroup" xmlns:wpi="http://schemas.microsoft.com/office/word/2010/wordprocessingInk" xmlns:wne="http://schemas.microsoft.com/office/word/2006/wordml" xmlns:wps="http://schemas.microsoft.com/office/word/2010/wordprocessingShape" mc:Ignorable="w14 w15 wp14">
+<w:hdr xmlns:wpc="http://schemas.microsoft.com/office/word/2010/wordprocessingCanvas" xmlns:cx="http://schemas.microsoft.com/office/drawing/2014/chartex" xmlns:cx1="http://schemas.microsoft.com/office/drawing/2015/9/8/chartex" xmlns:cx2="http://schemas.microsoft.com/office/drawing/2015/10/21/chartex" xmlns:cx3="http://schemas.microsoft.com/office/drawing/2016/5/9/chartex" xmlns:cx4="http://schemas.microsoft.com/office/drawing/2016/5/10/chartex" xmlns:cx5="http://schemas.microsoft.com/office/drawing/2016/5/11/chartex" xmlns:cx6="http://schemas.microsoft.com/office/drawing/2016/5/12/chartex" xmlns:cx7="http://schemas.microsoft.com/office/drawing/2016/5/13/chartex" xmlns:cx8="http://schemas.microsoft.com/office/drawing/2016/5/14/chartex" xmlns:mc="http://schemas.openxmlformats.org/markup-compatibility/2006" xmlns:aink="http://schemas.microsoft.com/office/drawing/2016/ink" xmlns:am3d="http://schemas.microsoft.com/office/drawing/2017/model3d" xmlns:o="urn:schemas-microsoft-com:office:office" xmlns:oel="http://schemas.microsoft.com/office/2019/extlst" xmlns:r="http://schemas.openxmlformats.org/officeDocument/2006/relationships" xmlns:m="http://schemas.openxmlformats.org/officeDocument/2006/math" xmlns:v="urn:schemas-microsoft-com:vml" xmlns:wp14="http://schemas.microsoft.com/office/word/2010/wordprocessingDrawing" xmlns:wp="http://schemas.openxmlformats.org/drawingml/2006/wordprocessingDrawing" xmlns:w10="urn:schemas-microsoft-com:office:word" xmlns:w="http://schemas.openxmlformats.org/wordprocessingml/2006/main" xmlns:w14="http://schemas.microsoft.com/office/word/2010/wordml" xmlns:w15="http://schemas.microsoft.com/office/word/2012/wordml" xmlns:w16cex="http://schemas.microsoft.com/office/word/2018/wordml/cex" xmlns:w16cid="http://schemas.microsoft.com/office/word/2016/wordml/cid" xmlns:w16="http://schemas.microsoft.com/office/word/2018/wordml" xmlns:w16du="http://schemas.microsoft.com/office/word/2023/wordml/word16du" xmlns:w16sdtdh="http://schemas.microsoft.com/office/word/2020/wordml/sdtdatahash" xmlns:w16sdtfl="http://schemas.microsoft.com/office/word/2024/wordml/sdtformatlock" xmlns:w16se="http://schemas.microsoft.com/office/word/2015/wordml/symex" xmlns:wpg="http://schemas.microsoft.com/office/word/2010/wordprocessingGroup" xmlns:wpi="http://schemas.microsoft.com/office/word/2010/wordprocessingInk" xmlns:wne="http://schemas.microsoft.com/office/word/2006/wordml" xmlns:wps="http://schemas.microsoft.com/office/word/2010/wordprocessingShape" mc:Ignorable="w14 w15 w16se w16cid w16 w16cex w16sdtdh w16sdtfl w16du wp14">
   <w:p>
     <w:pPr>
       <w:pStyle w:val="Textoindependiente"/>
@@ -6928,8 +7008,7 @@
               <v:stroke joinstyle="miter"/>
               <v:path gradientshapeok="t" o:connecttype="rect"/>
             </v:shapetype>
-            <v:shape id="Textbox 2" o:spid="_x0000_s1026" type="#_x0000_t202" style="position:absolute;margin-left:84.1pt;margin-top:34.6pt;width:267.25pt;height:14.35pt;z-index:-15872512;visibility:visible;mso-wrap-style:square;mso-wrap-distance-left:0;mso-wrap-distance-top:0;mso-wrap-distance-right:0;mso-wrap-distance-bottom:0;mso-position-horizontal:absolute;mso-position-horizontal-relative:page;mso-position-vertical:absolute;mso-position-vertical-relative:page;v-text-anchor:top" o:gfxdata="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" filled="f" stroked="f">
-              <v:path arrowok="t"/>
+            <v:shape id="Textbox 2" o:spid="_x0000_s1026" type="#_x0000_t202" style="position:absolute;margin-left:84.1pt;margin-top:34.6pt;width:267.25pt;height:14.35pt;z-index:-15872512;visibility:visible;mso-wrap-style:square;mso-wrap-distance-left:0;mso-wrap-distance-top:0;mso-wrap-distance-right:0;mso-wrap-distance-bottom:0;mso-position-horizontal:absolute;mso-position-horizontal-relative:page;mso-position-vertical:absolute;mso-position-vertical-relative:page;v-text-anchor:top" o:gfxdata="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" filled="f" stroked="f">
               <v:textbox inset="0,0,0,0">
                 <w:txbxContent>
                   <w:p>
@@ -7030,7 +7109,7 @@
 </file>
 
 <file path=word/styles.xml><?xml version="1.0" encoding="utf-8"?>
-<w:styles xmlns:mc="http://schemas.openxmlformats.org/markup-compatibility/2006" xmlns:r="http://schemas.openxmlformats.org/officeDocument/2006/relationships" xmlns:w="http://schemas.openxmlformats.org/wordprocessingml/2006/main" xmlns:w14="http://schemas.microsoft.com/office/word/2010/wordml" xmlns:w15="http://schemas.microsoft.com/office/word/2012/wordml" mc:Ignorable="w14 w15">
+<w:styles xmlns:mc="http://schemas.openxmlformats.org/markup-compatibility/2006" xmlns:r="http://schemas.openxmlformats.org/officeDocument/2006/relationships" xmlns:w="http://schemas.openxmlformats.org/wordprocessingml/2006/main" xmlns:w14="http://schemas.microsoft.com/office/word/2010/wordml" xmlns:w15="http://schemas.microsoft.com/office/word/2012/wordml" xmlns:w16cex="http://schemas.microsoft.com/office/word/2018/wordml/cex" xmlns:w16cid="http://schemas.microsoft.com/office/word/2016/wordml/cid" xmlns:w16="http://schemas.microsoft.com/office/word/2018/wordml" xmlns:w16du="http://schemas.microsoft.com/office/word/2023/wordml/word16du" xmlns:w16sdtdh="http://schemas.microsoft.com/office/word/2020/wordml/sdtdatahash" xmlns:w16sdtfl="http://schemas.microsoft.com/office/word/2024/wordml/sdtformatlock" xmlns:w16se="http://schemas.microsoft.com/office/word/2015/wordml/symex" mc:Ignorable="w14 w15 w16se w16cid w16 w16cex w16sdtdh w16sdtfl w16du">
   <w:docDefaults>
     <w:rPrDefault>
       <w:rPr>
@@ -7048,7 +7127,7 @@
       </w:pPr>
     </w:pPrDefault>
   </w:docDefaults>
-  <w:latentStyles w:defLockedState="0" w:defUIPriority="99" w:defSemiHidden="0" w:defUnhideWhenUsed="0" w:defQFormat="0" w:count="371">
+  <w:latentStyles w:defLockedState="0" w:defUIPriority="99" w:defSemiHidden="0" w:defUnhideWhenUsed="0" w:defQFormat="0" w:count="376">
     <w:lsdException w:name="Normal" w:uiPriority="0" w:qFormat="1"/>
     <w:lsdException w:name="heading 1" w:uiPriority="9" w:qFormat="1"/>
     <w:lsdException w:name="heading 2" w:semiHidden="1" w:uiPriority="9" w:unhideWhenUsed="1" w:qFormat="1"/>
@@ -7420,11 +7499,16 @@
     <w:lsdException w:name="List Table 5 Dark Accent 6" w:uiPriority="50"/>
     <w:lsdException w:name="List Table 6 Colorful Accent 6" w:uiPriority="51"/>
     <w:lsdException w:name="List Table 7 Colorful Accent 6" w:uiPriority="52"/>
+    <w:lsdException w:name="Mention" w:semiHidden="1" w:unhideWhenUsed="1"/>
+    <w:lsdException w:name="Smart Hyperlink" w:semiHidden="1" w:unhideWhenUsed="1"/>
+    <w:lsdException w:name="Hashtag" w:semiHidden="1" w:unhideWhenUsed="1"/>
+    <w:lsdException w:name="Unresolved Mention" w:semiHidden="1" w:unhideWhenUsed="1"/>
+    <w:lsdException w:name="Smart Link" w:semiHidden="1" w:unhideWhenUsed="1"/>
   </w:latentStyles>
   <w:style w:type="paragraph" w:default="1" w:styleId="Normal">
     <w:name w:val="Normal"/>
     <w:qFormat/>
-    <w:rsid w:val="006245BF"/>
+    <w:rsid w:val="00D17BCE"/>
     <w:rPr>
       <w:rFonts w:ascii="Arial MT" w:eastAsia="Arial MT" w:hAnsi="Arial MT" w:cs="Arial MT"/>
       <w:lang w:val="es-ES"/>
@@ -7479,7 +7563,7 @@
     <w:uiPriority w:val="1"/>
     <w:qFormat/>
   </w:style>
-  <w:style w:type="paragraph" w:styleId="Puesto">
+  <w:style w:type="paragraph" w:styleId="Ttulo">
     <w:name w:val="Title"/>
     <w:basedOn w:val="Normal"/>
     <w:uiPriority w:val="10"/>

--- a/Planificacion/Words/G1_PLANIFICACIÓN_ SEGUIMIENTO_CALIDAD.docx
+++ b/Planificacion/Words/G1_PLANIFICACIÓN_ SEGUIMIENTO_CALIDAD.docx
@@ -5595,7 +5595,7 @@
           <v:shape id="_x0000_i1025" type="#_x0000_t75" style="width:193.5pt;height:273pt" o:ole="">
             <v:imagedata r:id="rId17" o:title=""/>
           </v:shape>
-          <o:OLEObject Type="Embed" ProgID="Acrobat.Document.DC" ShapeID="_x0000_i1025" DrawAspect="Content" ObjectID="_1826803438" r:id="rId18"/>
+          <o:OLEObject Type="Embed" ProgID="Acrobat.Document.DC" ShapeID="_x0000_i1025" DrawAspect="Content" ObjectID="_1827041772" r:id="rId18"/>
         </w:object>
       </w:r>
     </w:p>
@@ -5640,7 +5640,7 @@
           <v:shape id="_x0000_i1026" type="#_x0000_t75" style="width:477pt;height:149.25pt" o:ole="">
             <v:imagedata r:id="rId19" o:title=""/>
           </v:shape>
-          <o:OLEObject Type="Embed" ProgID="Excel.Sheet.12" ShapeID="_x0000_i1026" DrawAspect="Content" ObjectID="_1826803439" r:id="rId20"/>
+          <o:OLEObject Type="Embed" ProgID="Excel.Sheet.12" ShapeID="_x0000_i1026" DrawAspect="Content" ObjectID="_1827041773" r:id="rId20"/>
         </w:object>
       </w:r>
     </w:p>
@@ -6555,99 +6555,165 @@
         <w:spacing w:before="156"/>
         <w:jc w:val="both"/>
         <w:rPr>
-          <w:color w:val="585858"/>
-          <w:spacing w:val="7"/>
-          <w:sz w:val="28"/>
-        </w:rPr>
-      </w:pPr>
-      <w:r>
-        <w:rPr>
-          <w:color w:val="585858"/>
-          <w:spacing w:val="11"/>
-          <w:sz w:val="28"/>
-        </w:rPr>
-        <w:t>Semana</w:t>
-      </w:r>
-      <w:r>
-        <w:rPr>
-          <w:color w:val="585858"/>
-          <w:spacing w:val="35"/>
-          <w:sz w:val="28"/>
-        </w:rPr>
-        <w:t xml:space="preserve"> </w:t>
-      </w:r>
-      <w:r>
-        <w:rPr>
-          <w:color w:val="585858"/>
-          <w:spacing w:val="14"/>
-          <w:sz w:val="28"/>
-        </w:rPr>
-        <w:t>01</w:t>
-      </w:r>
-      <w:r>
-        <w:rPr>
-          <w:color w:val="585858"/>
-          <w:spacing w:val="14"/>
-          <w:sz w:val="28"/>
-        </w:rPr>
-        <w:t>/1</w:t>
-      </w:r>
-      <w:r>
-        <w:rPr>
-          <w:color w:val="585858"/>
-          <w:spacing w:val="14"/>
-          <w:sz w:val="28"/>
-        </w:rPr>
-        <w:t>2</w:t>
-      </w:r>
-      <w:r>
-        <w:rPr>
-          <w:color w:val="585858"/>
-          <w:spacing w:val="14"/>
-          <w:sz w:val="28"/>
-        </w:rPr>
-        <w:t>-</w:t>
-      </w:r>
-      <w:r>
-        <w:rPr>
-          <w:color w:val="585858"/>
-          <w:spacing w:val="7"/>
-          <w:sz w:val="28"/>
-        </w:rPr>
-        <w:t>07</w:t>
-      </w:r>
-      <w:r>
-        <w:rPr>
-          <w:color w:val="585858"/>
-          <w:spacing w:val="7"/>
-          <w:sz w:val="28"/>
-        </w:rPr>
-        <w:t>/1</w:t>
-      </w:r>
-      <w:r>
-        <w:rPr>
-          <w:color w:val="585858"/>
-          <w:spacing w:val="7"/>
-          <w:sz w:val="28"/>
-        </w:rPr>
-        <w:t>2</w:t>
-      </w:r>
+          <w:szCs w:val="16"/>
+        </w:rPr>
+      </w:pPr>
     </w:p>
     <w:p>
       <w:pPr>
         <w:spacing w:before="156"/>
         <w:jc w:val="both"/>
         <w:rPr>
+          <w:color w:val="585858"/>
+          <w:spacing w:val="7"/>
+          <w:sz w:val="28"/>
+        </w:rPr>
+      </w:pPr>
+      <w:r>
+        <w:rPr>
+          <w:color w:val="585858"/>
+          <w:spacing w:val="11"/>
+          <w:sz w:val="28"/>
+        </w:rPr>
+        <w:t>Semana</w:t>
+      </w:r>
+      <w:r>
+        <w:rPr>
+          <w:color w:val="585858"/>
+          <w:spacing w:val="35"/>
+          <w:sz w:val="28"/>
+        </w:rPr>
+        <w:t xml:space="preserve"> </w:t>
+      </w:r>
+      <w:r>
+        <w:rPr>
+          <w:color w:val="585858"/>
+          <w:spacing w:val="14"/>
+          <w:sz w:val="28"/>
+        </w:rPr>
+        <w:t>01/12-</w:t>
+      </w:r>
+      <w:r>
+        <w:rPr>
+          <w:color w:val="585858"/>
+          <w:spacing w:val="7"/>
+          <w:sz w:val="28"/>
+        </w:rPr>
+        <w:t>07/12</w:t>
+      </w:r>
+    </w:p>
+    <w:p>
+      <w:pPr>
+        <w:spacing w:before="156"/>
+        <w:jc w:val="both"/>
+      </w:pPr>
+      <w:r>
+        <w:lastRenderedPageBreak/>
+        <w:t>En esta semana ambas sesiones se han estructurado de manera similar, en ellas nos hemos dividido en grupos de dos, Víctor y Mario, Miguel y Clara. Durante las sesiones, Víctor y Mario se han dedicado a soldar componentes a una de las PCBs, mientras que Clara y Miguel se han dedicado a la parte relacionada con LarVa, modificando los direccionamientos de memoria y aumentado esta.</w:t>
+      </w:r>
+    </w:p>
+    <w:p>
+      <w:pPr>
+        <w:spacing w:before="156"/>
+        <w:jc w:val="both"/>
+      </w:pPr>
+    </w:p>
+    <w:p>
+      <w:pPr>
+        <w:spacing w:before="156"/>
+        <w:jc w:val="both"/>
+        <w:rPr>
+          <w:color w:val="585858"/>
+          <w:spacing w:val="7"/>
+          <w:sz w:val="28"/>
+        </w:rPr>
+      </w:pPr>
+      <w:r>
+        <w:rPr>
+          <w:color w:val="585858"/>
+          <w:spacing w:val="11"/>
+          <w:sz w:val="28"/>
+        </w:rPr>
+        <w:t>Semana</w:t>
+      </w:r>
+      <w:r>
+        <w:rPr>
+          <w:color w:val="585858"/>
+          <w:spacing w:val="35"/>
+          <w:sz w:val="28"/>
+        </w:rPr>
+        <w:t xml:space="preserve"> </w:t>
+      </w:r>
+      <w:r>
+        <w:rPr>
+          <w:color w:val="585858"/>
+          <w:spacing w:val="14"/>
+          <w:sz w:val="28"/>
+        </w:rPr>
+        <w:t>0</w:t>
+      </w:r>
+      <w:r>
+        <w:rPr>
+          <w:color w:val="585858"/>
+          <w:spacing w:val="14"/>
+          <w:sz w:val="28"/>
+        </w:rPr>
+        <w:t>8</w:t>
+      </w:r>
+      <w:r>
+        <w:rPr>
+          <w:color w:val="585858"/>
+          <w:spacing w:val="14"/>
+          <w:sz w:val="28"/>
+        </w:rPr>
+        <w:t>/12-</w:t>
+      </w:r>
+      <w:r>
+        <w:rPr>
+          <w:color w:val="585858"/>
+          <w:spacing w:val="7"/>
+          <w:sz w:val="28"/>
+        </w:rPr>
+        <w:t>14</w:t>
+      </w:r>
+      <w:r>
+        <w:rPr>
+          <w:color w:val="585858"/>
+          <w:spacing w:val="7"/>
+          <w:sz w:val="28"/>
+        </w:rPr>
+        <w:t>/12</w:t>
+      </w:r>
+    </w:p>
+    <w:p>
+      <w:pPr>
+        <w:spacing w:before="156"/>
+        <w:jc w:val="both"/>
+      </w:pPr>
+      <w:r>
+        <w:t xml:space="preserve">A lo largo de la sesión del martes, Víctor y Mario finalizaron el soldado y montaje de las dos placas de circuito impreso. Tras acabar, se </w:t>
+      </w:r>
+      <w:r>
+        <w:t>comprobó el hardware para verificar que todos los componentes funcionasen correctamente. Miguel y Clara siguieron con la programación de LarVa.</w:t>
+      </w:r>
+    </w:p>
+    <w:p>
+      <w:pPr>
+        <w:spacing w:before="156"/>
+        <w:jc w:val="both"/>
+      </w:pPr>
+      <w:r>
+        <w:t>Durante la sesión del viernes, Víctor y Mario continuaron con la memoria final, la documentación y la organización general del proyecto. Miguel y Clara continuaron con el desarrollo y el testeo del software.</w:t>
+      </w:r>
+    </w:p>
+    <w:p>
+      <w:pPr>
+        <w:spacing w:before="156"/>
+        <w:jc w:val="both"/>
+        <w:rPr>
           <w:szCs w:val="16"/>
         </w:rPr>
       </w:pPr>
-      <w:r>
-        <w:t xml:space="preserve">En esta semana ambas sesiones se han estructurado de manera similar, en ellas nos </w:t>
-      </w:r>
-      <w:r>
-        <w:lastRenderedPageBreak/>
-        <w:t>hemos dividido en grupos de dos, Víctor y Mario, Miguel y Clara. Durante las sesiones, Víctor y Mario se han dedicado a soldar componentes a una de las PCBs, mientras que Clara y Miguel se han dedicado a la parte relacionada con LarVa, modificando los direccionamientos de memoria y aumentado esta.</w:t>
-      </w:r>
     </w:p>
     <w:sectPr>
       <w:pgSz w:w="11910" w:h="16840"/>

--- a/Planificacion/Words/G1_PLANIFICACIÓN_ SEGUIMIENTO_CALIDAD.docx
+++ b/Planificacion/Words/G1_PLANIFICACIÓN_ SEGUIMIENTO_CALIDAD.docx
@@ -2187,6 +2187,7 @@
             <w:pPr>
               <w:pStyle w:val="TableParagraph"/>
               <w:ind w:left="0"/>
+              <w:jc w:val="center"/>
               <w:rPr>
                 <w:rFonts w:ascii="Times New Roman"/>
               </w:rPr>
@@ -2371,10 +2372,17 @@
             <w:pPr>
               <w:pStyle w:val="TableParagraph"/>
               <w:ind w:left="0"/>
+              <w:jc w:val="center"/>
               <w:rPr>
                 <w:rFonts w:ascii="Times New Roman"/>
               </w:rPr>
             </w:pPr>
+            <w:r>
+              <w:rPr>
+                <w:rFonts w:ascii="Times New Roman"/>
+              </w:rPr>
+              <w:t>2</w:t>
+            </w:r>
           </w:p>
         </w:tc>
       </w:tr>
@@ -2651,10 +2659,17 @@
             <w:pPr>
               <w:pStyle w:val="TableParagraph"/>
               <w:ind w:left="0"/>
+              <w:jc w:val="center"/>
               <w:rPr>
                 <w:rFonts w:ascii="Times New Roman"/>
               </w:rPr>
             </w:pPr>
+            <w:r>
+              <w:rPr>
+                <w:rFonts w:ascii="Times New Roman"/>
+              </w:rPr>
+              <w:t>4</w:t>
+            </w:r>
           </w:p>
         </w:tc>
       </w:tr>
@@ -5592,10 +5607,10 @@
             <v:path o:extrusionok="f" gradientshapeok="t" o:connecttype="rect"/>
             <o:lock v:ext="edit" aspectratio="t"/>
           </v:shapetype>
-          <v:shape id="_x0000_i1025" type="#_x0000_t75" style="width:193.5pt;height:273pt" o:ole="">
+          <v:shape id="_x0000_i1025" type="#_x0000_t75" style="width:193.4pt;height:272.95pt" o:ole="">
             <v:imagedata r:id="rId17" o:title=""/>
           </v:shape>
-          <o:OLEObject Type="Embed" ProgID="Acrobat.Document.DC" ShapeID="_x0000_i1025" DrawAspect="Content" ObjectID="_1827041772" r:id="rId18"/>
+          <o:OLEObject Type="Embed" ProgID="Acrobat.Document.DC" ShapeID="_x0000_i1025" DrawAspect="Content" ObjectID="_1827384449" r:id="rId18"/>
         </w:object>
       </w:r>
     </w:p>
@@ -5637,10 +5652,10 @@
       </w:pPr>
       <w:r>
         <w:object w:dxaOrig="27998" w:dyaOrig="8799" w14:anchorId="047B8D9A">
-          <v:shape id="_x0000_i1026" type="#_x0000_t75" style="width:477pt;height:149.25pt" o:ole="">
+          <v:shape id="_x0000_i1026" type="#_x0000_t75" style="width:477.2pt;height:149pt" o:ole="">
             <v:imagedata r:id="rId19" o:title=""/>
           </v:shape>
-          <o:OLEObject Type="Embed" ProgID="Excel.Sheet.12" ShapeID="_x0000_i1026" DrawAspect="Content" ObjectID="_1827041773" r:id="rId20"/>
+          <o:OLEObject Type="Embed" ProgID="Excel.Sheet.12" ShapeID="_x0000_i1026" DrawAspect="Content" ObjectID="_1827384450" r:id="rId20"/>
         </w:object>
       </w:r>
     </w:p>
@@ -6650,23 +6665,7 @@
           <w:spacing w:val="14"/>
           <w:sz w:val="28"/>
         </w:rPr>
-        <w:t>0</w:t>
-      </w:r>
-      <w:r>
-        <w:rPr>
-          <w:color w:val="585858"/>
-          <w:spacing w:val="14"/>
-          <w:sz w:val="28"/>
-        </w:rPr>
-        <w:t>8</w:t>
-      </w:r>
-      <w:r>
-        <w:rPr>
-          <w:color w:val="585858"/>
-          <w:spacing w:val="14"/>
-          <w:sz w:val="28"/>
-        </w:rPr>
-        <w:t>/12-</w:t>
+        <w:t>08/12-</w:t>
       </w:r>
       <w:r>
         <w:rPr>
@@ -6674,15 +6673,7 @@
           <w:spacing w:val="7"/>
           <w:sz w:val="28"/>
         </w:rPr>
-        <w:t>14</w:t>
-      </w:r>
-      <w:r>
-        <w:rPr>
-          <w:color w:val="585858"/>
-          <w:spacing w:val="7"/>
-          <w:sz w:val="28"/>
-        </w:rPr>
-        <w:t>/12</w:t>
+        <w:t>14/12</w:t>
       </w:r>
     </w:p>
     <w:p>
@@ -6704,6 +6695,104 @@
       </w:pPr>
       <w:r>
         <w:t>Durante la sesión del viernes, Víctor y Mario continuaron con la memoria final, la documentación y la organización general del proyecto. Miguel y Clara continuaron con el desarrollo y el testeo del software.</w:t>
+      </w:r>
+    </w:p>
+    <w:p>
+      <w:pPr>
+        <w:spacing w:before="156"/>
+        <w:jc w:val="both"/>
+        <w:rPr>
+          <w:szCs w:val="16"/>
+        </w:rPr>
+      </w:pPr>
+    </w:p>
+    <w:p>
+      <w:pPr>
+        <w:spacing w:before="156"/>
+        <w:jc w:val="both"/>
+        <w:rPr>
+          <w:color w:val="585858"/>
+          <w:spacing w:val="7"/>
+          <w:sz w:val="28"/>
+        </w:rPr>
+      </w:pPr>
+      <w:r>
+        <w:rPr>
+          <w:color w:val="585858"/>
+          <w:spacing w:val="11"/>
+          <w:sz w:val="28"/>
+        </w:rPr>
+        <w:t>Semana</w:t>
+      </w:r>
+      <w:r>
+        <w:rPr>
+          <w:color w:val="585858"/>
+          <w:spacing w:val="35"/>
+          <w:sz w:val="28"/>
+        </w:rPr>
+        <w:t xml:space="preserve"> </w:t>
+      </w:r>
+      <w:r>
+        <w:rPr>
+          <w:color w:val="585858"/>
+          <w:spacing w:val="14"/>
+          <w:sz w:val="28"/>
+        </w:rPr>
+        <w:t>15</w:t>
+      </w:r>
+      <w:r>
+        <w:rPr>
+          <w:color w:val="585858"/>
+          <w:spacing w:val="14"/>
+          <w:sz w:val="28"/>
+        </w:rPr>
+        <w:t>/12-</w:t>
+      </w:r>
+      <w:r>
+        <w:rPr>
+          <w:color w:val="585858"/>
+          <w:spacing w:val="7"/>
+          <w:sz w:val="28"/>
+        </w:rPr>
+        <w:t>21</w:t>
+      </w:r>
+      <w:r>
+        <w:rPr>
+          <w:color w:val="585858"/>
+          <w:spacing w:val="7"/>
+          <w:sz w:val="28"/>
+        </w:rPr>
+        <w:t>/12</w:t>
+      </w:r>
+    </w:p>
+    <w:p>
+      <w:pPr>
+        <w:spacing w:before="156"/>
+        <w:jc w:val="both"/>
+      </w:pPr>
+      <w:r>
+        <w:t xml:space="preserve">En la sesión del martes </w:t>
+      </w:r>
+      <w:r>
+        <w:t>Clara y Miguel han</w:t>
+      </w:r>
+      <w:r>
+        <w:t xml:space="preserve"> continuado </w:t>
+      </w:r>
+      <w:r>
+        <w:t xml:space="preserve">con las UARTs </w:t>
+      </w:r>
+      <w:r>
+        <w:t xml:space="preserve"> y el SPI </w:t>
+      </w:r>
+      <w:r>
+        <w:t xml:space="preserve">necesarias para la comunicación </w:t>
+      </w:r>
+      <w:r>
+        <w:t xml:space="preserve">con los diferentes periféricos, han comprobado que funcionasen y estuvieran bien. Mario y Victor han continuado con la memoria </w:t>
+      </w:r>
+      <w:r>
+        <w:t>y han empezado con la programación en C para poder leer los datos que manden cada sensor. (2h)</w:t>
       </w:r>
     </w:p>
     <w:p>
@@ -7574,7 +7663,7 @@
   <w:style w:type="paragraph" w:default="1" w:styleId="Normal">
     <w:name w:val="Normal"/>
     <w:qFormat/>
-    <w:rsid w:val="00D17BCE"/>
+    <w:rsid w:val="00C50E95"/>
     <w:rPr>
       <w:rFonts w:ascii="Arial MT" w:eastAsia="Arial MT" w:hAnsi="Arial MT" w:cs="Arial MT"/>
       <w:lang w:val="es-ES"/>

--- a/Planificacion/Words/G1_PLANIFICACIÓN_ SEGUIMIENTO_CALIDAD.docx
+++ b/Planificacion/Words/G1_PLANIFICACIÓN_ SEGUIMIENTO_CALIDAD.docx
@@ -1702,7 +1702,15 @@
               <w:t xml:space="preserve"> </w:t>
             </w:r>
             <w:r>
-              <w:t>(gerber)</w:t>
+              <w:t>(</w:t>
+            </w:r>
+            <w:proofErr w:type="spellStart"/>
+            <w:r>
+              <w:t>gerber</w:t>
+            </w:r>
+            <w:proofErr w:type="spellEnd"/>
+            <w:r>
+              <w:t>)</w:t>
             </w:r>
           </w:p>
         </w:tc>
@@ -1990,7 +1998,15 @@
               <w:t xml:space="preserve"> </w:t>
             </w:r>
             <w:r>
-              <w:t>(gerber)</w:t>
+              <w:t>(</w:t>
+            </w:r>
+            <w:proofErr w:type="spellStart"/>
+            <w:r>
+              <w:t>gerber</w:t>
+            </w:r>
+            <w:proofErr w:type="spellEnd"/>
+            <w:r>
+              <w:t>)</w:t>
             </w:r>
           </w:p>
         </w:tc>
@@ -2503,7 +2519,23 @@
                 <w:rFonts w:ascii="Arial" w:hAnsi="Arial"/>
                 <w:b/>
               </w:rPr>
-              <w:t>(uC/FPGA).</w:t>
+              <w:t>(</w:t>
+            </w:r>
+            <w:proofErr w:type="spellStart"/>
+            <w:r>
+              <w:rPr>
+                <w:rFonts w:ascii="Arial" w:hAnsi="Arial"/>
+                <w:b/>
+              </w:rPr>
+              <w:t>uC</w:t>
+            </w:r>
+            <w:proofErr w:type="spellEnd"/>
+            <w:r>
+              <w:rPr>
+                <w:rFonts w:ascii="Arial" w:hAnsi="Arial"/>
+                <w:b/>
+              </w:rPr>
+              <w:t>/FPGA).</w:t>
             </w:r>
             <w:r>
               <w:rPr>
@@ -2668,7 +2700,7 @@
               <w:rPr>
                 <w:rFonts w:ascii="Times New Roman"/>
               </w:rPr>
-              <w:t>4</w:t>
+              <w:t>7</w:t>
             </w:r>
           </w:p>
         </w:tc>
@@ -2743,7 +2775,23 @@
                 <w:rFonts w:ascii="Arial" w:hAnsi="Arial"/>
                 <w:b/>
               </w:rPr>
-              <w:t>(uC/FPGA).</w:t>
+              <w:t>(</w:t>
+            </w:r>
+            <w:proofErr w:type="spellStart"/>
+            <w:r>
+              <w:rPr>
+                <w:rFonts w:ascii="Arial" w:hAnsi="Arial"/>
+                <w:b/>
+              </w:rPr>
+              <w:t>uC</w:t>
+            </w:r>
+            <w:proofErr w:type="spellEnd"/>
+            <w:r>
+              <w:rPr>
+                <w:rFonts w:ascii="Arial" w:hAnsi="Arial"/>
+                <w:b/>
+              </w:rPr>
+              <w:t>/FPGA).</w:t>
             </w:r>
             <w:r>
               <w:rPr>
@@ -3962,8 +4010,13 @@
         </w:rPr>
         <w:t xml:space="preserve"> </w:t>
       </w:r>
-      <w:r>
-        <w:t>proteus,</w:t>
+      <w:proofErr w:type="spellStart"/>
+      <w:r>
+        <w:t>proteus</w:t>
+      </w:r>
+      <w:proofErr w:type="spellEnd"/>
+      <w:r>
+        <w:t>,</w:t>
       </w:r>
       <w:r>
         <w:rPr>
@@ -4080,7 +4133,23 @@
         <w:t xml:space="preserve"> </w:t>
       </w:r>
       <w:r>
-        <w:t>de las PBC’s y Victor y Clara terminaron el diagrama Gantt (1h). El miércoles por la tarde Miguel dedicó tiempo extra en la realización de los esquemáticos del PCB2 (2h). En la clase del viernes continuamos con el</w:t>
+        <w:t xml:space="preserve">de las </w:t>
+      </w:r>
+      <w:proofErr w:type="spellStart"/>
+      <w:r>
+        <w:t>PBC’s</w:t>
+      </w:r>
+      <w:proofErr w:type="spellEnd"/>
+      <w:r>
+        <w:t xml:space="preserve"> y </w:t>
+      </w:r>
+      <w:proofErr w:type="spellStart"/>
+      <w:r>
+        <w:t>Victor</w:t>
+      </w:r>
+      <w:proofErr w:type="spellEnd"/>
+      <w:r>
+        <w:t xml:space="preserve"> y Clara terminaron el diagrama Gantt (1h). El miércoles por la tarde Miguel dedicó tiempo extra en la realización de los esquemáticos del PCB2 (2h). En la clase del viernes continuamos con el</w:t>
       </w:r>
       <w:r>
         <w:rPr>
@@ -4089,7 +4158,23 @@
         <w:t xml:space="preserve"> </w:t>
       </w:r>
       <w:r>
-        <w:t>desarrollo de los diseños de los esquemáticos de las PBC’s (2.5h). En esta sesión se finalizaron los esquemáticos de las PCB1, PCB2 y PCB3, desarrollados por Mario, Miguel y Victor respectivamente. Clara comenzó el desarrollo de los esquemáticos correspondientes al PBC0.</w:t>
+        <w:t xml:space="preserve">desarrollo de los diseños de los esquemáticos de las </w:t>
+      </w:r>
+      <w:proofErr w:type="spellStart"/>
+      <w:r>
+        <w:t>PBC’s</w:t>
+      </w:r>
+      <w:proofErr w:type="spellEnd"/>
+      <w:r>
+        <w:t xml:space="preserve"> (2.5h). En esta sesión se finalizaron los esquemáticos de las PCB1, PCB2 y PCB3, desarrollados por Mario, Miguel y </w:t>
+      </w:r>
+      <w:proofErr w:type="spellStart"/>
+      <w:r>
+        <w:t>Victor</w:t>
+      </w:r>
+      <w:proofErr w:type="spellEnd"/>
+      <w:r>
+        <w:t xml:space="preserve"> respectivamente. Clara comenzó el desarrollo de los esquemáticos correspondientes al PBC0.</w:t>
       </w:r>
     </w:p>
     <w:p>
@@ -5131,8 +5216,18 @@
           <w:spacing w:val="13"/>
           <w:sz w:val="28"/>
         </w:rPr>
-        <w:t xml:space="preserve"> Cálculo de costes y diseño de las PCBs</w:t>
-      </w:r>
+        <w:t xml:space="preserve"> Cálculo de costes y diseño de las </w:t>
+      </w:r>
+      <w:proofErr w:type="spellStart"/>
+      <w:r>
+        <w:rPr>
+          <w:color w:val="585858"/>
+          <w:spacing w:val="13"/>
+          <w:sz w:val="28"/>
+        </w:rPr>
+        <w:t>PCBs</w:t>
+      </w:r>
+      <w:proofErr w:type="spellEnd"/>
       <w:r>
         <w:rPr>
           <w:color w:val="585858"/>
@@ -5148,13 +5243,29 @@
         <w:jc w:val="both"/>
       </w:pPr>
       <w:r>
-        <w:t xml:space="preserve">En la sesión del martes se han realizado labores de actualización y refinado de los esquemáticos. Mario y Miguel comenzaron con la especificación de las PCBs mientras que Víctor y Clara se encargaban de comenzar con las hojas de coste y actualización </w:t>
+        <w:t xml:space="preserve">En la sesión del martes se han realizado labores de actualización y refinado de los esquemáticos. Mario y Miguel comenzaron con la especificación de las </w:t>
+      </w:r>
+      <w:proofErr w:type="spellStart"/>
+      <w:r>
+        <w:t>PCBs</w:t>
+      </w:r>
+      <w:proofErr w:type="spellEnd"/>
+      <w:r>
+        <w:t xml:space="preserve"> mientras que Víctor y Clara se encargaban de comenzar con las hojas de coste y actualización </w:t>
       </w:r>
       <w:r>
         <w:t>de los diagramas</w:t>
       </w:r>
       <w:r>
-        <w:t xml:space="preserve"> Gant(1h). Clara dedico tiempo el jueves por la tarde para crear el logo y pensar en un nombre para nuestro </w:t>
+        <w:t xml:space="preserve"> </w:t>
+      </w:r>
+      <w:proofErr w:type="spellStart"/>
+      <w:r>
+        <w:t>Gant</w:t>
+      </w:r>
+      <w:proofErr w:type="spellEnd"/>
+      <w:r>
+        <w:t xml:space="preserve">(1h). Clara dedico tiempo el jueves por la tarde para crear el logo y pensar en un nombre para nuestro </w:t>
       </w:r>
       <w:r>
         <w:t>grupo (</w:t>
@@ -5170,7 +5281,20 @@
       </w:pPr>
       <w:r>
         <w:br/>
-        <w:t xml:space="preserve">En la sesión del viernes se continuo con las labores empezadas el martes dejando prácticamente acabadas las PCBs(dos de ellas no se van a poder mostrar por problemas para poder acceder a ellas al no haberse guardado </w:t>
+        <w:t xml:space="preserve">En la sesión del viernes se continuo con las labores empezadas el martes dejando prácticamente acabadas las </w:t>
+      </w:r>
+      <w:proofErr w:type="spellStart"/>
+      <w:proofErr w:type="gramStart"/>
+      <w:r>
+        <w:t>PCBs</w:t>
+      </w:r>
+      <w:proofErr w:type="spellEnd"/>
+      <w:r>
+        <w:t>(</w:t>
+      </w:r>
+      <w:proofErr w:type="gramEnd"/>
+      <w:r>
+        <w:t xml:space="preserve">dos de ellas no se van a poder mostrar por problemas para poder acceder a ellas al no haberse guardado </w:t>
       </w:r>
       <w:r>
         <w:t>correctamente) (</w:t>
@@ -5191,8 +5315,13 @@
         <w:jc w:val="both"/>
       </w:pPr>
       <w:r>
-        <w:t>Los esquemáticos se van a guardar en el Anexo 1 para así aligerar el peso de este archivo, y lo mismo se va a hacer con las PCBs</w:t>
-      </w:r>
+        <w:t xml:space="preserve">Los esquemáticos se van a guardar en el Anexo 1 para así aligerar el peso de este archivo, y lo mismo se va a hacer con las </w:t>
+      </w:r>
+      <w:proofErr w:type="spellStart"/>
+      <w:r>
+        <w:t>PCBs</w:t>
+      </w:r>
+      <w:proofErr w:type="spellEnd"/>
       <w:r>
         <w:t xml:space="preserve"> en el Anexo 2</w:t>
       </w:r>
@@ -5464,7 +5593,15 @@
       </w:pPr>
       <w:r>
         <w:lastRenderedPageBreak/>
-        <w:t>El martes, Miguel y Mario continuaron con las PCBs. Se diseñaron y crearon las huellas faltantes y se finalizó el posicionamiento de todas las huellas para las cuatro placas de circuito impreso. Se diseñó la antena y se realizaron los cambios correspondientes en su esquemático. Víctor y Clara continuaron con la planificación, la documentación, el BOM y comenzaron a elaborar el análisis térmico y eléctrico.</w:t>
+        <w:t xml:space="preserve">El martes, Miguel y Mario continuaron con las </w:t>
+      </w:r>
+      <w:proofErr w:type="spellStart"/>
+      <w:r>
+        <w:t>PCBs</w:t>
+      </w:r>
+      <w:proofErr w:type="spellEnd"/>
+      <w:r>
+        <w:t>. Se diseñaron y crearon las huellas faltantes y se finalizó el posicionamiento de todas las huellas para las cuatro placas de circuito impreso. Se diseñó la antena y se realizaron los cambios correspondientes en su esquemático. Víctor y Clara continuaron con la planificación, la documentación, el BOM y comenzaron a elaborar el análisis térmico y eléctrico.</w:t>
       </w:r>
     </w:p>
     <w:p>
@@ -5568,7 +5705,15 @@
         <w:t>, finalizó</w:t>
       </w:r>
       <w:r>
-        <w:t xml:space="preserve"> las PCB’s  2 y 3, además de hacer el rutado de conexiones </w:t>
+        <w:t xml:space="preserve"> las </w:t>
+      </w:r>
+      <w:proofErr w:type="spellStart"/>
+      <w:r>
+        <w:t>PCB’s</w:t>
+      </w:r>
+      <w:proofErr w:type="spellEnd"/>
+      <w:r>
+        <w:t xml:space="preserve">  2 y 3, además de hacer el rutado de conexiones </w:t>
       </w:r>
       <w:r>
         <w:t xml:space="preserve">de estas PCB </w:t>
@@ -5607,10 +5752,10 @@
             <v:path o:extrusionok="f" gradientshapeok="t" o:connecttype="rect"/>
             <o:lock v:ext="edit" aspectratio="t"/>
           </v:shapetype>
-          <v:shape id="_x0000_i1025" type="#_x0000_t75" style="width:193.4pt;height:272.95pt" o:ole="">
+          <v:shape id="_x0000_i1025" type="#_x0000_t75" style="width:193.55pt;height:273.05pt" o:ole="">
             <v:imagedata r:id="rId17" o:title=""/>
           </v:shape>
-          <o:OLEObject Type="Embed" ProgID="Acrobat.Document.DC" ShapeID="_x0000_i1025" DrawAspect="Content" ObjectID="_1827384449" r:id="rId18"/>
+          <o:OLEObject Type="Embed" ProgID="Acrobat.Document.DC" ShapeID="_x0000_i1025" DrawAspect="Content" ObjectID="_1827613147" r:id="rId18"/>
         </w:object>
       </w:r>
     </w:p>
@@ -5622,7 +5767,15 @@
         <w:t xml:space="preserve">Durante la sesión del viernes en el laboratorio se nos indicó cambios que debíamos hacer sobre los esquemáticos y las PCB, y nos pusimos a realizar estos cambios. </w:t>
       </w:r>
       <w:r>
-        <w:t xml:space="preserve">Actualizamos la documentación, se finalizaron las PCBs 0 y 1 y sus rutados de conexiones. </w:t>
+        <w:t xml:space="preserve">Actualizamos la documentación, se finalizaron las </w:t>
+      </w:r>
+      <w:proofErr w:type="spellStart"/>
+      <w:r>
+        <w:t>PCBs</w:t>
+      </w:r>
+      <w:proofErr w:type="spellEnd"/>
+      <w:r>
+        <w:t xml:space="preserve"> 0 y 1 y sus rutados de conexiones. </w:t>
       </w:r>
       <w:r>
         <w:t>También continuamos con el análisis eléctrico. (2h)</w:t>
@@ -5652,10 +5805,10 @@
       </w:pPr>
       <w:r>
         <w:object w:dxaOrig="27998" w:dyaOrig="8799" w14:anchorId="047B8D9A">
-          <v:shape id="_x0000_i1026" type="#_x0000_t75" style="width:477.2pt;height:149pt" o:ole="">
+          <v:shape id="_x0000_i1026" type="#_x0000_t75" style="width:477.8pt;height:149.6pt" o:ole="">
             <v:imagedata r:id="rId19" o:title=""/>
           </v:shape>
-          <o:OLEObject Type="Embed" ProgID="Excel.Sheet.12" ShapeID="_x0000_i1026" DrawAspect="Content" ObjectID="_1827384450" r:id="rId20"/>
+          <o:OLEObject Type="Embed" ProgID="Excel.Sheet.12" ShapeID="_x0000_i1026" DrawAspect="Content" ObjectID="_1827613148" r:id="rId20"/>
         </w:object>
       </w:r>
     </w:p>
@@ -5785,7 +5938,23 @@
         <w:t xml:space="preserve"> </w:t>
       </w:r>
       <w:r>
-        <w:t>Miguel trabajó en el modelado de la antena de la PCB3 mientras que Mario finalizaba el rutado de la PCB1. Además ambos corrigieron los errores señalados por el profesor, referentes al diseño de las PCBs.</w:t>
+        <w:t xml:space="preserve">Miguel trabajó en el modelado de la antena de la PCB3 mientras que Mario finalizaba el rutado de la PCB1. </w:t>
+      </w:r>
+      <w:proofErr w:type="gramStart"/>
+      <w:r>
+        <w:t>Además</w:t>
+      </w:r>
+      <w:proofErr w:type="gramEnd"/>
+      <w:r>
+        <w:t xml:space="preserve"> ambos corrigieron los errores señalados por el profesor, referentes al diseño de las </w:t>
+      </w:r>
+      <w:proofErr w:type="spellStart"/>
+      <w:r>
+        <w:t>PCBs</w:t>
+      </w:r>
+      <w:proofErr w:type="spellEnd"/>
+      <w:r>
+        <w:t>.</w:t>
       </w:r>
     </w:p>
     <w:p>
@@ -5803,20 +5972,49 @@
         <w:t>El jueves Víctor finalizó la corrección de los ficheros BOM según las instrucciones del profesor (2h)</w:t>
       </w:r>
       <w:r>
-        <w:t>, pasando la información de los pdf a los BOM</w:t>
-      </w:r>
-      <w:r>
-        <w:t>. Adem</w:t>
-      </w:r>
-      <w:r>
-        <w:t>ás C</w:t>
+        <w:t xml:space="preserve">, pasando la información de los </w:t>
+      </w:r>
+      <w:proofErr w:type="spellStart"/>
+      <w:r>
+        <w:t>pdf</w:t>
+      </w:r>
+      <w:proofErr w:type="spellEnd"/>
+      <w:r>
+        <w:t xml:space="preserve"> a los BOM</w:t>
+      </w:r>
+      <w:r>
+        <w:t xml:space="preserve">. </w:t>
+      </w:r>
+      <w:proofErr w:type="gramStart"/>
+      <w:r>
+        <w:t>Adem</w:t>
+      </w:r>
+      <w:r>
+        <w:t>ás</w:t>
+      </w:r>
+      <w:proofErr w:type="gramEnd"/>
+      <w:r>
+        <w:t xml:space="preserve"> C</w:t>
       </w:r>
       <w:r>
         <w:t>lara trabajó el análisis térmico de los componentes</w:t>
       </w:r>
       <w:r>
-        <w:t>, finalizando el análisis térmico de las  4 PCBs</w:t>
-      </w:r>
+        <w:t xml:space="preserve">, finalizando el análisis térmico de </w:t>
+      </w:r>
+      <w:proofErr w:type="gramStart"/>
+      <w:r>
+        <w:t>las  4</w:t>
+      </w:r>
+      <w:proofErr w:type="gramEnd"/>
+      <w:r>
+        <w:t xml:space="preserve"> </w:t>
+      </w:r>
+      <w:proofErr w:type="spellStart"/>
+      <w:r>
+        <w:t>PCBs</w:t>
+      </w:r>
+      <w:proofErr w:type="spellEnd"/>
       <w:r>
         <w:t xml:space="preserve"> (1h)</w:t>
       </w:r>
@@ -5836,7 +6034,39 @@
         <w:jc w:val="both"/>
       </w:pPr>
       <w:r>
-        <w:t>El viernes Miguel finalizó el modelado de la antena de la PCB3. Además Mario y Miguel finalizaron la elaboración de los ficheros gerber y en general de todos los ficheros asociados a la  elaboración de los esquemáticos de las PCBs.</w:t>
+        <w:t xml:space="preserve">El viernes Miguel finalizó el modelado de la antena de la PCB3. </w:t>
+      </w:r>
+      <w:proofErr w:type="gramStart"/>
+      <w:r>
+        <w:t>Además</w:t>
+      </w:r>
+      <w:proofErr w:type="gramEnd"/>
+      <w:r>
+        <w:t xml:space="preserve"> Mario y Miguel finalizaron la elaboración de los ficheros </w:t>
+      </w:r>
+      <w:proofErr w:type="spellStart"/>
+      <w:r>
+        <w:t>gerber</w:t>
+      </w:r>
+      <w:proofErr w:type="spellEnd"/>
+      <w:r>
+        <w:t xml:space="preserve"> y en general de todos los ficheros asociados a </w:t>
+      </w:r>
+      <w:proofErr w:type="gramStart"/>
+      <w:r>
+        <w:t>la  elaboración</w:t>
+      </w:r>
+      <w:proofErr w:type="gramEnd"/>
+      <w:r>
+        <w:t xml:space="preserve"> de los esquemáticos de las </w:t>
+      </w:r>
+      <w:proofErr w:type="spellStart"/>
+      <w:r>
+        <w:t>PCBs</w:t>
+      </w:r>
+      <w:proofErr w:type="spellEnd"/>
+      <w:r>
+        <w:t>.</w:t>
       </w:r>
     </w:p>
     <w:p>
@@ -5963,8 +6193,13 @@
         <w:jc w:val="both"/>
       </w:pPr>
       <w:r>
-        <w:t>los tamaños de las pistas de alimentación de las distintas PCBs</w:t>
-      </w:r>
+        <w:t xml:space="preserve">los tamaños de las pistas de alimentación de las distintas </w:t>
+      </w:r>
+      <w:proofErr w:type="spellStart"/>
+      <w:r>
+        <w:t>PCBs</w:t>
+      </w:r>
+      <w:proofErr w:type="spellEnd"/>
     </w:p>
     <w:p>
       <w:pPr>
@@ -6069,7 +6304,49 @@
         <w:rPr>
           <w:szCs w:val="16"/>
         </w:rPr>
-        <w:t>Además, se corrigieron errores menores en el diseño, se exportaron los PDFs con todas las PCBs, y se modeló la antena a fabricar en el programa de simulación electromagnética Ansys HFSS.</w:t>
+        <w:t xml:space="preserve">Además, se corrigieron errores menores en el diseño, se exportaron los </w:t>
+      </w:r>
+      <w:proofErr w:type="spellStart"/>
+      <w:r>
+        <w:rPr>
+          <w:szCs w:val="16"/>
+        </w:rPr>
+        <w:t>PDFs</w:t>
+      </w:r>
+      <w:proofErr w:type="spellEnd"/>
+      <w:r>
+        <w:rPr>
+          <w:szCs w:val="16"/>
+        </w:rPr>
+        <w:t xml:space="preserve"> con todas las </w:t>
+      </w:r>
+      <w:proofErr w:type="spellStart"/>
+      <w:r>
+        <w:rPr>
+          <w:szCs w:val="16"/>
+        </w:rPr>
+        <w:t>PCBs</w:t>
+      </w:r>
+      <w:proofErr w:type="spellEnd"/>
+      <w:r>
+        <w:rPr>
+          <w:szCs w:val="16"/>
+        </w:rPr>
+        <w:t xml:space="preserve">, y se modeló la antena a fabricar en el programa de simulación electromagnética </w:t>
+      </w:r>
+      <w:proofErr w:type="spellStart"/>
+      <w:r>
+        <w:rPr>
+          <w:szCs w:val="16"/>
+        </w:rPr>
+        <w:t>Ansys</w:t>
+      </w:r>
+      <w:proofErr w:type="spellEnd"/>
+      <w:r>
+        <w:rPr>
+          <w:szCs w:val="16"/>
+        </w:rPr>
+        <w:t xml:space="preserve"> HFSS.</w:t>
       </w:r>
     </w:p>
     <w:p>
@@ -6265,7 +6542,35 @@
         <w:rPr>
           <w:szCs w:val="16"/>
         </w:rPr>
-        <w:t xml:space="preserve">para darnos cuenta que había algunas partes de esa presentación que no estaban completas. Llegada la hora fuimos a la visita de FABLAB donde nos enseñaron las herramientas de impresión 3D, escaner 3D, </w:t>
+        <w:t xml:space="preserve">para darnos cuenta </w:t>
+      </w:r>
+      <w:proofErr w:type="gramStart"/>
+      <w:r>
+        <w:rPr>
+          <w:szCs w:val="16"/>
+        </w:rPr>
+        <w:t>que</w:t>
+      </w:r>
+      <w:proofErr w:type="gramEnd"/>
+      <w:r>
+        <w:rPr>
+          <w:szCs w:val="16"/>
+        </w:rPr>
+        <w:t xml:space="preserve"> había algunas partes de esa presentación que no estaban completas. Llegada la hora fuimos a la visita de FABLAB donde nos enseñaron las herramientas de impresión 3D, </w:t>
+      </w:r>
+      <w:proofErr w:type="spellStart"/>
+      <w:r>
+        <w:rPr>
+          <w:szCs w:val="16"/>
+        </w:rPr>
+        <w:t>escaner</w:t>
+      </w:r>
+      <w:proofErr w:type="spellEnd"/>
+      <w:r>
+        <w:rPr>
+          <w:szCs w:val="16"/>
+        </w:rPr>
+        <w:t xml:space="preserve"> 3D, </w:t>
       </w:r>
       <w:r>
         <w:rPr>
@@ -6335,7 +6640,21 @@
         <w:rPr>
           <w:szCs w:val="16"/>
         </w:rPr>
-        <w:t xml:space="preserve">También se actualizó el diagrama Gannt, </w:t>
+        <w:t xml:space="preserve">También se actualizó el diagrama </w:t>
+      </w:r>
+      <w:proofErr w:type="spellStart"/>
+      <w:r>
+        <w:rPr>
+          <w:szCs w:val="16"/>
+        </w:rPr>
+        <w:t>Gannt</w:t>
+      </w:r>
+      <w:proofErr w:type="spellEnd"/>
+      <w:r>
+        <w:rPr>
+          <w:szCs w:val="16"/>
+        </w:rPr>
+        <w:t xml:space="preserve">, </w:t>
       </w:r>
     </w:p>
     <w:p>
@@ -6547,7 +6866,35 @@
         <w:rPr>
           <w:szCs w:val="16"/>
         </w:rPr>
-        <w:t>Durante la sesión del viernes recibimos una charla introductoria por el profesor, en la que se nos explicaron los principios básicos para soldar y montar PCBs. Se comenzó el montaje y durante la última media hora Clara y Miguel procedieron con la ejecución de LarVa, con el objetivo de observar los datos enviados en el osciloscopio.</w:t>
+        <w:t xml:space="preserve">Durante la sesión del viernes recibimos una charla introductoria por el profesor, en la que se nos explicaron los principios básicos para soldar y montar </w:t>
+      </w:r>
+      <w:proofErr w:type="spellStart"/>
+      <w:r>
+        <w:rPr>
+          <w:szCs w:val="16"/>
+        </w:rPr>
+        <w:t>PCBs</w:t>
+      </w:r>
+      <w:proofErr w:type="spellEnd"/>
+      <w:r>
+        <w:rPr>
+          <w:szCs w:val="16"/>
+        </w:rPr>
+        <w:t xml:space="preserve">. Se comenzó el montaje y durante la última media hora Clara y Miguel procedieron con la ejecución de </w:t>
+      </w:r>
+      <w:proofErr w:type="spellStart"/>
+      <w:r>
+        <w:rPr>
+          <w:szCs w:val="16"/>
+        </w:rPr>
+        <w:t>LarVa</w:t>
+      </w:r>
+      <w:proofErr w:type="spellEnd"/>
+      <w:r>
+        <w:rPr>
+          <w:szCs w:val="16"/>
+        </w:rPr>
+        <w:t>, con el objetivo de observar los datos enviados en el osciloscopio.</w:t>
       </w:r>
     </w:p>
     <w:p>
@@ -6562,7 +6909,21 @@
         <w:rPr>
           <w:szCs w:val="16"/>
         </w:rPr>
-        <w:t>Como observaciones aclarar que la PCB3 ya se ha fabricado y que a día 28 se encuentra en envío.</w:t>
+        <w:t xml:space="preserve">Como observaciones </w:t>
+      </w:r>
+      <w:proofErr w:type="gramStart"/>
+      <w:r>
+        <w:rPr>
+          <w:szCs w:val="16"/>
+        </w:rPr>
+        <w:t>aclarar</w:t>
+      </w:r>
+      <w:proofErr w:type="gramEnd"/>
+      <w:r>
+        <w:rPr>
+          <w:szCs w:val="16"/>
+        </w:rPr>
+        <w:t xml:space="preserve"> que la PCB3 ya se ha fabricado y que a día 28 se encuentra en envío.</w:t>
       </w:r>
     </w:p>
     <w:p>
@@ -6624,7 +6985,23 @@
       </w:pPr>
       <w:r>
         <w:lastRenderedPageBreak/>
-        <w:t>En esta semana ambas sesiones se han estructurado de manera similar, en ellas nos hemos dividido en grupos de dos, Víctor y Mario, Miguel y Clara. Durante las sesiones, Víctor y Mario se han dedicado a soldar componentes a una de las PCBs, mientras que Clara y Miguel se han dedicado a la parte relacionada con LarVa, modificando los direccionamientos de memoria y aumentado esta.</w:t>
+        <w:t xml:space="preserve">En esta semana ambas sesiones se han estructurado de manera similar, en ellas nos hemos dividido en grupos de dos, Víctor y Mario, Miguel y Clara. Durante las sesiones, Víctor y Mario se han dedicado a soldar componentes a una de las </w:t>
+      </w:r>
+      <w:proofErr w:type="spellStart"/>
+      <w:r>
+        <w:t>PCBs</w:t>
+      </w:r>
+      <w:proofErr w:type="spellEnd"/>
+      <w:r>
+        <w:t xml:space="preserve">, mientras que Clara y Miguel se han dedicado a la parte relacionada con </w:t>
+      </w:r>
+      <w:proofErr w:type="spellStart"/>
+      <w:r>
+        <w:t>LarVa</w:t>
+      </w:r>
+      <w:proofErr w:type="spellEnd"/>
+      <w:r>
+        <w:t>, modificando los direccionamientos de memoria y aumentado esta.</w:t>
       </w:r>
     </w:p>
     <w:p>
@@ -6685,7 +7062,15 @@
         <w:t xml:space="preserve">A lo largo de la sesión del martes, Víctor y Mario finalizaron el soldado y montaje de las dos placas de circuito impreso. Tras acabar, se </w:t>
       </w:r>
       <w:r>
-        <w:t>comprobó el hardware para verificar que todos los componentes funcionasen correctamente. Miguel y Clara siguieron con la programación de LarVa.</w:t>
+        <w:t xml:space="preserve">comprobó el hardware para verificar que todos los componentes funcionasen correctamente. Miguel y Clara siguieron con la programación de </w:t>
+      </w:r>
+      <w:proofErr w:type="spellStart"/>
+      <w:r>
+        <w:t>LarVa</w:t>
+      </w:r>
+      <w:proofErr w:type="spellEnd"/>
+      <w:r>
+        <w:t>.</w:t>
       </w:r>
     </w:p>
     <w:p>
@@ -6738,15 +7123,7 @@
           <w:spacing w:val="14"/>
           <w:sz w:val="28"/>
         </w:rPr>
-        <w:t>15</w:t>
-      </w:r>
-      <w:r>
-        <w:rPr>
-          <w:color w:val="585858"/>
-          <w:spacing w:val="14"/>
-          <w:sz w:val="28"/>
-        </w:rPr>
-        <w:t>/12-</w:t>
+        <w:t>15/12-</w:t>
       </w:r>
       <w:r>
         <w:rPr>
@@ -6754,15 +7131,7 @@
           <w:spacing w:val="7"/>
           <w:sz w:val="28"/>
         </w:rPr>
-        <w:t>21</w:t>
-      </w:r>
-      <w:r>
-        <w:rPr>
-          <w:color w:val="585858"/>
-          <w:spacing w:val="7"/>
-          <w:sz w:val="28"/>
-        </w:rPr>
-        <w:t>/12</w:t>
+        <w:t>21/12</w:t>
       </w:r>
     </w:p>
     <w:p>
@@ -6780,19 +7149,63 @@
         <w:t xml:space="preserve"> continuado </w:t>
       </w:r>
       <w:r>
-        <w:t xml:space="preserve">con las UARTs </w:t>
-      </w:r>
-      <w:r>
-        <w:t xml:space="preserve"> y el SPI </w:t>
+        <w:t xml:space="preserve">con las </w:t>
+      </w:r>
+      <w:proofErr w:type="spellStart"/>
+      <w:proofErr w:type="gramStart"/>
+      <w:r>
+        <w:t>UARTs</w:t>
+      </w:r>
+      <w:proofErr w:type="spellEnd"/>
+      <w:r>
+        <w:t xml:space="preserve"> </w:t>
+      </w:r>
+      <w:r>
+        <w:t xml:space="preserve"> y</w:t>
+      </w:r>
+      <w:proofErr w:type="gramEnd"/>
+      <w:r>
+        <w:t xml:space="preserve"> el SPI </w:t>
       </w:r>
       <w:r>
         <w:t xml:space="preserve">necesarias para la comunicación </w:t>
       </w:r>
       <w:r>
-        <w:t xml:space="preserve">con los diferentes periféricos, han comprobado que funcionasen y estuvieran bien. Mario y Victor han continuado con la memoria </w:t>
+        <w:t xml:space="preserve">con los diferentes periféricos, han comprobado que funcionasen y estuvieran bien. Mario y </w:t>
+      </w:r>
+      <w:proofErr w:type="spellStart"/>
+      <w:r>
+        <w:t>Victor</w:t>
+      </w:r>
+      <w:proofErr w:type="spellEnd"/>
+      <w:r>
+        <w:t xml:space="preserve"> han continuado con la memoria </w:t>
       </w:r>
       <w:r>
         <w:t>y han empezado con la programación en C para poder leer los datos que manden cada sensor. (2h)</w:t>
+      </w:r>
+    </w:p>
+    <w:p>
+      <w:pPr>
+        <w:spacing w:before="156"/>
+        <w:jc w:val="both"/>
+      </w:pPr>
+      <w:r>
+        <w:t>El jueves Miguel y Clara estuvieron en el labo</w:t>
+      </w:r>
+      <w:r>
+        <w:t xml:space="preserve">ratorio </w:t>
+      </w:r>
+      <w:r>
+        <w:t xml:space="preserve">continuando con la programación de las </w:t>
+      </w:r>
+      <w:proofErr w:type="spellStart"/>
+      <w:r>
+        <w:t>UARTs</w:t>
+      </w:r>
+      <w:proofErr w:type="spellEnd"/>
+      <w:r>
+        <w:t xml:space="preserve"> y el PCIO (3h)</w:t>
       </w:r>
     </w:p>
     <w:p>

--- a/Planificacion/Words/G1_PLANIFICACIÓN_ SEGUIMIENTO_CALIDAD.docx
+++ b/Planificacion/Words/G1_PLANIFICACIÓN_ SEGUIMIENTO_CALIDAD.docx
@@ -1702,15 +1702,7 @@
               <w:t xml:space="preserve"> </w:t>
             </w:r>
             <w:r>
-              <w:t>(</w:t>
-            </w:r>
-            <w:proofErr w:type="spellStart"/>
-            <w:r>
-              <w:t>gerber</w:t>
-            </w:r>
-            <w:proofErr w:type="spellEnd"/>
-            <w:r>
-              <w:t>)</w:t>
+              <w:t>(gerber)</w:t>
             </w:r>
           </w:p>
         </w:tc>
@@ -1998,15 +1990,7 @@
               <w:t xml:space="preserve"> </w:t>
             </w:r>
             <w:r>
-              <w:t>(</w:t>
-            </w:r>
-            <w:proofErr w:type="spellStart"/>
-            <w:r>
-              <w:t>gerber</w:t>
-            </w:r>
-            <w:proofErr w:type="spellEnd"/>
-            <w:r>
-              <w:t>)</w:t>
+              <w:t>(gerber)</w:t>
             </w:r>
           </w:p>
         </w:tc>
@@ -2519,23 +2503,7 @@
                 <w:rFonts w:ascii="Arial" w:hAnsi="Arial"/>
                 <w:b/>
               </w:rPr>
-              <w:t>(</w:t>
-            </w:r>
-            <w:proofErr w:type="spellStart"/>
-            <w:r>
-              <w:rPr>
-                <w:rFonts w:ascii="Arial" w:hAnsi="Arial"/>
-                <w:b/>
-              </w:rPr>
-              <w:t>uC</w:t>
-            </w:r>
-            <w:proofErr w:type="spellEnd"/>
-            <w:r>
-              <w:rPr>
-                <w:rFonts w:ascii="Arial" w:hAnsi="Arial"/>
-                <w:b/>
-              </w:rPr>
-              <w:t>/FPGA).</w:t>
+              <w:t>(uC/FPGA).</w:t>
             </w:r>
             <w:r>
               <w:rPr>
@@ -2700,7 +2668,7 @@
               <w:rPr>
                 <w:rFonts w:ascii="Times New Roman"/>
               </w:rPr>
-              <w:t>7</w:t>
+              <w:t>9</w:t>
             </w:r>
           </w:p>
         </w:tc>
@@ -2775,23 +2743,7 @@
                 <w:rFonts w:ascii="Arial" w:hAnsi="Arial"/>
                 <w:b/>
               </w:rPr>
-              <w:t>(</w:t>
-            </w:r>
-            <w:proofErr w:type="spellStart"/>
-            <w:r>
-              <w:rPr>
-                <w:rFonts w:ascii="Arial" w:hAnsi="Arial"/>
-                <w:b/>
-              </w:rPr>
-              <w:t>uC</w:t>
-            </w:r>
-            <w:proofErr w:type="spellEnd"/>
-            <w:r>
-              <w:rPr>
-                <w:rFonts w:ascii="Arial" w:hAnsi="Arial"/>
-                <w:b/>
-              </w:rPr>
-              <w:t>/FPGA).</w:t>
+              <w:t>(uC/FPGA).</w:t>
             </w:r>
             <w:r>
               <w:rPr>
@@ -4010,13 +3962,8 @@
         </w:rPr>
         <w:t xml:space="preserve"> </w:t>
       </w:r>
-      <w:proofErr w:type="spellStart"/>
-      <w:r>
-        <w:t>proteus</w:t>
-      </w:r>
-      <w:proofErr w:type="spellEnd"/>
-      <w:r>
-        <w:t>,</w:t>
+      <w:r>
+        <w:t>proteus,</w:t>
       </w:r>
       <w:r>
         <w:rPr>
@@ -4133,23 +4080,7 @@
         <w:t xml:space="preserve"> </w:t>
       </w:r>
       <w:r>
-        <w:t xml:space="preserve">de las </w:t>
-      </w:r>
-      <w:proofErr w:type="spellStart"/>
-      <w:r>
-        <w:t>PBC’s</w:t>
-      </w:r>
-      <w:proofErr w:type="spellEnd"/>
-      <w:r>
-        <w:t xml:space="preserve"> y </w:t>
-      </w:r>
-      <w:proofErr w:type="spellStart"/>
-      <w:r>
-        <w:t>Victor</w:t>
-      </w:r>
-      <w:proofErr w:type="spellEnd"/>
-      <w:r>
-        <w:t xml:space="preserve"> y Clara terminaron el diagrama Gantt (1h). El miércoles por la tarde Miguel dedicó tiempo extra en la realización de los esquemáticos del PCB2 (2h). En la clase del viernes continuamos con el</w:t>
+        <w:t>de las PBC’s y Victor y Clara terminaron el diagrama Gantt (1h). El miércoles por la tarde Miguel dedicó tiempo extra en la realización de los esquemáticos del PCB2 (2h). En la clase del viernes continuamos con el</w:t>
       </w:r>
       <w:r>
         <w:rPr>
@@ -4158,23 +4089,7 @@
         <w:t xml:space="preserve"> </w:t>
       </w:r>
       <w:r>
-        <w:t xml:space="preserve">desarrollo de los diseños de los esquemáticos de las </w:t>
-      </w:r>
-      <w:proofErr w:type="spellStart"/>
-      <w:r>
-        <w:t>PBC’s</w:t>
-      </w:r>
-      <w:proofErr w:type="spellEnd"/>
-      <w:r>
-        <w:t xml:space="preserve"> (2.5h). En esta sesión se finalizaron los esquemáticos de las PCB1, PCB2 y PCB3, desarrollados por Mario, Miguel y </w:t>
-      </w:r>
-      <w:proofErr w:type="spellStart"/>
-      <w:r>
-        <w:t>Victor</w:t>
-      </w:r>
-      <w:proofErr w:type="spellEnd"/>
-      <w:r>
-        <w:t xml:space="preserve"> respectivamente. Clara comenzó el desarrollo de los esquemáticos correspondientes al PBC0.</w:t>
+        <w:t>desarrollo de los diseños de los esquemáticos de las PBC’s (2.5h). En esta sesión se finalizaron los esquemáticos de las PCB1, PCB2 y PCB3, desarrollados por Mario, Miguel y Victor respectivamente. Clara comenzó el desarrollo de los esquemáticos correspondientes al PBC0.</w:t>
       </w:r>
     </w:p>
     <w:p>
@@ -5216,18 +5131,8 @@
           <w:spacing w:val="13"/>
           <w:sz w:val="28"/>
         </w:rPr>
-        <w:t xml:space="preserve"> Cálculo de costes y diseño de las </w:t>
-      </w:r>
-      <w:proofErr w:type="spellStart"/>
-      <w:r>
-        <w:rPr>
-          <w:color w:val="585858"/>
-          <w:spacing w:val="13"/>
-          <w:sz w:val="28"/>
-        </w:rPr>
-        <w:t>PCBs</w:t>
-      </w:r>
-      <w:proofErr w:type="spellEnd"/>
+        <w:t xml:space="preserve"> Cálculo de costes y diseño de las PCBs</w:t>
+      </w:r>
       <w:r>
         <w:rPr>
           <w:color w:val="585858"/>
@@ -5243,29 +5148,13 @@
         <w:jc w:val="both"/>
       </w:pPr>
       <w:r>
-        <w:t xml:space="preserve">En la sesión del martes se han realizado labores de actualización y refinado de los esquemáticos. Mario y Miguel comenzaron con la especificación de las </w:t>
-      </w:r>
-      <w:proofErr w:type="spellStart"/>
-      <w:r>
-        <w:t>PCBs</w:t>
-      </w:r>
-      <w:proofErr w:type="spellEnd"/>
-      <w:r>
-        <w:t xml:space="preserve"> mientras que Víctor y Clara se encargaban de comenzar con las hojas de coste y actualización </w:t>
+        <w:t xml:space="preserve">En la sesión del martes se han realizado labores de actualización y refinado de los esquemáticos. Mario y Miguel comenzaron con la especificación de las PCBs mientras que Víctor y Clara se encargaban de comenzar con las hojas de coste y actualización </w:t>
       </w:r>
       <w:r>
         <w:t>de los diagramas</w:t>
       </w:r>
       <w:r>
-        <w:t xml:space="preserve"> </w:t>
-      </w:r>
-      <w:proofErr w:type="spellStart"/>
-      <w:r>
-        <w:t>Gant</w:t>
-      </w:r>
-      <w:proofErr w:type="spellEnd"/>
-      <w:r>
-        <w:t xml:space="preserve">(1h). Clara dedico tiempo el jueves por la tarde para crear el logo y pensar en un nombre para nuestro </w:t>
+        <w:t xml:space="preserve"> Gant(1h). Clara dedico tiempo el jueves por la tarde para crear el logo y pensar en un nombre para nuestro </w:t>
       </w:r>
       <w:r>
         <w:t>grupo (</w:t>
@@ -5281,20 +5170,7 @@
       </w:pPr>
       <w:r>
         <w:br/>
-        <w:t xml:space="preserve">En la sesión del viernes se continuo con las labores empezadas el martes dejando prácticamente acabadas las </w:t>
-      </w:r>
-      <w:proofErr w:type="spellStart"/>
-      <w:proofErr w:type="gramStart"/>
-      <w:r>
-        <w:t>PCBs</w:t>
-      </w:r>
-      <w:proofErr w:type="spellEnd"/>
-      <w:r>
-        <w:t>(</w:t>
-      </w:r>
-      <w:proofErr w:type="gramEnd"/>
-      <w:r>
-        <w:t xml:space="preserve">dos de ellas no se van a poder mostrar por problemas para poder acceder a ellas al no haberse guardado </w:t>
+        <w:t xml:space="preserve">En la sesión del viernes se continuo con las labores empezadas el martes dejando prácticamente acabadas las PCBs(dos de ellas no se van a poder mostrar por problemas para poder acceder a ellas al no haberse guardado </w:t>
       </w:r>
       <w:r>
         <w:t>correctamente) (</w:t>
@@ -5315,13 +5191,8 @@
         <w:jc w:val="both"/>
       </w:pPr>
       <w:r>
-        <w:t xml:space="preserve">Los esquemáticos se van a guardar en el Anexo 1 para así aligerar el peso de este archivo, y lo mismo se va a hacer con las </w:t>
-      </w:r>
-      <w:proofErr w:type="spellStart"/>
-      <w:r>
-        <w:t>PCBs</w:t>
-      </w:r>
-      <w:proofErr w:type="spellEnd"/>
+        <w:t>Los esquemáticos se van a guardar en el Anexo 1 para así aligerar el peso de este archivo, y lo mismo se va a hacer con las PCBs</w:t>
+      </w:r>
       <w:r>
         <w:t xml:space="preserve"> en el Anexo 2</w:t>
       </w:r>
@@ -5593,15 +5464,7 @@
       </w:pPr>
       <w:r>
         <w:lastRenderedPageBreak/>
-        <w:t xml:space="preserve">El martes, Miguel y Mario continuaron con las </w:t>
-      </w:r>
-      <w:proofErr w:type="spellStart"/>
-      <w:r>
-        <w:t>PCBs</w:t>
-      </w:r>
-      <w:proofErr w:type="spellEnd"/>
-      <w:r>
-        <w:t>. Se diseñaron y crearon las huellas faltantes y se finalizó el posicionamiento de todas las huellas para las cuatro placas de circuito impreso. Se diseñó la antena y se realizaron los cambios correspondientes en su esquemático. Víctor y Clara continuaron con la planificación, la documentación, el BOM y comenzaron a elaborar el análisis térmico y eléctrico.</w:t>
+        <w:t>El martes, Miguel y Mario continuaron con las PCBs. Se diseñaron y crearon las huellas faltantes y se finalizó el posicionamiento de todas las huellas para las cuatro placas de circuito impreso. Se diseñó la antena y se realizaron los cambios correspondientes en su esquemático. Víctor y Clara continuaron con la planificación, la documentación, el BOM y comenzaron a elaborar el análisis térmico y eléctrico.</w:t>
       </w:r>
     </w:p>
     <w:p>
@@ -5705,15 +5568,7 @@
         <w:t>, finalizó</w:t>
       </w:r>
       <w:r>
-        <w:t xml:space="preserve"> las </w:t>
-      </w:r>
-      <w:proofErr w:type="spellStart"/>
-      <w:r>
-        <w:t>PCB’s</w:t>
-      </w:r>
-      <w:proofErr w:type="spellEnd"/>
-      <w:r>
-        <w:t xml:space="preserve">  2 y 3, además de hacer el rutado de conexiones </w:t>
+        <w:t xml:space="preserve"> las PCB’s  2 y 3, además de hacer el rutado de conexiones </w:t>
       </w:r>
       <w:r>
         <w:t xml:space="preserve">de estas PCB </w:t>
@@ -5755,7 +5610,7 @@
           <v:shape id="_x0000_i1025" type="#_x0000_t75" style="width:193.55pt;height:273.05pt" o:ole="">
             <v:imagedata r:id="rId17" o:title=""/>
           </v:shape>
-          <o:OLEObject Type="Embed" ProgID="Acrobat.Document.DC" ShapeID="_x0000_i1025" DrawAspect="Content" ObjectID="_1827613147" r:id="rId18"/>
+          <o:OLEObject Type="Embed" ProgID="Acrobat.Document.DC" ShapeID="_x0000_i1025" DrawAspect="Content" ObjectID="_1827650415" r:id="rId18"/>
         </w:object>
       </w:r>
     </w:p>
@@ -5767,15 +5622,7 @@
         <w:t xml:space="preserve">Durante la sesión del viernes en el laboratorio se nos indicó cambios que debíamos hacer sobre los esquemáticos y las PCB, y nos pusimos a realizar estos cambios. </w:t>
       </w:r>
       <w:r>
-        <w:t xml:space="preserve">Actualizamos la documentación, se finalizaron las </w:t>
-      </w:r>
-      <w:proofErr w:type="spellStart"/>
-      <w:r>
-        <w:t>PCBs</w:t>
-      </w:r>
-      <w:proofErr w:type="spellEnd"/>
-      <w:r>
-        <w:t xml:space="preserve"> 0 y 1 y sus rutados de conexiones. </w:t>
+        <w:t xml:space="preserve">Actualizamos la documentación, se finalizaron las PCBs 0 y 1 y sus rutados de conexiones. </w:t>
       </w:r>
       <w:r>
         <w:t>También continuamos con el análisis eléctrico. (2h)</w:t>
@@ -5808,7 +5655,7 @@
           <v:shape id="_x0000_i1026" type="#_x0000_t75" style="width:477.8pt;height:149.6pt" o:ole="">
             <v:imagedata r:id="rId19" o:title=""/>
           </v:shape>
-          <o:OLEObject Type="Embed" ProgID="Excel.Sheet.12" ShapeID="_x0000_i1026" DrawAspect="Content" ObjectID="_1827613148" r:id="rId20"/>
+          <o:OLEObject Type="Embed" ProgID="Excel.Sheet.12" ShapeID="_x0000_i1026" DrawAspect="Content" ObjectID="_1827650416" r:id="rId20"/>
         </w:object>
       </w:r>
     </w:p>
@@ -5938,23 +5785,7 @@
         <w:t xml:space="preserve"> </w:t>
       </w:r>
       <w:r>
-        <w:t xml:space="preserve">Miguel trabajó en el modelado de la antena de la PCB3 mientras que Mario finalizaba el rutado de la PCB1. </w:t>
-      </w:r>
-      <w:proofErr w:type="gramStart"/>
-      <w:r>
-        <w:t>Además</w:t>
-      </w:r>
-      <w:proofErr w:type="gramEnd"/>
-      <w:r>
-        <w:t xml:space="preserve"> ambos corrigieron los errores señalados por el profesor, referentes al diseño de las </w:t>
-      </w:r>
-      <w:proofErr w:type="spellStart"/>
-      <w:r>
-        <w:t>PCBs</w:t>
-      </w:r>
-      <w:proofErr w:type="spellEnd"/>
-      <w:r>
-        <w:t>.</w:t>
+        <w:t>Miguel trabajó en el modelado de la antena de la PCB3 mientras que Mario finalizaba el rutado de la PCB1. Además ambos corrigieron los errores señalados por el profesor, referentes al diseño de las PCBs.</w:t>
       </w:r>
     </w:p>
     <w:p>
@@ -5972,49 +5803,20 @@
         <w:t>El jueves Víctor finalizó la corrección de los ficheros BOM según las instrucciones del profesor (2h)</w:t>
       </w:r>
       <w:r>
-        <w:t xml:space="preserve">, pasando la información de los </w:t>
-      </w:r>
-      <w:proofErr w:type="spellStart"/>
-      <w:r>
-        <w:t>pdf</w:t>
-      </w:r>
-      <w:proofErr w:type="spellEnd"/>
-      <w:r>
-        <w:t xml:space="preserve"> a los BOM</w:t>
-      </w:r>
-      <w:r>
-        <w:t xml:space="preserve">. </w:t>
-      </w:r>
-      <w:proofErr w:type="gramStart"/>
-      <w:r>
-        <w:t>Adem</w:t>
-      </w:r>
-      <w:r>
-        <w:t>ás</w:t>
-      </w:r>
-      <w:proofErr w:type="gramEnd"/>
-      <w:r>
-        <w:t xml:space="preserve"> C</w:t>
+        <w:t>, pasando la información de los pdf a los BOM</w:t>
+      </w:r>
+      <w:r>
+        <w:t>. Adem</w:t>
+      </w:r>
+      <w:r>
+        <w:t>ás C</w:t>
       </w:r>
       <w:r>
         <w:t>lara trabajó el análisis térmico de los componentes</w:t>
       </w:r>
       <w:r>
-        <w:t xml:space="preserve">, finalizando el análisis térmico de </w:t>
-      </w:r>
-      <w:proofErr w:type="gramStart"/>
-      <w:r>
-        <w:t>las  4</w:t>
-      </w:r>
-      <w:proofErr w:type="gramEnd"/>
-      <w:r>
-        <w:t xml:space="preserve"> </w:t>
-      </w:r>
-      <w:proofErr w:type="spellStart"/>
-      <w:r>
-        <w:t>PCBs</w:t>
-      </w:r>
-      <w:proofErr w:type="spellEnd"/>
+        <w:t>, finalizando el análisis térmico de las  4 PCBs</w:t>
+      </w:r>
       <w:r>
         <w:t xml:space="preserve"> (1h)</w:t>
       </w:r>
@@ -6034,39 +5836,7 @@
         <w:jc w:val="both"/>
       </w:pPr>
       <w:r>
-        <w:t xml:space="preserve">El viernes Miguel finalizó el modelado de la antena de la PCB3. </w:t>
-      </w:r>
-      <w:proofErr w:type="gramStart"/>
-      <w:r>
-        <w:t>Además</w:t>
-      </w:r>
-      <w:proofErr w:type="gramEnd"/>
-      <w:r>
-        <w:t xml:space="preserve"> Mario y Miguel finalizaron la elaboración de los ficheros </w:t>
-      </w:r>
-      <w:proofErr w:type="spellStart"/>
-      <w:r>
-        <w:t>gerber</w:t>
-      </w:r>
-      <w:proofErr w:type="spellEnd"/>
-      <w:r>
-        <w:t xml:space="preserve"> y en general de todos los ficheros asociados a </w:t>
-      </w:r>
-      <w:proofErr w:type="gramStart"/>
-      <w:r>
-        <w:t>la  elaboración</w:t>
-      </w:r>
-      <w:proofErr w:type="gramEnd"/>
-      <w:r>
-        <w:t xml:space="preserve"> de los esquemáticos de las </w:t>
-      </w:r>
-      <w:proofErr w:type="spellStart"/>
-      <w:r>
-        <w:t>PCBs</w:t>
-      </w:r>
-      <w:proofErr w:type="spellEnd"/>
-      <w:r>
-        <w:t>.</w:t>
+        <w:t>El viernes Miguel finalizó el modelado de la antena de la PCB3. Además Mario y Miguel finalizaron la elaboración de los ficheros gerber y en general de todos los ficheros asociados a la  elaboración de los esquemáticos de las PCBs.</w:t>
       </w:r>
     </w:p>
     <w:p>
@@ -6193,13 +5963,8 @@
         <w:jc w:val="both"/>
       </w:pPr>
       <w:r>
-        <w:t xml:space="preserve">los tamaños de las pistas de alimentación de las distintas </w:t>
-      </w:r>
-      <w:proofErr w:type="spellStart"/>
-      <w:r>
-        <w:t>PCBs</w:t>
-      </w:r>
-      <w:proofErr w:type="spellEnd"/>
+        <w:t>los tamaños de las pistas de alimentación de las distintas PCBs</w:t>
+      </w:r>
     </w:p>
     <w:p>
       <w:pPr>
@@ -6304,49 +6069,7 @@
         <w:rPr>
           <w:szCs w:val="16"/>
         </w:rPr>
-        <w:t xml:space="preserve">Además, se corrigieron errores menores en el diseño, se exportaron los </w:t>
-      </w:r>
-      <w:proofErr w:type="spellStart"/>
-      <w:r>
-        <w:rPr>
-          <w:szCs w:val="16"/>
-        </w:rPr>
-        <w:t>PDFs</w:t>
-      </w:r>
-      <w:proofErr w:type="spellEnd"/>
-      <w:r>
-        <w:rPr>
-          <w:szCs w:val="16"/>
-        </w:rPr>
-        <w:t xml:space="preserve"> con todas las </w:t>
-      </w:r>
-      <w:proofErr w:type="spellStart"/>
-      <w:r>
-        <w:rPr>
-          <w:szCs w:val="16"/>
-        </w:rPr>
-        <w:t>PCBs</w:t>
-      </w:r>
-      <w:proofErr w:type="spellEnd"/>
-      <w:r>
-        <w:rPr>
-          <w:szCs w:val="16"/>
-        </w:rPr>
-        <w:t xml:space="preserve">, y se modeló la antena a fabricar en el programa de simulación electromagnética </w:t>
-      </w:r>
-      <w:proofErr w:type="spellStart"/>
-      <w:r>
-        <w:rPr>
-          <w:szCs w:val="16"/>
-        </w:rPr>
-        <w:t>Ansys</w:t>
-      </w:r>
-      <w:proofErr w:type="spellEnd"/>
-      <w:r>
-        <w:rPr>
-          <w:szCs w:val="16"/>
-        </w:rPr>
-        <w:t xml:space="preserve"> HFSS.</w:t>
+        <w:t>Además, se corrigieron errores menores en el diseño, se exportaron los PDFs con todas las PCBs, y se modeló la antena a fabricar en el programa de simulación electromagnética Ansys HFSS.</w:t>
       </w:r>
     </w:p>
     <w:p>
@@ -6542,35 +6265,7 @@
         <w:rPr>
           <w:szCs w:val="16"/>
         </w:rPr>
-        <w:t xml:space="preserve">para darnos cuenta </w:t>
-      </w:r>
-      <w:proofErr w:type="gramStart"/>
-      <w:r>
-        <w:rPr>
-          <w:szCs w:val="16"/>
-        </w:rPr>
-        <w:t>que</w:t>
-      </w:r>
-      <w:proofErr w:type="gramEnd"/>
-      <w:r>
-        <w:rPr>
-          <w:szCs w:val="16"/>
-        </w:rPr>
-        <w:t xml:space="preserve"> había algunas partes de esa presentación que no estaban completas. Llegada la hora fuimos a la visita de FABLAB donde nos enseñaron las herramientas de impresión 3D, </w:t>
-      </w:r>
-      <w:proofErr w:type="spellStart"/>
-      <w:r>
-        <w:rPr>
-          <w:szCs w:val="16"/>
-        </w:rPr>
-        <w:t>escaner</w:t>
-      </w:r>
-      <w:proofErr w:type="spellEnd"/>
-      <w:r>
-        <w:rPr>
-          <w:szCs w:val="16"/>
-        </w:rPr>
-        <w:t xml:space="preserve"> 3D, </w:t>
+        <w:t xml:space="preserve">para darnos cuenta que había algunas partes de esa presentación que no estaban completas. Llegada la hora fuimos a la visita de FABLAB donde nos enseñaron las herramientas de impresión 3D, escaner 3D, </w:t>
       </w:r>
       <w:r>
         <w:rPr>
@@ -6640,21 +6335,7 @@
         <w:rPr>
           <w:szCs w:val="16"/>
         </w:rPr>
-        <w:t xml:space="preserve">También se actualizó el diagrama </w:t>
-      </w:r>
-      <w:proofErr w:type="spellStart"/>
-      <w:r>
-        <w:rPr>
-          <w:szCs w:val="16"/>
-        </w:rPr>
-        <w:t>Gannt</w:t>
-      </w:r>
-      <w:proofErr w:type="spellEnd"/>
-      <w:r>
-        <w:rPr>
-          <w:szCs w:val="16"/>
-        </w:rPr>
-        <w:t xml:space="preserve">, </w:t>
+        <w:t xml:space="preserve">También se actualizó el diagrama Gannt, </w:t>
       </w:r>
     </w:p>
     <w:p>
@@ -6866,35 +6547,7 @@
         <w:rPr>
           <w:szCs w:val="16"/>
         </w:rPr>
-        <w:t xml:space="preserve">Durante la sesión del viernes recibimos una charla introductoria por el profesor, en la que se nos explicaron los principios básicos para soldar y montar </w:t>
-      </w:r>
-      <w:proofErr w:type="spellStart"/>
-      <w:r>
-        <w:rPr>
-          <w:szCs w:val="16"/>
-        </w:rPr>
-        <w:t>PCBs</w:t>
-      </w:r>
-      <w:proofErr w:type="spellEnd"/>
-      <w:r>
-        <w:rPr>
-          <w:szCs w:val="16"/>
-        </w:rPr>
-        <w:t xml:space="preserve">. Se comenzó el montaje y durante la última media hora Clara y Miguel procedieron con la ejecución de </w:t>
-      </w:r>
-      <w:proofErr w:type="spellStart"/>
-      <w:r>
-        <w:rPr>
-          <w:szCs w:val="16"/>
-        </w:rPr>
-        <w:t>LarVa</w:t>
-      </w:r>
-      <w:proofErr w:type="spellEnd"/>
-      <w:r>
-        <w:rPr>
-          <w:szCs w:val="16"/>
-        </w:rPr>
-        <w:t>, con el objetivo de observar los datos enviados en el osciloscopio.</w:t>
+        <w:t>Durante la sesión del viernes recibimos una charla introductoria por el profesor, en la que se nos explicaron los principios básicos para soldar y montar PCBs. Se comenzó el montaje y durante la última media hora Clara y Miguel procedieron con la ejecución de LarVa, con el objetivo de observar los datos enviados en el osciloscopio.</w:t>
       </w:r>
     </w:p>
     <w:p>
@@ -6909,21 +6562,7 @@
         <w:rPr>
           <w:szCs w:val="16"/>
         </w:rPr>
-        <w:t xml:space="preserve">Como observaciones </w:t>
-      </w:r>
-      <w:proofErr w:type="gramStart"/>
-      <w:r>
-        <w:rPr>
-          <w:szCs w:val="16"/>
-        </w:rPr>
-        <w:t>aclarar</w:t>
-      </w:r>
-      <w:proofErr w:type="gramEnd"/>
-      <w:r>
-        <w:rPr>
-          <w:szCs w:val="16"/>
-        </w:rPr>
-        <w:t xml:space="preserve"> que la PCB3 ya se ha fabricado y que a día 28 se encuentra en envío.</w:t>
+        <w:t>Como observaciones aclarar que la PCB3 ya se ha fabricado y que a día 28 se encuentra en envío.</w:t>
       </w:r>
     </w:p>
     <w:p>
@@ -6985,23 +6624,7 @@
       </w:pPr>
       <w:r>
         <w:lastRenderedPageBreak/>
-        <w:t xml:space="preserve">En esta semana ambas sesiones se han estructurado de manera similar, en ellas nos hemos dividido en grupos de dos, Víctor y Mario, Miguel y Clara. Durante las sesiones, Víctor y Mario se han dedicado a soldar componentes a una de las </w:t>
-      </w:r>
-      <w:proofErr w:type="spellStart"/>
-      <w:r>
-        <w:t>PCBs</w:t>
-      </w:r>
-      <w:proofErr w:type="spellEnd"/>
-      <w:r>
-        <w:t xml:space="preserve">, mientras que Clara y Miguel se han dedicado a la parte relacionada con </w:t>
-      </w:r>
-      <w:proofErr w:type="spellStart"/>
-      <w:r>
-        <w:t>LarVa</w:t>
-      </w:r>
-      <w:proofErr w:type="spellEnd"/>
-      <w:r>
-        <w:t>, modificando los direccionamientos de memoria y aumentado esta.</w:t>
+        <w:t>En esta semana ambas sesiones se han estructurado de manera similar, en ellas nos hemos dividido en grupos de dos, Víctor y Mario, Miguel y Clara. Durante las sesiones, Víctor y Mario se han dedicado a soldar componentes a una de las PCBs, mientras que Clara y Miguel se han dedicado a la parte relacionada con LarVa, modificando los direccionamientos de memoria y aumentado esta.</w:t>
       </w:r>
     </w:p>
     <w:p>
@@ -7062,15 +6685,7 @@
         <w:t xml:space="preserve">A lo largo de la sesión del martes, Víctor y Mario finalizaron el soldado y montaje de las dos placas de circuito impreso. Tras acabar, se </w:t>
       </w:r>
       <w:r>
-        <w:t xml:space="preserve">comprobó el hardware para verificar que todos los componentes funcionasen correctamente. Miguel y Clara siguieron con la programación de </w:t>
-      </w:r>
-      <w:proofErr w:type="spellStart"/>
-      <w:r>
-        <w:t>LarVa</w:t>
-      </w:r>
-      <w:proofErr w:type="spellEnd"/>
-      <w:r>
-        <w:t>.</w:t>
+        <w:t>comprobó el hardware para verificar que todos los componentes funcionasen correctamente. Miguel y Clara siguieron con la programación de LarVa.</w:t>
       </w:r>
     </w:p>
     <w:p>
@@ -7149,37 +6764,16 @@
         <w:t xml:space="preserve"> continuado </w:t>
       </w:r>
       <w:r>
-        <w:t xml:space="preserve">con las </w:t>
-      </w:r>
-      <w:proofErr w:type="spellStart"/>
-      <w:proofErr w:type="gramStart"/>
-      <w:r>
-        <w:t>UARTs</w:t>
-      </w:r>
-      <w:proofErr w:type="spellEnd"/>
-      <w:r>
-        <w:t xml:space="preserve"> </w:t>
-      </w:r>
-      <w:r>
-        <w:t xml:space="preserve"> y</w:t>
-      </w:r>
-      <w:proofErr w:type="gramEnd"/>
-      <w:r>
-        <w:t xml:space="preserve"> el SPI </w:t>
+        <w:t xml:space="preserve">con las UARTs </w:t>
+      </w:r>
+      <w:r>
+        <w:t xml:space="preserve"> y el SPI </w:t>
       </w:r>
       <w:r>
         <w:t xml:space="preserve">necesarias para la comunicación </w:t>
       </w:r>
       <w:r>
-        <w:t xml:space="preserve">con los diferentes periféricos, han comprobado que funcionasen y estuvieran bien. Mario y </w:t>
-      </w:r>
-      <w:proofErr w:type="spellStart"/>
-      <w:r>
-        <w:t>Victor</w:t>
-      </w:r>
-      <w:proofErr w:type="spellEnd"/>
-      <w:r>
-        <w:t xml:space="preserve"> han continuado con la memoria </w:t>
+        <w:t xml:space="preserve">con los diferentes periféricos, han comprobado que funcionasen y estuvieran bien. Mario y Victor han continuado con la memoria </w:t>
       </w:r>
       <w:r>
         <w:t>y han empezado con la programación en C para poder leer los datos que manden cada sensor. (2h)</w:t>
@@ -7197,15 +6791,7 @@
         <w:t xml:space="preserve">ratorio </w:t>
       </w:r>
       <w:r>
-        <w:t xml:space="preserve">continuando con la programación de las </w:t>
-      </w:r>
-      <w:proofErr w:type="spellStart"/>
-      <w:r>
-        <w:t>UARTs</w:t>
-      </w:r>
-      <w:proofErr w:type="spellEnd"/>
-      <w:r>
-        <w:t xml:space="preserve"> y el PCIO (3h)</w:t>
+        <w:t>continuando con la programación de las UARTs y el PCIO (3h)</w:t>
       </w:r>
     </w:p>
     <w:p>
@@ -7216,6 +6802,85 @@
           <w:szCs w:val="16"/>
         </w:rPr>
       </w:pPr>
+      <w:r>
+        <w:rPr>
+          <w:szCs w:val="16"/>
+        </w:rPr>
+        <w:t xml:space="preserve">En la clase de jueves </w:t>
+      </w:r>
+      <w:r>
+        <w:rPr>
+          <w:szCs w:val="16"/>
+        </w:rPr>
+        <w:t xml:space="preserve">(muy navideña) </w:t>
+      </w:r>
+      <w:r>
+        <w:rPr>
+          <w:szCs w:val="16"/>
+        </w:rPr>
+        <w:t xml:space="preserve">hemos continuado </w:t>
+      </w:r>
+      <w:r>
+        <w:rPr>
+          <w:szCs w:val="16"/>
+        </w:rPr>
+        <w:t xml:space="preserve">arreglando los problemas de las UARTS, Victor por su parte ha estado con la decodificación de las señales GPS, y ya ha conseguido que funcione. </w:t>
+      </w:r>
+      <w:r>
+        <w:rPr>
+          <w:szCs w:val="16"/>
+        </w:rPr>
+        <w:t>(2h)</w:t>
+      </w:r>
+    </w:p>
+    <w:p>
+      <w:pPr>
+        <w:spacing w:before="156"/>
+        <w:jc w:val="center"/>
+        <w:rPr>
+          <w:szCs w:val="16"/>
+        </w:rPr>
+      </w:pPr>
+      <w:r>
+        <w:rPr>
+          <w:szCs w:val="16"/>
+        </w:rPr>
+        <w:drawing>
+          <wp:inline distT="0" distB="0" distL="0" distR="0" wp14:anchorId="33918909" wp14:editId="72A19A25">
+            <wp:extent cx="3515096" cy="2948376"/>
+            <wp:effectExtent l="0" t="0" r="9525" b="4445"/>
+            <wp:docPr id="525271770" name="Imagen 1" descr="Texto&#10;&#10;El contenido generado por IA puede ser incorrecto."/>
+            <wp:cNvGraphicFramePr>
+              <a:graphicFrameLocks xmlns:a="http://schemas.openxmlformats.org/drawingml/2006/main" noChangeAspect="1"/>
+            </wp:cNvGraphicFramePr>
+            <a:graphic xmlns:a="http://schemas.openxmlformats.org/drawingml/2006/main">
+              <a:graphicData uri="http://schemas.openxmlformats.org/drawingml/2006/picture">
+                <pic:pic xmlns:pic="http://schemas.openxmlformats.org/drawingml/2006/picture">
+                  <pic:nvPicPr>
+                    <pic:cNvPr id="525271770" name="Imagen 1" descr="Texto&#10;&#10;El contenido generado por IA puede ser incorrecto."/>
+                    <pic:cNvPicPr/>
+                  </pic:nvPicPr>
+                  <pic:blipFill>
+                    <a:blip r:embed="rId24"/>
+                    <a:stretch>
+                      <a:fillRect/>
+                    </a:stretch>
+                  </pic:blipFill>
+                  <pic:spPr>
+                    <a:xfrm>
+                      <a:off x="0" y="0"/>
+                      <a:ext cx="3517629" cy="2950501"/>
+                    </a:xfrm>
+                    <a:prstGeom prst="rect">
+                      <a:avLst/>
+                    </a:prstGeom>
+                  </pic:spPr>
+                </pic:pic>
+              </a:graphicData>
+            </a:graphic>
+          </wp:inline>
+        </w:drawing>
+      </w:r>
     </w:p>
     <w:sectPr>
       <w:pgSz w:w="11910" w:h="16840"/>

--- a/Planificacion/Words/G1_PLANIFICACIÓN_ SEGUIMIENTO_CALIDAD.docx
+++ b/Planificacion/Words/G1_PLANIFICACIÓN_ SEGUIMIENTO_CALIDAD.docx
@@ -2898,10 +2898,17 @@
             <w:pPr>
               <w:pStyle w:val="TableParagraph"/>
               <w:ind w:left="0"/>
+              <w:jc w:val="center"/>
               <w:rPr>
                 <w:rFonts w:ascii="Times New Roman"/>
               </w:rPr>
             </w:pPr>
+            <w:r>
+              <w:rPr>
+                <w:rFonts w:ascii="Times New Roman"/>
+              </w:rPr>
+              <w:t>4</w:t>
+            </w:r>
           </w:p>
         </w:tc>
       </w:tr>
@@ -3014,10 +3021,17 @@
             <w:pPr>
               <w:pStyle w:val="TableParagraph"/>
               <w:ind w:left="0"/>
+              <w:jc w:val="center"/>
               <w:rPr>
                 <w:rFonts w:ascii="Times New Roman"/>
               </w:rPr>
             </w:pPr>
+            <w:r>
+              <w:rPr>
+                <w:rFonts w:ascii="Times New Roman"/>
+              </w:rPr>
+              <w:t>4</w:t>
+            </w:r>
           </w:p>
         </w:tc>
       </w:tr>
@@ -3130,10 +3144,17 @@
             <w:pPr>
               <w:pStyle w:val="TableParagraph"/>
               <w:ind w:left="0"/>
+              <w:jc w:val="center"/>
               <w:rPr>
                 <w:rFonts w:ascii="Times New Roman"/>
               </w:rPr>
             </w:pPr>
+            <w:r>
+              <w:rPr>
+                <w:rFonts w:ascii="Times New Roman"/>
+              </w:rPr>
+              <w:t>4</w:t>
+            </w:r>
           </w:p>
         </w:tc>
       </w:tr>
@@ -3181,10 +3202,17 @@
             <w:pPr>
               <w:pStyle w:val="TableParagraph"/>
               <w:ind w:left="0"/>
+              <w:jc w:val="center"/>
               <w:rPr>
                 <w:rFonts w:ascii="Times New Roman"/>
               </w:rPr>
             </w:pPr>
+            <w:r>
+              <w:rPr>
+                <w:rFonts w:ascii="Times New Roman"/>
+              </w:rPr>
+              <w:t>7</w:t>
+            </w:r>
           </w:p>
         </w:tc>
       </w:tr>
@@ -3232,10 +3260,17 @@
             <w:pPr>
               <w:pStyle w:val="TableParagraph"/>
               <w:ind w:left="0"/>
+              <w:jc w:val="center"/>
               <w:rPr>
                 <w:rFonts w:ascii="Times New Roman"/>
               </w:rPr>
             </w:pPr>
+            <w:r>
+              <w:rPr>
+                <w:rFonts w:ascii="Times New Roman"/>
+              </w:rPr>
+              <w:t>18</w:t>
+            </w:r>
           </w:p>
         </w:tc>
       </w:tr>
@@ -5607,10 +5642,10 @@
             <v:path o:extrusionok="f" gradientshapeok="t" o:connecttype="rect"/>
             <o:lock v:ext="edit" aspectratio="t"/>
           </v:shapetype>
-          <v:shape id="_x0000_i1025" type="#_x0000_t75" style="width:193.55pt;height:273.05pt" o:ole="">
+          <v:shape id="_x0000_i1025" type="#_x0000_t75" style="width:193.8pt;height:273pt" o:ole="">
             <v:imagedata r:id="rId17" o:title=""/>
           </v:shape>
-          <o:OLEObject Type="Embed" ProgID="Acrobat.Document.DC" ShapeID="_x0000_i1025" DrawAspect="Content" ObjectID="_1827650415" r:id="rId18"/>
+          <o:OLEObject Type="Embed" ProgID="Acrobat.Document.DC" ShapeID="_x0000_i1025" DrawAspect="Content" ObjectID="_1830060826" r:id="rId18"/>
         </w:object>
       </w:r>
     </w:p>
@@ -5652,10 +5687,10 @@
       </w:pPr>
       <w:r>
         <w:object w:dxaOrig="27998" w:dyaOrig="8799" w14:anchorId="047B8D9A">
-          <v:shape id="_x0000_i1026" type="#_x0000_t75" style="width:477.8pt;height:149.6pt" o:ole="">
+          <v:shape id="_x0000_i1026" type="#_x0000_t75" style="width:477.6pt;height:149.4pt" o:ole="">
             <v:imagedata r:id="rId19" o:title=""/>
           </v:shape>
-          <o:OLEObject Type="Embed" ProgID="Excel.Sheet.12" ShapeID="_x0000_i1026" DrawAspect="Content" ObjectID="_1827650416" r:id="rId20"/>
+          <o:OLEObject Type="Embed" ProgID="Excel.Sheet.12" ShapeID="_x0000_i1026" DrawAspect="Content" ObjectID="_1830060827" r:id="rId20"/>
         </w:object>
       </w:r>
     </w:p>
@@ -6562,7 +6597,19 @@
         <w:rPr>
           <w:szCs w:val="16"/>
         </w:rPr>
-        <w:t>Como observaciones aclarar que la PCB3 ya se ha fabricado y que a día 28 se encuentra en envío.</w:t>
+        <w:t xml:space="preserve">Como observaciones </w:t>
+      </w:r>
+      <w:r>
+        <w:rPr>
+          <w:szCs w:val="16"/>
+        </w:rPr>
+        <w:t>hay que aclarar</w:t>
+      </w:r>
+      <w:r>
+        <w:rPr>
+          <w:szCs w:val="16"/>
+        </w:rPr>
+        <w:t xml:space="preserve"> que la PCB3 ya se ha fabricado y que a día 28 se encuentra en envío.</w:t>
       </w:r>
     </w:p>
     <w:p>
@@ -6764,10 +6811,13 @@
         <w:t xml:space="preserve"> continuado </w:t>
       </w:r>
       <w:r>
-        <w:t xml:space="preserve">con las UARTs </w:t>
-      </w:r>
-      <w:r>
-        <w:t xml:space="preserve"> y el SPI </w:t>
+        <w:t xml:space="preserve">con las </w:t>
+      </w:r>
+      <w:r>
+        <w:t>UARTs y</w:t>
+      </w:r>
+      <w:r>
+        <w:t xml:space="preserve"> el SPI </w:t>
       </w:r>
       <w:r>
         <w:t xml:space="preserve">necesarias para la comunicación </w:t>
@@ -6843,6 +6893,7 @@
       </w:pPr>
       <w:r>
         <w:rPr>
+          <w:noProof/>
           <w:szCs w:val="16"/>
         </w:rPr>
         <w:drawing>
@@ -6881,6 +6932,117 @@
           </wp:inline>
         </w:drawing>
       </w:r>
+    </w:p>
+    <w:p>
+      <w:pPr>
+        <w:spacing w:before="156"/>
+        <w:rPr>
+          <w:color w:val="585858"/>
+          <w:spacing w:val="7"/>
+          <w:sz w:val="28"/>
+        </w:rPr>
+      </w:pPr>
+      <w:r>
+        <w:rPr>
+          <w:color w:val="585858"/>
+          <w:spacing w:val="11"/>
+          <w:sz w:val="28"/>
+        </w:rPr>
+        <w:t>Semana</w:t>
+      </w:r>
+      <w:r>
+        <w:rPr>
+          <w:color w:val="585858"/>
+          <w:spacing w:val="35"/>
+          <w:sz w:val="28"/>
+        </w:rPr>
+        <w:t xml:space="preserve"> </w:t>
+      </w:r>
+      <w:r>
+        <w:rPr>
+          <w:color w:val="585858"/>
+          <w:spacing w:val="14"/>
+          <w:sz w:val="28"/>
+        </w:rPr>
+        <w:t>12/01-</w:t>
+      </w:r>
+      <w:r>
+        <w:rPr>
+          <w:color w:val="585858"/>
+          <w:spacing w:val="7"/>
+          <w:sz w:val="28"/>
+        </w:rPr>
+        <w:t>18/01</w:t>
+      </w:r>
+    </w:p>
+    <w:p>
+      <w:pPr>
+        <w:spacing w:before="156"/>
+        <w:jc w:val="both"/>
+      </w:pPr>
+      <w:r>
+        <w:t xml:space="preserve">Durante la clase del lunes se trabajó repasando los avances realizados en el proyecto, así como repartiendo las tareas restantes entre los 4 miembros del grupo (2h). Además, por la tarde Mario trabajó en la programación de los sensores necesarios para el </w:t>
+      </w:r>
+      <w:r>
+        <w:lastRenderedPageBreak/>
+        <w:t>proyecto (3h).</w:t>
+      </w:r>
+    </w:p>
+    <w:p>
+      <w:pPr>
+        <w:spacing w:before="156"/>
+        <w:jc w:val="both"/>
+      </w:pPr>
+      <w:r>
+        <w:t>Durante la tarde del martes</w:t>
+      </w:r>
+      <w:r>
+        <w:t xml:space="preserve"> Miguel y Clara estuvieron trabajando en la programación de las UARTS y SPI. Tras varias pruebas finalmente se detectó un fallo en una de las PCBs (4h).</w:t>
+      </w:r>
+    </w:p>
+    <w:p>
+      <w:pPr>
+        <w:spacing w:before="156"/>
+        <w:jc w:val="both"/>
+      </w:pPr>
+      <w:r>
+        <w:t>El miércoles Miguel, Víctor y Clara trabajaron brevemente comprobando el funcionamiento del Datalogger una vez sustituidas las placas problemáticas por unas nuevas (3h).</w:t>
+      </w:r>
+    </w:p>
+    <w:p>
+      <w:pPr>
+        <w:spacing w:before="156"/>
+        <w:jc w:val="both"/>
+      </w:pPr>
+      <w:r>
+        <w:t xml:space="preserve">El jueves Miguel trabajó por la tarde ajustando variables en el problema general y creando el script </w:t>
+      </w:r>
+      <w:r>
+        <w:t>del módulo LoRa</w:t>
+      </w:r>
+      <w:r>
+        <w:t>(4h)</w:t>
+      </w:r>
+      <w:r>
+        <w:t>.</w:t>
+      </w:r>
+    </w:p>
+    <w:p>
+      <w:pPr>
+        <w:spacing w:before="156"/>
+        <w:jc w:val="both"/>
+      </w:pPr>
+      <w:r>
+        <w:t>Durante la clase del viernes continuamos con la integración de los sensores y el módulo LoRa en el programa(2h).</w:t>
+      </w:r>
+    </w:p>
+    <w:p>
+      <w:pPr>
+        <w:spacing w:before="156"/>
+        <w:rPr>
+          <w:szCs w:val="16"/>
+        </w:rPr>
+      </w:pPr>
     </w:p>
     <w:sectPr>
       <w:pgSz w:w="11910" w:h="16840"/>
@@ -7750,7 +7912,6 @@
   <w:style w:type="character" w:default="1" w:styleId="Fuentedeprrafopredeter">
     <w:name w:val="Default Paragraph Font"/>
     <w:uiPriority w:val="1"/>
-    <w:semiHidden/>
     <w:unhideWhenUsed/>
   </w:style>
   <w:style w:type="table" w:default="1" w:styleId="Tablanormal">
